--- a/06-学生侧材料/讲义/6-有机化学/有机人名反应系统归类-超级充实版（自学完整）.docx
+++ b/06-学生侧材料/讲义/6-有机化学/有机人名反应系统归类-超级充实版（自学完整）.docx
@@ -2,7 +2,7 @@
 <file path=word/document.xml><?xml version="1.0" encoding="utf-8"?>
 <w:document xmlns:w="http://schemas.openxmlformats.org/wordprocessingml/2006/main" xmlns:m="http://schemas.openxmlformats.org/officeDocument/2006/math" xmlns:r="http://schemas.openxmlformats.org/officeDocument/2006/relationships" xmlns:o="urn:schemas-microsoft-com:office:office" xmlns:v="urn:schemas-microsoft-com:vml" xmlns:w10="urn:schemas-microsoft-com:office:word" xmlns:a="http://schemas.openxmlformats.org/drawingml/2006/main" xmlns:pic="http://schemas.openxmlformats.org/drawingml/2006/picture" xmlns:wp="http://schemas.openxmlformats.org/drawingml/2006/wordprocessingDrawing">
   <w:body>
-    <w:bookmarkStart w:id="67" w:name="第4-3讲有机人名反应系统归类"/>
+    <w:bookmarkStart w:id="89" w:name="第4-3讲有机人名反应系统归类"/>
     <w:p>
       <w:pPr>
         <w:pStyle w:val="Heading1"/>
@@ -675,7 +675,25 @@
         <w:rPr>
           <w:rFonts w:hint="eastAsia" w:ascii="Times New Roman" w:hAnsi="Times New Roman" w:eastAsia="FangSong" w:cs="Times New Roman"/>
         </w:rPr>
-        <w:t xml:space="preserve">跨族对比三大表</w:t>
+        <w:t xml:space="preserve">跨族对比与</w:t>
+      </w:r>
+      <w:r>
+        <w:rPr>
+          <w:rFonts w:ascii="Times New Roman" w:hAnsi="Times New Roman" w:eastAsia="Times New Roman" w:cs="Times New Roman"/>
+        </w:rPr>
+        <w:t xml:space="preserve"> </w:t>
+      </w:r>
+      <w:r>
+        <w:rPr>
+          <w:rFonts w:hint="eastAsia" w:ascii="Times New Roman" w:hAnsi="Times New Roman" w:eastAsia="Times New Roman" w:cs="Times New Roman"/>
+        </w:rPr>
+        <w:t>1,2-</w:t>
+      </w:r>
+      <w:r>
+        <w:rPr>
+          <w:rFonts w:hint="eastAsia" w:ascii="Times New Roman" w:hAnsi="Times New Roman" w:eastAsia="FangSong" w:cs="Times New Roman"/>
+        </w:rPr>
+        <w:t>迁移统一视图</w:t>
       </w:r>
     </w:p>
     <w:p>
@@ -1696,7 +1714,7 @@
           <w:b/>
           <w:bCs/>
         </w:rPr>
-        <w:t xml:space="preserve">考场上一紧张就串</w:t>
+        <w:t xml:space="preserve">考场压力下极易相互混淆</w:t>
       </w:r>
       <w:r>
         <w:rPr>
@@ -4062,7 +4080,7 @@
       </w:r>
     </w:p>
     <w:bookmarkEnd w:id="12"/>
-    <w:bookmarkStart w:id="16" w:name="三第1族碳正离子-12-迁移"/>
+    <w:bookmarkStart w:id="19" w:name="三第1族碳正离子-12-迁移"/>
     <w:p>
       <w:pPr>
         <w:pStyle w:val="Heading2"/>
@@ -4214,31 +4232,7 @@
           <w:b/>
           <w:bCs/>
         </w:rPr>
-        <w:t>正电荷转移到迁移基团</w:t>
-      </w:r>
-      <w:r>
-        <w:rPr>
-          <w:rFonts w:hint="eastAsia" w:ascii="Times New Roman" w:hAnsi="Times New Roman" w:eastAsia="Times New Roman" w:cs="Times New Roman"/>
-          <w:b/>
-          <w:bCs/>
-        </w:rPr>
-        <w:t>-origin</w:t>
-      </w:r>
-      <w:r>
-        <w:rPr>
-          <w:rFonts w:ascii="Times New Roman" w:hAnsi="Times New Roman" w:eastAsia="Times New Roman" w:cs="Times New Roman"/>
-          <w:b/>
-          <w:bCs/>
-        </w:rPr>
-        <w:t xml:space="preserve"> </w:t>
-      </w:r>
-      <w:r>
-        <w:rPr>
-          <w:rFonts w:hint="eastAsia" w:ascii="Times New Roman" w:hAnsi="Times New Roman" w:eastAsia="FangSong" w:cs="Times New Roman"/>
-          <w:b/>
-          <w:bCs/>
-        </w:rPr>
-        <w:t xml:space="preserve">端</w:t>
+        <w:t xml:space="preserve">正电荷转移到迁移基团的起始位置</w:t>
       </w:r>
       <w:r>
         <w:rPr>
@@ -4610,7 +4604,7 @@
       </w:r>
     </w:p>
     <w:bookmarkEnd w:id="13"/>
-    <w:bookmarkStart w:id="14" w:name="成员对比表"/>
+    <w:bookmarkStart w:id="17" w:name="成员对比表"/>
     <w:p>
       <w:pPr>
         <w:pStyle w:val="Heading3"/>
@@ -4825,7 +4819,7 @@
               <w:rPr>
                 <w:rFonts w:hint="eastAsia" w:ascii="Times New Roman" w:hAnsi="Times New Roman" w:eastAsia="FangSong" w:cs="Times New Roman"/>
               </w:rPr>
-              <w:t>先走</w:t>
+              <w:t>先离去</w:t>
             </w:r>
             <w:r>
               <w:rPr>
@@ -5542,33 +5536,45 @@
             </w:pPr>
             <w:r>
               <w:rPr>
-                <w:rFonts w:hint="eastAsia" w:ascii="Times New Roman" w:hAnsi="Times New Roman" w:eastAsia="FangSong" w:cs="Times New Roman"/>
-              </w:rPr>
-              <w:t xml:space="preserve">硅的</w:t>
-            </w:r>
-            <w:r>
-              <w:rPr>
                 <w:rFonts w:ascii="Times New Roman" w:hAnsi="Times New Roman" w:eastAsia="Times New Roman" w:cs="Times New Roman"/>
               </w:rPr>
-              <w:t xml:space="preserve"> </w:t>
+              <w:t xml:space="preserve">Si−O </w:t>
+            </w:r>
+            <w:r>
+              <w:rPr>
+                <w:rFonts w:hint="eastAsia" w:ascii="Times New Roman" w:hAnsi="Times New Roman" w:eastAsia="FangSong" w:cs="Times New Roman"/>
+              </w:rPr>
+              <w:t xml:space="preserve">键能高于</w:t>
+            </w:r>
+            <w:r>
+              <w:rPr>
+                <w:rFonts w:ascii="Times New Roman" w:hAnsi="Times New Roman" w:eastAsia="Times New Roman" w:cs="Times New Roman"/>
+              </w:rPr>
+              <w:t xml:space="preserve"> Si−C </w:t>
+            </w:r>
+            <w:r>
+              <w:rPr>
+                <w:rFonts w:hint="eastAsia" w:ascii="Times New Roman" w:hAnsi="Times New Roman" w:eastAsia="FangSong" w:cs="Times New Roman"/>
+              </w:rPr>
+              <w:t>键能</w:t>
             </w:r>
             <w:r>
               <w:rPr>
                 <w:rFonts w:hint="eastAsia" w:ascii="Times New Roman" w:hAnsi="Times New Roman" w:eastAsia="Times New Roman" w:cs="Times New Roman"/>
               </w:rPr>
-              <w:t>β-</w:t>
-            </w:r>
-            <w:r>
-              <w:rPr>
-                <w:rFonts w:hint="eastAsia" w:ascii="Times New Roman" w:hAnsi="Times New Roman" w:eastAsia="FangSong" w:cs="Times New Roman"/>
-              </w:rPr>
-              <w:t>硅效应</w:t>
+              <w:t>（</w:t>
+            </w:r>
+            <w:r>
+              <w:rPr>
+                <w:rFonts w:hint="eastAsia" w:ascii="Times New Roman" w:hAnsi="Times New Roman" w:eastAsia="FangSong" w:cs="Times New Roman"/>
+              </w:rPr>
+              <w:t>热力学驱动</w:t>
             </w:r>
             <w:r>
               <w:rPr>
                 <w:rFonts w:hint="eastAsia" w:ascii="Times New Roman" w:hAnsi="Times New Roman" w:eastAsia="Times New Roman" w:cs="Times New Roman"/>
               </w:rPr>
-              <w:t>；C→O</w:t>
+              <w:t>）；C→O</w:t>
             </w:r>
             <w:r>
               <w:rPr>
@@ -5719,8 +5725,369 @@
         </w:tc>
       </w:tr>
     </w:tbl>
-    <w:bookmarkEnd w:id="14"/>
-    <w:bookmarkStart w:id="15" w:name="一眼识别与高频误区"/>
+    <w:p>
+      <w:pPr>
+        <w:pStyle w:val="BodyText"/>
+        <w:spacing w:before="160" w:after="80"/>
+        <w:jc w:val="center"/>
+      </w:pPr>
+      <w:r>
+        <w:rPr>
+          <w:rFonts w:ascii="Times New Roman" w:hAnsi="Times New Roman" w:eastAsia="Times New Roman" w:cs="Times New Roman"/>
+        </w:rPr>
+        <w:drawing>
+          <wp:inline>
+            <wp:extent cx="3600000" cy="1224665"/>
+            <wp:effectExtent b="0" l="0" r="0" t="0"/>
+            <wp:docPr descr="" title="" id="15" name="Picture"/>
+            <a:graphic>
+              <a:graphicData uri="http://schemas.openxmlformats.org/drawingml/2006/picture">
+                <pic:pic>
+                  <pic:nvPicPr>
+                    <pic:cNvPr descr="aa60221bd3aa1a7e22f42195674661fdc609f131f38f87cbaa45cfcd7dfcdf2e.jpg" id="16" name="Picture"/>
+                    <pic:cNvPicPr>
+                      <a:picLocks noChangeArrowheads="1" noChangeAspect="1"/>
+                    </pic:cNvPicPr>
+                  </pic:nvPicPr>
+                  <pic:blipFill>
+                    <a:blip r:embed="rId14"/>
+                    <a:stretch>
+                      <a:fillRect/>
+                    </a:stretch>
+                  </pic:blipFill>
+                  <pic:spPr bwMode="auto">
+                    <a:xfrm>
+                      <a:off x="0" y="0"/>
+                      <a:ext cx="3600000" cy="1224665"/>
+                    </a:xfrm>
+                    <a:prstGeom prst="rect">
+                      <a:avLst/>
+                    </a:prstGeom>
+                    <a:noFill/>
+                    <a:ln w="9525">
+                      <a:noFill/>
+                      <a:headEnd/>
+                      <a:tailEnd/>
+                    </a:ln>
+                  </pic:spPr>
+                </pic:pic>
+              </a:graphicData>
+            </a:graphic>
+          </wp:inline>
+        </w:drawing>
+      </w:r>
+    </w:p>
+    <w:p>
+      <w:pPr>
+        <w:pStyle w:val="BodyText"/>
+        <w:spacing w:before="40" w:after="160"/>
+        <w:jc w:val="center"/>
+      </w:pPr>
+      <w:r>
+        <w:rPr>
+          <w:rFonts w:hint="eastAsia" w:ascii="Times New Roman" w:hAnsi="Times New Roman" w:eastAsia="FangSong" w:cs="Times New Roman"/>
+          <w:b w:val="0"/>
+          <w:i w:val="0"/>
+          <w:iCs/>
+          <w:sz w:val="21"/>
+        </w:rPr>
+        <w:t xml:space="preserve">图</w:t>
+      </w:r>
+      <w:r>
+        <w:rPr>
+          <w:rFonts w:ascii="Times New Roman" w:hAnsi="Times New Roman" w:eastAsia="FangSong" w:cs="Times New Roman"/>
+          <w:b w:val="0"/>
+          <w:i w:val="0"/>
+          <w:iCs/>
+          <w:sz w:val="21"/>
+        </w:rPr>
+        <w:t xml:space="preserve"> 1　</w:t>
+      </w:r>
+      <w:r>
+        <w:rPr>
+          <w:rFonts w:hint="eastAsia" w:ascii="Times New Roman" w:hAnsi="Times New Roman" w:eastAsia="FangSong" w:cs="Times New Roman"/>
+          <w:b w:val="0"/>
+          <w:i w:val="0"/>
+          <w:iCs/>
+          <w:sz w:val="21"/>
+        </w:rPr>
+        <w:t>频哪醇重排与半频哪醇重排双路线对比</w:t>
+      </w:r>
+      <w:r>
+        <w:rPr>
+          <w:rFonts w:hint="eastAsia" w:ascii="Times New Roman" w:hAnsi="Times New Roman" w:eastAsia="FangSong" w:cs="Times New Roman"/>
+          <w:b w:val="0"/>
+          <w:i w:val="0"/>
+          <w:iCs/>
+          <w:sz w:val="21"/>
+        </w:rPr>
+        <w:t>（Clayden</w:t>
+      </w:r>
+      <w:r>
+        <w:rPr>
+          <w:rFonts w:ascii="Times New Roman" w:hAnsi="Times New Roman" w:eastAsia="FangSong" w:cs="Times New Roman"/>
+          <w:b w:val="0"/>
+          <w:i w:val="0"/>
+          <w:iCs/>
+          <w:sz w:val="21"/>
+        </w:rPr>
+        <w:t xml:space="preserve"> </w:t>
+      </w:r>
+      <w:r>
+        <w:rPr>
+          <w:rFonts w:hint="eastAsia" w:ascii="Times New Roman" w:hAnsi="Times New Roman" w:eastAsia="FangSong" w:cs="Times New Roman"/>
+          <w:b w:val="0"/>
+          <w:i w:val="0"/>
+          <w:iCs/>
+          <w:sz w:val="21"/>
+        </w:rPr>
+        <w:t>中文版</w:t>
+      </w:r>
+      <w:r>
+        <w:rPr>
+          <w:rFonts w:hint="eastAsia" w:ascii="Times New Roman" w:hAnsi="Times New Roman" w:eastAsia="FangSong" w:cs="Times New Roman"/>
+          <w:b w:val="0"/>
+          <w:i w:val="0"/>
+          <w:iCs/>
+          <w:sz w:val="21"/>
+        </w:rPr>
+        <w:t>）：</w:t>
+      </w:r>
+      <w:r>
+        <w:rPr>
+          <w:rFonts w:hint="eastAsia" w:ascii="Times New Roman" w:hAnsi="Times New Roman" w:eastAsia="FangSong" w:cs="Times New Roman"/>
+          <w:b w:val="0"/>
+          <w:i w:val="0"/>
+          <w:iCs/>
+          <w:sz w:val="21"/>
+        </w:rPr>
+        <w:t>上半为半频哪醇路线</w:t>
+      </w:r>
+      <w:r>
+        <w:rPr>
+          <w:rFonts w:hint="eastAsia" w:ascii="Times New Roman" w:hAnsi="Times New Roman" w:eastAsia="FangSong" w:cs="Times New Roman"/>
+          <w:b w:val="0"/>
+          <w:i w:val="0"/>
+          <w:iCs/>
+          <w:sz w:val="21"/>
+        </w:rPr>
+        <w:t>（β-</w:t>
+      </w:r>
+      <w:r>
+        <w:rPr>
+          <w:rFonts w:hint="eastAsia" w:ascii="Times New Roman" w:hAnsi="Times New Roman" w:eastAsia="FangSong" w:cs="Times New Roman"/>
+          <w:b w:val="0"/>
+          <w:i w:val="0"/>
+          <w:iCs/>
+          <w:sz w:val="21"/>
+        </w:rPr>
+        <w:t>羟基对甲苯磺酸酯</w:t>
+      </w:r>
+      <w:r>
+        <w:rPr>
+          <w:rFonts w:hint="eastAsia" w:ascii="Times New Roman" w:hAnsi="Times New Roman" w:eastAsia="FangSong" w:cs="Times New Roman"/>
+          <w:b w:val="0"/>
+          <w:i w:val="0"/>
+          <w:iCs/>
+          <w:sz w:val="21"/>
+        </w:rPr>
+        <w:t>，</w:t>
+      </w:r>
+      <w:r>
+        <w:rPr>
+          <w:rFonts w:hint="eastAsia" w:ascii="Times New Roman" w:hAnsi="Times New Roman" w:eastAsia="FangSong" w:cs="Times New Roman"/>
+          <w:b w:val="0"/>
+          <w:i w:val="0"/>
+          <w:iCs/>
+          <w:sz w:val="21"/>
+        </w:rPr>
+        <w:t>离去基预先装好</w:t>
+      </w:r>
+      <w:r>
+        <w:rPr>
+          <w:rFonts w:hint="eastAsia" w:ascii="Times New Roman" w:hAnsi="Times New Roman" w:eastAsia="FangSong" w:cs="Times New Roman"/>
+          <w:b w:val="0"/>
+          <w:i w:val="0"/>
+          <w:iCs/>
+          <w:sz w:val="21"/>
+        </w:rPr>
+        <w:t>），</w:t>
+      </w:r>
+      <w:r>
+        <w:rPr>
+          <w:rFonts w:hint="eastAsia" w:ascii="Times New Roman" w:hAnsi="Times New Roman" w:eastAsia="FangSong" w:cs="Times New Roman"/>
+          <w:b w:val="0"/>
+          <w:i w:val="0"/>
+          <w:iCs/>
+          <w:sz w:val="21"/>
+        </w:rPr>
+        <w:t>下半为经典频哪醇路线</w:t>
+      </w:r>
+      <w:r>
+        <w:rPr>
+          <w:rFonts w:hint="eastAsia" w:ascii="Times New Roman" w:hAnsi="Times New Roman" w:eastAsia="FangSong" w:cs="Times New Roman"/>
+          <w:b w:val="0"/>
+          <w:i w:val="0"/>
+          <w:iCs/>
+          <w:sz w:val="21"/>
+        </w:rPr>
+        <w:t>（</w:t>
+      </w:r>
+      <w:r>
+        <w:rPr>
+          <w:rFonts w:hint="eastAsia" w:ascii="Times New Roman" w:hAnsi="Times New Roman" w:eastAsia="FangSong" w:cs="Times New Roman"/>
+          <w:b w:val="0"/>
+          <w:i w:val="0"/>
+          <w:iCs/>
+          <w:sz w:val="21"/>
+        </w:rPr>
+        <w:t>酸下质子化离去造</w:t>
+      </w:r>
+      <w:r>
+        <w:rPr>
+          <w:rFonts w:ascii="Times New Roman" w:hAnsi="Times New Roman" w:eastAsia="FangSong" w:cs="Times New Roman"/>
+          <w:b w:val="0"/>
+          <w:i w:val="0"/>
+          <w:iCs/>
+          <w:sz w:val="21"/>
+        </w:rPr>
+        <w:t xml:space="preserve"> </w:t>
+      </w:r>
+      <w:r>
+        <w:rPr>
+          <w:rFonts w:hint="eastAsia" w:ascii="Times New Roman" w:hAnsi="Times New Roman" w:eastAsia="FangSong" w:cs="Times New Roman"/>
+          <w:b w:val="0"/>
+          <w:i w:val="0"/>
+          <w:iCs/>
+          <w:sz w:val="21"/>
+        </w:rPr>
+        <w:t>C</w:t>
+      </w:r>
+      <w:r>
+        <w:rPr>
+          <w:rFonts w:hint="eastAsia" w:ascii="Times New Roman" w:hAnsi="Times New Roman" w:eastAsia="FangSong" w:cs="Times New Roman"/>
+          <w:b w:val="0"/>
+          <w:i w:val="0"/>
+          <w:iCs/>
+          <w:sz w:val="21"/>
+          <w:vertAlign w:val="superscript"/>
+        </w:rPr>
+        <w:t>+</w:t>
+      </w:r>
+      <w:r>
+        <w:rPr>
+          <w:rFonts w:hint="eastAsia" w:ascii="Times New Roman" w:hAnsi="Times New Roman" w:eastAsia="FangSong" w:cs="Times New Roman"/>
+          <w:b w:val="0"/>
+          <w:i w:val="0"/>
+          <w:iCs/>
+          <w:sz w:val="21"/>
+        </w:rPr>
+        <w:t>）——</w:t>
+      </w:r>
+      <w:r>
+        <w:rPr>
+          <w:rFonts w:hint="eastAsia" w:ascii="Times New Roman" w:hAnsi="Times New Roman" w:eastAsia="FangSong" w:cs="Times New Roman"/>
+          <w:b w:val="0"/>
+          <w:i w:val="0"/>
+          <w:iCs/>
+          <w:sz w:val="21"/>
+        </w:rPr>
+        <w:t>同一台</w:t>
+      </w:r>
+      <w:r>
+        <w:rPr>
+          <w:rFonts w:hint="eastAsia" w:ascii="Times New Roman" w:hAnsi="Times New Roman" w:eastAsia="FangSong" w:cs="Times New Roman"/>
+          <w:b w:val="0"/>
+          <w:i w:val="0"/>
+          <w:iCs/>
+          <w:sz w:val="21"/>
+        </w:rPr>
+        <w:t>”1,2-</w:t>
+      </w:r>
+      <w:r>
+        <w:rPr>
+          <w:rFonts w:hint="eastAsia" w:ascii="Times New Roman" w:hAnsi="Times New Roman" w:eastAsia="FangSong" w:cs="Times New Roman"/>
+          <w:b w:val="0"/>
+          <w:i w:val="0"/>
+          <w:iCs/>
+          <w:sz w:val="21"/>
+        </w:rPr>
+        <w:t>迁移引擎</w:t>
+      </w:r>
+      <w:r>
+        <w:rPr>
+          <w:rFonts w:hint="eastAsia" w:ascii="Times New Roman" w:hAnsi="Times New Roman" w:eastAsia="FangSong" w:cs="Times New Roman"/>
+          <w:b w:val="0"/>
+          <w:i w:val="0"/>
+          <w:iCs/>
+          <w:sz w:val="21"/>
+        </w:rPr>
+        <w:t>”，</w:t>
+      </w:r>
+      <w:r>
+        <w:rPr>
+          <w:rFonts w:hint="eastAsia" w:ascii="Times New Roman" w:hAnsi="Times New Roman" w:eastAsia="FangSong" w:cs="Times New Roman"/>
+          <w:b w:val="0"/>
+          <w:i w:val="0"/>
+          <w:iCs/>
+          <w:sz w:val="21"/>
+        </w:rPr>
+        <w:t>仅</w:t>
+      </w:r>
+      <w:r>
+        <w:rPr>
+          <w:rFonts w:ascii="Times New Roman" w:hAnsi="Times New Roman" w:eastAsia="FangSong" w:cs="Times New Roman"/>
+          <w:b w:val="0"/>
+          <w:i w:val="0"/>
+          <w:iCs/>
+          <w:sz w:val="21"/>
+        </w:rPr>
+        <w:t xml:space="preserve"> C</w:t>
+      </w:r>
+      <w:r>
+        <w:rPr>
+          <w:rFonts w:ascii="Times New Roman" w:hAnsi="Times New Roman" w:eastAsia="FangSong" w:cs="Times New Roman"/>
+          <w:b w:val="0"/>
+          <w:i w:val="0"/>
+          <w:iCs/>
+          <w:sz w:val="21"/>
+          <w:vertAlign w:val="superscript"/>
+        </w:rPr>
+        <w:t>+</w:t>
+      </w:r>
+      <w:r>
+        <w:rPr>
+          <w:rFonts w:ascii="Times New Roman" w:hAnsi="Times New Roman" w:eastAsia="FangSong" w:cs="Times New Roman"/>
+          <w:b w:val="0"/>
+          <w:i w:val="0"/>
+          <w:iCs/>
+          <w:sz w:val="21"/>
+        </w:rPr>
+        <w:t xml:space="preserve"> </w:t>
+      </w:r>
+      <w:r>
+        <w:rPr>
+          <w:rFonts w:hint="eastAsia" w:ascii="Times New Roman" w:hAnsi="Times New Roman" w:eastAsia="FangSong" w:cs="Times New Roman"/>
+          <w:b w:val="0"/>
+          <w:i w:val="0"/>
+          <w:iCs/>
+          <w:sz w:val="21"/>
+        </w:rPr>
+        <w:t>来源不同</w:t>
+      </w:r>
+      <w:r>
+        <w:rPr>
+          <w:rFonts w:hint="eastAsia" w:ascii="Times New Roman" w:hAnsi="Times New Roman" w:eastAsia="FangSong" w:cs="Times New Roman"/>
+          <w:b w:val="0"/>
+          <w:i w:val="0"/>
+          <w:iCs/>
+          <w:sz w:val="21"/>
+        </w:rPr>
+        <w:t>。</w:t>
+      </w:r>
+    </w:p>
+    <w:bookmarkEnd w:id="17"/>
+    <w:bookmarkStart w:id="18" w:name="一眼识别与高频误区"/>
     <w:p>
       <w:pPr>
         <w:pStyle w:val="Heading3"/>
@@ -6158,9 +6525,9 @@
         </w:pict>
       </w:r>
     </w:p>
-    <w:bookmarkEnd w:id="15"/>
-    <w:bookmarkEnd w:id="16"/>
-    <w:bookmarkStart w:id="20" w:name="四第2族缺电子氮重排"/>
+    <w:bookmarkEnd w:id="18"/>
+    <w:bookmarkEnd w:id="19"/>
+    <w:bookmarkStart w:id="26" w:name="四第2族缺电子氮重排"/>
     <w:p>
       <w:pPr>
         <w:pStyle w:val="Heading2"/>
@@ -6209,7 +6576,7 @@
         <w:t>缺电子氮重排</w:t>
       </w:r>
     </w:p>
-    <w:bookmarkStart w:id="17" w:name="统一机理-1"/>
+    <w:bookmarkStart w:id="20" w:name="统一机理-1"/>
     <w:p>
       <w:pPr>
         <w:pStyle w:val="Heading3"/>
@@ -6733,39 +7100,7 @@
         <w:rPr>
           <w:rFonts w:hint="eastAsia" w:ascii="Times New Roman" w:hAnsi="Times New Roman" w:eastAsia="FangSong" w:cs="Times New Roman"/>
         </w:rPr>
-        <w:t>羰基碳以</w:t>
-      </w:r>
-      <w:r>
-        <w:rPr>
-          <w:rFonts w:ascii="Times New Roman" w:hAnsi="Times New Roman" w:eastAsia="Times New Roman" w:cs="Times New Roman"/>
-        </w:rPr>
-        <w:t xml:space="preserve"> CO</w:t>
-      </w:r>
-      <w:r>
-        <w:rPr>
-          <w:rFonts w:ascii="Times New Roman" w:hAnsi="Times New Roman" w:eastAsia="Times New Roman" w:cs="Times New Roman"/>
-          <w:vertAlign w:val="subscript"/>
-        </w:rPr>
-        <w:t>3</w:t>
-      </w:r>
-      <w:r>
-        <w:rPr>
-          <w:rFonts w:ascii="Times New Roman" w:hAnsi="Times New Roman" w:eastAsia="Times New Roman" w:cs="Times New Roman"/>
-          <w:vertAlign w:val="superscript"/>
-        </w:rPr>
-        <w:t>2-</w:t>
-      </w:r>
-      <w:r>
-        <w:rPr>
-          <w:rFonts w:ascii="Times New Roman" w:hAnsi="Times New Roman" w:eastAsia="Times New Roman" w:cs="Times New Roman"/>
-        </w:rPr>
-        <w:t xml:space="preserve"> </w:t>
-      </w:r>
-      <w:r>
-        <w:rPr>
-          <w:rFonts w:hint="eastAsia" w:ascii="Times New Roman" w:hAnsi="Times New Roman" w:eastAsia="FangSong" w:cs="Times New Roman"/>
-        </w:rPr>
-        <w:t>形式掉走</w:t>
+        <w:t>羰基碳以碳酸盐形式离去</w:t>
       </w:r>
       <w:r>
         <w:rPr>
@@ -6774,8 +7109,8 @@
         <w:t>）。</w:t>
       </w:r>
     </w:p>
-    <w:bookmarkEnd w:id="17"/>
-    <w:bookmarkStart w:id="18" w:name="成员对比表-1"/>
+    <w:bookmarkEnd w:id="20"/>
+    <w:bookmarkStart w:id="24" w:name="成员对比表-1"/>
     <w:p>
       <w:pPr>
         <w:pStyle w:val="Heading3"/>
@@ -7435,7 +7770,7 @@
               <w:rPr>
                 <w:rFonts w:hint="eastAsia" w:ascii="Times New Roman" w:hAnsi="Times New Roman" w:eastAsia="FangSong" w:cs="Times New Roman"/>
               </w:rPr>
-              <w:t xml:space="preserve">底物为酮时与</w:t>
+              <w:t xml:space="preserve">酮底物与</w:t>
             </w:r>
             <w:r>
               <w:rPr>
@@ -7447,19 +7782,73 @@
               <w:rPr>
                 <w:rFonts w:hint="eastAsia" w:ascii="Times New Roman" w:hAnsi="Times New Roman" w:eastAsia="FangSong" w:cs="Times New Roman"/>
               </w:rPr>
-              <w:t>条件竞争</w:t>
+              <w:t>条件相近</w:t>
             </w:r>
             <w:r>
               <w:rPr>
                 <w:rFonts w:hint="eastAsia" w:ascii="Times New Roman" w:hAnsi="Times New Roman" w:eastAsia="Times New Roman" w:cs="Times New Roman"/>
               </w:rPr>
-              <w:t>，</w:t>
-            </w:r>
-            <w:r>
-              <w:rPr>
-                <w:rFonts w:hint="eastAsia" w:ascii="Times New Roman" w:hAnsi="Times New Roman" w:eastAsia="FangSong" w:cs="Times New Roman"/>
-              </w:rPr>
-              <w:t>注意区分</w:t>
+              <w:t>：</w:t>
+            </w:r>
+            <w:r>
+              <w:rPr>
+                <w:rFonts w:hint="eastAsia" w:ascii="Times New Roman" w:hAnsi="Times New Roman" w:eastAsia="FangSong" w:cs="Times New Roman"/>
+              </w:rPr>
+              <w:t>插入</w:t>
+            </w:r>
+            <w:r>
+              <w:rPr>
+                <w:rFonts w:ascii="Times New Roman" w:hAnsi="Times New Roman" w:eastAsia="Times New Roman" w:cs="Times New Roman"/>
+              </w:rPr>
+              <w:t xml:space="preserve"> N </w:t>
+            </w:r>
+            <w:r>
+              <w:rPr>
+                <w:rFonts w:hint="eastAsia" w:ascii="Times New Roman" w:hAnsi="Times New Roman" w:eastAsia="FangSong" w:cs="Times New Roman"/>
+              </w:rPr>
+              <w:t>得酰胺</w:t>
+            </w:r>
+            <w:r>
+              <w:rPr>
+                <w:rFonts w:hint="eastAsia" w:ascii="Times New Roman" w:hAnsi="Times New Roman" w:eastAsia="Times New Roman" w:cs="Times New Roman"/>
+              </w:rPr>
+              <w:t>（B-V</w:t>
+            </w:r>
+            <w:r>
+              <w:rPr>
+                <w:rFonts w:ascii="Times New Roman" w:hAnsi="Times New Roman" w:eastAsia="Times New Roman" w:cs="Times New Roman"/>
+              </w:rPr>
+              <w:t xml:space="preserve"> </w:t>
+            </w:r>
+            <w:r>
+              <w:rPr>
+                <w:rFonts w:hint="eastAsia" w:ascii="Times New Roman" w:hAnsi="Times New Roman" w:eastAsia="FangSong" w:cs="Times New Roman"/>
+              </w:rPr>
+              <w:t xml:space="preserve">插</w:t>
+            </w:r>
+            <w:r>
+              <w:rPr>
+                <w:rFonts w:ascii="Times New Roman" w:hAnsi="Times New Roman" w:eastAsia="Times New Roman" w:cs="Times New Roman"/>
+              </w:rPr>
+              <w:t xml:space="preserve"> O </w:t>
+            </w:r>
+            <w:r>
+              <w:rPr>
+                <w:rFonts w:hint="eastAsia" w:ascii="Times New Roman" w:hAnsi="Times New Roman" w:eastAsia="FangSong" w:cs="Times New Roman"/>
+              </w:rPr>
+              <w:t>得酯</w:t>
+            </w:r>
+            <w:r>
+              <w:rPr>
+                <w:rFonts w:hint="eastAsia" w:ascii="Times New Roman" w:hAnsi="Times New Roman" w:eastAsia="Times New Roman" w:cs="Times New Roman"/>
+              </w:rPr>
+              <w:t>），</w:t>
+            </w:r>
+            <w:r>
+              <w:rPr>
+                <w:rFonts w:hint="eastAsia" w:ascii="Times New Roman" w:hAnsi="Times New Roman" w:eastAsia="FangSong" w:cs="Times New Roman"/>
+              </w:rPr>
+              <w:t>按试剂是否含叠氮区分</w:t>
             </w:r>
           </w:p>
         </w:tc>
@@ -7566,8 +7955,347 @@
         </w:tc>
       </w:tr>
     </w:tbl>
-    <w:bookmarkEnd w:id="18"/>
-    <w:bookmarkStart w:id="19" w:name="一眼识别与高频误区-1"/>
+    <w:p>
+      <w:pPr>
+        <w:pStyle w:val="BodyText"/>
+        <w:spacing w:before="160" w:after="80"/>
+        <w:jc w:val="center"/>
+      </w:pPr>
+      <w:r>
+        <w:rPr>
+          <w:rFonts w:ascii="Times New Roman" w:hAnsi="Times New Roman" w:eastAsia="Times New Roman" w:cs="Times New Roman"/>
+        </w:rPr>
+        <w:drawing>
+          <wp:inline>
+            <wp:extent cx="3600000" cy="1462365"/>
+            <wp:effectExtent b="0" l="0" r="0" t="0"/>
+            <wp:docPr descr="" title="" id="22" name="Picture"/>
+            <a:graphic>
+              <a:graphicData uri="http://schemas.openxmlformats.org/drawingml/2006/picture">
+                <pic:pic>
+                  <pic:nvPicPr>
+                    <pic:cNvPr descr="7c48dc79d55d71ed9793186a0ab3e84c31127639ae61922f79e8ddede72fdfef.jpg" id="23" name="Picture"/>
+                    <pic:cNvPicPr>
+                      <a:picLocks noChangeArrowheads="1" noChangeAspect="1"/>
+                    </pic:cNvPicPr>
+                  </pic:nvPicPr>
+                  <pic:blipFill>
+                    <a:blip r:embed="rId21"/>
+                    <a:stretch>
+                      <a:fillRect/>
+                    </a:stretch>
+                  </pic:blipFill>
+                  <pic:spPr bwMode="auto">
+                    <a:xfrm>
+                      <a:off x="0" y="0"/>
+                      <a:ext cx="3600000" cy="1462365"/>
+                    </a:xfrm>
+                    <a:prstGeom prst="rect">
+                      <a:avLst/>
+                    </a:prstGeom>
+                    <a:noFill/>
+                    <a:ln w="9525">
+                      <a:noFill/>
+                      <a:headEnd/>
+                      <a:tailEnd/>
+                    </a:ln>
+                  </pic:spPr>
+                </pic:pic>
+              </a:graphicData>
+            </a:graphic>
+          </wp:inline>
+        </w:drawing>
+      </w:r>
+    </w:p>
+    <w:p>
+      <w:pPr>
+        <w:pStyle w:val="BodyText"/>
+        <w:spacing w:before="40" w:after="160"/>
+        <w:jc w:val="center"/>
+      </w:pPr>
+      <w:r>
+        <w:rPr>
+          <w:rFonts w:hint="eastAsia" w:ascii="Times New Roman" w:hAnsi="Times New Roman" w:eastAsia="FangSong" w:cs="Times New Roman"/>
+          <w:b w:val="0"/>
+          <w:i w:val="0"/>
+          <w:iCs/>
+          <w:sz w:val="21"/>
+        </w:rPr>
+        <w:t xml:space="preserve">图</w:t>
+      </w:r>
+      <w:r>
+        <w:rPr>
+          <w:rFonts w:ascii="Times New Roman" w:hAnsi="Times New Roman" w:eastAsia="FangSong" w:cs="Times New Roman"/>
+          <w:b w:val="0"/>
+          <w:i w:val="0"/>
+          <w:iCs/>
+          <w:sz w:val="21"/>
+        </w:rPr>
+        <w:t xml:space="preserve"> 2　Beckmann </w:t>
+      </w:r>
+      <w:r>
+        <w:rPr>
+          <w:rFonts w:hint="eastAsia" w:ascii="Times New Roman" w:hAnsi="Times New Roman" w:eastAsia="FangSong" w:cs="Times New Roman"/>
+          <w:b w:val="0"/>
+          <w:i w:val="0"/>
+          <w:iCs/>
+          <w:sz w:val="21"/>
+        </w:rPr>
+        <w:t>重排的立体特异性</w:t>
+      </w:r>
+      <w:r>
+        <w:rPr>
+          <w:rFonts w:hint="eastAsia" w:ascii="Times New Roman" w:hAnsi="Times New Roman" w:eastAsia="FangSong" w:cs="Times New Roman"/>
+          <w:b w:val="0"/>
+          <w:i w:val="0"/>
+          <w:iCs/>
+          <w:sz w:val="21"/>
+        </w:rPr>
+        <w:t>（Clayden</w:t>
+      </w:r>
+      <w:r>
+        <w:rPr>
+          <w:rFonts w:ascii="Times New Roman" w:hAnsi="Times New Roman" w:eastAsia="FangSong" w:cs="Times New Roman"/>
+          <w:b w:val="0"/>
+          <w:i w:val="0"/>
+          <w:iCs/>
+          <w:sz w:val="21"/>
+        </w:rPr>
+        <w:t xml:space="preserve"> </w:t>
+      </w:r>
+      <w:r>
+        <w:rPr>
+          <w:rFonts w:hint="eastAsia" w:ascii="Times New Roman" w:hAnsi="Times New Roman" w:eastAsia="FangSong" w:cs="Times New Roman"/>
+          <w:b w:val="0"/>
+          <w:i w:val="0"/>
+          <w:iCs/>
+          <w:sz w:val="21"/>
+        </w:rPr>
+        <w:t>中文版</w:t>
+      </w:r>
+      <w:r>
+        <w:rPr>
+          <w:rFonts w:hint="eastAsia" w:ascii="Times New Roman" w:hAnsi="Times New Roman" w:eastAsia="FangSong" w:cs="Times New Roman"/>
+          <w:b w:val="0"/>
+          <w:i w:val="0"/>
+          <w:iCs/>
+          <w:sz w:val="21"/>
+        </w:rPr>
+        <w:t>）：3-</w:t>
+      </w:r>
+      <w:r>
+        <w:rPr>
+          <w:rFonts w:hint="eastAsia" w:ascii="Times New Roman" w:hAnsi="Times New Roman" w:eastAsia="FangSong" w:cs="Times New Roman"/>
+          <w:b w:val="0"/>
+          <w:i w:val="0"/>
+          <w:iCs/>
+          <w:sz w:val="21"/>
+        </w:rPr>
+        <w:t>甲基</w:t>
+      </w:r>
+      <w:r>
+        <w:rPr>
+          <w:rFonts w:hint="eastAsia" w:ascii="Times New Roman" w:hAnsi="Times New Roman" w:eastAsia="FangSong" w:cs="Times New Roman"/>
+          <w:b w:val="0"/>
+          <w:i w:val="0"/>
+          <w:iCs/>
+          <w:sz w:val="21"/>
+        </w:rPr>
+        <w:t>-2-</w:t>
+      </w:r>
+      <w:r>
+        <w:rPr>
+          <w:rFonts w:hint="eastAsia" w:ascii="Times New Roman" w:hAnsi="Times New Roman" w:eastAsia="FangSong" w:cs="Times New Roman"/>
+          <w:b w:val="0"/>
+          <w:i w:val="0"/>
+          <w:iCs/>
+          <w:sz w:val="21"/>
+        </w:rPr>
+        <w:t>丁酮肟以</w:t>
+      </w:r>
+      <w:r>
+        <w:rPr>
+          <w:rFonts w:ascii="Times New Roman" w:hAnsi="Times New Roman" w:eastAsia="FangSong" w:cs="Times New Roman"/>
+          <w:b w:val="0"/>
+          <w:i w:val="0"/>
+          <w:iCs/>
+          <w:sz w:val="21"/>
+        </w:rPr>
+        <w:t xml:space="preserve"> 86:14 </w:t>
+      </w:r>
+      <w:r>
+        <w:rPr>
+          <w:rFonts w:hint="eastAsia" w:ascii="Times New Roman" w:hAnsi="Times New Roman" w:eastAsia="FangSong" w:cs="Times New Roman"/>
+          <w:b w:val="0"/>
+          <w:i w:val="0"/>
+          <w:iCs/>
+          <w:sz w:val="21"/>
+        </w:rPr>
+        <w:t xml:space="preserve">生成</w:t>
+      </w:r>
+      <w:r>
+        <w:rPr>
+          <w:rFonts w:ascii="Times New Roman" w:hAnsi="Times New Roman" w:eastAsia="FangSong" w:cs="Times New Roman"/>
+          <w:b w:val="0"/>
+          <w:i w:val="0"/>
+          <w:iCs/>
+          <w:sz w:val="21"/>
+        </w:rPr>
+        <w:t xml:space="preserve"> E/Z </w:t>
+      </w:r>
+      <w:r>
+        <w:rPr>
+          <w:rFonts w:hint="eastAsia" w:ascii="Times New Roman" w:hAnsi="Times New Roman" w:eastAsia="FangSong" w:cs="Times New Roman"/>
+          <w:b w:val="0"/>
+          <w:i w:val="0"/>
+          <w:iCs/>
+          <w:sz w:val="21"/>
+        </w:rPr>
+        <w:t>几何异构体</w:t>
+      </w:r>
+      <w:r>
+        <w:rPr>
+          <w:rFonts w:hint="eastAsia" w:ascii="Times New Roman" w:hAnsi="Times New Roman" w:eastAsia="FangSong" w:cs="Times New Roman"/>
+          <w:b w:val="0"/>
+          <w:i w:val="0"/>
+          <w:iCs/>
+          <w:sz w:val="21"/>
+        </w:rPr>
+        <w:t>，</w:t>
+      </w:r>
+      <w:r>
+        <w:rPr>
+          <w:rFonts w:hint="eastAsia" w:ascii="Times New Roman" w:hAnsi="Times New Roman" w:eastAsia="FangSong" w:cs="Times New Roman"/>
+          <w:b w:val="0"/>
+          <w:i w:val="0"/>
+          <w:iCs/>
+          <w:sz w:val="21"/>
+        </w:rPr>
+        <w:t>每种异构体只迁移与</w:t>
+      </w:r>
+      <w:r>
+        <w:rPr>
+          <w:rFonts w:ascii="Times New Roman" w:hAnsi="Times New Roman" w:eastAsia="FangSong" w:cs="Times New Roman"/>
+          <w:b w:val="0"/>
+          <w:i w:val="0"/>
+          <w:iCs/>
+          <w:sz w:val="21"/>
+        </w:rPr>
+        <w:t xml:space="preserve"> −OH </w:t>
+      </w:r>
+      <w:r>
+        <w:rPr>
+          <w:rFonts w:hint="eastAsia" w:ascii="Times New Roman" w:hAnsi="Times New Roman" w:eastAsia="FangSong" w:cs="Times New Roman"/>
+          <w:b w:val="0"/>
+          <w:i w:val="0"/>
+          <w:iCs/>
+          <w:sz w:val="21"/>
+        </w:rPr>
+        <w:t>处于反式的基团</w:t>
+      </w:r>
+      <w:r>
+        <w:rPr>
+          <w:rFonts w:hint="eastAsia" w:ascii="Times New Roman" w:hAnsi="Times New Roman" w:eastAsia="FangSong" w:cs="Times New Roman"/>
+          <w:b w:val="0"/>
+          <w:i w:val="0"/>
+          <w:iCs/>
+          <w:sz w:val="21"/>
+        </w:rPr>
+        <w:t>，</w:t>
+      </w:r>
+      <w:r>
+        <w:rPr>
+          <w:rFonts w:hint="eastAsia" w:ascii="Times New Roman" w:hAnsi="Times New Roman" w:eastAsia="FangSong" w:cs="Times New Roman"/>
+          <w:b w:val="0"/>
+          <w:i w:val="0"/>
+          <w:iCs/>
+          <w:sz w:val="21"/>
+        </w:rPr>
+        <w:t>产物比例</w:t>
+      </w:r>
+      <w:r>
+        <w:rPr>
+          <w:rFonts w:ascii="Times New Roman" w:hAnsi="Times New Roman" w:eastAsia="FangSong" w:cs="Times New Roman"/>
+          <w:b w:val="0"/>
+          <w:i w:val="0"/>
+          <w:iCs/>
+          <w:sz w:val="21"/>
+        </w:rPr>
+        <w:t xml:space="preserve"> 88:12 </w:t>
+      </w:r>
+      <w:r>
+        <w:rPr>
+          <w:rFonts w:hint="eastAsia" w:ascii="Times New Roman" w:hAnsi="Times New Roman" w:eastAsia="FangSong" w:cs="Times New Roman"/>
+          <w:b w:val="0"/>
+          <w:i w:val="0"/>
+          <w:iCs/>
+          <w:sz w:val="21"/>
+        </w:rPr>
+        <w:t>与之严格对应</w:t>
+      </w:r>
+      <w:r>
+        <w:rPr>
+          <w:rFonts w:hint="eastAsia" w:ascii="Times New Roman" w:hAnsi="Times New Roman" w:eastAsia="FangSong" w:cs="Times New Roman"/>
+          <w:b w:val="0"/>
+          <w:i w:val="0"/>
+          <w:iCs/>
+          <w:sz w:val="21"/>
+        </w:rPr>
+        <w:t>——</w:t>
+      </w:r>
+      <w:r>
+        <w:rPr>
+          <w:rFonts w:hint="eastAsia" w:ascii="Times New Roman" w:hAnsi="Times New Roman" w:eastAsia="FangSong" w:cs="Times New Roman"/>
+          <w:b w:val="0"/>
+          <w:i w:val="0"/>
+          <w:iCs/>
+          <w:sz w:val="21"/>
+        </w:rPr>
+        <w:t>“</w:t>
+      </w:r>
+      <w:r>
+        <w:rPr>
+          <w:rFonts w:hint="eastAsia" w:ascii="Times New Roman" w:hAnsi="Times New Roman" w:eastAsia="FangSong" w:cs="Times New Roman"/>
+          <w:b w:val="0"/>
+          <w:i w:val="0"/>
+          <w:iCs/>
+          <w:sz w:val="21"/>
+        </w:rPr>
+        <w:t>反式迁移</w:t>
+      </w:r>
+      <w:r>
+        <w:rPr>
+          <w:rFonts w:hint="eastAsia" w:ascii="Times New Roman" w:hAnsi="Times New Roman" w:eastAsia="FangSong" w:cs="Times New Roman"/>
+          <w:b w:val="0"/>
+          <w:i w:val="0"/>
+          <w:iCs/>
+          <w:sz w:val="21"/>
+        </w:rPr>
+        <w:t>”</w:t>
+      </w:r>
+      <w:r>
+        <w:rPr>
+          <w:rFonts w:hint="eastAsia" w:ascii="Times New Roman" w:hAnsi="Times New Roman" w:eastAsia="FangSong" w:cs="Times New Roman"/>
+          <w:b w:val="0"/>
+          <w:i w:val="0"/>
+          <w:iCs/>
+          <w:sz w:val="21"/>
+        </w:rPr>
+        <w:t>规则的直接实验证据</w:t>
+      </w:r>
+      <w:r>
+        <w:rPr>
+          <w:rFonts w:hint="eastAsia" w:ascii="Times New Roman" w:hAnsi="Times New Roman" w:eastAsia="FangSong" w:cs="Times New Roman"/>
+          <w:b w:val="0"/>
+          <w:i w:val="0"/>
+          <w:iCs/>
+          <w:sz w:val="21"/>
+        </w:rPr>
+        <w:t>。</w:t>
+      </w:r>
+    </w:p>
+    <w:bookmarkEnd w:id="24"/>
+    <w:bookmarkStart w:id="25" w:name="一眼识别与高频误区-1"/>
     <w:p>
       <w:pPr>
         <w:pStyle w:val="Heading3"/>
@@ -7993,9 +8721,9 @@
         </w:pict>
       </w:r>
     </w:p>
-    <w:bookmarkEnd w:id="19"/>
-    <w:bookmarkEnd w:id="20"/>
-    <w:bookmarkStart w:id="24" w:name="五第3族碳负离子缩合"/>
+    <w:bookmarkEnd w:id="25"/>
+    <w:bookmarkEnd w:id="26"/>
+    <w:bookmarkStart w:id="33" w:name="五第3族碳负离子缩合"/>
     <w:p>
       <w:pPr>
         <w:pStyle w:val="Heading2"/>
@@ -8044,7 +8772,7 @@
         <w:t>碳负离子缩合</w:t>
       </w:r>
     </w:p>
-    <w:bookmarkStart w:id="21" w:name="统一机理-2"/>
+    <w:bookmarkStart w:id="27" w:name="统一机理-2"/>
     <w:p>
       <w:pPr>
         <w:pStyle w:val="Heading3"/>
@@ -8566,8 +9294,8 @@
         <w:t>）。</w:t>
       </w:r>
     </w:p>
-    <w:bookmarkEnd w:id="21"/>
-    <w:bookmarkStart w:id="22" w:name="成员对比表-2"/>
+    <w:bookmarkEnd w:id="27"/>
+    <w:bookmarkStart w:id="31" w:name="成员对比表-2"/>
     <w:p>
       <w:pPr>
         <w:pStyle w:val="Heading3"/>
@@ -9711,8 +10439,318 @@
         </w:tc>
       </w:tr>
     </w:tbl>
-    <w:bookmarkEnd w:id="22"/>
-    <w:bookmarkStart w:id="23" w:name="一眼识别与高频误区-2"/>
+    <w:p>
+      <w:pPr>
+        <w:pStyle w:val="BodyText"/>
+        <w:spacing w:before="160" w:after="80"/>
+        <w:jc w:val="center"/>
+      </w:pPr>
+      <w:r>
+        <w:rPr>
+          <w:rFonts w:ascii="Times New Roman" w:hAnsi="Times New Roman" w:eastAsia="Times New Roman" w:cs="Times New Roman"/>
+        </w:rPr>
+        <w:drawing>
+          <wp:inline>
+            <wp:extent cx="3600000" cy="896153"/>
+            <wp:effectExtent b="0" l="0" r="0" t="0"/>
+            <wp:docPr descr="" title="" id="29" name="Picture"/>
+            <a:graphic>
+              <a:graphicData uri="http://schemas.openxmlformats.org/drawingml/2006/picture">
+                <pic:pic>
+                  <pic:nvPicPr>
+                    <pic:cNvPr descr="4749fa2e5284fdc9c65add81756a33567aa14a322fc36e4fccd82bb9524013e1.jpg" id="30" name="Picture"/>
+                    <pic:cNvPicPr>
+                      <a:picLocks noChangeArrowheads="1" noChangeAspect="1"/>
+                    </pic:cNvPicPr>
+                  </pic:nvPicPr>
+                  <pic:blipFill>
+                    <a:blip r:embed="rId28"/>
+                    <a:stretch>
+                      <a:fillRect/>
+                    </a:stretch>
+                  </pic:blipFill>
+                  <pic:spPr bwMode="auto">
+                    <a:xfrm>
+                      <a:off x="0" y="0"/>
+                      <a:ext cx="3600000" cy="896153"/>
+                    </a:xfrm>
+                    <a:prstGeom prst="rect">
+                      <a:avLst/>
+                    </a:prstGeom>
+                    <a:noFill/>
+                    <a:ln w="9525">
+                      <a:noFill/>
+                      <a:headEnd/>
+                      <a:tailEnd/>
+                    </a:ln>
+                  </pic:spPr>
+                </pic:pic>
+              </a:graphicData>
+            </a:graphic>
+          </wp:inline>
+        </w:drawing>
+      </w:r>
+    </w:p>
+    <w:p>
+      <w:pPr>
+        <w:pStyle w:val="BodyText"/>
+        <w:spacing w:before="40" w:after="160"/>
+        <w:jc w:val="center"/>
+      </w:pPr>
+      <w:r>
+        <w:rPr>
+          <w:rFonts w:hint="eastAsia" w:ascii="Times New Roman" w:hAnsi="Times New Roman" w:eastAsia="FangSong" w:cs="Times New Roman"/>
+          <w:b w:val="0"/>
+          <w:i w:val="0"/>
+          <w:iCs/>
+          <w:sz w:val="21"/>
+        </w:rPr>
+        <w:t xml:space="preserve">图</w:t>
+      </w:r>
+      <w:r>
+        <w:rPr>
+          <w:rFonts w:ascii="Times New Roman" w:hAnsi="Times New Roman" w:eastAsia="FangSong" w:cs="Times New Roman"/>
+          <w:b w:val="0"/>
+          <w:i w:val="0"/>
+          <w:iCs/>
+          <w:sz w:val="21"/>
+        </w:rPr>
+        <w:t xml:space="preserve"> 3　Wittig </w:t>
+      </w:r>
+      <w:r>
+        <w:rPr>
+          <w:rFonts w:hint="eastAsia" w:ascii="Times New Roman" w:hAnsi="Times New Roman" w:eastAsia="FangSong" w:cs="Times New Roman"/>
+          <w:b w:val="0"/>
+          <w:i w:val="0"/>
+          <w:iCs/>
+          <w:sz w:val="21"/>
+        </w:rPr>
+        <w:t>反应机理</w:t>
+      </w:r>
+      <w:r>
+        <w:rPr>
+          <w:rFonts w:hint="eastAsia" w:ascii="Times New Roman" w:hAnsi="Times New Roman" w:eastAsia="FangSong" w:cs="Times New Roman"/>
+          <w:b w:val="0"/>
+          <w:i w:val="0"/>
+          <w:iCs/>
+          <w:sz w:val="21"/>
+        </w:rPr>
+        <w:t>（Clayden</w:t>
+      </w:r>
+      <w:r>
+        <w:rPr>
+          <w:rFonts w:ascii="Times New Roman" w:hAnsi="Times New Roman" w:eastAsia="FangSong" w:cs="Times New Roman"/>
+          <w:b w:val="0"/>
+          <w:i w:val="0"/>
+          <w:iCs/>
+          <w:sz w:val="21"/>
+        </w:rPr>
+        <w:t xml:space="preserve"> </w:t>
+      </w:r>
+      <w:r>
+        <w:rPr>
+          <w:rFonts w:hint="eastAsia" w:ascii="Times New Roman" w:hAnsi="Times New Roman" w:eastAsia="FangSong" w:cs="Times New Roman"/>
+          <w:b w:val="0"/>
+          <w:i w:val="0"/>
+          <w:iCs/>
+          <w:sz w:val="21"/>
+        </w:rPr>
+        <w:t>有机化学</w:t>
+      </w:r>
+      <w:r>
+        <w:rPr>
+          <w:rFonts w:hint="eastAsia" w:ascii="Times New Roman" w:hAnsi="Times New Roman" w:eastAsia="FangSong" w:cs="Times New Roman"/>
+          <w:b w:val="0"/>
+          <w:i w:val="0"/>
+          <w:iCs/>
+          <w:sz w:val="21"/>
+        </w:rPr>
+        <w:t>）：</w:t>
+      </w:r>
+      <w:r>
+        <w:rPr>
+          <w:rFonts w:hint="eastAsia" w:ascii="Times New Roman" w:hAnsi="Times New Roman" w:eastAsia="FangSong" w:cs="Times New Roman"/>
+          <w:b w:val="0"/>
+          <w:i w:val="0"/>
+          <w:iCs/>
+          <w:sz w:val="21"/>
+        </w:rPr>
+        <w:t>叶立德碳负离子端进攻羰基碳</w:t>
+      </w:r>
+      <w:r>
+        <w:rPr>
+          <w:rFonts w:hint="eastAsia" w:ascii="Times New Roman" w:hAnsi="Times New Roman" w:eastAsia="FangSong" w:cs="Times New Roman"/>
+          <w:b w:val="0"/>
+          <w:i w:val="0"/>
+          <w:iCs/>
+          <w:sz w:val="21"/>
+        </w:rPr>
+        <w:t>，</w:t>
+      </w:r>
+      <w:r>
+        <w:rPr>
+          <w:rFonts w:hint="eastAsia" w:ascii="Times New Roman" w:hAnsi="Times New Roman" w:eastAsia="FangSong" w:cs="Times New Roman"/>
+          <w:b w:val="0"/>
+          <w:i w:val="0"/>
+          <w:iCs/>
+          <w:sz w:val="21"/>
+        </w:rPr>
+        <w:t>经两性离子中间体闭环生成氧膦杂环丁烷四元环</w:t>
+      </w:r>
+      <w:r>
+        <w:rPr>
+          <w:rFonts w:hint="eastAsia" w:ascii="Times New Roman" w:hAnsi="Times New Roman" w:eastAsia="FangSong" w:cs="Times New Roman"/>
+          <w:b w:val="0"/>
+          <w:i w:val="0"/>
+          <w:iCs/>
+          <w:sz w:val="21"/>
+        </w:rPr>
+        <w:t>，</w:t>
+      </w:r>
+      <w:r>
+        <w:rPr>
+          <w:rFonts w:hint="eastAsia" w:ascii="Times New Roman" w:hAnsi="Times New Roman" w:eastAsia="FangSong" w:cs="Times New Roman"/>
+          <w:b w:val="0"/>
+          <w:i w:val="0"/>
+          <w:iCs/>
+          <w:sz w:val="21"/>
+        </w:rPr>
+        <w:t>随后分解为烯烃与</w:t>
+      </w:r>
+      <w:r>
+        <w:rPr>
+          <w:rFonts w:ascii="Times New Roman" w:hAnsi="Times New Roman" w:eastAsia="FangSong" w:cs="Times New Roman"/>
+          <w:b w:val="0"/>
+          <w:i w:val="0"/>
+          <w:iCs/>
+          <w:sz w:val="21"/>
+        </w:rPr>
+        <w:t xml:space="preserve"> </w:t>
+      </w:r>
+      <w:r>
+        <w:rPr>
+          <w:rFonts w:hint="eastAsia" w:ascii="Times New Roman" w:hAnsi="Times New Roman" w:eastAsia="FangSong" w:cs="Times New Roman"/>
+          <w:b w:val="0"/>
+          <w:i w:val="0"/>
+          <w:iCs/>
+          <w:sz w:val="21"/>
+        </w:rPr>
+        <w:t>Ph</w:t>
+      </w:r>
+      <w:r>
+        <w:rPr>
+          <w:rFonts w:hint="eastAsia" w:ascii="Times New Roman" w:hAnsi="Times New Roman" w:eastAsia="FangSong" w:cs="Times New Roman"/>
+          <w:b w:val="0"/>
+          <w:i w:val="0"/>
+          <w:iCs/>
+          <w:sz w:val="21"/>
+          <w:vertAlign w:val="subscript"/>
+        </w:rPr>
+        <w:t>3</w:t>
+      </w:r>
+      <w:r>
+        <w:rPr>
+          <w:rFonts w:hint="eastAsia" w:ascii="Times New Roman" w:hAnsi="Times New Roman" w:eastAsia="FangSong" w:cs="Times New Roman"/>
+          <w:b w:val="0"/>
+          <w:i w:val="0"/>
+          <w:iCs/>
+          <w:sz w:val="21"/>
+        </w:rPr>
+        <w:t>P=O——</w:t>
+      </w:r>
+      <w:r>
+        <w:rPr>
+          <w:rFonts w:hint="eastAsia" w:ascii="Times New Roman" w:hAnsi="Times New Roman" w:eastAsia="FangSong" w:cs="Times New Roman"/>
+          <w:b w:val="0"/>
+          <w:i w:val="0"/>
+          <w:iCs/>
+          <w:sz w:val="21"/>
+        </w:rPr>
+        <w:t>全程无</w:t>
+      </w:r>
+      <w:r>
+        <w:rPr>
+          <w:rFonts w:ascii="Times New Roman" w:hAnsi="Times New Roman" w:eastAsia="FangSong" w:cs="Times New Roman"/>
+          <w:b w:val="0"/>
+          <w:i w:val="0"/>
+          <w:iCs/>
+          <w:sz w:val="21"/>
+        </w:rPr>
+        <w:t xml:space="preserve"> </w:t>
+      </w:r>
+      <w:r>
+        <w:rPr>
+          <w:rFonts w:hint="eastAsia" w:ascii="Times New Roman" w:hAnsi="Times New Roman" w:eastAsia="FangSong" w:cs="Times New Roman"/>
+          <w:b w:val="0"/>
+          <w:i w:val="0"/>
+          <w:iCs/>
+          <w:sz w:val="21"/>
+        </w:rPr>
+        <w:t>1,2-</w:t>
+      </w:r>
+      <w:r>
+        <w:rPr>
+          <w:rFonts w:hint="eastAsia" w:ascii="Times New Roman" w:hAnsi="Times New Roman" w:eastAsia="FangSong" w:cs="Times New Roman"/>
+          <w:b w:val="0"/>
+          <w:i w:val="0"/>
+          <w:iCs/>
+          <w:sz w:val="21"/>
+        </w:rPr>
+        <w:t>迁移</w:t>
+      </w:r>
+      <w:r>
+        <w:rPr>
+          <w:rFonts w:hint="eastAsia" w:ascii="Times New Roman" w:hAnsi="Times New Roman" w:eastAsia="FangSong" w:cs="Times New Roman"/>
+          <w:b w:val="0"/>
+          <w:i w:val="0"/>
+          <w:iCs/>
+          <w:sz w:val="21"/>
+        </w:rPr>
+        <w:t>，</w:t>
+      </w:r>
+      <w:r>
+        <w:rPr>
+          <w:rFonts w:hint="eastAsia" w:ascii="Times New Roman" w:hAnsi="Times New Roman" w:eastAsia="FangSong" w:cs="Times New Roman"/>
+          <w:b w:val="0"/>
+          <w:i w:val="0"/>
+          <w:iCs/>
+          <w:sz w:val="21"/>
+        </w:rPr>
+        <w:t>第</w:t>
+      </w:r>
+      <w:r>
+        <w:rPr>
+          <w:rFonts w:ascii="Times New Roman" w:hAnsi="Times New Roman" w:eastAsia="FangSong" w:cs="Times New Roman"/>
+          <w:b w:val="0"/>
+          <w:i w:val="0"/>
+          <w:iCs/>
+          <w:sz w:val="21"/>
+        </w:rPr>
+        <w:t xml:space="preserve"> 3 </w:t>
+      </w:r>
+      <w:r>
+        <w:rPr>
+          <w:rFonts w:hint="eastAsia" w:ascii="Times New Roman" w:hAnsi="Times New Roman" w:eastAsia="FangSong" w:cs="Times New Roman"/>
+          <w:b w:val="0"/>
+          <w:i w:val="0"/>
+          <w:iCs/>
+          <w:sz w:val="21"/>
+        </w:rPr>
+        <w:t>族归属的机理证据</w:t>
+      </w:r>
+      <w:r>
+        <w:rPr>
+          <w:rFonts w:hint="eastAsia" w:ascii="Times New Roman" w:hAnsi="Times New Roman" w:eastAsia="FangSong" w:cs="Times New Roman"/>
+          <w:b w:val="0"/>
+          <w:i w:val="0"/>
+          <w:iCs/>
+          <w:sz w:val="21"/>
+        </w:rPr>
+        <w:t>。</w:t>
+      </w:r>
+    </w:p>
+    <w:bookmarkEnd w:id="31"/>
+    <w:bookmarkStart w:id="32" w:name="一眼识别与高频误区-2"/>
     <w:p>
       <w:pPr>
         <w:pStyle w:val="Heading3"/>
@@ -10365,9 +11403,9 @@
         </w:pict>
       </w:r>
     </w:p>
-    <w:bookmarkEnd w:id="23"/>
-    <w:bookmarkEnd w:id="24"/>
-    <w:bookmarkStart w:id="28" w:name="六第4族umpolung-极性反转"/>
+    <w:bookmarkEnd w:id="32"/>
+    <w:bookmarkEnd w:id="33"/>
+    <w:bookmarkStart w:id="37" w:name="六第4族umpolung-极性反转"/>
     <w:p>
       <w:pPr>
         <w:pStyle w:val="Heading2"/>
@@ -10422,7 +11460,7 @@
         <w:t xml:space="preserve">极性反转</w:t>
       </w:r>
     </w:p>
-    <w:bookmarkStart w:id="25" w:name="统一机理-3"/>
+    <w:bookmarkStart w:id="34" w:name="统一机理-3"/>
     <w:p>
       <w:pPr>
         <w:pStyle w:val="Heading3"/>
@@ -10864,7 +11902,7 @@
         <w:rPr>
           <w:rFonts w:hint="eastAsia" w:ascii="Times New Roman" w:hAnsi="Times New Roman" w:eastAsia="FangSong" w:cs="Times New Roman"/>
         </w:rPr>
-        <w:t>普通醛的羰基碳永远是</w:t>
+        <w:t>普通醛的羰基碳在正常极性下为</w:t>
       </w:r>
       <w:r>
         <w:rPr>
@@ -11065,8 +12103,8 @@
         <w:t>。</w:t>
       </w:r>
     </w:p>
-    <w:bookmarkEnd w:id="25"/>
-    <w:bookmarkStart w:id="26" w:name="成员对比表-3"/>
+    <w:bookmarkEnd w:id="34"/>
+    <w:bookmarkStart w:id="35" w:name="成员对比表-3"/>
     <w:p>
       <w:pPr>
         <w:pStyle w:val="Heading3"/>
@@ -11462,8 +12500,8 @@
         </w:tc>
       </w:tr>
     </w:tbl>
-    <w:bookmarkEnd w:id="26"/>
-    <w:bookmarkStart w:id="27" w:name="一眼识别与高频误区-3"/>
+    <w:bookmarkEnd w:id="35"/>
+    <w:bookmarkStart w:id="36" w:name="一眼识别与高频误区-3"/>
     <w:p>
       <w:pPr>
         <w:pStyle w:val="Heading3"/>
@@ -11559,7 +12597,19 @@
         <w:rPr>
           <w:rFonts w:hint="eastAsia" w:ascii="Times New Roman" w:hAnsi="Times New Roman" w:eastAsia="FangSong" w:cs="Times New Roman"/>
         </w:rPr>
-        <w:t>这是全库最容易被误判为第</w:t>
+        <w:t>这是</w:t>
+      </w:r>
+      <w:r>
+        <w:rPr>
+          <w:rFonts w:ascii="Times New Roman" w:hAnsi="Times New Roman" w:eastAsia="Times New Roman" w:cs="Times New Roman"/>
+        </w:rPr>
+        <w:t xml:space="preserve"> 8 </w:t>
+      </w:r>
+      <w:r>
+        <w:rPr>
+          <w:rFonts w:hint="eastAsia" w:ascii="Times New Roman" w:hAnsi="Times New Roman" w:eastAsia="FangSong" w:cs="Times New Roman"/>
+        </w:rPr>
+        <w:t xml:space="preserve">族中最容易被误判为第</w:t>
       </w:r>
       <w:r>
         <w:rPr>
@@ -11887,7 +12937,7 @@
         <w:rPr>
           <w:rFonts w:hint="eastAsia" w:ascii="Times New Roman" w:hAnsi="Times New Roman" w:eastAsia="FangSong" w:cs="Times New Roman"/>
         </w:rPr>
-        <w:t>计量前写</w:t>
+        <w:t>书写时须标注</w:t>
       </w:r>
       <w:r>
         <w:rPr>
@@ -11911,55 +12961,19 @@
         <w:rPr>
           <w:rFonts w:hint="eastAsia" w:ascii="Times New Roman" w:hAnsi="Times New Roman" w:eastAsia="FangSong" w:cs="Times New Roman"/>
         </w:rPr>
-        <w:t>而氰醇是</w:t>
-      </w:r>
-      <w:r>
-        <w:rPr>
-          <w:rFonts w:hint="eastAsia" w:ascii="Times New Roman" w:hAnsi="Times New Roman" w:eastAsia="Times New Roman" w:cs="Times New Roman"/>
-        </w:rPr>
-        <w:t>”</w:t>
-      </w:r>
-      <w:r>
-        <w:rPr>
-          <w:rFonts w:hint="eastAsia" w:ascii="Times New Roman" w:hAnsi="Times New Roman" w:eastAsia="FangSong" w:cs="Times New Roman"/>
-        </w:rPr>
-        <w:t>复活点</w:t>
-      </w:r>
-      <w:r>
-        <w:rPr>
-          <w:rFonts w:hint="eastAsia" w:ascii="Times New Roman" w:hAnsi="Times New Roman" w:eastAsia="Times New Roman" w:cs="Times New Roman"/>
-        </w:rPr>
-        <w:t>”——</w:t>
-      </w:r>
-      <w:r>
-        <w:rPr>
-          <w:rFonts w:hint="eastAsia" w:ascii="Times New Roman" w:hAnsi="Times New Roman" w:eastAsia="FangSong" w:cs="Times New Roman"/>
-        </w:rPr>
-        <w:t>毒性实验</w:t>
-      </w:r>
-      <w:r>
-        <w:rPr>
-          <w:rFonts w:hint="eastAsia" w:ascii="Times New Roman" w:hAnsi="Times New Roman" w:eastAsia="Times New Roman" w:cs="Times New Roman"/>
-        </w:rPr>
-        <w:t>（</w:t>
-      </w:r>
-      <w:r>
-        <w:rPr>
-          <w:rFonts w:hint="eastAsia" w:ascii="Times New Roman" w:hAnsi="Times New Roman" w:eastAsia="FangSong" w:cs="Times New Roman"/>
-        </w:rPr>
-        <w:t>同位素标记</w:t>
-      </w:r>
-      <w:r>
-        <w:rPr>
-          <w:rFonts w:hint="eastAsia" w:ascii="Times New Roman" w:hAnsi="Times New Roman" w:eastAsia="Times New Roman" w:cs="Times New Roman"/>
-        </w:rPr>
-        <w:t>）</w:t>
-      </w:r>
-      <w:r>
-        <w:rPr>
-          <w:rFonts w:hint="eastAsia" w:ascii="Times New Roman" w:hAnsi="Times New Roman" w:eastAsia="FangSong" w:cs="Times New Roman"/>
-        </w:rPr>
-        <w:t>证明两个醛的羰基碳在产物中分处</w:t>
+        <w:t>而氰醇负离子是催化循环的再生节点</w:t>
+      </w:r>
+      <w:r>
+        <w:rPr>
+          <w:rFonts w:hint="eastAsia" w:ascii="Times New Roman" w:hAnsi="Times New Roman" w:eastAsia="Times New Roman" w:cs="Times New Roman"/>
+        </w:rPr>
+        <w:t>——</w:t>
+      </w:r>
+      <w:r>
+        <w:rPr>
+          <w:rFonts w:hint="eastAsia" w:ascii="Times New Roman" w:hAnsi="Times New Roman" w:eastAsia="FangSong" w:cs="Times New Roman"/>
+        </w:rPr>
+        <w:t>同位素标记实验证明两个醛的羰基碳在产物中分处</w:t>
       </w:r>
       <w:r>
         <w:rPr>
@@ -12002,9 +13016,9 @@
         </w:pict>
       </w:r>
     </w:p>
-    <w:bookmarkEnd w:id="27"/>
-    <w:bookmarkEnd w:id="28"/>
-    <w:bookmarkStart w:id="32" w:name="七第5族周环反应"/>
+    <w:bookmarkEnd w:id="36"/>
+    <w:bookmarkEnd w:id="37"/>
+    <w:bookmarkStart w:id="44" w:name="七第5族周环反应"/>
     <w:p>
       <w:pPr>
         <w:pStyle w:val="Heading2"/>
@@ -12053,7 +13067,7 @@
         <w:t>周环反应</w:t>
       </w:r>
     </w:p>
-    <w:bookmarkStart w:id="29" w:name="统一机理-4"/>
+    <w:bookmarkStart w:id="38" w:name="统一机理-4"/>
     <w:p>
       <w:pPr>
         <w:pStyle w:val="Heading3"/>
@@ -12501,8 +13515,8 @@
         <w:t>。</w:t>
       </w:r>
     </w:p>
-    <w:bookmarkEnd w:id="29"/>
-    <w:bookmarkStart w:id="30" w:name="成员对比表-4"/>
+    <w:bookmarkEnd w:id="38"/>
+    <w:bookmarkStart w:id="42" w:name="成员对比表-4"/>
     <w:p>
       <w:pPr>
         <w:pStyle w:val="Heading3"/>
@@ -13304,8 +14318,247 @@
         </w:tc>
       </w:tr>
     </w:tbl>
-    <w:bookmarkEnd w:id="30"/>
-    <w:bookmarkStart w:id="31" w:name="一眼识别与高频误区-4"/>
+    <w:p>
+      <w:pPr>
+        <w:pStyle w:val="BodyText"/>
+        <w:spacing w:before="160" w:after="80"/>
+        <w:jc w:val="center"/>
+      </w:pPr>
+      <w:r>
+        <w:rPr>
+          <w:rFonts w:ascii="Times New Roman" w:hAnsi="Times New Roman" w:eastAsia="Times New Roman" w:cs="Times New Roman"/>
+        </w:rPr>
+        <w:drawing>
+          <wp:inline>
+            <wp:extent cx="3600000" cy="799461"/>
+            <wp:effectExtent b="0" l="0" r="0" t="0"/>
+            <wp:docPr descr="" title="" id="40" name="Picture"/>
+            <a:graphic>
+              <a:graphicData uri="http://schemas.openxmlformats.org/drawingml/2006/picture">
+                <pic:pic>
+                  <pic:nvPicPr>
+                    <pic:cNvPr descr="13b2e2e7e0ed6d1df87486fe70651e4989b7a9c25d9f3b86018c567cd33a0131.jpg" id="41" name="Picture"/>
+                    <pic:cNvPicPr>
+                      <a:picLocks noChangeArrowheads="1" noChangeAspect="1"/>
+                    </pic:cNvPicPr>
+                  </pic:nvPicPr>
+                  <pic:blipFill>
+                    <a:blip r:embed="rId39"/>
+                    <a:stretch>
+                      <a:fillRect/>
+                    </a:stretch>
+                  </pic:blipFill>
+                  <pic:spPr bwMode="auto">
+                    <a:xfrm>
+                      <a:off x="0" y="0"/>
+                      <a:ext cx="3600000" cy="799461"/>
+                    </a:xfrm>
+                    <a:prstGeom prst="rect">
+                      <a:avLst/>
+                    </a:prstGeom>
+                    <a:noFill/>
+                    <a:ln w="9525">
+                      <a:noFill/>
+                      <a:headEnd/>
+                      <a:tailEnd/>
+                    </a:ln>
+                  </pic:spPr>
+                </pic:pic>
+              </a:graphicData>
+            </a:graphic>
+          </wp:inline>
+        </w:drawing>
+      </w:r>
+    </w:p>
+    <w:p>
+      <w:pPr>
+        <w:pStyle w:val="BodyText"/>
+        <w:spacing w:before="40" w:after="160"/>
+        <w:jc w:val="center"/>
+      </w:pPr>
+      <w:r>
+        <w:rPr>
+          <w:rFonts w:hint="eastAsia" w:ascii="Times New Roman" w:hAnsi="Times New Roman" w:eastAsia="FangSong" w:cs="Times New Roman"/>
+          <w:b w:val="0"/>
+          <w:i w:val="0"/>
+          <w:iCs/>
+          <w:sz w:val="21"/>
+        </w:rPr>
+        <w:t xml:space="preserve">图</w:t>
+      </w:r>
+      <w:r>
+        <w:rPr>
+          <w:rFonts w:ascii="Times New Roman" w:hAnsi="Times New Roman" w:eastAsia="FangSong" w:cs="Times New Roman"/>
+          <w:b w:val="0"/>
+          <w:i w:val="0"/>
+          <w:iCs/>
+          <w:sz w:val="21"/>
+        </w:rPr>
+        <w:t xml:space="preserve"> 4　Diels-Alder </w:t>
+      </w:r>
+      <w:r>
+        <w:rPr>
+          <w:rFonts w:hint="eastAsia" w:ascii="Times New Roman" w:hAnsi="Times New Roman" w:eastAsia="FangSong" w:cs="Times New Roman"/>
+          <w:b w:val="0"/>
+          <w:i w:val="0"/>
+          <w:iCs/>
+          <w:sz w:val="21"/>
+        </w:rPr>
+        <w:t>反应的内型与外型产物</w:t>
+      </w:r>
+      <w:r>
+        <w:rPr>
+          <w:rFonts w:hint="eastAsia" w:ascii="Times New Roman" w:hAnsi="Times New Roman" w:eastAsia="FangSong" w:cs="Times New Roman"/>
+          <w:b w:val="0"/>
+          <w:i w:val="0"/>
+          <w:iCs/>
+          <w:sz w:val="21"/>
+        </w:rPr>
+        <w:t>（Clayden</w:t>
+      </w:r>
+      <w:r>
+        <w:rPr>
+          <w:rFonts w:ascii="Times New Roman" w:hAnsi="Times New Roman" w:eastAsia="FangSong" w:cs="Times New Roman"/>
+          <w:b w:val="0"/>
+          <w:i w:val="0"/>
+          <w:iCs/>
+          <w:sz w:val="21"/>
+        </w:rPr>
+        <w:t xml:space="preserve"> </w:t>
+      </w:r>
+      <w:r>
+        <w:rPr>
+          <w:rFonts w:hint="eastAsia" w:ascii="Times New Roman" w:hAnsi="Times New Roman" w:eastAsia="FangSong" w:cs="Times New Roman"/>
+          <w:b w:val="0"/>
+          <w:i w:val="0"/>
+          <w:iCs/>
+          <w:sz w:val="21"/>
+        </w:rPr>
+        <w:t>中文版</w:t>
+      </w:r>
+      <w:r>
+        <w:rPr>
+          <w:rFonts w:hint="eastAsia" w:ascii="Times New Roman" w:hAnsi="Times New Roman" w:eastAsia="FangSong" w:cs="Times New Roman"/>
+          <w:b w:val="0"/>
+          <w:i w:val="0"/>
+          <w:iCs/>
+          <w:sz w:val="21"/>
+        </w:rPr>
+        <w:t>）：</w:t>
+      </w:r>
+      <w:r>
+        <w:rPr>
+          <w:rFonts w:hint="eastAsia" w:ascii="Times New Roman" w:hAnsi="Times New Roman" w:eastAsia="FangSong" w:cs="Times New Roman"/>
+          <w:b w:val="0"/>
+          <w:i w:val="0"/>
+          <w:iCs/>
+          <w:sz w:val="21"/>
+        </w:rPr>
+        <w:t>环戊二烯与丁烯酮的</w:t>
+      </w:r>
+      <w:r>
+        <w:rPr>
+          <w:rFonts w:ascii="Times New Roman" w:hAnsi="Times New Roman" w:eastAsia="FangSong" w:cs="Times New Roman"/>
+          <w:b w:val="0"/>
+          <w:i w:val="0"/>
+          <w:iCs/>
+          <w:sz w:val="21"/>
+        </w:rPr>
+        <w:t xml:space="preserve"> [4+2] </w:t>
+      </w:r>
+      <w:r>
+        <w:rPr>
+          <w:rFonts w:hint="eastAsia" w:ascii="Times New Roman" w:hAnsi="Times New Roman" w:eastAsia="FangSong" w:cs="Times New Roman"/>
+          <w:b w:val="0"/>
+          <w:i w:val="0"/>
+          <w:iCs/>
+          <w:sz w:val="21"/>
+        </w:rPr>
+        <w:t>环加成</w:t>
+      </w:r>
+      <w:r>
+        <w:rPr>
+          <w:rFonts w:hint="eastAsia" w:ascii="Times New Roman" w:hAnsi="Times New Roman" w:eastAsia="FangSong" w:cs="Times New Roman"/>
+          <w:b w:val="0"/>
+          <w:i w:val="0"/>
+          <w:iCs/>
+          <w:sz w:val="21"/>
+        </w:rPr>
+        <w:t>——</w:t>
+      </w:r>
+      <w:r>
+        <w:rPr>
+          <w:rFonts w:hint="eastAsia" w:ascii="Times New Roman" w:hAnsi="Times New Roman" w:eastAsia="FangSong" w:cs="Times New Roman"/>
+          <w:b w:val="0"/>
+          <w:i w:val="0"/>
+          <w:iCs/>
+          <w:sz w:val="21"/>
+        </w:rPr>
+        <w:t>动力学条件优先给内型</w:t>
+      </w:r>
+      <w:r>
+        <w:rPr>
+          <w:rFonts w:hint="eastAsia" w:ascii="Times New Roman" w:hAnsi="Times New Roman" w:eastAsia="FangSong" w:cs="Times New Roman"/>
+          <w:b w:val="0"/>
+          <w:i w:val="0"/>
+          <w:iCs/>
+          <w:sz w:val="21"/>
+        </w:rPr>
+        <w:t>（endo，</w:t>
+      </w:r>
+      <w:r>
+        <w:rPr>
+          <w:rFonts w:hint="eastAsia" w:ascii="Times New Roman" w:hAnsi="Times New Roman" w:eastAsia="FangSong" w:cs="Times New Roman"/>
+          <w:b w:val="0"/>
+          <w:i w:val="0"/>
+          <w:iCs/>
+          <w:sz w:val="21"/>
+        </w:rPr>
+        <w:t>次级轨道重叠稳定</w:t>
+      </w:r>
+      <w:r>
+        <w:rPr>
+          <w:rFonts w:ascii="Times New Roman" w:hAnsi="Times New Roman" w:eastAsia="FangSong" w:cs="Times New Roman"/>
+          <w:b w:val="0"/>
+          <w:i w:val="0"/>
+          <w:iCs/>
+          <w:sz w:val="21"/>
+        </w:rPr>
+        <w:t xml:space="preserve"> </w:t>
+      </w:r>
+      <w:r>
+        <w:rPr>
+          <w:rFonts w:hint="eastAsia" w:ascii="Times New Roman" w:hAnsi="Times New Roman" w:eastAsia="FangSong" w:cs="Times New Roman"/>
+          <w:b w:val="0"/>
+          <w:i w:val="0"/>
+          <w:iCs/>
+          <w:sz w:val="21"/>
+        </w:rPr>
+        <w:t>TS），</w:t>
+      </w:r>
+      <w:r>
+        <w:rPr>
+          <w:rFonts w:hint="eastAsia" w:ascii="Times New Roman" w:hAnsi="Times New Roman" w:eastAsia="FangSong" w:cs="Times New Roman"/>
+          <w:b w:val="0"/>
+          <w:i w:val="0"/>
+          <w:iCs/>
+          <w:sz w:val="21"/>
+        </w:rPr>
+        <w:t>热力学稳定构型为外型</w:t>
+      </w:r>
+      <w:r>
+        <w:rPr>
+          <w:rFonts w:hint="eastAsia" w:ascii="Times New Roman" w:hAnsi="Times New Roman" w:eastAsia="FangSong" w:cs="Times New Roman"/>
+          <w:b w:val="0"/>
+          <w:i w:val="0"/>
+          <w:iCs/>
+          <w:sz w:val="21"/>
+        </w:rPr>
+        <w:t>（exo）。</w:t>
+      </w:r>
+    </w:p>
+    <w:bookmarkEnd w:id="42"/>
+    <w:bookmarkStart w:id="43" w:name="一眼识别与高频误区-4"/>
     <w:p>
       <w:pPr>
         <w:pStyle w:val="Heading3"/>
@@ -13938,9 +15191,9 @@
         </w:pict>
       </w:r>
     </w:p>
-    <w:bookmarkEnd w:id="31"/>
-    <w:bookmarkEnd w:id="32"/>
-    <w:bookmarkStart w:id="36" w:name="八第6族氧化重排"/>
+    <w:bookmarkEnd w:id="43"/>
+    <w:bookmarkEnd w:id="44"/>
+    <w:bookmarkStart w:id="51" w:name="八第6族氧化重排"/>
     <w:p>
       <w:pPr>
         <w:pStyle w:val="Heading2"/>
@@ -13989,7 +15242,7 @@
         <w:t>氧化重排</w:t>
       </w:r>
     </w:p>
-    <w:bookmarkStart w:id="33" w:name="统一机理-5"/>
+    <w:bookmarkStart w:id="45" w:name="统一机理-5"/>
     <w:p>
       <w:pPr>
         <w:pStyle w:val="Heading3"/>
@@ -14631,8 +15884,8 @@
         <w:t xml:space="preserve">。</w:t>
       </w:r>
     </w:p>
-    <w:bookmarkEnd w:id="33"/>
-    <w:bookmarkStart w:id="34" w:name="成员对比表-5"/>
+    <w:bookmarkEnd w:id="45"/>
+    <w:bookmarkStart w:id="49" w:name="成员对比表-5"/>
     <w:p>
       <w:pPr>
         <w:pStyle w:val="Heading3"/>
@@ -15115,8 +16368,277 @@
         </w:tc>
       </w:tr>
     </w:tbl>
-    <w:bookmarkEnd w:id="34"/>
-    <w:bookmarkStart w:id="35" w:name="一眼识别与高频误区-5"/>
+    <w:p>
+      <w:pPr>
+        <w:pStyle w:val="BodyText"/>
+        <w:spacing w:before="160" w:after="80"/>
+        <w:jc w:val="center"/>
+      </w:pPr>
+      <w:r>
+        <w:rPr>
+          <w:rFonts w:ascii="Times New Roman" w:hAnsi="Times New Roman" w:eastAsia="Times New Roman" w:cs="Times New Roman"/>
+        </w:rPr>
+        <w:drawing>
+          <wp:inline>
+            <wp:extent cx="3600000" cy="1028033"/>
+            <wp:effectExtent b="0" l="0" r="0" t="0"/>
+            <wp:docPr descr="" title="" id="47" name="Picture"/>
+            <a:graphic>
+              <a:graphicData uri="http://schemas.openxmlformats.org/drawingml/2006/picture">
+                <pic:pic>
+                  <pic:nvPicPr>
+                    <pic:cNvPr descr="0997293930d70de575b7192e9cd12b0a0a0da4272e27a74ac3b01c4fd6ae20b4.jpg" id="48" name="Picture"/>
+                    <pic:cNvPicPr>
+                      <a:picLocks noChangeArrowheads="1" noChangeAspect="1"/>
+                    </pic:cNvPicPr>
+                  </pic:nvPicPr>
+                  <pic:blipFill>
+                    <a:blip r:embed="rId46"/>
+                    <a:stretch>
+                      <a:fillRect/>
+                    </a:stretch>
+                  </pic:blipFill>
+                  <pic:spPr bwMode="auto">
+                    <a:xfrm>
+                      <a:off x="0" y="0"/>
+                      <a:ext cx="3600000" cy="1028033"/>
+                    </a:xfrm>
+                    <a:prstGeom prst="rect">
+                      <a:avLst/>
+                    </a:prstGeom>
+                    <a:noFill/>
+                    <a:ln w="9525">
+                      <a:noFill/>
+                      <a:headEnd/>
+                      <a:tailEnd/>
+                    </a:ln>
+                  </pic:spPr>
+                </pic:pic>
+              </a:graphicData>
+            </a:graphic>
+          </wp:inline>
+        </w:drawing>
+      </w:r>
+    </w:p>
+    <w:p>
+      <w:pPr>
+        <w:pStyle w:val="BodyText"/>
+        <w:spacing w:before="40" w:after="160"/>
+        <w:jc w:val="center"/>
+      </w:pPr>
+      <w:r>
+        <w:rPr>
+          <w:rFonts w:hint="eastAsia" w:ascii="Times New Roman" w:hAnsi="Times New Roman" w:eastAsia="FangSong" w:cs="Times New Roman"/>
+          <w:b w:val="0"/>
+          <w:i w:val="0"/>
+          <w:iCs/>
+          <w:sz w:val="21"/>
+        </w:rPr>
+        <w:t xml:space="preserve">图</w:t>
+      </w:r>
+      <w:r>
+        <w:rPr>
+          <w:rFonts w:ascii="Times New Roman" w:hAnsi="Times New Roman" w:eastAsia="FangSong" w:cs="Times New Roman"/>
+          <w:b w:val="0"/>
+          <w:i w:val="0"/>
+          <w:iCs/>
+          <w:sz w:val="21"/>
+        </w:rPr>
+        <w:t xml:space="preserve"> 5　Baeyer-Villiger </w:t>
+      </w:r>
+      <w:r>
+        <w:rPr>
+          <w:rFonts w:hint="eastAsia" w:ascii="Times New Roman" w:hAnsi="Times New Roman" w:eastAsia="FangSong" w:cs="Times New Roman"/>
+          <w:b w:val="0"/>
+          <w:i w:val="0"/>
+          <w:iCs/>
+          <w:sz w:val="21"/>
+        </w:rPr>
+        <w:t xml:space="preserve">氧化中的芳基</w:t>
+      </w:r>
+      <w:r>
+        <w:rPr>
+          <w:rFonts w:ascii="Times New Roman" w:hAnsi="Times New Roman" w:eastAsia="FangSong" w:cs="Times New Roman"/>
+          <w:b w:val="0"/>
+          <w:i w:val="0"/>
+          <w:iCs/>
+          <w:sz w:val="21"/>
+        </w:rPr>
+        <w:t xml:space="preserve"> </w:t>
+      </w:r>
+      <w:r>
+        <w:rPr>
+          <w:rFonts w:hint="eastAsia" w:ascii="Times New Roman" w:hAnsi="Times New Roman" w:eastAsia="FangSong" w:cs="Times New Roman"/>
+          <w:b w:val="0"/>
+          <w:i w:val="0"/>
+          <w:iCs/>
+          <w:sz w:val="21"/>
+        </w:rPr>
+        <w:t>1,2-</w:t>
+      </w:r>
+      <w:r>
+        <w:rPr>
+          <w:rFonts w:hint="eastAsia" w:ascii="Times New Roman" w:hAnsi="Times New Roman" w:eastAsia="FangSong" w:cs="Times New Roman"/>
+          <w:b w:val="0"/>
+          <w:i w:val="0"/>
+          <w:iCs/>
+          <w:sz w:val="21"/>
+        </w:rPr>
+        <w:t>迁移</w:t>
+      </w:r>
+      <w:r>
+        <w:rPr>
+          <w:rFonts w:hint="eastAsia" w:ascii="Times New Roman" w:hAnsi="Times New Roman" w:eastAsia="FangSong" w:cs="Times New Roman"/>
+          <w:b w:val="0"/>
+          <w:i w:val="0"/>
+          <w:iCs/>
+          <w:sz w:val="21"/>
+        </w:rPr>
+        <w:t>（Clayden</w:t>
+      </w:r>
+      <w:r>
+        <w:rPr>
+          <w:rFonts w:ascii="Times New Roman" w:hAnsi="Times New Roman" w:eastAsia="FangSong" w:cs="Times New Roman"/>
+          <w:b w:val="0"/>
+          <w:i w:val="0"/>
+          <w:iCs/>
+          <w:sz w:val="21"/>
+        </w:rPr>
+        <w:t xml:space="preserve"> </w:t>
+      </w:r>
+      <w:r>
+        <w:rPr>
+          <w:rFonts w:hint="eastAsia" w:ascii="Times New Roman" w:hAnsi="Times New Roman" w:eastAsia="FangSong" w:cs="Times New Roman"/>
+          <w:b w:val="0"/>
+          <w:i w:val="0"/>
+          <w:iCs/>
+          <w:sz w:val="21"/>
+        </w:rPr>
+        <w:t>有机化学</w:t>
+      </w:r>
+      <w:r>
+        <w:rPr>
+          <w:rFonts w:hint="eastAsia" w:ascii="Times New Roman" w:hAnsi="Times New Roman" w:eastAsia="FangSong" w:cs="Times New Roman"/>
+          <w:b w:val="0"/>
+          <w:i w:val="0"/>
+          <w:iCs/>
+          <w:sz w:val="21"/>
+        </w:rPr>
+        <w:t>）：Criegee</w:t>
+      </w:r>
+      <w:r>
+        <w:rPr>
+          <w:rFonts w:ascii="Times New Roman" w:hAnsi="Times New Roman" w:eastAsia="FangSong" w:cs="Times New Roman"/>
+          <w:b w:val="0"/>
+          <w:i w:val="0"/>
+          <w:iCs/>
+          <w:sz w:val="21"/>
+        </w:rPr>
+        <w:t xml:space="preserve"> </w:t>
+      </w:r>
+      <w:r>
+        <w:rPr>
+          <w:rFonts w:hint="eastAsia" w:ascii="Times New Roman" w:hAnsi="Times New Roman" w:eastAsia="FangSong" w:cs="Times New Roman"/>
+          <w:b w:val="0"/>
+          <w:i w:val="0"/>
+          <w:iCs/>
+          <w:sz w:val="21"/>
+        </w:rPr>
+        <w:t>中间体内迁移基团带电子对挤走羧酸根</w:t>
+      </w:r>
+      <w:r>
+        <w:rPr>
+          <w:rFonts w:hint="eastAsia" w:ascii="Times New Roman" w:hAnsi="Times New Roman" w:eastAsia="FangSong" w:cs="Times New Roman"/>
+          <w:b w:val="0"/>
+          <w:i w:val="0"/>
+          <w:iCs/>
+          <w:sz w:val="21"/>
+        </w:rPr>
+        <w:t>，</w:t>
+      </w:r>
+      <w:r>
+        <w:rPr>
+          <w:rFonts w:hint="eastAsia" w:ascii="Times New Roman" w:hAnsi="Times New Roman" w:eastAsia="FangSong" w:cs="Times New Roman"/>
+          <w:b w:val="0"/>
+          <w:i w:val="0"/>
+          <w:iCs/>
+          <w:sz w:val="21"/>
+        </w:rPr>
+        <w:t>富电子芳基可经苯鎓离子型中间体分散正电荷</w:t>
+      </w:r>
+      <w:r>
+        <w:rPr>
+          <w:rFonts w:hint="eastAsia" w:ascii="Times New Roman" w:hAnsi="Times New Roman" w:eastAsia="FangSong" w:cs="Times New Roman"/>
+          <w:b w:val="0"/>
+          <w:i w:val="0"/>
+          <w:iCs/>
+          <w:sz w:val="21"/>
+        </w:rPr>
+        <w:t>——</w:t>
+      </w:r>
+      <w:r>
+        <w:rPr>
+          <w:rFonts w:hint="eastAsia" w:ascii="Times New Roman" w:hAnsi="Times New Roman" w:eastAsia="FangSong" w:cs="Times New Roman"/>
+          <w:b w:val="0"/>
+          <w:i w:val="0"/>
+          <w:iCs/>
+          <w:sz w:val="21"/>
+        </w:rPr>
+        <w:t>这正是</w:t>
+      </w:r>
+      <w:r>
+        <w:rPr>
+          <w:rFonts w:hint="eastAsia" w:ascii="Times New Roman" w:hAnsi="Times New Roman" w:eastAsia="FangSong" w:cs="Times New Roman"/>
+          <w:b w:val="0"/>
+          <w:i w:val="0"/>
+          <w:iCs/>
+          <w:sz w:val="21"/>
+        </w:rPr>
+        <w:t>”</w:t>
+      </w:r>
+      <w:r>
+        <w:rPr>
+          <w:rFonts w:hint="eastAsia" w:ascii="Times New Roman" w:hAnsi="Times New Roman" w:eastAsia="FangSong" w:cs="Times New Roman"/>
+          <w:b w:val="0"/>
+          <w:i w:val="0"/>
+          <w:iCs/>
+          <w:sz w:val="21"/>
+        </w:rPr>
+        <w:t>富电子者优先迁移</w:t>
+      </w:r>
+      <w:r>
+        <w:rPr>
+          <w:rFonts w:hint="eastAsia" w:ascii="Times New Roman" w:hAnsi="Times New Roman" w:eastAsia="FangSong" w:cs="Times New Roman"/>
+          <w:b w:val="0"/>
+          <w:i w:val="0"/>
+          <w:iCs/>
+          <w:sz w:val="21"/>
+        </w:rPr>
+        <w:t>”</w:t>
+      </w:r>
+      <w:r>
+        <w:rPr>
+          <w:rFonts w:hint="eastAsia" w:ascii="Times New Roman" w:hAnsi="Times New Roman" w:eastAsia="FangSong" w:cs="Times New Roman"/>
+          <w:b w:val="0"/>
+          <w:i w:val="0"/>
+          <w:iCs/>
+          <w:sz w:val="21"/>
+        </w:rPr>
+        <w:t>排序的结构根源</w:t>
+      </w:r>
+      <w:r>
+        <w:rPr>
+          <w:rFonts w:hint="eastAsia" w:ascii="Times New Roman" w:hAnsi="Times New Roman" w:eastAsia="FangSong" w:cs="Times New Roman"/>
+          <w:b w:val="0"/>
+          <w:i w:val="0"/>
+          <w:iCs/>
+          <w:sz w:val="21"/>
+        </w:rPr>
+        <w:t>。</w:t>
+      </w:r>
+    </w:p>
+    <w:bookmarkEnd w:id="49"/>
+    <w:bookmarkStart w:id="50" w:name="一眼识别与高频误区-5"/>
     <w:p>
       <w:pPr>
         <w:pStyle w:val="Heading3"/>
@@ -15516,7 +17038,7 @@
         <w:rPr>
           <w:rFonts w:hint="eastAsia" w:ascii="Times New Roman" w:hAnsi="Times New Roman" w:eastAsia="FangSong" w:cs="Times New Roman"/>
         </w:rPr>
-        <w:t>不对称酮的区域选择性瞎猜</w:t>
+        <w:t>不对称酮的区域选择性不可凭感觉判断</w:t>
       </w:r>
       <w:r>
         <w:rPr>
@@ -15596,7 +17118,7 @@
         <w:rPr>
           <w:rFonts w:hint="eastAsia" w:ascii="Times New Roman" w:hAnsi="Times New Roman" w:eastAsia="FangSong" w:cs="Times New Roman"/>
         </w:rPr>
-        <w:t>猜</w:t>
+        <w:t>推断</w:t>
       </w:r>
       <w:r>
         <w:rPr>
@@ -15615,9 +17137,9 @@
         </w:pict>
       </w:r>
     </w:p>
-    <w:bookmarkEnd w:id="35"/>
-    <w:bookmarkEnd w:id="36"/>
-    <w:bookmarkStart w:id="40" w:name="九第7族光化学"/>
+    <w:bookmarkEnd w:id="50"/>
+    <w:bookmarkEnd w:id="51"/>
+    <w:bookmarkStart w:id="55" w:name="九第7族光化学"/>
     <w:p>
       <w:pPr>
         <w:pStyle w:val="Heading2"/>
@@ -15666,7 +17188,7 @@
         <w:t>光化学</w:t>
       </w:r>
     </w:p>
-    <w:bookmarkStart w:id="37" w:name="统一机理-6"/>
+    <w:bookmarkStart w:id="52" w:name="统一机理-6"/>
     <w:p>
       <w:pPr>
         <w:pStyle w:val="Heading3"/>
@@ -16393,8 +17915,8 @@
         <w:t>）。</w:t>
       </w:r>
     </w:p>
-    <w:bookmarkEnd w:id="37"/>
-    <w:bookmarkStart w:id="38" w:name="成员对比表-6"/>
+    <w:bookmarkEnd w:id="52"/>
+    <w:bookmarkStart w:id="53" w:name="成员对比表-6"/>
     <w:p>
       <w:pPr>
         <w:pStyle w:val="Heading3"/>
@@ -16941,8 +18463,8 @@
         </w:tc>
       </w:tr>
     </w:tbl>
-    <w:bookmarkEnd w:id="38"/>
-    <w:bookmarkStart w:id="39" w:name="一眼识别与高频误区-6"/>
+    <w:bookmarkEnd w:id="53"/>
+    <w:bookmarkStart w:id="54" w:name="一眼识别与高频误区-6"/>
     <w:p>
       <w:pPr>
         <w:pStyle w:val="Heading3"/>
@@ -17406,9 +18928,9 @@
         </w:pict>
       </w:r>
     </w:p>
-    <w:bookmarkEnd w:id="39"/>
-    <w:bookmarkEnd w:id="40"/>
-    <w:bookmarkStart w:id="44" w:name="十第8族金属偶联"/>
+    <w:bookmarkEnd w:id="54"/>
+    <w:bookmarkEnd w:id="55"/>
+    <w:bookmarkStart w:id="62" w:name="十第8族金属偶联"/>
     <w:p>
       <w:pPr>
         <w:pStyle w:val="Heading2"/>
@@ -17457,7 +18979,7 @@
         <w:t>金属偶联</w:t>
       </w:r>
     </w:p>
-    <w:bookmarkStart w:id="41" w:name="统一机理催化循环四步曲"/>
+    <w:bookmarkStart w:id="56" w:name="统一机理催化循环四步曲"/>
     <w:p>
       <w:pPr>
         <w:pStyle w:val="Heading3"/>
@@ -18170,8 +19692,8 @@
         <w:t>。</w:t>
       </w:r>
     </w:p>
-    <w:bookmarkEnd w:id="41"/>
-    <w:bookmarkStart w:id="42" w:name="成员对比表看转金属化试剂认反应"/>
+    <w:bookmarkEnd w:id="56"/>
+    <w:bookmarkStart w:id="60" w:name="成员对比表看转金属化试剂认反应"/>
     <w:p>
       <w:pPr>
         <w:pStyle w:val="Heading3"/>
@@ -18993,8 +20515,327 @@
         </w:tc>
       </w:tr>
     </w:tbl>
-    <w:bookmarkEnd w:id="42"/>
-    <w:bookmarkStart w:id="43" w:name="一眼识别与高频误区-7"/>
+    <w:p>
+      <w:pPr>
+        <w:pStyle w:val="BodyText"/>
+        <w:spacing w:before="160" w:after="80"/>
+        <w:jc w:val="center"/>
+      </w:pPr>
+      <w:r>
+        <w:rPr>
+          <w:rFonts w:ascii="Times New Roman" w:hAnsi="Times New Roman" w:eastAsia="Times New Roman" w:cs="Times New Roman"/>
+        </w:rPr>
+        <w:drawing>
+          <wp:inline>
+            <wp:extent cx="3240000" cy="2966707"/>
+            <wp:effectExtent b="0" l="0" r="0" t="0"/>
+            <wp:docPr descr="" title="" id="58" name="Picture"/>
+            <a:graphic>
+              <a:graphicData uri="http://schemas.openxmlformats.org/drawingml/2006/picture">
+                <pic:pic>
+                  <pic:nvPicPr>
+                    <pic:cNvPr descr="099a8a788164c9537bbfb94c8289a24f3d79b61843e98058cd0d52d04aaa4a25.jpg" id="59" name="Picture"/>
+                    <pic:cNvPicPr>
+                      <a:picLocks noChangeArrowheads="1" noChangeAspect="1"/>
+                    </pic:cNvPicPr>
+                  </pic:nvPicPr>
+                  <pic:blipFill>
+                    <a:blip r:embed="rId57"/>
+                    <a:stretch>
+                      <a:fillRect/>
+                    </a:stretch>
+                  </pic:blipFill>
+                  <pic:spPr bwMode="auto">
+                    <a:xfrm>
+                      <a:off x="0" y="0"/>
+                      <a:ext cx="3240000" cy="2966707"/>
+                    </a:xfrm>
+                    <a:prstGeom prst="rect">
+                      <a:avLst/>
+                    </a:prstGeom>
+                    <a:noFill/>
+                    <a:ln w="9525">
+                      <a:noFill/>
+                      <a:headEnd/>
+                      <a:tailEnd/>
+                    </a:ln>
+                  </pic:spPr>
+                </pic:pic>
+              </a:graphicData>
+            </a:graphic>
+          </wp:inline>
+        </w:drawing>
+      </w:r>
+    </w:p>
+    <w:p>
+      <w:pPr>
+        <w:pStyle w:val="BodyText"/>
+        <w:spacing w:before="40" w:after="160"/>
+        <w:jc w:val="center"/>
+      </w:pPr>
+      <w:r>
+        <w:rPr>
+          <w:rFonts w:hint="eastAsia" w:ascii="Times New Roman" w:hAnsi="Times New Roman" w:eastAsia="FangSong" w:cs="Times New Roman"/>
+          <w:b w:val="0"/>
+          <w:i w:val="0"/>
+          <w:iCs/>
+          <w:sz w:val="21"/>
+        </w:rPr>
+        <w:t xml:space="preserve">图</w:t>
+      </w:r>
+      <w:r>
+        <w:rPr>
+          <w:rFonts w:ascii="Times New Roman" w:hAnsi="Times New Roman" w:eastAsia="FangSong" w:cs="Times New Roman"/>
+          <w:b w:val="0"/>
+          <w:i w:val="0"/>
+          <w:iCs/>
+          <w:sz w:val="21"/>
+        </w:rPr>
+        <w:t xml:space="preserve"> 6　</w:t>
+      </w:r>
+      <w:r>
+        <w:rPr>
+          <w:rFonts w:hint="eastAsia" w:ascii="Times New Roman" w:hAnsi="Times New Roman" w:eastAsia="FangSong" w:cs="Times New Roman"/>
+          <w:b w:val="0"/>
+          <w:i w:val="0"/>
+          <w:iCs/>
+          <w:sz w:val="21"/>
+        </w:rPr>
+        <w:t>钯催化交叉偶联五大经典人名反应全景对照</w:t>
+      </w:r>
+      <w:r>
+        <w:rPr>
+          <w:rFonts w:hint="eastAsia" w:ascii="Times New Roman" w:hAnsi="Times New Roman" w:eastAsia="FangSong" w:cs="Times New Roman"/>
+          <w:b w:val="0"/>
+          <w:i w:val="0"/>
+          <w:iCs/>
+          <w:sz w:val="21"/>
+        </w:rPr>
+        <w:t>（Clayden</w:t>
+      </w:r>
+      <w:r>
+        <w:rPr>
+          <w:rFonts w:ascii="Times New Roman" w:hAnsi="Times New Roman" w:eastAsia="FangSong" w:cs="Times New Roman"/>
+          <w:b w:val="0"/>
+          <w:i w:val="0"/>
+          <w:iCs/>
+          <w:sz w:val="21"/>
+        </w:rPr>
+        <w:t xml:space="preserve"> </w:t>
+      </w:r>
+      <w:r>
+        <w:rPr>
+          <w:rFonts w:hint="eastAsia" w:ascii="Times New Roman" w:hAnsi="Times New Roman" w:eastAsia="FangSong" w:cs="Times New Roman"/>
+          <w:b w:val="0"/>
+          <w:i w:val="0"/>
+          <w:iCs/>
+          <w:sz w:val="21"/>
+        </w:rPr>
+        <w:t>中文版</w:t>
+      </w:r>
+      <w:r>
+        <w:rPr>
+          <w:rFonts w:hint="eastAsia" w:ascii="Times New Roman" w:hAnsi="Times New Roman" w:eastAsia="FangSong" w:cs="Times New Roman"/>
+          <w:b w:val="0"/>
+          <w:i w:val="0"/>
+          <w:iCs/>
+          <w:sz w:val="21"/>
+        </w:rPr>
+        <w:t>）：Heck（</w:t>
+      </w:r>
+      <w:r>
+        <w:rPr>
+          <w:rFonts w:hint="eastAsia" w:ascii="Times New Roman" w:hAnsi="Times New Roman" w:eastAsia="FangSong" w:cs="Times New Roman"/>
+          <w:b w:val="0"/>
+          <w:i w:val="0"/>
+          <w:iCs/>
+          <w:sz w:val="21"/>
+        </w:rPr>
+        <w:t>烯烃</w:t>
+      </w:r>
+      <w:r>
+        <w:rPr>
+          <w:rFonts w:hint="eastAsia" w:ascii="Times New Roman" w:hAnsi="Times New Roman" w:eastAsia="FangSong" w:cs="Times New Roman"/>
+          <w:b w:val="0"/>
+          <w:i w:val="0"/>
+          <w:iCs/>
+          <w:sz w:val="21"/>
+        </w:rPr>
+        <w:t>）、Stille（</w:t>
+      </w:r>
+      <w:r>
+        <w:rPr>
+          <w:rFonts w:hint="eastAsia" w:ascii="Times New Roman" w:hAnsi="Times New Roman" w:eastAsia="FangSong" w:cs="Times New Roman"/>
+          <w:b w:val="0"/>
+          <w:i w:val="0"/>
+          <w:iCs/>
+          <w:sz w:val="21"/>
+        </w:rPr>
+        <w:t>锡烷</w:t>
+      </w:r>
+      <w:r>
+        <w:rPr>
+          <w:rFonts w:hint="eastAsia" w:ascii="Times New Roman" w:hAnsi="Times New Roman" w:eastAsia="FangSong" w:cs="Times New Roman"/>
+          <w:b w:val="0"/>
+          <w:i w:val="0"/>
+          <w:iCs/>
+          <w:sz w:val="21"/>
+        </w:rPr>
+        <w:t>）、Suzuki（</w:t>
+      </w:r>
+      <w:r>
+        <w:rPr>
+          <w:rFonts w:hint="eastAsia" w:ascii="Times New Roman" w:hAnsi="Times New Roman" w:eastAsia="FangSong" w:cs="Times New Roman"/>
+          <w:b w:val="0"/>
+          <w:i w:val="0"/>
+          <w:iCs/>
+          <w:sz w:val="21"/>
+        </w:rPr>
+        <w:t>硼酸酯</w:t>
+      </w:r>
+      <w:r>
+        <w:rPr>
+          <w:rFonts w:hint="eastAsia" w:ascii="Times New Roman" w:hAnsi="Times New Roman" w:eastAsia="FangSong" w:cs="Times New Roman"/>
+          <w:b w:val="0"/>
+          <w:i w:val="0"/>
+          <w:iCs/>
+          <w:sz w:val="21"/>
+        </w:rPr>
+        <w:t>）、Sonogashira（</w:t>
+      </w:r>
+      <w:r>
+        <w:rPr>
+          <w:rFonts w:hint="eastAsia" w:ascii="Times New Roman" w:hAnsi="Times New Roman" w:eastAsia="FangSong" w:cs="Times New Roman"/>
+          <w:b w:val="0"/>
+          <w:i w:val="0"/>
+          <w:iCs/>
+          <w:sz w:val="21"/>
+        </w:rPr>
+        <w:t>炔烃</w:t>
+      </w:r>
+      <w:r>
+        <w:rPr>
+          <w:rFonts w:hint="eastAsia" w:ascii="Times New Roman" w:hAnsi="Times New Roman" w:eastAsia="FangSong" w:cs="Times New Roman"/>
+          <w:b w:val="0"/>
+          <w:i w:val="0"/>
+          <w:iCs/>
+          <w:sz w:val="21"/>
+        </w:rPr>
+        <w:t>）、Buchwald-Hartwig（</w:t>
+      </w:r>
+      <w:r>
+        <w:rPr>
+          <w:rFonts w:hint="eastAsia" w:ascii="Times New Roman" w:hAnsi="Times New Roman" w:eastAsia="FangSong" w:cs="Times New Roman"/>
+          <w:b w:val="0"/>
+          <w:i w:val="0"/>
+          <w:iCs/>
+          <w:sz w:val="21"/>
+        </w:rPr>
+        <w:t>胺</w:t>
+      </w:r>
+      <w:r>
+        <w:rPr>
+          <w:rFonts w:hint="eastAsia" w:ascii="Times New Roman" w:hAnsi="Times New Roman" w:eastAsia="FangSong" w:cs="Times New Roman"/>
+          <w:b w:val="0"/>
+          <w:i w:val="0"/>
+          <w:iCs/>
+          <w:sz w:val="21"/>
+        </w:rPr>
+        <w:t>）——</w:t>
+      </w:r>
+      <w:r>
+        <w:rPr>
+          <w:rFonts w:hint="eastAsia" w:ascii="Times New Roman" w:hAnsi="Times New Roman" w:eastAsia="FangSong" w:cs="Times New Roman"/>
+          <w:b w:val="0"/>
+          <w:i w:val="0"/>
+          <w:iCs/>
+          <w:sz w:val="21"/>
+        </w:rPr>
+        <w:t>统一框架</w:t>
+      </w:r>
+      <w:r>
+        <w:rPr>
+          <w:rFonts w:hint="eastAsia" w:ascii="Times New Roman" w:hAnsi="Times New Roman" w:eastAsia="FangSong" w:cs="Times New Roman"/>
+          <w:b w:val="0"/>
+          <w:i w:val="0"/>
+          <w:iCs/>
+          <w:sz w:val="21"/>
+        </w:rPr>
+        <w:t>”Ar−X</w:t>
+      </w:r>
+      <w:r>
+        <w:rPr>
+          <w:rFonts w:ascii="Times New Roman" w:hAnsi="Times New Roman" w:eastAsia="FangSong" w:cs="Times New Roman"/>
+          <w:b w:val="0"/>
+          <w:i w:val="0"/>
+          <w:iCs/>
+          <w:sz w:val="21"/>
+        </w:rPr>
+        <w:t xml:space="preserve"> + Pd </w:t>
+      </w:r>
+      <w:r>
+        <w:rPr>
+          <w:rFonts w:hint="eastAsia" w:ascii="Times New Roman" w:hAnsi="Times New Roman" w:eastAsia="FangSong" w:cs="Times New Roman"/>
+          <w:b w:val="0"/>
+          <w:i w:val="0"/>
+          <w:iCs/>
+          <w:sz w:val="21"/>
+        </w:rPr>
+        <w:t>催化剂</w:t>
+      </w:r>
+      <w:r>
+        <w:rPr>
+          <w:rFonts w:hint="eastAsia" w:ascii="Times New Roman" w:hAnsi="Times New Roman" w:eastAsia="FangSong" w:cs="Times New Roman"/>
+          <w:b w:val="0"/>
+          <w:i w:val="0"/>
+          <w:iCs/>
+          <w:sz w:val="21"/>
+        </w:rPr>
+        <w:t>”，</w:t>
+      </w:r>
+      <w:r>
+        <w:rPr>
+          <w:rFonts w:hint="eastAsia" w:ascii="Times New Roman" w:hAnsi="Times New Roman" w:eastAsia="FangSong" w:cs="Times New Roman"/>
+          <w:b w:val="0"/>
+          <w:i w:val="0"/>
+          <w:iCs/>
+          <w:sz w:val="21"/>
+        </w:rPr>
+        <w:t>分流只看</w:t>
+      </w:r>
+      <w:r>
+        <w:rPr>
+          <w:rFonts w:ascii="Times New Roman" w:hAnsi="Times New Roman" w:eastAsia="FangSong" w:cs="Times New Roman"/>
+          <w:b w:val="0"/>
+          <w:i w:val="0"/>
+          <w:iCs/>
+          <w:sz w:val="21"/>
+        </w:rPr>
+        <w:t xml:space="preserve"> partner </w:t>
+      </w:r>
+      <w:r>
+        <w:rPr>
+          <w:rFonts w:hint="eastAsia" w:ascii="Times New Roman" w:hAnsi="Times New Roman" w:eastAsia="FangSong" w:cs="Times New Roman"/>
+          <w:b w:val="0"/>
+          <w:i w:val="0"/>
+          <w:iCs/>
+          <w:sz w:val="21"/>
+        </w:rPr>
+        <w:t>与转金属化试剂</w:t>
+      </w:r>
+      <w:r>
+        <w:rPr>
+          <w:rFonts w:hint="eastAsia" w:ascii="Times New Roman" w:hAnsi="Times New Roman" w:eastAsia="FangSong" w:cs="Times New Roman"/>
+          <w:b w:val="0"/>
+          <w:i w:val="0"/>
+          <w:iCs/>
+          <w:sz w:val="21"/>
+        </w:rPr>
+        <w:t>。</w:t>
+      </w:r>
+    </w:p>
+    <w:bookmarkEnd w:id="60"/>
+    <w:bookmarkStart w:id="61" w:name="一眼识别与高频误区-7"/>
     <w:p>
       <w:pPr>
         <w:pStyle w:val="Heading3"/>
@@ -19408,9 +21249,9 @@
         </w:pict>
       </w:r>
     </w:p>
-    <w:bookmarkEnd w:id="43"/>
-    <w:bookmarkEnd w:id="44"/>
-    <w:bookmarkStart w:id="48" w:name="十一跨族对比三大表"/>
+    <w:bookmarkEnd w:id="61"/>
+    <w:bookmarkEnd w:id="62"/>
+    <w:bookmarkStart w:id="67" w:name="十一跨族对比与-12-迁移统一视图"/>
     <w:p>
       <w:pPr>
         <w:pStyle w:val="Heading2"/>
@@ -19432,10 +21273,28 @@
         <w:rPr>
           <w:rFonts w:hint="eastAsia" w:ascii="Times New Roman" w:hAnsi="Times New Roman" w:eastAsia="SimHei" w:cs="Times New Roman"/>
         </w:rPr>
-        <w:t>跨族对比三大表</w:t>
+        <w:t>跨族对比与</w:t>
+      </w:r>
+      <w:r>
+        <w:rPr>
+          <w:rFonts w:ascii="Times New Roman" w:hAnsi="Times New Roman" w:eastAsia="Times New Roman" w:cs="Times New Roman"/>
+        </w:rPr>
+        <w:t xml:space="preserve"> </w:t>
+      </w:r>
+      <w:r>
+        <w:rPr>
+          <w:rFonts w:hint="eastAsia" w:ascii="Times New Roman" w:hAnsi="Times New Roman" w:eastAsia="Times New Roman" w:cs="Times New Roman"/>
+        </w:rPr>
+        <w:t>1,2-</w:t>
+      </w:r>
+      <w:r>
+        <w:rPr>
+          <w:rFonts w:hint="eastAsia" w:ascii="Times New Roman" w:hAnsi="Times New Roman" w:eastAsia="SimHei" w:cs="Times New Roman"/>
+        </w:rPr>
+        <w:t>迁移统一视图</w:t>
       </w:r>
     </w:p>
-    <w:bookmarkStart w:id="45" w:name="重排驱动力对比第-1-2-5-6-族"/>
+    <w:bookmarkStart w:id="63" w:name="重排驱动力对比第-1-2-5-6-族"/>
     <w:p>
       <w:pPr>
         <w:pStyle w:val="Heading3"/>
@@ -20005,8 +21864,1324 @@
         </w:tc>
       </w:tr>
     </w:tbl>
-    <w:bookmarkEnd w:id="45"/>
-    <w:bookmarkStart w:id="46" w:name="缩合-vs-偶联cc-键构建的两类策略第-3-vs-8-族"/>
+    <w:bookmarkEnd w:id="63"/>
+    <w:bookmarkStart w:id="64" w:name="缺电子中心-12-迁移统一视图第-1-2-6-族"/>
+    <w:p>
+      <w:pPr>
+        <w:pStyle w:val="Heading3"/>
+        <w:spacing w:before="280" w:after="120"/>
+      </w:pPr>
+      <w:r>
+        <w:rPr>
+          <w:rFonts w:ascii="Times New Roman" w:hAnsi="Times New Roman" w:eastAsia="Times New Roman" w:cs="Times New Roman"/>
+        </w:rPr>
+        <w:t xml:space="preserve">11.2 </w:t>
+      </w:r>
+      <w:r>
+        <w:rPr>
+          <w:rFonts w:hint="eastAsia" w:ascii="Times New Roman" w:hAnsi="Times New Roman" w:eastAsia="SimHei" w:cs="Times New Roman"/>
+        </w:rPr>
+        <w:t xml:space="preserve">缺电子中心</w:t>
+      </w:r>
+      <w:r>
+        <w:rPr>
+          <w:rFonts w:ascii="Times New Roman" w:hAnsi="Times New Roman" w:eastAsia="Times New Roman" w:cs="Times New Roman"/>
+        </w:rPr>
+        <w:t xml:space="preserve"> </w:t>
+      </w:r>
+      <w:r>
+        <w:rPr>
+          <w:rFonts w:hint="eastAsia" w:ascii="Times New Roman" w:hAnsi="Times New Roman" w:eastAsia="Times New Roman" w:cs="Times New Roman"/>
+        </w:rPr>
+        <w:t>1,2-</w:t>
+      </w:r>
+      <w:r>
+        <w:rPr>
+          <w:rFonts w:hint="eastAsia" w:ascii="Times New Roman" w:hAnsi="Times New Roman" w:eastAsia="SimHei" w:cs="Times New Roman"/>
+        </w:rPr>
+        <w:t>迁移统一视图</w:t>
+      </w:r>
+      <w:r>
+        <w:rPr>
+          <w:rFonts w:hint="eastAsia" w:ascii="Times New Roman" w:hAnsi="Times New Roman" w:eastAsia="Times New Roman" w:cs="Times New Roman"/>
+        </w:rPr>
+        <w:t>（</w:t>
+      </w:r>
+      <w:r>
+        <w:rPr>
+          <w:rFonts w:hint="eastAsia" w:ascii="Times New Roman" w:hAnsi="Times New Roman" w:eastAsia="SimHei" w:cs="Times New Roman"/>
+        </w:rPr>
+        <w:t>第</w:t>
+      </w:r>
+      <w:r>
+        <w:rPr>
+          <w:rFonts w:ascii="Times New Roman" w:hAnsi="Times New Roman" w:eastAsia="Times New Roman" w:cs="Times New Roman"/>
+        </w:rPr>
+        <w:t xml:space="preserve"> 1 / 2 / 6 </w:t>
+      </w:r>
+      <w:r>
+        <w:rPr>
+          <w:rFonts w:hint="eastAsia" w:ascii="Times New Roman" w:hAnsi="Times New Roman" w:eastAsia="SimHei" w:cs="Times New Roman"/>
+        </w:rPr>
+        <w:t>族</w:t>
+      </w:r>
+      <w:r>
+        <w:rPr>
+          <w:rFonts w:hint="eastAsia" w:ascii="Times New Roman" w:hAnsi="Times New Roman" w:eastAsia="Times New Roman" w:cs="Times New Roman"/>
+        </w:rPr>
+        <w:t>）</w:t>
+      </w:r>
+    </w:p>
+    <w:p>
+      <w:pPr>
+        <w:pStyle w:val="FirstParagraph"/>
+      </w:pPr>
+      <w:r>
+        <w:rPr>
+          <w:rFonts w:hint="eastAsia" w:ascii="Times New Roman" w:hAnsi="Times New Roman" w:eastAsia="FangSong" w:cs="Times New Roman"/>
+        </w:rPr>
+        <w:t xml:space="preserve">第</w:t>
+      </w:r>
+      <w:r>
+        <w:rPr>
+          <w:rFonts w:ascii="Times New Roman" w:hAnsi="Times New Roman" w:eastAsia="Times New Roman" w:cs="Times New Roman"/>
+        </w:rPr>
+        <w:t xml:space="preserve"> 1、2、6 </w:t>
+      </w:r>
+      <w:r>
+        <w:rPr>
+          <w:rFonts w:hint="eastAsia" w:ascii="Times New Roman" w:hAnsi="Times New Roman" w:eastAsia="FangSong" w:cs="Times New Roman"/>
+        </w:rPr>
+        <w:t>族的表面差异很大</w:t>
+      </w:r>
+      <w:r>
+        <w:rPr>
+          <w:rFonts w:hint="eastAsia" w:ascii="Times New Roman" w:hAnsi="Times New Roman" w:eastAsia="Times New Roman" w:cs="Times New Roman"/>
+        </w:rPr>
+        <w:t>（C</w:t>
+      </w:r>
+      <w:r>
+        <w:rPr>
+          <w:rFonts w:hint="eastAsia" w:ascii="Times New Roman" w:hAnsi="Times New Roman" w:eastAsia="Times New Roman" w:cs="Times New Roman"/>
+          <w:vertAlign w:val="superscript"/>
+        </w:rPr>
+        <w:t>+</w:t>
+      </w:r>
+      <w:r>
+        <w:rPr>
+          <w:rFonts w:ascii="Times New Roman" w:hAnsi="Times New Roman" w:eastAsia="Times New Roman" w:cs="Times New Roman"/>
+        </w:rPr>
+        <w:t xml:space="preserve"> / N / O </w:t>
+      </w:r>
+      <w:r>
+        <w:rPr>
+          <w:rFonts w:hint="eastAsia" w:ascii="Times New Roman" w:hAnsi="Times New Roman" w:eastAsia="FangSong" w:cs="Times New Roman"/>
+        </w:rPr>
+        <w:t>三种缺电子中心</w:t>
+      </w:r>
+      <w:r>
+        <w:rPr>
+          <w:rFonts w:hint="eastAsia" w:ascii="Times New Roman" w:hAnsi="Times New Roman" w:eastAsia="Times New Roman" w:cs="Times New Roman"/>
+        </w:rPr>
+        <w:t>），</w:t>
+      </w:r>
+      <w:r>
+        <w:rPr>
+          <w:rFonts w:hint="eastAsia" w:ascii="Times New Roman" w:hAnsi="Times New Roman" w:eastAsia="FangSong" w:cs="Times New Roman"/>
+        </w:rPr>
+        <w:t>但迁移步骤共用同一条判断链</w:t>
+      </w:r>
+      <w:r>
+        <w:rPr>
+          <w:rFonts w:hint="eastAsia" w:ascii="Times New Roman" w:hAnsi="Times New Roman" w:eastAsia="Times New Roman" w:cs="Times New Roman"/>
+        </w:rPr>
+        <w:t>。</w:t>
+      </w:r>
+      <w:r>
+        <w:rPr>
+          <w:rFonts w:hint="eastAsia" w:ascii="Times New Roman" w:hAnsi="Times New Roman" w:eastAsia="FangSong" w:cs="Times New Roman"/>
+        </w:rPr>
+        <w:t>把三族放进一个视图</w:t>
+      </w:r>
+      <w:r>
+        <w:rPr>
+          <w:rFonts w:hint="eastAsia" w:ascii="Times New Roman" w:hAnsi="Times New Roman" w:eastAsia="Times New Roman" w:cs="Times New Roman"/>
+        </w:rPr>
+        <w:t>，</w:t>
+      </w:r>
+      <w:r>
+        <w:rPr>
+          <w:rFonts w:hint="eastAsia" w:ascii="Times New Roman" w:hAnsi="Times New Roman" w:eastAsia="FangSong" w:cs="Times New Roman"/>
+        </w:rPr>
+        <w:t>迁移方向题就只剩</w:t>
+      </w:r>
+      <w:r>
+        <w:rPr>
+          <w:rFonts w:hint="eastAsia" w:ascii="Times New Roman" w:hAnsi="Times New Roman" w:eastAsia="Times New Roman" w:cs="Times New Roman"/>
+        </w:rPr>
+        <w:t>”</w:t>
+      </w:r>
+      <w:r>
+        <w:rPr>
+          <w:rFonts w:hint="eastAsia" w:ascii="Times New Roman" w:hAnsi="Times New Roman" w:eastAsia="FangSong" w:cs="Times New Roman"/>
+        </w:rPr>
+        <w:t>三问</w:t>
+      </w:r>
+      <w:r>
+        <w:rPr>
+          <w:rFonts w:hint="eastAsia" w:ascii="Times New Roman" w:hAnsi="Times New Roman" w:eastAsia="Times New Roman" w:cs="Times New Roman"/>
+        </w:rPr>
+        <w:t>”：</w:t>
+      </w:r>
+    </w:p>
+    <w:p>
+      <w:pPr>
+        <w:pStyle w:val="BodyText"/>
+        <w:spacing w:after="80"/>
+      </w:pPr>
+      <w:r>
+        <w:rPr>
+          <w:rFonts w:hint="eastAsia" w:ascii="Times New Roman" w:hAnsi="Times New Roman" w:eastAsia="FangSong" w:cs="Times New Roman"/>
+          <w:b/>
+          <w:bCs/>
+        </w:rPr>
+        <w:t xml:space="preserve">统一机理骨架</w:t>
+      </w:r>
+      <w:r>
+        <w:rPr>
+          <w:rFonts w:hint="eastAsia" w:ascii="Times New Roman" w:hAnsi="Times New Roman" w:eastAsia="Times New Roman" w:cs="Times New Roman"/>
+        </w:rPr>
+        <w:t>：</w:t>
+      </w:r>
+      <w:r>
+        <w:rPr>
+          <w:rFonts w:hint="eastAsia" w:ascii="Times New Roman" w:hAnsi="Times New Roman" w:eastAsia="FangSong" w:cs="Times New Roman"/>
+        </w:rPr>
+        <w:t>杂原子</w:t>
+      </w:r>
+      <w:r>
+        <w:rPr>
+          <w:rFonts w:hint="eastAsia" w:ascii="Times New Roman" w:hAnsi="Times New Roman" w:eastAsia="Times New Roman" w:cs="Times New Roman"/>
+        </w:rPr>
+        <w:t>（O</w:t>
+      </w:r>
+      <w:r>
+        <w:rPr>
+          <w:rFonts w:ascii="Times New Roman" w:hAnsi="Times New Roman" w:eastAsia="Times New Roman" w:cs="Times New Roman"/>
+        </w:rPr>
+        <w:t xml:space="preserve"> / </w:t>
+      </w:r>
+      <w:r>
+        <w:rPr>
+          <w:rFonts w:hint="eastAsia" w:ascii="Times New Roman" w:hAnsi="Times New Roman" w:eastAsia="Times New Roman" w:cs="Times New Roman"/>
+        </w:rPr>
+        <w:t>N）</w:t>
+      </w:r>
+      <w:r>
+        <w:rPr>
+          <w:rFonts w:hint="eastAsia" w:ascii="Times New Roman" w:hAnsi="Times New Roman" w:eastAsia="FangSong" w:cs="Times New Roman"/>
+        </w:rPr>
+        <w:t>对底物加成或取代</w:t>
+      </w:r>
+      <w:r>
+        <w:rPr>
+          <w:rFonts w:ascii="Times New Roman" w:hAnsi="Times New Roman" w:eastAsia="Times New Roman" w:cs="Times New Roman"/>
+        </w:rPr>
+        <w:t xml:space="preserve"> → </w:t>
+      </w:r>
+      <w:r>
+        <w:rPr>
+          <w:rFonts w:hint="eastAsia" w:ascii="Times New Roman" w:hAnsi="Times New Roman" w:eastAsia="FangSong" w:cs="Times New Roman"/>
+        </w:rPr>
+        <w:t xml:space="preserve">构建缺电子中心与内嵌离去基</w:t>
+      </w:r>
+      <w:r>
+        <w:rPr>
+          <w:rFonts w:ascii="Times New Roman" w:hAnsi="Times New Roman" w:eastAsia="Times New Roman" w:cs="Times New Roman"/>
+        </w:rPr>
+        <w:t xml:space="preserve"> → </w:t>
+      </w:r>
+      <w:r>
+        <w:rPr>
+          <w:rFonts w:hint="eastAsia" w:ascii="Times New Roman" w:hAnsi="Times New Roman" w:eastAsia="FangSong" w:cs="Times New Roman"/>
+        </w:rPr>
+        <w:t xml:space="preserve">相邻</w:t>
+      </w:r>
+      <w:r>
+        <w:rPr>
+          <w:rFonts w:ascii="Times New Roman" w:hAnsi="Times New Roman" w:eastAsia="Times New Roman" w:cs="Times New Roman"/>
+        </w:rPr>
+        <w:t xml:space="preserve"> R </w:t>
+      </w:r>
+      <w:r>
+        <w:rPr>
+          <w:rFonts w:hint="eastAsia" w:ascii="Times New Roman" w:hAnsi="Times New Roman" w:eastAsia="FangSong" w:cs="Times New Roman"/>
+        </w:rPr>
+        <w:t xml:space="preserve">基带一对电子</w:t>
+      </w:r>
+      <w:r>
+        <w:rPr>
+          <w:rFonts w:ascii="Times New Roman" w:hAnsi="Times New Roman" w:eastAsia="Times New Roman" w:cs="Times New Roman"/>
+        </w:rPr>
+        <w:t xml:space="preserve"> </w:t>
+      </w:r>
+      <w:r>
+        <w:rPr>
+          <w:rFonts w:hint="eastAsia" w:ascii="Times New Roman" w:hAnsi="Times New Roman" w:eastAsia="Times New Roman" w:cs="Times New Roman"/>
+        </w:rPr>
+        <w:t>1,2-</w:t>
+      </w:r>
+      <w:r>
+        <w:rPr>
+          <w:rFonts w:hint="eastAsia" w:ascii="Times New Roman" w:hAnsi="Times New Roman" w:eastAsia="FangSong" w:cs="Times New Roman"/>
+        </w:rPr>
+        <w:t>迁移</w:t>
+      </w:r>
+      <w:r>
+        <w:rPr>
+          <w:rFonts w:hint="eastAsia" w:ascii="Times New Roman" w:hAnsi="Times New Roman" w:eastAsia="Times New Roman" w:cs="Times New Roman"/>
+        </w:rPr>
+        <w:t>、</w:t>
+      </w:r>
+      <w:r>
+        <w:rPr>
+          <w:rFonts w:hint="eastAsia" w:ascii="Times New Roman" w:hAnsi="Times New Roman" w:eastAsia="FangSong" w:cs="Times New Roman"/>
+        </w:rPr>
+        <w:t>同步挤走离去基</w:t>
+      </w:r>
+      <w:r>
+        <w:rPr>
+          <w:rFonts w:ascii="Times New Roman" w:hAnsi="Times New Roman" w:eastAsia="Times New Roman" w:cs="Times New Roman"/>
+        </w:rPr>
+        <w:t xml:space="preserve"> → </w:t>
+      </w:r>
+      <w:r>
+        <w:rPr>
+          <w:rFonts w:hint="eastAsia" w:ascii="Times New Roman" w:hAnsi="Times New Roman" w:eastAsia="FangSong" w:cs="Times New Roman"/>
+        </w:rPr>
+        <w:t>官能团落地</w:t>
+      </w:r>
+      <w:r>
+        <w:rPr>
+          <w:rFonts w:hint="eastAsia" w:ascii="Times New Roman" w:hAnsi="Times New Roman" w:eastAsia="Times New Roman" w:cs="Times New Roman"/>
+        </w:rPr>
+        <w:t>。</w:t>
+      </w:r>
+    </w:p>
+    <w:tbl>
+      <w:tblPr>
+        <w:tblStyle w:val="Table"/>
+        <w:tblW w:type="pct" w:w="5000"/>
+        <w:tblLayout w:type="fixed"/>
+        <w:tblLook w:firstRow="1" w:lastRow="0" w:firstColumn="0" w:lastColumn="0" w:noHBand="0" w:noVBand="0" w:val="0020"/>
+      </w:tblPr>
+      <w:tblGrid>
+        <w:gridCol w:w="1980"/>
+        <w:gridCol w:w="1980"/>
+        <w:gridCol w:w="1980"/>
+        <w:gridCol w:w="1980"/>
+      </w:tblGrid>
+      <w:tr>
+        <w:trPr>
+          <w:tblHeader w:val="on"/>
+        </w:trPr>
+        <w:tc>
+          <w:tcPr/>
+          <w:p>
+            <w:pPr>
+              <w:pStyle w:val="Compact"/>
+              <w:jc w:val="center"/>
+            </w:pPr>
+            <w:r>
+              <w:rPr>
+                <w:rFonts w:hint="eastAsia" w:ascii="Times New Roman" w:hAnsi="Times New Roman" w:eastAsia="SimHei" w:cs="Times New Roman"/>
+                <w:b/>
+              </w:rPr>
+              <w:t xml:space="preserve">统一判断链</w:t>
+            </w:r>
+          </w:p>
+        </w:tc>
+        <w:tc>
+          <w:tcPr/>
+          <w:p>
+            <w:pPr>
+              <w:pStyle w:val="Compact"/>
+              <w:jc w:val="center"/>
+            </w:pPr>
+            <w:r>
+              <w:rPr>
+                <w:rFonts w:hint="eastAsia" w:ascii="Times New Roman" w:hAnsi="Times New Roman" w:eastAsia="SimHei" w:cs="Times New Roman"/>
+                <w:b/>
+              </w:rPr>
+              <w:t xml:space="preserve">第</w:t>
+            </w:r>
+            <w:r>
+              <w:rPr>
+                <w:rFonts w:ascii="Times New Roman" w:hAnsi="Times New Roman" w:eastAsia="Times New Roman" w:cs="Times New Roman"/>
+                <w:b/>
+              </w:rPr>
+              <w:t xml:space="preserve"> 1 </w:t>
+            </w:r>
+            <w:r>
+              <w:rPr>
+                <w:rFonts w:hint="eastAsia" w:ascii="Times New Roman" w:hAnsi="Times New Roman" w:eastAsia="SimHei" w:cs="Times New Roman"/>
+                <w:b/>
+              </w:rPr>
+              <w:t>族</w:t>
+            </w:r>
+            <w:r>
+              <w:rPr>
+                <w:rFonts w:hint="eastAsia" w:ascii="Times New Roman" w:hAnsi="Times New Roman" w:eastAsia="Times New Roman" w:cs="Times New Roman"/>
+                <w:b/>
+              </w:rPr>
+              <w:t>（</w:t>
+            </w:r>
+            <w:r>
+              <w:rPr>
+                <w:rFonts w:hint="eastAsia" w:ascii="Times New Roman" w:hAnsi="Times New Roman" w:eastAsia="SimHei" w:cs="Times New Roman"/>
+                <w:b/>
+              </w:rPr>
+              <w:t>碳正</w:t>
+            </w:r>
+            <w:r>
+              <w:rPr>
+                <w:rFonts w:hint="eastAsia" w:ascii="Times New Roman" w:hAnsi="Times New Roman" w:eastAsia="Times New Roman" w:cs="Times New Roman"/>
+                <w:b/>
+              </w:rPr>
+              <w:t>）</w:t>
+            </w:r>
+          </w:p>
+        </w:tc>
+        <w:tc>
+          <w:tcPr/>
+          <w:p>
+            <w:pPr>
+              <w:pStyle w:val="Compact"/>
+              <w:jc w:val="center"/>
+            </w:pPr>
+            <w:r>
+              <w:rPr>
+                <w:rFonts w:hint="eastAsia" w:ascii="Times New Roman" w:hAnsi="Times New Roman" w:eastAsia="SimHei" w:cs="Times New Roman"/>
+                <w:b/>
+              </w:rPr>
+              <w:t xml:space="preserve">第</w:t>
+            </w:r>
+            <w:r>
+              <w:rPr>
+                <w:rFonts w:ascii="Times New Roman" w:hAnsi="Times New Roman" w:eastAsia="Times New Roman" w:cs="Times New Roman"/>
+                <w:b/>
+              </w:rPr>
+              <w:t xml:space="preserve"> 2 </w:t>
+            </w:r>
+            <w:r>
+              <w:rPr>
+                <w:rFonts w:hint="eastAsia" w:ascii="Times New Roman" w:hAnsi="Times New Roman" w:eastAsia="SimHei" w:cs="Times New Roman"/>
+                <w:b/>
+              </w:rPr>
+              <w:t>族</w:t>
+            </w:r>
+            <w:r>
+              <w:rPr>
+                <w:rFonts w:hint="eastAsia" w:ascii="Times New Roman" w:hAnsi="Times New Roman" w:eastAsia="Times New Roman" w:cs="Times New Roman"/>
+                <w:b/>
+              </w:rPr>
+              <w:t>（</w:t>
+            </w:r>
+            <w:r>
+              <w:rPr>
+                <w:rFonts w:hint="eastAsia" w:ascii="Times New Roman" w:hAnsi="Times New Roman" w:eastAsia="SimHei" w:cs="Times New Roman"/>
+                <w:b/>
+              </w:rPr>
+              <w:t>缺电子氮</w:t>
+            </w:r>
+            <w:r>
+              <w:rPr>
+                <w:rFonts w:hint="eastAsia" w:ascii="Times New Roman" w:hAnsi="Times New Roman" w:eastAsia="Times New Roman" w:cs="Times New Roman"/>
+                <w:b/>
+              </w:rPr>
+              <w:t>）</w:t>
+            </w:r>
+          </w:p>
+        </w:tc>
+        <w:tc>
+          <w:tcPr/>
+          <w:p>
+            <w:pPr>
+              <w:pStyle w:val="Compact"/>
+              <w:jc w:val="center"/>
+            </w:pPr>
+            <w:r>
+              <w:rPr>
+                <w:rFonts w:hint="eastAsia" w:ascii="Times New Roman" w:hAnsi="Times New Roman" w:eastAsia="SimHei" w:cs="Times New Roman"/>
+                <w:b/>
+              </w:rPr>
+              <w:t xml:space="preserve">第</w:t>
+            </w:r>
+            <w:r>
+              <w:rPr>
+                <w:rFonts w:ascii="Times New Roman" w:hAnsi="Times New Roman" w:eastAsia="Times New Roman" w:cs="Times New Roman"/>
+                <w:b/>
+              </w:rPr>
+              <w:t xml:space="preserve"> 6 </w:t>
+            </w:r>
+            <w:r>
+              <w:rPr>
+                <w:rFonts w:hint="eastAsia" w:ascii="Times New Roman" w:hAnsi="Times New Roman" w:eastAsia="SimHei" w:cs="Times New Roman"/>
+                <w:b/>
+              </w:rPr>
+              <w:t>族</w:t>
+            </w:r>
+            <w:r>
+              <w:rPr>
+                <w:rFonts w:hint="eastAsia" w:ascii="Times New Roman" w:hAnsi="Times New Roman" w:eastAsia="Times New Roman" w:cs="Times New Roman"/>
+                <w:b/>
+              </w:rPr>
+              <w:t>（</w:t>
+            </w:r>
+            <w:r>
+              <w:rPr>
+                <w:rFonts w:hint="eastAsia" w:ascii="Times New Roman" w:hAnsi="Times New Roman" w:eastAsia="SimHei" w:cs="Times New Roman"/>
+                <w:b/>
+              </w:rPr>
+              <w:t>氧化重排</w:t>
+            </w:r>
+            <w:r>
+              <w:rPr>
+                <w:rFonts w:hint="eastAsia" w:ascii="Times New Roman" w:hAnsi="Times New Roman" w:eastAsia="Times New Roman" w:cs="Times New Roman"/>
+                <w:b/>
+              </w:rPr>
+              <w:t>）</w:t>
+            </w:r>
+          </w:p>
+        </w:tc>
+      </w:tr>
+      <w:tr>
+        <w:tc>
+          <w:tcPr/>
+          <w:p>
+            <w:pPr>
+              <w:pStyle w:val="Compact"/>
+              <w:jc w:val="center"/>
+            </w:pPr>
+            <w:r>
+              <w:rPr>
+                <w:rFonts w:ascii="Times New Roman" w:hAnsi="Times New Roman" w:eastAsia="Times New Roman" w:cs="Times New Roman"/>
+              </w:rPr>
+              <w:t xml:space="preserve">① </w:t>
+            </w:r>
+            <w:r>
+              <w:rPr>
+                <w:rFonts w:hint="eastAsia" w:ascii="Times New Roman" w:hAnsi="Times New Roman" w:eastAsia="FangSong" w:cs="Times New Roman"/>
+              </w:rPr>
+              <w:t xml:space="preserve">缺电子中心在哪</w:t>
+            </w:r>
+          </w:p>
+        </w:tc>
+        <w:tc>
+          <w:tcPr/>
+          <w:p>
+            <w:pPr>
+              <w:pStyle w:val="Compact"/>
+              <w:jc w:val="center"/>
+            </w:pPr>
+            <w:r>
+              <w:rPr>
+                <w:rFonts w:hint="eastAsia" w:ascii="Times New Roman" w:hAnsi="Times New Roman" w:eastAsia="FangSong" w:cs="Times New Roman"/>
+              </w:rPr>
+              <w:t xml:space="preserve">质子化离去</w:t>
+            </w:r>
+            <w:r>
+              <w:rPr>
+                <w:rFonts w:ascii="Times New Roman" w:hAnsi="Times New Roman" w:eastAsia="Times New Roman" w:cs="Times New Roman"/>
+              </w:rPr>
+              <w:t xml:space="preserve"> / SN1 </w:t>
+            </w:r>
+            <w:r>
+              <w:rPr>
+                <w:rFonts w:hint="eastAsia" w:ascii="Times New Roman" w:hAnsi="Times New Roman" w:eastAsia="FangSong" w:cs="Times New Roman"/>
+              </w:rPr>
+              <w:t xml:space="preserve">造</w:t>
+            </w:r>
+            <w:r>
+              <w:rPr>
+                <w:rFonts w:ascii="Times New Roman" w:hAnsi="Times New Roman" w:eastAsia="Times New Roman" w:cs="Times New Roman"/>
+              </w:rPr>
+              <w:t xml:space="preserve"> C</w:t>
+            </w:r>
+            <w:r>
+              <w:rPr>
+                <w:rFonts w:ascii="Times New Roman" w:hAnsi="Times New Roman" w:eastAsia="Times New Roman" w:cs="Times New Roman"/>
+                <w:vertAlign w:val="superscript"/>
+              </w:rPr>
+              <w:t>+</w:t>
+            </w:r>
+          </w:p>
+        </w:tc>
+        <w:tc>
+          <w:tcPr/>
+          <w:p>
+            <w:pPr>
+              <w:pStyle w:val="Compact"/>
+              <w:jc w:val="center"/>
+            </w:pPr>
+            <w:r>
+              <w:rPr>
+                <w:rFonts w:ascii="Times New Roman" w:hAnsi="Times New Roman" w:eastAsia="Times New Roman" w:cs="Times New Roman"/>
+              </w:rPr>
+              <w:t>N−Br / N−N</w:t>
+            </w:r>
+            <w:r>
+              <w:rPr>
+                <w:rFonts w:ascii="Times New Roman" w:hAnsi="Times New Roman" w:eastAsia="Times New Roman" w:cs="Times New Roman"/>
+                <w:vertAlign w:val="subscript"/>
+              </w:rPr>
+              <w:t>2</w:t>
+            </w:r>
+            <w:r>
+              <w:rPr>
+                <w:rFonts w:ascii="Times New Roman" w:hAnsi="Times New Roman" w:eastAsia="Times New Roman" w:cs="Times New Roman"/>
+              </w:rPr>
+              <w:t xml:space="preserve"> </w:t>
+            </w:r>
+            <w:r>
+              <w:rPr>
+                <w:rFonts w:hint="eastAsia" w:ascii="Times New Roman" w:hAnsi="Times New Roman" w:eastAsia="FangSong" w:cs="Times New Roman"/>
+              </w:rPr>
+              <w:t xml:space="preserve">构建缺电子</w:t>
+            </w:r>
+            <w:r>
+              <w:rPr>
+                <w:rFonts w:ascii="Times New Roman" w:hAnsi="Times New Roman" w:eastAsia="Times New Roman" w:cs="Times New Roman"/>
+              </w:rPr>
+              <w:t xml:space="preserve"> N</w:t>
+            </w:r>
+          </w:p>
+        </w:tc>
+        <w:tc>
+          <w:tcPr/>
+          <w:p>
+            <w:pPr>
+              <w:pStyle w:val="Compact"/>
+              <w:jc w:val="center"/>
+            </w:pPr>
+            <w:r>
+              <w:rPr>
+                <w:rFonts w:ascii="Times New Roman" w:hAnsi="Times New Roman" w:eastAsia="Times New Roman" w:cs="Times New Roman"/>
+              </w:rPr>
+              <w:t xml:space="preserve">Criegee </w:t>
+            </w:r>
+            <w:r>
+              <w:rPr>
+                <w:rFonts w:hint="eastAsia" w:ascii="Times New Roman" w:hAnsi="Times New Roman" w:eastAsia="FangSong" w:cs="Times New Roman"/>
+              </w:rPr>
+              <w:t xml:space="preserve">中间体的过氧氧</w:t>
+            </w:r>
+          </w:p>
+        </w:tc>
+      </w:tr>
+      <w:tr>
+        <w:tc>
+          <w:tcPr/>
+          <w:p>
+            <w:pPr>
+              <w:pStyle w:val="Compact"/>
+              <w:jc w:val="center"/>
+            </w:pPr>
+            <w:r>
+              <w:rPr>
+                <w:rFonts w:ascii="Times New Roman" w:hAnsi="Times New Roman" w:eastAsia="Times New Roman" w:cs="Times New Roman"/>
+              </w:rPr>
+              <w:t xml:space="preserve">② </w:t>
+            </w:r>
+            <w:r>
+              <w:rPr>
+                <w:rFonts w:hint="eastAsia" w:ascii="Times New Roman" w:hAnsi="Times New Roman" w:eastAsia="FangSong" w:cs="Times New Roman"/>
+              </w:rPr>
+              <w:t xml:space="preserve">谁迁移</w:t>
+            </w:r>
+          </w:p>
+        </w:tc>
+        <w:tc>
+          <w:tcPr/>
+          <w:p>
+            <w:pPr>
+              <w:pStyle w:val="Compact"/>
+              <w:jc w:val="center"/>
+            </w:pPr>
+            <w:r>
+              <w:rPr>
+                <w:rFonts w:hint="eastAsia" w:ascii="Times New Roman" w:hAnsi="Times New Roman" w:eastAsia="FangSong" w:cs="Times New Roman"/>
+              </w:rPr>
+              <w:t xml:space="preserve">迁移能力</w:t>
+            </w:r>
+            <w:r>
+              <w:rPr>
+                <w:rFonts w:ascii="Times New Roman" w:hAnsi="Times New Roman" w:eastAsia="Times New Roman" w:cs="Times New Roman"/>
+              </w:rPr>
+              <w:t xml:space="preserve"> + </w:t>
+            </w:r>
+            <w:r>
+              <w:rPr>
+                <w:rFonts w:hint="eastAsia" w:ascii="Times New Roman" w:hAnsi="Times New Roman" w:eastAsia="FangSong" w:cs="Times New Roman"/>
+              </w:rPr>
+              <w:t xml:space="preserve">反式共平面</w:t>
+            </w:r>
+          </w:p>
+        </w:tc>
+        <w:tc>
+          <w:tcPr/>
+          <w:p>
+            <w:pPr>
+              <w:pStyle w:val="Compact"/>
+              <w:jc w:val="center"/>
+            </w:pPr>
+            <w:r>
+              <w:rPr>
+                <w:rFonts w:hint="eastAsia" w:ascii="Times New Roman" w:hAnsi="Times New Roman" w:eastAsia="FangSong" w:cs="Times New Roman"/>
+              </w:rPr>
+              <w:t xml:space="preserve">与离去基反位的</w:t>
+            </w:r>
+            <w:r>
+              <w:rPr>
+                <w:rFonts w:ascii="Times New Roman" w:hAnsi="Times New Roman" w:eastAsia="Times New Roman" w:cs="Times New Roman"/>
+              </w:rPr>
+              <w:t xml:space="preserve"> R</w:t>
+            </w:r>
+          </w:p>
+        </w:tc>
+        <w:tc>
+          <w:tcPr/>
+          <w:p>
+            <w:pPr>
+              <w:pStyle w:val="Compact"/>
+              <w:jc w:val="center"/>
+            </w:pPr>
+            <w:r>
+              <w:rPr>
+                <w:rFonts w:hint="eastAsia" w:ascii="Times New Roman" w:hAnsi="Times New Roman" w:eastAsia="FangSong" w:cs="Times New Roman"/>
+              </w:rPr>
+              <w:t xml:space="preserve">与过氧</w:t>
+            </w:r>
+            <w:r>
+              <w:rPr>
+                <w:rFonts w:ascii="Times New Roman" w:hAnsi="Times New Roman" w:eastAsia="Times New Roman" w:cs="Times New Roman"/>
+              </w:rPr>
+              <w:t xml:space="preserve"> O </w:t>
+            </w:r>
+            <w:r>
+              <w:rPr>
+                <w:rFonts w:hint="eastAsia" w:ascii="Times New Roman" w:hAnsi="Times New Roman" w:eastAsia="FangSong" w:cs="Times New Roman"/>
+              </w:rPr>
+              <w:t xml:space="preserve">反位的</w:t>
+            </w:r>
+            <w:r>
+              <w:rPr>
+                <w:rFonts w:ascii="Times New Roman" w:hAnsi="Times New Roman" w:eastAsia="Times New Roman" w:cs="Times New Roman"/>
+              </w:rPr>
+              <w:t xml:space="preserve"> </w:t>
+            </w:r>
+            <w:r>
+              <w:rPr>
+                <w:rFonts w:hint="eastAsia" w:ascii="Times New Roman" w:hAnsi="Times New Roman" w:eastAsia="Times New Roman" w:cs="Times New Roman"/>
+              </w:rPr>
+              <w:t xml:space="preserve">R（B-V</w:t>
+            </w:r>
+            <w:r>
+              <w:rPr>
+                <w:rFonts w:ascii="Times New Roman" w:hAnsi="Times New Roman" w:eastAsia="Times New Roman" w:cs="Times New Roman"/>
+              </w:rPr>
+              <w:t xml:space="preserve"> </w:t>
+            </w:r>
+            <w:r>
+              <w:rPr>
+                <w:rFonts w:hint="eastAsia" w:ascii="Times New Roman" w:hAnsi="Times New Roman" w:eastAsia="FangSong" w:cs="Times New Roman"/>
+              </w:rPr>
+              <w:t>型</w:t>
+            </w:r>
+            <w:r>
+              <w:rPr>
+                <w:rFonts w:hint="eastAsia" w:ascii="Times New Roman" w:hAnsi="Times New Roman" w:eastAsia="Times New Roman" w:cs="Times New Roman"/>
+              </w:rPr>
+              <w:t>）</w:t>
+            </w:r>
+          </w:p>
+        </w:tc>
+      </w:tr>
+      <w:tr>
+        <w:tc>
+          <w:tcPr/>
+          <w:p>
+            <w:pPr>
+              <w:pStyle w:val="Compact"/>
+              <w:jc w:val="center"/>
+            </w:pPr>
+            <w:r>
+              <w:rPr>
+                <w:rFonts w:ascii="Times New Roman" w:hAnsi="Times New Roman" w:eastAsia="Times New Roman" w:cs="Times New Roman"/>
+              </w:rPr>
+              <w:t xml:space="preserve">③ </w:t>
+            </w:r>
+            <w:r>
+              <w:rPr>
+                <w:rFonts w:hint="eastAsia" w:ascii="Times New Roman" w:hAnsi="Times New Roman" w:eastAsia="FangSong" w:cs="Times New Roman"/>
+              </w:rPr>
+              <w:t xml:space="preserve">迁移能力排序</w:t>
+            </w:r>
+          </w:p>
+        </w:tc>
+        <w:tc>
+          <w:tcPr/>
+          <w:p>
+            <w:pPr>
+              <w:pStyle w:val="Compact"/>
+              <w:jc w:val="center"/>
+            </w:pPr>
+            <w:r>
+              <w:rPr>
+                <w:rFonts w:ascii="Times New Roman" w:hAnsi="Times New Roman" w:eastAsia="Times New Roman" w:cs="Times New Roman"/>
+              </w:rPr>
+              <w:t xml:space="preserve">Aryl &gt; 3° &gt; 2° &gt; 1°</w:t>
+            </w:r>
+          </w:p>
+        </w:tc>
+        <w:tc>
+          <w:tcPr/>
+          <w:p>
+            <w:pPr>
+              <w:pStyle w:val="Compact"/>
+              <w:jc w:val="center"/>
+            </w:pPr>
+            <w:r>
+              <w:rPr>
+                <w:rFonts w:hint="eastAsia" w:ascii="Times New Roman" w:hAnsi="Times New Roman" w:eastAsia="FangSong" w:cs="Times New Roman"/>
+              </w:rPr>
+              <w:t xml:space="preserve">富电子</w:t>
+            </w:r>
+            <w:r>
+              <w:rPr>
+                <w:rFonts w:ascii="Times New Roman" w:hAnsi="Times New Roman" w:eastAsia="Times New Roman" w:cs="Times New Roman"/>
+              </w:rPr>
+              <w:t xml:space="preserve"> R </w:t>
+            </w:r>
+            <w:r>
+              <w:rPr>
+                <w:rFonts w:hint="eastAsia" w:ascii="Times New Roman" w:hAnsi="Times New Roman" w:eastAsia="FangSong" w:cs="Times New Roman"/>
+              </w:rPr>
+              <w:t>优先</w:t>
+            </w:r>
+            <w:r>
+              <w:rPr>
+                <w:rFonts w:hint="eastAsia" w:ascii="Times New Roman" w:hAnsi="Times New Roman" w:eastAsia="Times New Roman" w:cs="Times New Roman"/>
+              </w:rPr>
+              <w:t>（</w:t>
+            </w:r>
+            <w:r>
+              <w:rPr>
+                <w:rFonts w:hint="eastAsia" w:ascii="Times New Roman" w:hAnsi="Times New Roman" w:eastAsia="FangSong" w:cs="Times New Roman"/>
+              </w:rPr>
+              <w:t>同第</w:t>
+            </w:r>
+            <w:r>
+              <w:rPr>
+                <w:rFonts w:ascii="Times New Roman" w:hAnsi="Times New Roman" w:eastAsia="Times New Roman" w:cs="Times New Roman"/>
+              </w:rPr>
+              <w:t xml:space="preserve"> 1 </w:t>
+            </w:r>
+            <w:r>
+              <w:rPr>
+                <w:rFonts w:hint="eastAsia" w:ascii="Times New Roman" w:hAnsi="Times New Roman" w:eastAsia="FangSong" w:cs="Times New Roman"/>
+              </w:rPr>
+              <w:t>族序</w:t>
+            </w:r>
+            <w:r>
+              <w:rPr>
+                <w:rFonts w:hint="eastAsia" w:ascii="Times New Roman" w:hAnsi="Times New Roman" w:eastAsia="Times New Roman" w:cs="Times New Roman"/>
+              </w:rPr>
+              <w:t>）</w:t>
+            </w:r>
+          </w:p>
+        </w:tc>
+        <w:tc>
+          <w:tcPr/>
+          <w:p>
+            <w:pPr>
+              <w:pStyle w:val="Compact"/>
+              <w:jc w:val="center"/>
+            </w:pPr>
+            <w:r>
+              <w:rPr>
+                <w:rFonts w:ascii="Times New Roman" w:hAnsi="Times New Roman" w:eastAsia="Times New Roman" w:cs="Times New Roman"/>
+              </w:rPr>
+              <w:t xml:space="preserve">H &gt; </w:t>
+            </w:r>
+            <w:r>
+              <w:rPr>
+                <w:rFonts w:hint="eastAsia" w:ascii="Times New Roman" w:hAnsi="Times New Roman" w:eastAsia="Times New Roman" w:cs="Times New Roman"/>
+              </w:rPr>
+              <w:t>3°/</w:t>
+            </w:r>
+            <w:r>
+              <w:rPr>
+                <w:rFonts w:hint="eastAsia" w:ascii="Times New Roman" w:hAnsi="Times New Roman" w:eastAsia="FangSong" w:cs="Times New Roman"/>
+              </w:rPr>
+              <w:t>环己基</w:t>
+            </w:r>
+            <w:r>
+              <w:rPr>
+                <w:rFonts w:ascii="Times New Roman" w:hAnsi="Times New Roman" w:eastAsia="Times New Roman" w:cs="Times New Roman"/>
+              </w:rPr>
+              <w:t xml:space="preserve"> &gt; 2° &gt; </w:t>
+            </w:r>
+            <w:r>
+              <w:rPr>
+                <w:rFonts w:hint="eastAsia" w:ascii="Times New Roman" w:hAnsi="Times New Roman" w:eastAsia="FangSong" w:cs="Times New Roman"/>
+              </w:rPr>
+              <w:t xml:space="preserve">苄基</w:t>
+            </w:r>
+            <w:r>
+              <w:rPr>
+                <w:rFonts w:ascii="Times New Roman" w:hAnsi="Times New Roman" w:eastAsia="Times New Roman" w:cs="Times New Roman"/>
+              </w:rPr>
+              <w:t xml:space="preserve"> ≈ </w:t>
+            </w:r>
+            <w:r>
+              <w:rPr>
+                <w:rFonts w:hint="eastAsia" w:ascii="Times New Roman" w:hAnsi="Times New Roman" w:eastAsia="FangSong" w:cs="Times New Roman"/>
+              </w:rPr>
+              <w:t xml:space="preserve">苯基</w:t>
+            </w:r>
+            <w:r>
+              <w:rPr>
+                <w:rFonts w:ascii="Times New Roman" w:hAnsi="Times New Roman" w:eastAsia="Times New Roman" w:cs="Times New Roman"/>
+              </w:rPr>
+              <w:t xml:space="preserve"> &gt; 1° &gt; CH</w:t>
+            </w:r>
+            <w:r>
+              <w:rPr>
+                <w:rFonts w:ascii="Times New Roman" w:hAnsi="Times New Roman" w:eastAsia="Times New Roman" w:cs="Times New Roman"/>
+                <w:vertAlign w:val="subscript"/>
+              </w:rPr>
+              <w:t>3</w:t>
+            </w:r>
+          </w:p>
+        </w:tc>
+      </w:tr>
+      <w:tr>
+        <w:tc>
+          <w:tcPr/>
+          <w:p>
+            <w:pPr>
+              <w:pStyle w:val="Compact"/>
+              <w:jc w:val="center"/>
+            </w:pPr>
+            <w:r>
+              <w:rPr>
+                <w:rFonts w:ascii="Times New Roman" w:hAnsi="Times New Roman" w:eastAsia="Times New Roman" w:cs="Times New Roman"/>
+              </w:rPr>
+              <w:t xml:space="preserve">④ </w:t>
+            </w:r>
+            <w:r>
+              <w:rPr>
+                <w:rFonts w:hint="eastAsia" w:ascii="Times New Roman" w:hAnsi="Times New Roman" w:eastAsia="FangSong" w:cs="Times New Roman"/>
+              </w:rPr>
+              <w:t xml:space="preserve">驱动力</w:t>
+            </w:r>
+          </w:p>
+        </w:tc>
+        <w:tc>
+          <w:tcPr/>
+          <w:p>
+            <w:pPr>
+              <w:pStyle w:val="Compact"/>
+              <w:jc w:val="center"/>
+            </w:pPr>
+            <w:r>
+              <w:rPr>
+                <w:rFonts w:hint="eastAsia" w:ascii="Times New Roman" w:hAnsi="Times New Roman" w:eastAsia="FangSong" w:cs="Times New Roman"/>
+              </w:rPr>
+              <w:t xml:space="preserve">更稳</w:t>
+            </w:r>
+            <w:r>
+              <w:rPr>
+                <w:rFonts w:ascii="Times New Roman" w:hAnsi="Times New Roman" w:eastAsia="Times New Roman" w:cs="Times New Roman"/>
+              </w:rPr>
+              <w:t xml:space="preserve"> C</w:t>
+            </w:r>
+            <w:r>
+              <w:rPr>
+                <w:rFonts w:ascii="Times New Roman" w:hAnsi="Times New Roman" w:eastAsia="Times New Roman" w:cs="Times New Roman"/>
+                <w:vertAlign w:val="superscript"/>
+              </w:rPr>
+              <w:t>+</w:t>
+            </w:r>
+            <w:r>
+              <w:rPr>
+                <w:rFonts w:ascii="Times New Roman" w:hAnsi="Times New Roman" w:eastAsia="Times New Roman" w:cs="Times New Roman"/>
+              </w:rPr>
+              <w:t xml:space="preserve"> → C=O</w:t>
+            </w:r>
+          </w:p>
+        </w:tc>
+        <w:tc>
+          <w:tcPr/>
+          <w:p>
+            <w:pPr>
+              <w:pStyle w:val="Compact"/>
+              <w:jc w:val="center"/>
+            </w:pPr>
+            <w:r>
+              <w:rPr>
+                <w:rFonts w:ascii="Times New Roman" w:hAnsi="Times New Roman" w:eastAsia="Times New Roman" w:cs="Times New Roman"/>
+              </w:rPr>
+              <w:t>N</w:t>
+            </w:r>
+            <w:r>
+              <w:rPr>
+                <w:rFonts w:ascii="Times New Roman" w:hAnsi="Times New Roman" w:eastAsia="Times New Roman" w:cs="Times New Roman"/>
+                <w:vertAlign w:val="subscript"/>
+              </w:rPr>
+              <w:t>2</w:t>
+            </w:r>
+            <w:r>
+              <w:rPr>
+                <w:rFonts w:ascii="Times New Roman" w:hAnsi="Times New Roman" w:eastAsia="Times New Roman" w:cs="Times New Roman"/>
+              </w:rPr>
+              <w:t xml:space="preserve"> / Br</w:t>
+            </w:r>
+            <w:r>
+              <w:rPr>
+                <w:rFonts w:ascii="Times New Roman" w:hAnsi="Times New Roman" w:eastAsia="Times New Roman" w:cs="Times New Roman"/>
+                <w:vertAlign w:val="superscript"/>
+              </w:rPr>
+              <w:t>-</w:t>
+            </w:r>
+            <w:r>
+              <w:rPr>
+                <w:rFonts w:ascii="Times New Roman" w:hAnsi="Times New Roman" w:eastAsia="Times New Roman" w:cs="Times New Roman"/>
+              </w:rPr>
+              <w:t xml:space="preserve"> </w:t>
+            </w:r>
+            <w:r>
+              <w:rPr>
+                <w:rFonts w:hint="eastAsia" w:ascii="Times New Roman" w:hAnsi="Times New Roman" w:eastAsia="FangSong" w:cs="Times New Roman"/>
+              </w:rPr>
+              <w:t xml:space="preserve">离去</w:t>
+            </w:r>
+            <w:r>
+              <w:rPr>
+                <w:rFonts w:ascii="Times New Roman" w:hAnsi="Times New Roman" w:eastAsia="Times New Roman" w:cs="Times New Roman"/>
+              </w:rPr>
+              <w:t xml:space="preserve"> + </w:t>
+            </w:r>
+            <w:r>
+              <w:rPr>
+                <w:rFonts w:hint="eastAsia" w:ascii="Times New Roman" w:hAnsi="Times New Roman" w:eastAsia="FangSong" w:cs="Times New Roman"/>
+              </w:rPr>
+              <w:t xml:space="preserve">异氰酸酯水解</w:t>
+            </w:r>
+          </w:p>
+        </w:tc>
+        <w:tc>
+          <w:tcPr/>
+          <w:p>
+            <w:pPr>
+              <w:pStyle w:val="Compact"/>
+              <w:jc w:val="center"/>
+            </w:pPr>
+            <w:r>
+              <w:rPr>
+                <w:rFonts w:ascii="Times New Roman" w:hAnsi="Times New Roman" w:eastAsia="Times New Roman" w:cs="Times New Roman"/>
+              </w:rPr>
+              <w:t xml:space="preserve">O−O </w:t>
+            </w:r>
+            <w:r>
+              <w:rPr>
+                <w:rFonts w:hint="eastAsia" w:ascii="Times New Roman" w:hAnsi="Times New Roman" w:eastAsia="FangSong" w:cs="Times New Roman"/>
+              </w:rPr>
+              <w:t xml:space="preserve">弱键断裂</w:t>
+            </w:r>
+            <w:r>
+              <w:rPr>
+                <w:rFonts w:ascii="Times New Roman" w:hAnsi="Times New Roman" w:eastAsia="Times New Roman" w:cs="Times New Roman"/>
+              </w:rPr>
+              <w:t xml:space="preserve"> + </w:t>
+            </w:r>
+            <w:r>
+              <w:rPr>
+                <w:rFonts w:hint="eastAsia" w:ascii="Times New Roman" w:hAnsi="Times New Roman" w:eastAsia="FangSong" w:cs="Times New Roman"/>
+              </w:rPr>
+              <w:t xml:space="preserve">强</w:t>
+            </w:r>
+            <w:r>
+              <w:rPr>
+                <w:rFonts w:ascii="Times New Roman" w:hAnsi="Times New Roman" w:eastAsia="Times New Roman" w:cs="Times New Roman"/>
+              </w:rPr>
+              <w:t xml:space="preserve"> C=O</w:t>
+            </w:r>
+          </w:p>
+        </w:tc>
+      </w:tr>
+      <w:tr>
+        <w:tc>
+          <w:tcPr/>
+          <w:p>
+            <w:pPr>
+              <w:pStyle w:val="Compact"/>
+              <w:jc w:val="center"/>
+            </w:pPr>
+            <w:r>
+              <w:rPr>
+                <w:rFonts w:ascii="Times New Roman" w:hAnsi="Times New Roman" w:eastAsia="Times New Roman" w:cs="Times New Roman"/>
+              </w:rPr>
+              <w:t xml:space="preserve">⑤ </w:t>
+            </w:r>
+            <w:r>
+              <w:rPr>
+                <w:rFonts w:hint="eastAsia" w:ascii="Times New Roman" w:hAnsi="Times New Roman" w:eastAsia="FangSong" w:cs="Times New Roman"/>
+              </w:rPr>
+              <w:t xml:space="preserve">碳数变化</w:t>
+            </w:r>
+          </w:p>
+        </w:tc>
+        <w:tc>
+          <w:tcPr/>
+          <w:p>
+            <w:pPr>
+              <w:pStyle w:val="Compact"/>
+              <w:jc w:val="center"/>
+            </w:pPr>
+            <w:r>
+              <w:rPr>
+                <w:rFonts w:hint="eastAsia" w:ascii="Times New Roman" w:hAnsi="Times New Roman" w:eastAsia="FangSong" w:cs="Times New Roman"/>
+              </w:rPr>
+              <w:t>不变</w:t>
+            </w:r>
+            <w:r>
+              <w:rPr>
+                <w:rFonts w:hint="eastAsia" w:ascii="Times New Roman" w:hAnsi="Times New Roman" w:eastAsia="Times New Roman" w:cs="Times New Roman"/>
+              </w:rPr>
+              <w:t>（</w:t>
+            </w:r>
+            <w:r>
+              <w:rPr>
+                <w:rFonts w:hint="eastAsia" w:ascii="Times New Roman" w:hAnsi="Times New Roman" w:eastAsia="FangSong" w:cs="Times New Roman"/>
+              </w:rPr>
+              <w:t>可扩环</w:t>
+            </w:r>
+            <w:r>
+              <w:rPr>
+                <w:rFonts w:hint="eastAsia" w:ascii="Times New Roman" w:hAnsi="Times New Roman" w:eastAsia="Times New Roman" w:cs="Times New Roman"/>
+              </w:rPr>
+              <w:t>）</w:t>
+            </w:r>
+          </w:p>
+        </w:tc>
+        <w:tc>
+          <w:tcPr/>
+          <w:p>
+            <w:pPr>
+              <w:pStyle w:val="Compact"/>
+              <w:jc w:val="center"/>
+            </w:pPr>
+            <w:r>
+              <w:rPr>
+                <w:rFonts w:hint="eastAsia" w:ascii="Times New Roman" w:hAnsi="Times New Roman" w:eastAsia="Times New Roman" w:cs="Times New Roman"/>
+              </w:rPr>
+              <w:t>−1（Curtius/Hofmann）</w:t>
+            </w:r>
+            <w:r>
+              <w:rPr>
+                <w:rFonts w:hint="eastAsia" w:ascii="Times New Roman" w:hAnsi="Times New Roman" w:eastAsia="FangSong" w:cs="Times New Roman"/>
+              </w:rPr>
+              <w:t>或不变</w:t>
+            </w:r>
+            <w:r>
+              <w:rPr>
+                <w:rFonts w:hint="eastAsia" w:ascii="Times New Roman" w:hAnsi="Times New Roman" w:eastAsia="Times New Roman" w:cs="Times New Roman"/>
+              </w:rPr>
+              <w:t>（Beckmann）</w:t>
+            </w:r>
+          </w:p>
+        </w:tc>
+        <w:tc>
+          <w:tcPr/>
+          <w:p>
+            <w:pPr>
+              <w:pStyle w:val="Compact"/>
+              <w:jc w:val="center"/>
+            </w:pPr>
+            <w:r>
+              <w:rPr>
+                <w:rFonts w:hint="eastAsia" w:ascii="Times New Roman" w:hAnsi="Times New Roman" w:eastAsia="FangSong" w:cs="Times New Roman"/>
+              </w:rPr>
+              <w:t>不变</w:t>
+            </w:r>
+            <w:r>
+              <w:rPr>
+                <w:rFonts w:hint="eastAsia" w:ascii="Times New Roman" w:hAnsi="Times New Roman" w:eastAsia="Times New Roman" w:cs="Times New Roman"/>
+              </w:rPr>
+              <w:t>（</w:t>
+            </w:r>
+            <w:r>
+              <w:rPr>
+                <w:rFonts w:hint="eastAsia" w:ascii="Times New Roman" w:hAnsi="Times New Roman" w:eastAsia="FangSong" w:cs="Times New Roman"/>
+              </w:rPr>
+              <w:t>插</w:t>
+            </w:r>
+            <w:r>
+              <w:rPr>
+                <w:rFonts w:ascii="Times New Roman" w:hAnsi="Times New Roman" w:eastAsia="Times New Roman" w:cs="Times New Roman"/>
+              </w:rPr>
+              <w:t xml:space="preserve"> </w:t>
+            </w:r>
+            <w:r>
+              <w:rPr>
+                <w:rFonts w:hint="eastAsia" w:ascii="Times New Roman" w:hAnsi="Times New Roman" w:eastAsia="Times New Roman" w:cs="Times New Roman"/>
+              </w:rPr>
+              <w:t xml:space="preserve">O）</w:t>
+            </w:r>
+          </w:p>
+        </w:tc>
+      </w:tr>
+    </w:tbl>
+    <w:p>
+      <w:pPr>
+        <w:pStyle w:val="BodyText"/>
+        <w:spacing w:before="120"/>
+      </w:pPr>
+      <w:r>
+        <w:rPr>
+          <w:rFonts w:hint="eastAsia" w:ascii="Times New Roman" w:hAnsi="Times New Roman" w:eastAsia="FangSong" w:cs="Times New Roman"/>
+          <w:b/>
+          <w:bCs/>
+        </w:rPr>
+        <w:t xml:space="preserve">认知转变</w:t>
+      </w:r>
+      <w:r>
+        <w:rPr>
+          <w:rFonts w:hint="eastAsia" w:ascii="Times New Roman" w:hAnsi="Times New Roman" w:eastAsia="Times New Roman" w:cs="Times New Roman"/>
+        </w:rPr>
+        <w:t>：</w:t>
+      </w:r>
+      <w:r>
+        <w:rPr>
+          <w:rFonts w:hint="eastAsia" w:ascii="Times New Roman" w:hAnsi="Times New Roman" w:eastAsia="FangSong" w:cs="Times New Roman"/>
+        </w:rPr>
+        <w:t>不要把</w:t>
+      </w:r>
+      <w:r>
+        <w:rPr>
+          <w:rFonts w:ascii="Times New Roman" w:hAnsi="Times New Roman" w:eastAsia="Times New Roman" w:cs="Times New Roman"/>
+        </w:rPr>
+        <w:t xml:space="preserve"> Beckmann、Curtius、B-V </w:t>
+      </w:r>
+      <w:r>
+        <w:rPr>
+          <w:rFonts w:hint="eastAsia" w:ascii="Times New Roman" w:hAnsi="Times New Roman" w:eastAsia="FangSong" w:cs="Times New Roman"/>
+        </w:rPr>
+        <w:t>当成三个独立反应去背</w:t>
+      </w:r>
+      <w:r>
+        <w:rPr>
+          <w:rFonts w:hint="eastAsia" w:ascii="Times New Roman" w:hAnsi="Times New Roman" w:eastAsia="Times New Roman" w:cs="Times New Roman"/>
+        </w:rPr>
+        <w:t>——</w:t>
+      </w:r>
+      <w:r>
+        <w:rPr>
+          <w:rFonts w:hint="eastAsia" w:ascii="Times New Roman" w:hAnsi="Times New Roman" w:eastAsia="FangSong" w:cs="Times New Roman"/>
+        </w:rPr>
+        <w:t>它们是</w:t>
+      </w:r>
+      <w:r>
+        <w:rPr>
+          <w:rFonts w:hint="eastAsia" w:ascii="Times New Roman" w:hAnsi="Times New Roman" w:eastAsia="FangSong" w:cs="Times New Roman"/>
+          <w:b/>
+          <w:bCs/>
+        </w:rPr>
+        <w:t xml:space="preserve">同一台</w:t>
+      </w:r>
+      <w:r>
+        <w:rPr>
+          <w:rFonts w:ascii="Times New Roman" w:hAnsi="Times New Roman" w:eastAsia="Times New Roman" w:cs="Times New Roman"/>
+          <w:b/>
+          <w:bCs/>
+        </w:rPr>
+        <w:t xml:space="preserve"> </w:t>
+      </w:r>
+      <w:r>
+        <w:rPr>
+          <w:rFonts w:hint="eastAsia" w:ascii="Times New Roman" w:hAnsi="Times New Roman" w:eastAsia="Times New Roman" w:cs="Times New Roman"/>
+          <w:b/>
+          <w:bCs/>
+        </w:rPr>
+        <w:t>1,2-</w:t>
+      </w:r>
+      <w:r>
+        <w:rPr>
+          <w:rFonts w:hint="eastAsia" w:ascii="Times New Roman" w:hAnsi="Times New Roman" w:eastAsia="FangSong" w:cs="Times New Roman"/>
+          <w:b/>
+          <w:bCs/>
+        </w:rPr>
+        <w:t>迁移引擎的三种缺电子中心版本</w:t>
+      </w:r>
+      <w:r>
+        <w:rPr>
+          <w:rFonts w:hint="eastAsia" w:ascii="Times New Roman" w:hAnsi="Times New Roman" w:eastAsia="Times New Roman" w:cs="Times New Roman"/>
+        </w:rPr>
+        <w:t>。</w:t>
+      </w:r>
+      <w:r>
+        <w:rPr>
+          <w:rFonts w:hint="eastAsia" w:ascii="Times New Roman" w:hAnsi="Times New Roman" w:eastAsia="FangSong" w:cs="Times New Roman"/>
+        </w:rPr>
+        <w:t>判断题拿分点就是三问</w:t>
+      </w:r>
+      <w:r>
+        <w:rPr>
+          <w:rFonts w:hint="eastAsia" w:ascii="Times New Roman" w:hAnsi="Times New Roman" w:eastAsia="Times New Roman" w:cs="Times New Roman"/>
+        </w:rPr>
+        <w:t>：</w:t>
+      </w:r>
+      <w:r>
+        <w:rPr>
+          <w:rFonts w:hint="eastAsia" w:ascii="Times New Roman" w:hAnsi="Times New Roman" w:eastAsia="FangSong" w:cs="Times New Roman"/>
+        </w:rPr>
+        <w:t>缺电子中心在哪</w:t>
+      </w:r>
+      <w:r>
+        <w:rPr>
+          <w:rFonts w:hint="eastAsia" w:ascii="Times New Roman" w:hAnsi="Times New Roman" w:eastAsia="Times New Roman" w:cs="Times New Roman"/>
+        </w:rPr>
+        <w:t>、</w:t>
+      </w:r>
+      <w:r>
+        <w:rPr>
+          <w:rFonts w:hint="eastAsia" w:ascii="Times New Roman" w:hAnsi="Times New Roman" w:eastAsia="FangSong" w:cs="Times New Roman"/>
+        </w:rPr>
+        <w:t>谁与离去基反位</w:t>
+      </w:r>
+      <w:r>
+        <w:rPr>
+          <w:rFonts w:hint="eastAsia" w:ascii="Times New Roman" w:hAnsi="Times New Roman" w:eastAsia="Times New Roman" w:cs="Times New Roman"/>
+        </w:rPr>
+        <w:t>、</w:t>
+      </w:r>
+      <w:r>
+        <w:rPr>
+          <w:rFonts w:hint="eastAsia" w:ascii="Times New Roman" w:hAnsi="Times New Roman" w:eastAsia="FangSong" w:cs="Times New Roman"/>
+        </w:rPr>
+        <w:t>迁移能力排序用哪族的那一套</w:t>
+      </w:r>
+      <w:r>
+        <w:rPr>
+          <w:rFonts w:hint="eastAsia" w:ascii="Times New Roman" w:hAnsi="Times New Roman" w:eastAsia="Times New Roman" w:cs="Times New Roman"/>
+        </w:rPr>
+        <w:t>。</w:t>
+      </w:r>
+    </w:p>
+    <w:bookmarkEnd w:id="64"/>
+    <w:bookmarkStart w:id="65" w:name="缩合-vs-偶联cc-键构建的两类策略第-3-vs-8-族"/>
     <w:p>
       <w:pPr>
         <w:pStyle w:val="Heading3"/>
@@ -20016,7 +23191,7 @@
         <w:rPr>
           <w:rFonts w:ascii="Times New Roman" w:hAnsi="Times New Roman" w:eastAsia="Times New Roman" w:cs="Times New Roman"/>
         </w:rPr>
-        <w:t xml:space="preserve">11.2 </w:t>
+        <w:t xml:space="preserve">11.3 </w:t>
       </w:r>
       <w:r>
         <w:rPr>
@@ -20671,8 +23846,8 @@
         </w:tc>
       </w:tr>
     </w:tbl>
-    <w:bookmarkEnd w:id="46"/>
-    <w:bookmarkStart w:id="47" w:name="碳数变化速查考场秒判用"/>
+    <w:bookmarkEnd w:id="65"/>
+    <w:bookmarkStart w:id="66" w:name="碳数变化速查考场秒判用"/>
     <w:p>
       <w:pPr>
         <w:pStyle w:val="Heading3"/>
@@ -20682,7 +23857,7 @@
         <w:rPr>
           <w:rFonts w:ascii="Times New Roman" w:hAnsi="Times New Roman" w:eastAsia="Times New Roman" w:cs="Times New Roman"/>
         </w:rPr>
-        <w:t xml:space="preserve">11.3 </w:t>
+        <w:t xml:space="preserve">11.4 </w:t>
       </w:r>
       <w:r>
         <w:rPr>
@@ -20885,33 +24060,13 @@
               <w:rPr>
                 <w:rFonts w:ascii="Times New Roman" w:hAnsi="Times New Roman" w:eastAsia="Times New Roman" w:cs="Times New Roman"/>
               </w:rPr>
-              <w:t xml:space="preserve"> / CO</w:t>
-            </w:r>
-            <w:r>
-              <w:rPr>
-                <w:rFonts w:ascii="Times New Roman" w:hAnsi="Times New Roman" w:eastAsia="Times New Roman" w:cs="Times New Roman"/>
-                <w:vertAlign w:val="subscript"/>
-              </w:rPr>
-              <w:t>3</w:t>
-            </w:r>
-            <w:r>
-              <w:rPr>
-                <w:rFonts w:ascii="Times New Roman" w:hAnsi="Times New Roman" w:eastAsia="Times New Roman" w:cs="Times New Roman"/>
-                <w:vertAlign w:val="superscript"/>
-              </w:rPr>
-              <w:t>2-</w:t>
-            </w:r>
-            <w:r>
-              <w:rPr>
-                <w:rFonts w:ascii="Times New Roman" w:hAnsi="Times New Roman" w:eastAsia="Times New Roman" w:cs="Times New Roman"/>
-              </w:rPr>
-              <w:t xml:space="preserve"> </w:t>
-            </w:r>
-            <w:r>
-              <w:rPr>
-                <w:rFonts w:hint="eastAsia" w:ascii="Times New Roman" w:hAnsi="Times New Roman" w:eastAsia="FangSong" w:cs="Times New Roman"/>
-              </w:rPr>
-              <w:t xml:space="preserve">掉走</w:t>
+              <w:t xml:space="preserve"> / </w:t>
+            </w:r>
+            <w:r>
+              <w:rPr>
+                <w:rFonts w:hint="eastAsia" w:ascii="Times New Roman" w:hAnsi="Times New Roman" w:eastAsia="FangSong" w:cs="Times New Roman"/>
+              </w:rPr>
+              <w:t xml:space="preserve">碳酸盐形式离去</w:t>
             </w:r>
           </w:p>
         </w:tc>
@@ -21069,7 +24224,7 @@
               <w:rPr>
                 <w:rFonts w:hint="eastAsia" w:ascii="Times New Roman" w:hAnsi="Times New Roman" w:eastAsia="FangSong" w:cs="Times New Roman"/>
               </w:rPr>
-              <w:t xml:space="preserve">气体掉走</w:t>
+              <w:t xml:space="preserve">形式逸出</w:t>
             </w:r>
           </w:p>
         </w:tc>
@@ -21215,7 +24370,7 @@
               <w:rPr>
                 <w:rFonts w:hint="eastAsia" w:ascii="Times New Roman" w:hAnsi="Times New Roman" w:eastAsia="FangSong" w:cs="Times New Roman"/>
               </w:rPr>
-              <w:t xml:space="preserve">环丙酮中间体掉一个碳为羧酸</w:t>
+              <w:t xml:space="preserve">环丙酮中间体失去一个碳成为羧酸</w:t>
             </w:r>
           </w:p>
         </w:tc>
@@ -21280,9 +24435,9 @@
         </w:pict>
       </w:r>
     </w:p>
-    <w:bookmarkEnd w:id="47"/>
-    <w:bookmarkEnd w:id="48"/>
-    <w:bookmarkStart w:id="49" w:name="十二条件族唤醒训练10-组"/>
+    <w:bookmarkEnd w:id="66"/>
+    <w:bookmarkEnd w:id="67"/>
+    <w:bookmarkStart w:id="68" w:name="十二条件族唤醒训练10-组"/>
     <w:p>
       <w:pPr>
         <w:pStyle w:val="Heading2"/>
@@ -22585,19 +25740,7 @@
         <w:rPr>
           <w:rFonts w:hint="eastAsia" w:ascii="Times New Roman" w:hAnsi="Times New Roman" w:eastAsia="FangSong" w:cs="Times New Roman"/>
         </w:rPr>
-        <w:t>归属正确意味着</w:t>
-      </w:r>
-      <w:r>
-        <w:rPr>
-          <w:rFonts w:ascii="Times New Roman" w:hAnsi="Times New Roman" w:eastAsia="Times New Roman" w:cs="Times New Roman"/>
-        </w:rPr>
-        <w:t xml:space="preserve"> 80% </w:t>
-      </w:r>
-      <w:r>
-        <w:rPr>
-          <w:rFonts w:hint="eastAsia" w:ascii="Times New Roman" w:hAnsi="Times New Roman" w:eastAsia="FangSong" w:cs="Times New Roman"/>
-        </w:rPr>
-        <w:t>的分数已经拿到</w:t>
+        <w:t>归属正确意味着产物骨架推断已有充分把握</w:t>
       </w:r>
       <w:r>
         <w:rPr>
@@ -22616,8 +25759,8 @@
         </w:pict>
       </w:r>
     </w:p>
-    <w:bookmarkEnd w:id="49"/>
-    <w:bookmarkStart w:id="56" w:name="十三典型例题"/>
+    <w:bookmarkEnd w:id="68"/>
+    <w:bookmarkStart w:id="75" w:name="十三典型例题"/>
     <w:p>
       <w:pPr>
         <w:pStyle w:val="Heading2"/>
@@ -22642,7 +25785,7 @@
         <w:t>典型例题</w:t>
       </w:r>
     </w:p>
-    <w:bookmarkStart w:id="50" w:name="X7073bca58190c6df31570dba30a96ffd5f626b4"/>
+    <w:bookmarkStart w:id="69" w:name="X7073bca58190c6df31570dba30a96ffd5f626b4"/>
     <w:p>
       <w:pPr>
         <w:pStyle w:val="Heading3"/>
@@ -23573,8 +26716,8 @@
         <w:t>。</w:t>
       </w:r>
     </w:p>
-    <w:bookmarkEnd w:id="50"/>
-    <w:bookmarkStart w:id="51" w:name="例2-碳正离子重排频哪醇迁移规则进阶-题-有机-重排-频哪醇重排机理与迁移规则"/>
+    <w:bookmarkEnd w:id="69"/>
+    <w:bookmarkStart w:id="70" w:name="例2-碳正离子重排频哪醇迁移规则进阶-题-有机-重排-频哪醇重排机理与迁移规则"/>
     <w:p>
       <w:pPr>
         <w:pStyle w:val="Heading3"/>
@@ -24407,8 +27550,8 @@
         <w:t>。</w:t>
       </w:r>
     </w:p>
-    <w:bookmarkEnd w:id="51"/>
-    <w:bookmarkStart w:id="52" w:name="例3-缩合族wittig-反应进阶-题-xes-031-wittig反应制备"/>
+    <w:bookmarkEnd w:id="70"/>
+    <w:bookmarkStart w:id="71" w:name="例3-缩合族wittig-反应进阶-题-xes-031-wittig反应制备"/>
     <w:p>
       <w:pPr>
         <w:pStyle w:val="Heading3"/>
@@ -25169,8 +28312,8 @@
         <w:t>。</w:t>
       </w:r>
     </w:p>
-    <w:bookmarkEnd w:id="52"/>
-    <w:bookmarkStart w:id="53" w:name="X065789d1c64216aafde66126583c2d045a7872c"/>
+    <w:bookmarkEnd w:id="71"/>
+    <w:bookmarkStart w:id="72" w:name="X065789d1c64216aafde66126583c2d045a7872c"/>
     <w:p>
       <w:pPr>
         <w:pStyle w:val="Heading3"/>
@@ -25924,8 +29067,8 @@
         <w:t>。</w:t>
       </w:r>
     </w:p>
-    <w:bookmarkEnd w:id="53"/>
-    <w:bookmarkStart w:id="54" w:name="例5-金属偶联识别与选择挑战-题-有机-合成-偶联反应识别与选择"/>
+    <w:bookmarkEnd w:id="72"/>
+    <w:bookmarkStart w:id="73" w:name="例5-金属偶联识别与选择挑战-题-有机-合成-偶联反应识别与选择"/>
     <w:p>
       <w:pPr>
         <w:pStyle w:val="Heading3"/>
@@ -26793,8 +29936,8 @@
         <w:t>。</w:t>
       </w:r>
     </w:p>
-    <w:bookmarkEnd w:id="54"/>
-    <w:bookmarkStart w:id="55" w:name="X38bb91ac2d1b19e444d60718bb5a793bc8c28d1"/>
+    <w:bookmarkEnd w:id="73"/>
+    <w:bookmarkStart w:id="74" w:name="X38bb91ac2d1b19e444d60718bb5a793bc8c28d1"/>
     <w:p>
       <w:pPr>
         <w:pStyle w:val="Heading3"/>
@@ -27633,9 +30776,9 @@
         </w:pict>
       </w:r>
     </w:p>
-    <w:bookmarkEnd w:id="55"/>
-    <w:bookmarkEnd w:id="56"/>
-    <w:bookmarkStart w:id="60" w:name="十四常见误区与核心规则速查"/>
+    <w:bookmarkEnd w:id="74"/>
+    <w:bookmarkEnd w:id="75"/>
+    <w:bookmarkStart w:id="82" w:name="十四常见误区与核心规则速查"/>
     <w:p>
       <w:pPr>
         <w:pStyle w:val="Heading2"/>
@@ -27660,7 +30803,7 @@
         <w:t>常见误区与核心规则速查</w:t>
       </w:r>
     </w:p>
-    <w:bookmarkStart w:id="57" w:name="六大高频误区"/>
+    <w:bookmarkStart w:id="79" w:name="八大高频误区"/>
     <w:p>
       <w:pPr>
         <w:pStyle w:val="Heading3"/>
@@ -27676,7 +30819,7 @@
         <w:rPr>
           <w:rFonts w:hint="eastAsia" w:ascii="Times New Roman" w:hAnsi="Times New Roman" w:eastAsia="SimHei" w:cs="Times New Roman"/>
         </w:rPr>
-        <w:t xml:space="preserve">六大高频误区</w:t>
+        <w:t xml:space="preserve">八大高频误区</w:t>
       </w:r>
     </w:p>
     <w:p>
@@ -28583,8 +31726,1188 @@
         <w:t xml:space="preserve">。</w:t>
       </w:r>
     </w:p>
-    <w:bookmarkEnd w:id="57"/>
-    <w:bookmarkStart w:id="58" w:name="条件族决策树"/>
+    <w:p>
+      <w:pPr>
+        <w:pStyle w:val="MistakeBlock"/>
+      </w:pPr>
+      <w:r>
+        <w:rPr>
+          <w:rFonts w:hint="eastAsia" w:ascii="Times New Roman" w:hAnsi="Times New Roman" w:eastAsia="FangSong" w:cs="Times New Roman"/>
+        </w:rPr>
+        <w:t xml:space="preserve">误区</w:t>
+      </w:r>
+      <w:r>
+        <w:rPr>
+          <w:rFonts w:ascii="Times New Roman" w:hAnsi="Times New Roman" w:eastAsia="Times New Roman" w:cs="Times New Roman"/>
+        </w:rPr>
+        <w:t xml:space="preserve"> </w:t>
+      </w:r>
+      <w:r>
+        <w:rPr>
+          <w:rFonts w:hint="eastAsia" w:ascii="Times New Roman" w:hAnsi="Times New Roman" w:eastAsia="Times New Roman" w:cs="Times New Roman"/>
+        </w:rPr>
+        <w:t>7：</w:t>
+      </w:r>
+      <w:r>
+        <w:rPr>
+          <w:rFonts w:hint="eastAsia" w:ascii="Times New Roman" w:hAnsi="Times New Roman" w:eastAsia="FangSong" w:cs="Times New Roman"/>
+        </w:rPr>
+        <w:t>把阳离子电环化</w:t>
+      </w:r>
+      <w:r>
+        <w:rPr>
+          <w:rFonts w:hint="eastAsia" w:ascii="Times New Roman" w:hAnsi="Times New Roman" w:eastAsia="Times New Roman" w:cs="Times New Roman"/>
+        </w:rPr>
+        <w:t>（Nazarov</w:t>
+      </w:r>
+      <w:r>
+        <w:rPr>
+          <w:rFonts w:ascii="Times New Roman" w:hAnsi="Times New Roman" w:eastAsia="Times New Roman" w:cs="Times New Roman"/>
+        </w:rPr>
+        <w:t xml:space="preserve"> </w:t>
+      </w:r>
+      <w:r>
+        <w:rPr>
+          <w:rFonts w:hint="eastAsia" w:ascii="Times New Roman" w:hAnsi="Times New Roman" w:eastAsia="FangSong" w:cs="Times New Roman"/>
+        </w:rPr>
+        <w:t>类</w:t>
+      </w:r>
+      <w:r>
+        <w:rPr>
+          <w:rFonts w:hint="eastAsia" w:ascii="Times New Roman" w:hAnsi="Times New Roman" w:eastAsia="Times New Roman" w:cs="Times New Roman"/>
+        </w:rPr>
+        <w:t>）</w:t>
+      </w:r>
+      <w:r>
+        <w:rPr>
+          <w:rFonts w:hint="eastAsia" w:ascii="Times New Roman" w:hAnsi="Times New Roman" w:eastAsia="FangSong" w:cs="Times New Roman"/>
+        </w:rPr>
+        <w:t>当第</w:t>
+      </w:r>
+      <w:r>
+        <w:rPr>
+          <w:rFonts w:ascii="Times New Roman" w:hAnsi="Times New Roman" w:eastAsia="Times New Roman" w:cs="Times New Roman"/>
+        </w:rPr>
+        <w:t xml:space="preserve"> 1 </w:t>
+      </w:r>
+      <w:r>
+        <w:rPr>
+          <w:rFonts w:hint="eastAsia" w:ascii="Times New Roman" w:hAnsi="Times New Roman" w:eastAsia="FangSong" w:cs="Times New Roman"/>
+        </w:rPr>
+        <w:t xml:space="preserve">族重排</w:t>
+      </w:r>
+      <w:r>
+        <w:rPr>
+          <w:rFonts w:ascii="Times New Roman" w:hAnsi="Times New Roman" w:eastAsia="Times New Roman" w:cs="Times New Roman"/>
+        </w:rPr>
+        <w:t xml:space="preserve"> </w:t>
+      </w:r>
+      <w:r>
+        <w:rPr>
+          <w:rFonts w:hint="eastAsia" w:ascii="Times New Roman" w:hAnsi="Times New Roman" w:eastAsia="FangSong" w:cs="Times New Roman"/>
+        </w:rPr>
+        <w:t>纠正</w:t>
+      </w:r>
+      <w:r>
+        <w:rPr>
+          <w:rFonts w:hint="eastAsia" w:ascii="Times New Roman" w:hAnsi="Times New Roman" w:eastAsia="Times New Roman" w:cs="Times New Roman"/>
+        </w:rPr>
+        <w:t>：Nazarov</w:t>
+      </w:r>
+      <w:r>
+        <w:rPr>
+          <w:rFonts w:ascii="Times New Roman" w:hAnsi="Times New Roman" w:eastAsia="Times New Roman" w:cs="Times New Roman"/>
+        </w:rPr>
+        <w:t xml:space="preserve"> </w:t>
+      </w:r>
+      <w:r>
+        <w:rPr>
+          <w:rFonts w:hint="eastAsia" w:ascii="Times New Roman" w:hAnsi="Times New Roman" w:eastAsia="FangSong" w:cs="Times New Roman"/>
+        </w:rPr>
+        <w:t>电环化</w:t>
+      </w:r>
+      <w:r>
+        <w:rPr>
+          <w:rFonts w:hint="eastAsia" w:ascii="Times New Roman" w:hAnsi="Times New Roman" w:eastAsia="Times New Roman" w:cs="Times New Roman"/>
+        </w:rPr>
+        <w:t>、Piancatelli</w:t>
+      </w:r>
+      <w:r>
+        <w:rPr>
+          <w:rFonts w:ascii="Times New Roman" w:hAnsi="Times New Roman" w:eastAsia="Times New Roman" w:cs="Times New Roman"/>
+        </w:rPr>
+        <w:t xml:space="preserve"> </w:t>
+      </w:r>
+      <w:r>
+        <w:rPr>
+          <w:rFonts w:hint="eastAsia" w:ascii="Times New Roman" w:hAnsi="Times New Roman" w:eastAsia="FangSong" w:cs="Times New Roman"/>
+        </w:rPr>
+        <w:t xml:space="preserve">重排与第</w:t>
+      </w:r>
+      <w:r>
+        <w:rPr>
+          <w:rFonts w:ascii="Times New Roman" w:hAnsi="Times New Roman" w:eastAsia="Times New Roman" w:cs="Times New Roman"/>
+        </w:rPr>
+        <w:t xml:space="preserve"> 1 </w:t>
+      </w:r>
+      <w:r>
+        <w:rPr>
+          <w:rFonts w:hint="eastAsia" w:ascii="Times New Roman" w:hAnsi="Times New Roman" w:eastAsia="FangSong" w:cs="Times New Roman"/>
+        </w:rPr>
+        <w:t xml:space="preserve">族</w:t>
+      </w:r>
+      <w:r>
+        <w:rPr>
+          <w:rFonts w:hint="eastAsia" w:ascii="Times New Roman" w:hAnsi="Times New Roman" w:eastAsia="FangSong" w:cs="Times New Roman"/>
+          <w:b/>
+          <w:bCs/>
+        </w:rPr>
+        <w:t xml:space="preserve">都经过阳离子中间体</w:t>
+      </w:r>
+      <w:r>
+        <w:rPr>
+          <w:rFonts w:hint="eastAsia" w:ascii="Times New Roman" w:hAnsi="Times New Roman" w:eastAsia="Times New Roman" w:cs="Times New Roman"/>
+        </w:rPr>
+        <w:t>，</w:t>
+      </w:r>
+      <w:r>
+        <w:rPr>
+          <w:rFonts w:hint="eastAsia" w:ascii="Times New Roman" w:hAnsi="Times New Roman" w:eastAsia="FangSong" w:cs="Times New Roman"/>
+        </w:rPr>
+        <w:t>但走向完全不同</w:t>
+      </w:r>
+      <w:r>
+        <w:rPr>
+          <w:rFonts w:hint="eastAsia" w:ascii="Times New Roman" w:hAnsi="Times New Roman" w:eastAsia="Times New Roman" w:cs="Times New Roman"/>
+        </w:rPr>
+        <w:t>——</w:t>
+      </w:r>
+      <w:r>
+        <w:rPr>
+          <w:rFonts w:hint="eastAsia" w:ascii="Times New Roman" w:hAnsi="Times New Roman" w:eastAsia="FangSong" w:cs="Times New Roman"/>
+        </w:rPr>
+        <w:t>电环化是共轭戊二烯基阳离子的</w:t>
+      </w:r>
+      <w:r>
+        <w:rPr>
+          <w:rFonts w:ascii="Times New Roman" w:hAnsi="Times New Roman" w:eastAsia="Times New Roman" w:cs="Times New Roman"/>
+        </w:rPr>
+        <w:t xml:space="preserve"> </w:t>
+      </w:r>
+      <w:r>
+        <w:rPr>
+          <w:rFonts w:ascii="Times New Roman" w:hAnsi="Times New Roman" w:eastAsia="Times New Roman" w:cs="Times New Roman"/>
+          <w:b/>
+          <w:bCs/>
+        </w:rPr>
+        <w:t xml:space="preserve">4π </w:t>
+      </w:r>
+      <w:r>
+        <w:rPr>
+          <w:rFonts w:hint="eastAsia" w:ascii="Times New Roman" w:hAnsi="Times New Roman" w:eastAsia="FangSong" w:cs="Times New Roman"/>
+          <w:b/>
+          <w:bCs/>
+        </w:rPr>
+        <w:t xml:space="preserve">电环化关环</w:t>
+      </w:r>
+      <w:r>
+        <w:rPr>
+          <w:rFonts w:hint="eastAsia" w:ascii="Times New Roman" w:hAnsi="Times New Roman" w:eastAsia="Times New Roman" w:cs="Times New Roman"/>
+        </w:rPr>
+        <w:t>（</w:t>
+      </w:r>
+      <w:r>
+        <w:rPr>
+          <w:rFonts w:hint="eastAsia" w:ascii="Times New Roman" w:hAnsi="Times New Roman" w:eastAsia="FangSong" w:cs="Times New Roman"/>
+        </w:rPr>
+        <w:t>环状芳香过渡态</w:t>
+      </w:r>
+      <w:r>
+        <w:rPr>
+          <w:rFonts w:hint="eastAsia" w:ascii="Times New Roman" w:hAnsi="Times New Roman" w:eastAsia="Times New Roman" w:cs="Times New Roman"/>
+        </w:rPr>
+        <w:t>，</w:t>
+      </w:r>
+      <w:r>
+        <w:rPr>
+          <w:rFonts w:hint="eastAsia" w:ascii="Times New Roman" w:hAnsi="Times New Roman" w:eastAsia="FangSong" w:cs="Times New Roman"/>
+        </w:rPr>
+        <w:t>协同一步</w:t>
+      </w:r>
+      <w:r>
+        <w:rPr>
+          <w:rFonts w:hint="eastAsia" w:ascii="Times New Roman" w:hAnsi="Times New Roman" w:eastAsia="Times New Roman" w:cs="Times New Roman"/>
+        </w:rPr>
+        <w:t>，</w:t>
+      </w:r>
+      <w:r>
+        <w:rPr>
+          <w:rFonts w:hint="eastAsia" w:ascii="Times New Roman" w:hAnsi="Times New Roman" w:eastAsia="FangSong" w:cs="Times New Roman"/>
+        </w:rPr>
+        <w:t>属第</w:t>
+      </w:r>
+      <w:r>
+        <w:rPr>
+          <w:rFonts w:ascii="Times New Roman" w:hAnsi="Times New Roman" w:eastAsia="Times New Roman" w:cs="Times New Roman"/>
+        </w:rPr>
+        <w:t xml:space="preserve"> 5 </w:t>
+      </w:r>
+      <w:r>
+        <w:rPr>
+          <w:rFonts w:hint="eastAsia" w:ascii="Times New Roman" w:hAnsi="Times New Roman" w:eastAsia="FangSong" w:cs="Times New Roman"/>
+        </w:rPr>
+        <w:t>族</w:t>
+      </w:r>
+      <w:r>
+        <w:rPr>
+          <w:rFonts w:hint="eastAsia" w:ascii="Times New Roman" w:hAnsi="Times New Roman" w:eastAsia="Times New Roman" w:cs="Times New Roman"/>
+        </w:rPr>
+        <w:t>），</w:t>
+      </w:r>
+      <w:r>
+        <w:rPr>
+          <w:rFonts w:hint="eastAsia" w:ascii="Times New Roman" w:hAnsi="Times New Roman" w:eastAsia="FangSong" w:cs="Times New Roman"/>
+        </w:rPr>
+        <w:t>而</w:t>
+      </w:r>
+      <w:r>
+        <w:rPr>
+          <w:rFonts w:ascii="Times New Roman" w:hAnsi="Times New Roman" w:eastAsia="Times New Roman" w:cs="Times New Roman"/>
+        </w:rPr>
+        <w:t xml:space="preserve"> Pinacol </w:t>
+      </w:r>
+      <w:r>
+        <w:rPr>
+          <w:rFonts w:hint="eastAsia" w:ascii="Times New Roman" w:hAnsi="Times New Roman" w:eastAsia="FangSong" w:cs="Times New Roman"/>
+        </w:rPr>
+        <w:t xml:space="preserve">类是</w:t>
+      </w:r>
+      <w:r>
+        <w:rPr>
+          <w:rFonts w:hint="eastAsia" w:ascii="Times New Roman" w:hAnsi="Times New Roman" w:eastAsia="FangSong" w:cs="Times New Roman"/>
+          <w:b/>
+          <w:bCs/>
+        </w:rPr>
+        <w:t xml:space="preserve">分步的</w:t>
+      </w:r>
+      <w:r>
+        <w:rPr>
+          <w:rFonts w:ascii="Times New Roman" w:hAnsi="Times New Roman" w:eastAsia="Times New Roman" w:cs="Times New Roman"/>
+          <w:b/>
+          <w:bCs/>
+        </w:rPr>
+        <w:t xml:space="preserve"> </w:t>
+      </w:r>
+      <w:r>
+        <w:rPr>
+          <w:rFonts w:hint="eastAsia" w:ascii="Times New Roman" w:hAnsi="Times New Roman" w:eastAsia="Times New Roman" w:cs="Times New Roman"/>
+          <w:b/>
+          <w:bCs/>
+        </w:rPr>
+        <w:t>1,2-</w:t>
+      </w:r>
+      <w:r>
+        <w:rPr>
+          <w:rFonts w:hint="eastAsia" w:ascii="Times New Roman" w:hAnsi="Times New Roman" w:eastAsia="FangSong" w:cs="Times New Roman"/>
+          <w:b/>
+          <w:bCs/>
+        </w:rPr>
+        <w:t>迁移</w:t>
+      </w:r>
+      <w:r>
+        <w:rPr>
+          <w:rFonts w:hint="eastAsia" w:ascii="Times New Roman" w:hAnsi="Times New Roman" w:eastAsia="Times New Roman" w:cs="Times New Roman"/>
+        </w:rPr>
+        <w:t>（</w:t>
+      </w:r>
+      <w:r>
+        <w:rPr>
+          <w:rFonts w:hint="eastAsia" w:ascii="Times New Roman" w:hAnsi="Times New Roman" w:eastAsia="FangSong" w:cs="Times New Roman"/>
+        </w:rPr>
+        <w:t>属第</w:t>
+      </w:r>
+      <w:r>
+        <w:rPr>
+          <w:rFonts w:ascii="Times New Roman" w:hAnsi="Times New Roman" w:eastAsia="Times New Roman" w:cs="Times New Roman"/>
+        </w:rPr>
+        <w:t xml:space="preserve"> 1 </w:t>
+      </w:r>
+      <w:r>
+        <w:rPr>
+          <w:rFonts w:hint="eastAsia" w:ascii="Times New Roman" w:hAnsi="Times New Roman" w:eastAsia="FangSong" w:cs="Times New Roman"/>
+        </w:rPr>
+        <w:t>族</w:t>
+      </w:r>
+      <w:r>
+        <w:rPr>
+          <w:rFonts w:hint="eastAsia" w:ascii="Times New Roman" w:hAnsi="Times New Roman" w:eastAsia="Times New Roman" w:cs="Times New Roman"/>
+        </w:rPr>
+        <w:t>）。</w:t>
+      </w:r>
+      <w:r>
+        <w:rPr>
+          <w:rFonts w:hint="eastAsia" w:ascii="Times New Roman" w:hAnsi="Times New Roman" w:eastAsia="FangSong" w:cs="Times New Roman"/>
+        </w:rPr>
+        <w:t>判据</w:t>
+      </w:r>
+      <w:r>
+        <w:rPr>
+          <w:rFonts w:hint="eastAsia" w:ascii="Times New Roman" w:hAnsi="Times New Roman" w:eastAsia="Times New Roman" w:cs="Times New Roman"/>
+        </w:rPr>
+        <w:t>：</w:t>
+      </w:r>
+      <w:r>
+        <w:rPr>
+          <w:rFonts w:hint="eastAsia" w:ascii="Times New Roman" w:hAnsi="Times New Roman" w:eastAsia="FangSong" w:cs="Times New Roman"/>
+        </w:rPr>
+        <w:t>新</w:t>
+      </w:r>
+      <w:r>
+        <w:rPr>
+          <w:rFonts w:ascii="Times New Roman" w:hAnsi="Times New Roman" w:eastAsia="Times New Roman" w:cs="Times New Roman"/>
+        </w:rPr>
+        <w:t xml:space="preserve"> σ </w:t>
+      </w:r>
+      <w:r>
+        <w:rPr>
+          <w:rFonts w:hint="eastAsia" w:ascii="Times New Roman" w:hAnsi="Times New Roman" w:eastAsia="FangSong" w:cs="Times New Roman"/>
+        </w:rPr>
+        <w:t xml:space="preserve">键是否由共轭体系</w:t>
+      </w:r>
+      <w:r>
+        <w:rPr>
+          <w:rFonts w:hint="eastAsia" w:ascii="Times New Roman" w:hAnsi="Times New Roman" w:eastAsia="FangSong" w:cs="Times New Roman"/>
+          <w:b/>
+          <w:bCs/>
+        </w:rPr>
+        <w:t xml:space="preserve">首尾直接闭合</w:t>
+      </w:r>
+      <w:r>
+        <w:rPr>
+          <w:rFonts w:hint="eastAsia" w:ascii="Times New Roman" w:hAnsi="Times New Roman" w:eastAsia="FangSong" w:cs="Times New Roman"/>
+        </w:rPr>
+        <w:t>生成</w:t>
+      </w:r>
+      <w:r>
+        <w:rPr>
+          <w:rFonts w:hint="eastAsia" w:ascii="Times New Roman" w:hAnsi="Times New Roman" w:eastAsia="Times New Roman" w:cs="Times New Roman"/>
+        </w:rPr>
+        <w:t>——</w:t>
+      </w:r>
+      <w:r>
+        <w:rPr>
+          <w:rFonts w:hint="eastAsia" w:ascii="Times New Roman" w:hAnsi="Times New Roman" w:eastAsia="FangSong" w:cs="Times New Roman"/>
+        </w:rPr>
+        <w:t>是则电环化</w:t>
+      </w:r>
+      <w:r>
+        <w:rPr>
+          <w:rFonts w:hint="eastAsia" w:ascii="Times New Roman" w:hAnsi="Times New Roman" w:eastAsia="Times New Roman" w:cs="Times New Roman"/>
+        </w:rPr>
+        <w:t>，</w:t>
+      </w:r>
+      <w:r>
+        <w:rPr>
+          <w:rFonts w:hint="eastAsia" w:ascii="Times New Roman" w:hAnsi="Times New Roman" w:eastAsia="FangSong" w:cs="Times New Roman"/>
+        </w:rPr>
+        <w:t>经基团带电子对搬家则第</w:t>
+      </w:r>
+      <w:r>
+        <w:rPr>
+          <w:rFonts w:ascii="Times New Roman" w:hAnsi="Times New Roman" w:eastAsia="Times New Roman" w:cs="Times New Roman"/>
+        </w:rPr>
+        <w:t xml:space="preserve"> 1 </w:t>
+      </w:r>
+      <w:r>
+        <w:rPr>
+          <w:rFonts w:hint="eastAsia" w:ascii="Times New Roman" w:hAnsi="Times New Roman" w:eastAsia="FangSong" w:cs="Times New Roman"/>
+        </w:rPr>
+        <w:t>族</w:t>
+      </w:r>
+      <w:r>
+        <w:rPr>
+          <w:rFonts w:hint="eastAsia" w:ascii="Times New Roman" w:hAnsi="Times New Roman" w:eastAsia="Times New Roman" w:cs="Times New Roman"/>
+        </w:rPr>
+        <w:t>。</w:t>
+      </w:r>
+    </w:p>
+    <w:p>
+      <w:pPr>
+        <w:pStyle w:val="BodyText"/>
+        <w:spacing w:before="160" w:after="80"/>
+        <w:jc w:val="center"/>
+      </w:pPr>
+      <w:r>
+        <w:rPr>
+          <w:rFonts w:ascii="Times New Roman" w:hAnsi="Times New Roman" w:eastAsia="Times New Roman" w:cs="Times New Roman"/>
+        </w:rPr>
+        <w:drawing>
+          <wp:inline>
+            <wp:extent cx="3600000" cy="1687499"/>
+            <wp:effectExtent b="0" l="0" r="0" t="0"/>
+            <wp:docPr descr="" title="" id="77" name="Picture"/>
+            <a:graphic>
+              <a:graphicData uri="http://schemas.openxmlformats.org/drawingml/2006/picture">
+                <pic:pic>
+                  <pic:nvPicPr>
+                    <pic:cNvPr descr="292c63984f49f750b047e60ddf3ad75a86b36415c9175f1c4f9149e96b8c6351.jpg" id="78" name="Picture"/>
+                    <pic:cNvPicPr>
+                      <a:picLocks noChangeArrowheads="1" noChangeAspect="1"/>
+                    </pic:cNvPicPr>
+                  </pic:nvPicPr>
+                  <pic:blipFill>
+                    <a:blip r:embed="rId76"/>
+                    <a:stretch>
+                      <a:fillRect/>
+                    </a:stretch>
+                  </pic:blipFill>
+                  <pic:spPr bwMode="auto">
+                    <a:xfrm>
+                      <a:off x="0" y="0"/>
+                      <a:ext cx="3600000" cy="1687499"/>
+                    </a:xfrm>
+                    <a:prstGeom prst="rect">
+                      <a:avLst/>
+                    </a:prstGeom>
+                    <a:noFill/>
+                    <a:ln w="9525">
+                      <a:noFill/>
+                      <a:headEnd/>
+                      <a:tailEnd/>
+                    </a:ln>
+                  </pic:spPr>
+                </pic:pic>
+              </a:graphicData>
+            </a:graphic>
+          </wp:inline>
+        </w:drawing>
+      </w:r>
+    </w:p>
+    <w:p>
+      <w:pPr>
+        <w:pStyle w:val="BodyText"/>
+        <w:spacing w:before="40" w:after="160"/>
+        <w:jc w:val="center"/>
+      </w:pPr>
+      <w:r>
+        <w:rPr>
+          <w:rFonts w:hint="eastAsia" w:ascii="Times New Roman" w:hAnsi="Times New Roman" w:eastAsia="FangSong" w:cs="Times New Roman"/>
+          <w:b w:val="0"/>
+          <w:i w:val="0"/>
+          <w:iCs/>
+          <w:sz w:val="21"/>
+        </w:rPr>
+        <w:t xml:space="preserve">图</w:t>
+      </w:r>
+      <w:r>
+        <w:rPr>
+          <w:rFonts w:ascii="Times New Roman" w:hAnsi="Times New Roman" w:eastAsia="FangSong" w:cs="Times New Roman"/>
+          <w:b w:val="0"/>
+          <w:i w:val="0"/>
+          <w:iCs/>
+          <w:sz w:val="21"/>
+        </w:rPr>
+        <w:t xml:space="preserve"> 7　Piancatelli </w:t>
+      </w:r>
+      <w:r>
+        <w:rPr>
+          <w:rFonts w:hint="eastAsia" w:ascii="Times New Roman" w:hAnsi="Times New Roman" w:eastAsia="FangSong" w:cs="Times New Roman"/>
+          <w:b w:val="0"/>
+          <w:i w:val="0"/>
+          <w:iCs/>
+          <w:sz w:val="21"/>
+        </w:rPr>
+        <w:t>重排</w:t>
+      </w:r>
+      <w:r>
+        <w:rPr>
+          <w:rFonts w:hint="eastAsia" w:ascii="Times New Roman" w:hAnsi="Times New Roman" w:eastAsia="FangSong" w:cs="Times New Roman"/>
+          <w:b w:val="0"/>
+          <w:i w:val="0"/>
+          <w:iCs/>
+          <w:sz w:val="21"/>
+        </w:rPr>
+        <w:t>（</w:t>
+      </w:r>
+      <w:r>
+        <w:rPr>
+          <w:rFonts w:hint="eastAsia" w:ascii="Times New Roman" w:hAnsi="Times New Roman" w:eastAsia="FangSong" w:cs="Times New Roman"/>
+          <w:b w:val="0"/>
+          <w:i w:val="0"/>
+          <w:iCs/>
+          <w:sz w:val="21"/>
+        </w:rPr>
+        <w:t>教材机理图</w:t>
+      </w:r>
+      <w:r>
+        <w:rPr>
+          <w:rFonts w:hint="eastAsia" w:ascii="Times New Roman" w:hAnsi="Times New Roman" w:eastAsia="FangSong" w:cs="Times New Roman"/>
+          <w:b w:val="0"/>
+          <w:i w:val="0"/>
+          <w:iCs/>
+          <w:sz w:val="21"/>
+        </w:rPr>
+        <w:t>）：</w:t>
+      </w:r>
+      <w:r>
+        <w:rPr>
+          <w:rFonts w:hint="eastAsia" w:ascii="Times New Roman" w:hAnsi="Times New Roman" w:eastAsia="FangSong" w:cs="Times New Roman"/>
+          <w:b w:val="0"/>
+          <w:i w:val="0"/>
+          <w:iCs/>
+          <w:sz w:val="21"/>
+        </w:rPr>
+        <w:t>呋喃甲醇经酸催化开环生成戊二烯基阳离子</w:t>
+      </w:r>
+      <w:r>
+        <w:rPr>
+          <w:rFonts w:hint="eastAsia" w:ascii="Times New Roman" w:hAnsi="Times New Roman" w:eastAsia="FangSong" w:cs="Times New Roman"/>
+          <w:b w:val="0"/>
+          <w:i w:val="0"/>
+          <w:iCs/>
+          <w:sz w:val="21"/>
+        </w:rPr>
+        <w:t>，</w:t>
+      </w:r>
+      <w:r>
+        <w:rPr>
+          <w:rFonts w:hint="eastAsia" w:ascii="Times New Roman" w:hAnsi="Times New Roman" w:eastAsia="FangSong" w:cs="Times New Roman"/>
+          <w:b w:val="0"/>
+          <w:i w:val="0"/>
+          <w:iCs/>
+          <w:sz w:val="21"/>
+        </w:rPr>
+        <w:t>随后走</w:t>
+      </w:r>
+      <w:r>
+        <w:rPr>
+          <w:rFonts w:ascii="Times New Roman" w:hAnsi="Times New Roman" w:eastAsia="FangSong" w:cs="Times New Roman"/>
+          <w:b w:val="0"/>
+          <w:i w:val="0"/>
+          <w:iCs/>
+          <w:sz w:val="21"/>
+        </w:rPr>
+        <w:t xml:space="preserve"> </w:t>
+      </w:r>
+      <w:r>
+        <w:rPr>
+          <w:rFonts w:ascii="Times New Roman" w:hAnsi="Times New Roman" w:eastAsia="FangSong" w:cs="Times New Roman"/>
+          <w:b w:val="0"/>
+          <w:bCs/>
+          <w:i w:val="0"/>
+          <w:iCs/>
+          <w:sz w:val="21"/>
+        </w:rPr>
+        <w:t xml:space="preserve">Nazarov </w:t>
+      </w:r>
+      <w:r>
+        <w:rPr>
+          <w:rFonts w:hint="eastAsia" w:ascii="Times New Roman" w:hAnsi="Times New Roman" w:eastAsia="FangSong" w:cs="Times New Roman"/>
+          <w:b w:val="0"/>
+          <w:bCs/>
+          <w:i w:val="0"/>
+          <w:iCs/>
+          <w:sz w:val="21"/>
+        </w:rPr>
+        <w:t xml:space="preserve">型</w:t>
+      </w:r>
+      <w:r>
+        <w:rPr>
+          <w:rFonts w:ascii="Times New Roman" w:hAnsi="Times New Roman" w:eastAsia="FangSong" w:cs="Times New Roman"/>
+          <w:b w:val="0"/>
+          <w:bCs/>
+          <w:i w:val="0"/>
+          <w:iCs/>
+          <w:sz w:val="21"/>
+        </w:rPr>
+        <w:t xml:space="preserve"> 4π </w:t>
+      </w:r>
+      <w:r>
+        <w:rPr>
+          <w:rFonts w:hint="eastAsia" w:ascii="Times New Roman" w:hAnsi="Times New Roman" w:eastAsia="FangSong" w:cs="Times New Roman"/>
+          <w:b w:val="0"/>
+          <w:bCs/>
+          <w:i w:val="0"/>
+          <w:iCs/>
+          <w:sz w:val="21"/>
+        </w:rPr>
+        <w:t xml:space="preserve">电环化</w:t>
+      </w:r>
+      <w:r>
+        <w:rPr>
+          <w:rFonts w:hint="eastAsia" w:ascii="Times New Roman" w:hAnsi="Times New Roman" w:eastAsia="FangSong" w:cs="Times New Roman"/>
+          <w:b w:val="0"/>
+          <w:i w:val="0"/>
+          <w:iCs/>
+          <w:sz w:val="21"/>
+        </w:rPr>
+        <w:t>关环得环戊烯酮</w:t>
+      </w:r>
+      <w:r>
+        <w:rPr>
+          <w:rFonts w:hint="eastAsia" w:ascii="Times New Roman" w:hAnsi="Times New Roman" w:eastAsia="FangSong" w:cs="Times New Roman"/>
+          <w:b w:val="0"/>
+          <w:i w:val="0"/>
+          <w:iCs/>
+          <w:sz w:val="21"/>
+        </w:rPr>
+        <w:t>——</w:t>
+      </w:r>
+      <w:r>
+        <w:rPr>
+          <w:rFonts w:hint="eastAsia" w:ascii="Times New Roman" w:hAnsi="Times New Roman" w:eastAsia="FangSong" w:cs="Times New Roman"/>
+          <w:b w:val="0"/>
+          <w:i w:val="0"/>
+          <w:iCs/>
+          <w:sz w:val="21"/>
+        </w:rPr>
+        <w:t>底物变化与第</w:t>
+      </w:r>
+      <w:r>
+        <w:rPr>
+          <w:rFonts w:ascii="Times New Roman" w:hAnsi="Times New Roman" w:eastAsia="FangSong" w:cs="Times New Roman"/>
+          <w:b w:val="0"/>
+          <w:i w:val="0"/>
+          <w:iCs/>
+          <w:sz w:val="21"/>
+        </w:rPr>
+        <w:t xml:space="preserve"> 1 </w:t>
+      </w:r>
+      <w:r>
+        <w:rPr>
+          <w:rFonts w:hint="eastAsia" w:ascii="Times New Roman" w:hAnsi="Times New Roman" w:eastAsia="FangSong" w:cs="Times New Roman"/>
+          <w:b w:val="0"/>
+          <w:i w:val="0"/>
+          <w:iCs/>
+          <w:sz w:val="21"/>
+        </w:rPr>
+        <w:t>族类似</w:t>
+      </w:r>
+      <w:r>
+        <w:rPr>
+          <w:rFonts w:hint="eastAsia" w:ascii="Times New Roman" w:hAnsi="Times New Roman" w:eastAsia="FangSong" w:cs="Times New Roman"/>
+          <w:b w:val="0"/>
+          <w:i w:val="0"/>
+          <w:iCs/>
+          <w:sz w:val="21"/>
+        </w:rPr>
+        <w:t>（</w:t>
+      </w:r>
+      <w:r>
+        <w:rPr>
+          <w:rFonts w:hint="eastAsia" w:ascii="Times New Roman" w:hAnsi="Times New Roman" w:eastAsia="FangSong" w:cs="Times New Roman"/>
+          <w:b w:val="0"/>
+          <w:i w:val="0"/>
+          <w:iCs/>
+          <w:sz w:val="21"/>
+        </w:rPr>
+        <w:t>都造阳离子</w:t>
+      </w:r>
+      <w:r>
+        <w:rPr>
+          <w:rFonts w:hint="eastAsia" w:ascii="Times New Roman" w:hAnsi="Times New Roman" w:eastAsia="FangSong" w:cs="Times New Roman"/>
+          <w:b w:val="0"/>
+          <w:i w:val="0"/>
+          <w:iCs/>
+          <w:sz w:val="21"/>
+        </w:rPr>
+        <w:t>），</w:t>
+      </w:r>
+      <w:r>
+        <w:rPr>
+          <w:rFonts w:hint="eastAsia" w:ascii="Times New Roman" w:hAnsi="Times New Roman" w:eastAsia="FangSong" w:cs="Times New Roman"/>
+          <w:b w:val="0"/>
+          <w:i w:val="0"/>
+          <w:iCs/>
+          <w:sz w:val="21"/>
+        </w:rPr>
+        <w:t>成环方式却是电环化而非</w:t>
+      </w:r>
+      <w:r>
+        <w:rPr>
+          <w:rFonts w:ascii="Times New Roman" w:hAnsi="Times New Roman" w:eastAsia="FangSong" w:cs="Times New Roman"/>
+          <w:b w:val="0"/>
+          <w:i w:val="0"/>
+          <w:iCs/>
+          <w:sz w:val="21"/>
+        </w:rPr>
+        <w:t xml:space="preserve"> </w:t>
+      </w:r>
+      <w:r>
+        <w:rPr>
+          <w:rFonts w:hint="eastAsia" w:ascii="Times New Roman" w:hAnsi="Times New Roman" w:eastAsia="FangSong" w:cs="Times New Roman"/>
+          <w:b w:val="0"/>
+          <w:i w:val="0"/>
+          <w:iCs/>
+          <w:sz w:val="21"/>
+        </w:rPr>
+        <w:t>1,2-</w:t>
+      </w:r>
+      <w:r>
+        <w:rPr>
+          <w:rFonts w:hint="eastAsia" w:ascii="Times New Roman" w:hAnsi="Times New Roman" w:eastAsia="FangSong" w:cs="Times New Roman"/>
+          <w:b w:val="0"/>
+          <w:i w:val="0"/>
+          <w:iCs/>
+          <w:sz w:val="21"/>
+        </w:rPr>
+        <w:t>迁移</w:t>
+      </w:r>
+      <w:r>
+        <w:rPr>
+          <w:rFonts w:hint="eastAsia" w:ascii="Times New Roman" w:hAnsi="Times New Roman" w:eastAsia="FangSong" w:cs="Times New Roman"/>
+          <w:b w:val="0"/>
+          <w:i w:val="0"/>
+          <w:iCs/>
+          <w:sz w:val="21"/>
+        </w:rPr>
+        <w:t>，</w:t>
+      </w:r>
+      <w:r>
+        <w:rPr>
+          <w:rFonts w:hint="eastAsia" w:ascii="Times New Roman" w:hAnsi="Times New Roman" w:eastAsia="FangSong" w:cs="Times New Roman"/>
+          <w:b w:val="0"/>
+          <w:i w:val="0"/>
+          <w:iCs/>
+          <w:sz w:val="21"/>
+        </w:rPr>
+        <w:t>跨族误判的高发点</w:t>
+      </w:r>
+      <w:r>
+        <w:rPr>
+          <w:rFonts w:hint="eastAsia" w:ascii="Times New Roman" w:hAnsi="Times New Roman" w:eastAsia="FangSong" w:cs="Times New Roman"/>
+          <w:b w:val="0"/>
+          <w:i w:val="0"/>
+          <w:iCs/>
+          <w:sz w:val="21"/>
+        </w:rPr>
+        <w:t>。</w:t>
+      </w:r>
+    </w:p>
+    <w:p>
+      <w:pPr>
+        <w:pStyle w:val="MistakeBlock"/>
+      </w:pPr>
+      <w:r>
+        <w:rPr>
+          <w:rFonts w:hint="eastAsia" w:ascii="Times New Roman" w:hAnsi="Times New Roman" w:eastAsia="FangSong" w:cs="Times New Roman"/>
+        </w:rPr>
+        <w:t xml:space="preserve">误区</w:t>
+      </w:r>
+      <w:r>
+        <w:rPr>
+          <w:rFonts w:ascii="Times New Roman" w:hAnsi="Times New Roman" w:eastAsia="Times New Roman" w:cs="Times New Roman"/>
+        </w:rPr>
+        <w:t xml:space="preserve"> </w:t>
+      </w:r>
+      <w:r>
+        <w:rPr>
+          <w:rFonts w:hint="eastAsia" w:ascii="Times New Roman" w:hAnsi="Times New Roman" w:eastAsia="Times New Roman" w:cs="Times New Roman"/>
+        </w:rPr>
+        <w:t>8：</w:t>
+      </w:r>
+      <w:r>
+        <w:rPr>
+          <w:rFonts w:hint="eastAsia" w:ascii="Times New Roman" w:hAnsi="Times New Roman" w:eastAsia="FangSong" w:cs="Times New Roman"/>
+        </w:rPr>
+        <w:t>把一切光照反应当</w:t>
+      </w:r>
+      <w:r>
+        <w:rPr>
+          <w:rFonts w:ascii="Times New Roman" w:hAnsi="Times New Roman" w:eastAsia="Times New Roman" w:cs="Times New Roman"/>
+        </w:rPr>
+        <w:t xml:space="preserve"> </w:t>
+      </w:r>
+      <w:r>
+        <w:rPr>
+          <w:rFonts w:hint="eastAsia" w:ascii="Times New Roman" w:hAnsi="Times New Roman" w:eastAsia="Times New Roman" w:cs="Times New Roman"/>
+        </w:rPr>
+        <w:t>Norrish（</w:t>
+      </w:r>
+      <w:r>
+        <w:rPr>
+          <w:rFonts w:hint="eastAsia" w:ascii="Times New Roman" w:hAnsi="Times New Roman" w:eastAsia="FangSong" w:cs="Times New Roman"/>
+        </w:rPr>
+        <w:t>第</w:t>
+      </w:r>
+      <w:r>
+        <w:rPr>
+          <w:rFonts w:ascii="Times New Roman" w:hAnsi="Times New Roman" w:eastAsia="Times New Roman" w:cs="Times New Roman"/>
+        </w:rPr>
+        <w:t xml:space="preserve"> 7 </w:t>
+      </w:r>
+      <w:r>
+        <w:rPr>
+          <w:rFonts w:hint="eastAsia" w:ascii="Times New Roman" w:hAnsi="Times New Roman" w:eastAsia="FangSong" w:cs="Times New Roman"/>
+        </w:rPr>
+        <w:t>族</w:t>
+      </w:r>
+      <w:r>
+        <w:rPr>
+          <w:rFonts w:hint="eastAsia" w:ascii="Times New Roman" w:hAnsi="Times New Roman" w:eastAsia="Times New Roman" w:cs="Times New Roman"/>
+        </w:rPr>
+        <w:t>）</w:t>
+      </w:r>
+      <w:r>
+        <w:rPr>
+          <w:rFonts w:ascii="Times New Roman" w:hAnsi="Times New Roman" w:eastAsia="Times New Roman" w:cs="Times New Roman"/>
+        </w:rPr>
+        <w:t xml:space="preserve"> </w:t>
+      </w:r>
+      <w:r>
+        <w:rPr>
+          <w:rFonts w:hint="eastAsia" w:ascii="Times New Roman" w:hAnsi="Times New Roman" w:eastAsia="FangSong" w:cs="Times New Roman"/>
+        </w:rPr>
+        <w:t>纠正</w:t>
+      </w:r>
+      <w:r>
+        <w:rPr>
+          <w:rFonts w:hint="eastAsia" w:ascii="Times New Roman" w:hAnsi="Times New Roman" w:eastAsia="Times New Roman" w:cs="Times New Roman"/>
+        </w:rPr>
+        <w:t>：hν</w:t>
+      </w:r>
+      <w:r>
+        <w:rPr>
+          <w:rFonts w:ascii="Times New Roman" w:hAnsi="Times New Roman" w:eastAsia="Times New Roman" w:cs="Times New Roman"/>
+        </w:rPr>
+        <w:t xml:space="preserve"> </w:t>
+      </w:r>
+      <w:r>
+        <w:rPr>
+          <w:rFonts w:hint="eastAsia" w:ascii="Times New Roman" w:hAnsi="Times New Roman" w:eastAsia="FangSong" w:cs="Times New Roman"/>
+        </w:rPr>
+        <w:t>有三种完全不同的化学含义</w:t>
+      </w:r>
+      <w:r>
+        <w:rPr>
+          <w:rFonts w:hint="eastAsia" w:ascii="Times New Roman" w:hAnsi="Times New Roman" w:eastAsia="Times New Roman" w:cs="Times New Roman"/>
+        </w:rPr>
+        <w:t>——(1)</w:t>
+      </w:r>
+      <w:r>
+        <w:rPr>
+          <w:rFonts w:ascii="Times New Roman" w:hAnsi="Times New Roman" w:eastAsia="Times New Roman" w:cs="Times New Roman"/>
+        </w:rPr>
+        <w:t xml:space="preserve"> </w:t>
+      </w:r>
+      <w:r>
+        <w:rPr>
+          <w:rFonts w:hint="eastAsia" w:ascii="Times New Roman" w:hAnsi="Times New Roman" w:eastAsia="FangSong" w:cs="Times New Roman"/>
+          <w:b/>
+          <w:bCs/>
+        </w:rPr>
+        <w:t xml:space="preserve">底物直接激发</w:t>
+      </w:r>
+      <w:r>
+        <w:rPr>
+          <w:rFonts w:hint="eastAsia" w:ascii="Times New Roman" w:hAnsi="Times New Roman" w:eastAsia="Times New Roman" w:cs="Times New Roman"/>
+        </w:rPr>
+        <w:t>（</w:t>
+      </w:r>
+      <w:r>
+        <w:rPr>
+          <w:rFonts w:hint="eastAsia" w:ascii="Times New Roman" w:hAnsi="Times New Roman" w:eastAsia="FangSong" w:cs="Times New Roman"/>
+        </w:rPr>
+        <w:t>羰基</w:t>
+      </w:r>
+      <w:r>
+        <w:rPr>
+          <w:rFonts w:ascii="Times New Roman" w:hAnsi="Times New Roman" w:eastAsia="Times New Roman" w:cs="Times New Roman"/>
+        </w:rPr>
+        <w:t xml:space="preserve"> / </w:t>
+      </w:r>
+      <w:r>
+        <w:rPr>
+          <w:rFonts w:hint="eastAsia" w:ascii="Times New Roman" w:hAnsi="Times New Roman" w:eastAsia="FangSong" w:cs="Times New Roman"/>
+        </w:rPr>
+        <w:t>烯烃自己吸收光子走激发态化学</w:t>
+      </w:r>
+      <w:r>
+        <w:rPr>
+          <w:rFonts w:hint="eastAsia" w:ascii="Times New Roman" w:hAnsi="Times New Roman" w:eastAsia="Times New Roman" w:cs="Times New Roman"/>
+        </w:rPr>
+        <w:t>，</w:t>
+      </w:r>
+      <w:r>
+        <w:rPr>
+          <w:rFonts w:hint="eastAsia" w:ascii="Times New Roman" w:hAnsi="Times New Roman" w:eastAsia="FangSong" w:cs="Times New Roman"/>
+        </w:rPr>
+        <w:t>第</w:t>
+      </w:r>
+      <w:r>
+        <w:rPr>
+          <w:rFonts w:ascii="Times New Roman" w:hAnsi="Times New Roman" w:eastAsia="Times New Roman" w:cs="Times New Roman"/>
+        </w:rPr>
+        <w:t xml:space="preserve"> 7 </w:t>
+      </w:r>
+      <w:r>
+        <w:rPr>
+          <w:rFonts w:hint="eastAsia" w:ascii="Times New Roman" w:hAnsi="Times New Roman" w:eastAsia="FangSong" w:cs="Times New Roman"/>
+        </w:rPr>
+        <w:t>族</w:t>
+      </w:r>
+      <w:r>
+        <w:rPr>
+          <w:rFonts w:hint="eastAsia" w:ascii="Times New Roman" w:hAnsi="Times New Roman" w:eastAsia="Times New Roman" w:cs="Times New Roman"/>
+        </w:rPr>
+        <w:t>，</w:t>
+      </w:r>
+      <w:r>
+        <w:rPr>
+          <w:rFonts w:hint="eastAsia" w:ascii="Times New Roman" w:hAnsi="Times New Roman" w:eastAsia="FangSong" w:cs="Times New Roman"/>
+        </w:rPr>
+        <w:t>如</w:t>
+      </w:r>
+      <w:r>
+        <w:rPr>
+          <w:rFonts w:ascii="Times New Roman" w:hAnsi="Times New Roman" w:eastAsia="Times New Roman" w:cs="Times New Roman"/>
+        </w:rPr>
+        <w:t xml:space="preserve"> </w:t>
+      </w:r>
+      <w:r>
+        <w:rPr>
+          <w:rFonts w:hint="eastAsia" w:ascii="Times New Roman" w:hAnsi="Times New Roman" w:eastAsia="Times New Roman" w:cs="Times New Roman"/>
+        </w:rPr>
+        <w:t xml:space="preserve">Norrish、Paternò-Büchi）；(2)</w:t>
+      </w:r>
+      <w:r>
+        <w:rPr>
+          <w:rFonts w:ascii="Times New Roman" w:hAnsi="Times New Roman" w:eastAsia="Times New Roman" w:cs="Times New Roman"/>
+        </w:rPr>
+        <w:t xml:space="preserve"> </w:t>
+      </w:r>
+      <w:r>
+        <w:rPr>
+          <w:rFonts w:hint="eastAsia" w:ascii="Times New Roman" w:hAnsi="Times New Roman" w:eastAsia="FangSong" w:cs="Times New Roman"/>
+          <w:b/>
+          <w:bCs/>
+        </w:rPr>
+        <w:t xml:space="preserve">光氧化还原催化</w:t>
+      </w:r>
+      <w:r>
+        <w:rPr>
+          <w:rFonts w:hint="eastAsia" w:ascii="Times New Roman" w:hAnsi="Times New Roman" w:eastAsia="Times New Roman" w:cs="Times New Roman"/>
+        </w:rPr>
+        <w:t>（</w:t>
+      </w:r>
+      <w:r>
+        <w:rPr>
+          <w:rFonts w:hint="eastAsia" w:ascii="Times New Roman" w:hAnsi="Times New Roman" w:eastAsia="FangSong" w:cs="Times New Roman"/>
+        </w:rPr>
+        <w:t>光敏剂吸收光子后经单电子转移</w:t>
+      </w:r>
+      <w:r>
+        <w:rPr>
+          <w:rFonts w:ascii="Times New Roman" w:hAnsi="Times New Roman" w:eastAsia="Times New Roman" w:cs="Times New Roman"/>
+        </w:rPr>
+        <w:t xml:space="preserve"> SET </w:t>
+      </w:r>
+      <w:r>
+        <w:rPr>
+          <w:rFonts w:hint="eastAsia" w:ascii="Times New Roman" w:hAnsi="Times New Roman" w:eastAsia="FangSong" w:cs="Times New Roman"/>
+        </w:rPr>
+        <w:t xml:space="preserve">氧化</w:t>
+      </w:r>
+      <w:r>
+        <w:rPr>
+          <w:rFonts w:ascii="Times New Roman" w:hAnsi="Times New Roman" w:eastAsia="Times New Roman" w:cs="Times New Roman"/>
+        </w:rPr>
+        <w:t xml:space="preserve"> / </w:t>
+      </w:r>
+      <w:r>
+        <w:rPr>
+          <w:rFonts w:hint="eastAsia" w:ascii="Times New Roman" w:hAnsi="Times New Roman" w:eastAsia="FangSong" w:cs="Times New Roman"/>
+        </w:rPr>
+        <w:t>还原底物</w:t>
+      </w:r>
+      <w:r>
+        <w:rPr>
+          <w:rFonts w:hint="eastAsia" w:ascii="Times New Roman" w:hAnsi="Times New Roman" w:eastAsia="Times New Roman" w:cs="Times New Roman"/>
+        </w:rPr>
+        <w:t>，</w:t>
+      </w:r>
+      <w:r>
+        <w:rPr>
+          <w:rFonts w:hint="eastAsia" w:ascii="Times New Roman" w:hAnsi="Times New Roman" w:eastAsia="FangSong" w:cs="Times New Roman"/>
+        </w:rPr>
+        <w:t>底物自身不激发</w:t>
+      </w:r>
+      <w:r>
+        <w:rPr>
+          <w:rFonts w:hint="eastAsia" w:ascii="Times New Roman" w:hAnsi="Times New Roman" w:eastAsia="Times New Roman" w:cs="Times New Roman"/>
+        </w:rPr>
+        <w:t>，</w:t>
+      </w:r>
+      <w:r>
+        <w:rPr>
+          <w:rFonts w:hint="eastAsia" w:ascii="Times New Roman" w:hAnsi="Times New Roman" w:eastAsia="FangSong" w:cs="Times New Roman"/>
+        </w:rPr>
+        <w:t>自由基离子化学</w:t>
+      </w:r>
+      <w:r>
+        <w:rPr>
+          <w:rFonts w:hint="eastAsia" w:ascii="Times New Roman" w:hAnsi="Times New Roman" w:eastAsia="Times New Roman" w:cs="Times New Roman"/>
+        </w:rPr>
+        <w:t>）；(3)</w:t>
+      </w:r>
+      <w:r>
+        <w:rPr>
+          <w:rFonts w:ascii="Times New Roman" w:hAnsi="Times New Roman" w:eastAsia="Times New Roman" w:cs="Times New Roman"/>
+        </w:rPr>
+        <w:t xml:space="preserve"> </w:t>
+      </w:r>
+      <w:r>
+        <w:rPr>
+          <w:rFonts w:hint="eastAsia" w:ascii="Times New Roman" w:hAnsi="Times New Roman" w:eastAsia="FangSong" w:cs="Times New Roman"/>
+          <w:b/>
+          <w:bCs/>
+        </w:rPr>
+        <w:t xml:space="preserve">自由基链反应的光引发</w:t>
+      </w:r>
+      <w:r>
+        <w:rPr>
+          <w:rFonts w:hint="eastAsia" w:ascii="Times New Roman" w:hAnsi="Times New Roman" w:eastAsia="Times New Roman" w:cs="Times New Roman"/>
+        </w:rPr>
+        <w:t xml:space="preserve">（hν</w:t>
+      </w:r>
+      <w:r>
+        <w:rPr>
+          <w:rFonts w:ascii="Times New Roman" w:hAnsi="Times New Roman" w:eastAsia="Times New Roman" w:cs="Times New Roman"/>
+        </w:rPr>
+        <w:t xml:space="preserve"> </w:t>
+      </w:r>
+      <w:r>
+        <w:rPr>
+          <w:rFonts w:hint="eastAsia" w:ascii="Times New Roman" w:hAnsi="Times New Roman" w:eastAsia="FangSong" w:cs="Times New Roman"/>
+        </w:rPr>
+        <w:t>只起引发剂作用</w:t>
+      </w:r>
+      <w:r>
+        <w:rPr>
+          <w:rFonts w:hint="eastAsia" w:ascii="Times New Roman" w:hAnsi="Times New Roman" w:eastAsia="Times New Roman" w:cs="Times New Roman"/>
+        </w:rPr>
+        <w:t>，</w:t>
+      </w:r>
+      <w:r>
+        <w:rPr>
+          <w:rFonts w:hint="eastAsia" w:ascii="Times New Roman" w:hAnsi="Times New Roman" w:eastAsia="FangSong" w:cs="Times New Roman"/>
+        </w:rPr>
+        <w:t>如光照下</w:t>
+      </w:r>
+      <w:r>
+        <w:rPr>
+          <w:rFonts w:ascii="Times New Roman" w:hAnsi="Times New Roman" w:eastAsia="Times New Roman" w:cs="Times New Roman"/>
+        </w:rPr>
+        <w:t xml:space="preserve"> Cl</w:t>
+      </w:r>
+      <w:r>
+        <w:rPr>
+          <w:rFonts w:ascii="Times New Roman" w:hAnsi="Times New Roman" w:eastAsia="Times New Roman" w:cs="Times New Roman"/>
+          <w:vertAlign w:val="subscript"/>
+        </w:rPr>
+        <w:t>2</w:t>
+      </w:r>
+      <w:r>
+        <w:rPr>
+          <w:rFonts w:ascii="Times New Roman" w:hAnsi="Times New Roman" w:eastAsia="Times New Roman" w:cs="Times New Roman"/>
+        </w:rPr>
+        <w:t xml:space="preserve"> </w:t>
+      </w:r>
+      <w:r>
+        <w:rPr>
+          <w:rFonts w:hint="eastAsia" w:ascii="Times New Roman" w:hAnsi="Times New Roman" w:eastAsia="FangSong" w:cs="Times New Roman"/>
+        </w:rPr>
+        <w:t>均裂</w:t>
+      </w:r>
+      <w:r>
+        <w:rPr>
+          <w:rFonts w:hint="eastAsia" w:ascii="Times New Roman" w:hAnsi="Times New Roman" w:eastAsia="Times New Roman" w:cs="Times New Roman"/>
+        </w:rPr>
+        <w:t>，</w:t>
+      </w:r>
+      <w:r>
+        <w:rPr>
+          <w:rFonts w:hint="eastAsia" w:ascii="Times New Roman" w:hAnsi="Times New Roman" w:eastAsia="FangSong" w:cs="Times New Roman"/>
+        </w:rPr>
+        <w:t>后续是普通自由基链</w:t>
+      </w:r>
+      <w:r>
+        <w:rPr>
+          <w:rFonts w:hint="eastAsia" w:ascii="Times New Roman" w:hAnsi="Times New Roman" w:eastAsia="Times New Roman" w:cs="Times New Roman"/>
+        </w:rPr>
+        <w:t>，</w:t>
+      </w:r>
+      <w:r>
+        <w:rPr>
+          <w:rFonts w:hint="eastAsia" w:ascii="Times New Roman" w:hAnsi="Times New Roman" w:eastAsia="FangSong" w:cs="Times New Roman"/>
+        </w:rPr>
+        <w:t>与激发态无关</w:t>
+      </w:r>
+      <w:r>
+        <w:rPr>
+          <w:rFonts w:hint="eastAsia" w:ascii="Times New Roman" w:hAnsi="Times New Roman" w:eastAsia="Times New Roman" w:cs="Times New Roman"/>
+        </w:rPr>
+        <w:t>）。</w:t>
+      </w:r>
+      <w:r>
+        <w:rPr>
+          <w:rFonts w:hint="eastAsia" w:ascii="Times New Roman" w:hAnsi="Times New Roman" w:eastAsia="FangSong" w:cs="Times New Roman"/>
+        </w:rPr>
+        <w:t>判据</w:t>
+      </w:r>
+      <w:r>
+        <w:rPr>
+          <w:rFonts w:hint="eastAsia" w:ascii="Times New Roman" w:hAnsi="Times New Roman" w:eastAsia="Times New Roman" w:cs="Times New Roman"/>
+        </w:rPr>
+        <w:t>：</w:t>
+      </w:r>
+      <w:r>
+        <w:rPr>
+          <w:rFonts w:hint="eastAsia" w:ascii="Times New Roman" w:hAnsi="Times New Roman" w:eastAsia="FangSong" w:cs="Times New Roman"/>
+        </w:rPr>
+        <w:t>看底物是否</w:t>
+      </w:r>
+      <w:r>
+        <w:rPr>
+          <w:rFonts w:hint="eastAsia" w:ascii="Times New Roman" w:hAnsi="Times New Roman" w:eastAsia="FangSong" w:cs="Times New Roman"/>
+          <w:b/>
+          <w:bCs/>
+        </w:rPr>
+        <w:t xml:space="preserve">带发色团直接吸收光</w:t>
+      </w:r>
+      <w:r>
+        <w:rPr>
+          <w:rFonts w:hint="eastAsia" w:ascii="Times New Roman" w:hAnsi="Times New Roman" w:eastAsia="Times New Roman" w:cs="Times New Roman"/>
+        </w:rPr>
+        <w:t>、</w:t>
+      </w:r>
+      <w:r>
+        <w:rPr>
+          <w:rFonts w:hint="eastAsia" w:ascii="Times New Roman" w:hAnsi="Times New Roman" w:eastAsia="FangSong" w:cs="Times New Roman"/>
+        </w:rPr>
+        <w:t>题面有无光催化剂</w:t>
+      </w:r>
+      <w:r>
+        <w:rPr>
+          <w:rFonts w:ascii="Times New Roman" w:hAnsi="Times New Roman" w:eastAsia="Times New Roman" w:cs="Times New Roman"/>
+        </w:rPr>
+        <w:t xml:space="preserve"> / </w:t>
+      </w:r>
+      <w:r>
+        <w:rPr>
+          <w:rFonts w:hint="eastAsia" w:ascii="Times New Roman" w:hAnsi="Times New Roman" w:eastAsia="FangSong" w:cs="Times New Roman"/>
+        </w:rPr>
+        <w:t>引发剂</w:t>
+      </w:r>
+      <w:r>
+        <w:rPr>
+          <w:rFonts w:hint="eastAsia" w:ascii="Times New Roman" w:hAnsi="Times New Roman" w:eastAsia="Times New Roman" w:cs="Times New Roman"/>
+        </w:rPr>
+        <w:t>。</w:t>
+      </w:r>
+    </w:p>
+    <w:bookmarkEnd w:id="79"/>
+    <w:bookmarkStart w:id="80" w:name="条件族决策树"/>
     <w:p>
       <w:pPr>
         <w:pStyle w:val="Heading3"/>
@@ -30431,8 +34754,8 @@
         <w:t>立体化学是否与族特征一致</w:t>
       </w:r>
     </w:p>
-    <w:bookmarkEnd w:id="58"/>
-    <w:bookmarkStart w:id="59" w:name="速查卡8-族-条件触发词"/>
+    <w:bookmarkEnd w:id="80"/>
+    <w:bookmarkStart w:id="81" w:name="速查卡8-族-条件触发词"/>
     <w:p>
       <w:pPr>
         <w:pStyle w:val="Heading3"/>
@@ -31754,9 +36077,9 @@
         </w:pict>
       </w:r>
     </w:p>
-    <w:bookmarkEnd w:id="59"/>
-    <w:bookmarkEnd w:id="60"/>
-    <w:bookmarkStart w:id="64" w:name="十五练习题"/>
+    <w:bookmarkEnd w:id="81"/>
+    <w:bookmarkEnd w:id="82"/>
+    <w:bookmarkStart w:id="86" w:name="十五练习题"/>
     <w:p>
       <w:pPr>
         <w:pStyle w:val="Heading2"/>
@@ -31884,7 +36207,7 @@
         <w:t>。</w:t>
       </w:r>
     </w:p>
-    <w:bookmarkStart w:id="61" w:name="基础巩固10-题"/>
+    <w:bookmarkStart w:id="83" w:name="基础巩固10-题"/>
     <w:p>
       <w:pPr>
         <w:pStyle w:val="Heading3"/>
@@ -32808,8 +37131,8 @@
         <w:t>？</w:t>
       </w:r>
     </w:p>
-    <w:bookmarkEnd w:id="61"/>
-    <w:bookmarkStart w:id="62" w:name="竞赛入门9-题"/>
+    <w:bookmarkEnd w:id="83"/>
+    <w:bookmarkStart w:id="84" w:name="竞赛入门9-题"/>
     <w:p>
       <w:pPr>
         <w:pStyle w:val="Heading3"/>
@@ -33882,8 +38205,8 @@
         <w:t>。</w:t>
       </w:r>
     </w:p>
-    <w:bookmarkEnd w:id="62"/>
-    <w:bookmarkStart w:id="63" w:name="真题挑战6-题"/>
+    <w:bookmarkEnd w:id="84"/>
+    <w:bookmarkStart w:id="85" w:name="真题挑战8-题"/>
     <w:p>
       <w:pPr>
         <w:pStyle w:val="Heading3"/>
@@ -33899,7 +38222,7 @@
         <w:rPr>
           <w:rFonts w:hint="eastAsia" w:ascii="Times New Roman" w:hAnsi="Times New Roman" w:eastAsia="Times New Roman" w:cs="Times New Roman"/>
         </w:rPr>
-        <w:t>（6</w:t>
+        <w:t>（8</w:t>
       </w:r>
       <w:r>
         <w:rPr>
@@ -35032,6 +39355,424 @@
     </w:p>
     <w:p>
       <w:pPr>
+        <w:numPr>
+          <w:ilvl w:val="0"/>
+          <w:numId w:val="1025"/>
+        </w:numPr>
+      </w:pPr>
+      <w:r>
+        <w:rPr>
+          <w:rFonts w:ascii="Times New Roman" w:hAnsi="Times New Roman" w:eastAsia="Times New Roman" w:cs="Times New Roman"/>
+          <w:b/>
+          <w:bCs/>
+        </w:rPr>
+        <w:t xml:space="preserve">Nazarov </w:t>
+      </w:r>
+      <w:r>
+        <w:rPr>
+          <w:rFonts w:hint="eastAsia" w:ascii="Times New Roman" w:hAnsi="Times New Roman" w:eastAsia="FangSong" w:cs="Times New Roman"/>
+          <w:b/>
+          <w:bCs/>
+        </w:rPr>
+        <w:t xml:space="preserve">电环化</w:t>
+      </w:r>
+      <w:r>
+        <w:rPr>
+          <w:rFonts w:ascii="Times New Roman" w:hAnsi="Times New Roman" w:eastAsia="Times New Roman" w:cs="Times New Roman"/>
+          <w:b/>
+          <w:bCs/>
+        </w:rPr>
+        <w:t xml:space="preserve"> vs </w:t>
+      </w:r>
+      <w:r>
+        <w:rPr>
+          <w:rFonts w:hint="eastAsia" w:ascii="Times New Roman" w:hAnsi="Times New Roman" w:eastAsia="FangSong" w:cs="Times New Roman"/>
+          <w:b/>
+          <w:bCs/>
+        </w:rPr>
+        <w:t xml:space="preserve">第</w:t>
+      </w:r>
+      <w:r>
+        <w:rPr>
+          <w:rFonts w:ascii="Times New Roman" w:hAnsi="Times New Roman" w:eastAsia="Times New Roman" w:cs="Times New Roman"/>
+          <w:b/>
+          <w:bCs/>
+        </w:rPr>
+        <w:t xml:space="preserve"> 1 </w:t>
+      </w:r>
+      <w:r>
+        <w:rPr>
+          <w:rFonts w:hint="eastAsia" w:ascii="Times New Roman" w:hAnsi="Times New Roman" w:eastAsia="FangSong" w:cs="Times New Roman"/>
+          <w:b/>
+          <w:bCs/>
+        </w:rPr>
+        <w:t>族重排</w:t>
+      </w:r>
+      <w:r>
+        <w:rPr>
+          <w:rFonts w:hint="eastAsia" w:ascii="Times New Roman" w:hAnsi="Times New Roman" w:eastAsia="Times New Roman" w:cs="Times New Roman"/>
+          <w:b/>
+          <w:bCs/>
+        </w:rPr>
+        <w:t>（</w:t>
+      </w:r>
+      <w:r>
+        <w:rPr>
+          <w:rFonts w:hint="eastAsia" w:ascii="Times New Roman" w:hAnsi="Times New Roman" w:eastAsia="FangSong" w:cs="Times New Roman"/>
+          <w:b/>
+          <w:bCs/>
+        </w:rPr>
+        <w:t>跨族辨析</w:t>
+      </w:r>
+      <w:r>
+        <w:rPr>
+          <w:rFonts w:hint="eastAsia" w:ascii="Times New Roman" w:hAnsi="Times New Roman" w:eastAsia="Times New Roman" w:cs="Times New Roman"/>
+          <w:b/>
+          <w:bCs/>
+        </w:rPr>
+        <w:t>）</w:t>
+      </w:r>
+      <w:r>
+        <w:rPr>
+          <w:rFonts w:ascii="Times New Roman" w:hAnsi="Times New Roman" w:eastAsia="Times New Roman" w:cs="Times New Roman"/>
+        </w:rPr>
+        <w:t xml:space="preserve">　▸ </w:t>
+      </w:r>
+      <w:r>
+        <w:rPr>
+          <w:rFonts w:hint="eastAsia" w:ascii="Times New Roman" w:hAnsi="Times New Roman" w:eastAsia="FangSong" w:cs="Times New Roman"/>
+        </w:rPr>
+        <w:t xml:space="preserve">第</w:t>
+      </w:r>
+      <w:r>
+        <w:rPr>
+          <w:rFonts w:ascii="Times New Roman" w:hAnsi="Times New Roman" w:eastAsia="Times New Roman" w:cs="Times New Roman"/>
+        </w:rPr>
+        <w:t xml:space="preserve"> 32 </w:t>
+      </w:r>
+      <w:r>
+        <w:rPr>
+          <w:rFonts w:hint="eastAsia" w:ascii="Times New Roman" w:hAnsi="Times New Roman" w:eastAsia="FangSong" w:cs="Times New Roman"/>
+        </w:rPr>
+        <w:t xml:space="preserve">届初赛第</w:t>
+      </w:r>
+      <w:r>
+        <w:rPr>
+          <w:rFonts w:ascii="Times New Roman" w:hAnsi="Times New Roman" w:eastAsia="Times New Roman" w:cs="Times New Roman"/>
+        </w:rPr>
+        <w:t xml:space="preserve"> 10 </w:t>
+      </w:r>
+      <w:r>
+        <w:rPr>
+          <w:rFonts w:hint="eastAsia" w:ascii="Times New Roman" w:hAnsi="Times New Roman" w:eastAsia="FangSong" w:cs="Times New Roman"/>
+        </w:rPr>
+        <w:t xml:space="preserve">题</w:t>
+      </w:r>
+      <w:r>
+        <w:rPr>
+          <w:rFonts w:ascii="Times New Roman" w:hAnsi="Times New Roman" w:eastAsia="Times New Roman" w:cs="Times New Roman"/>
+        </w:rPr>
+        <w:t xml:space="preserve"> </w:t>
+      </w:r>
+      <w:r>
+        <w:rPr>
+          <w:rFonts w:hint="eastAsia" w:ascii="Times New Roman" w:hAnsi="Times New Roman" w:eastAsia="FangSong" w:cs="Times New Roman"/>
+        </w:rPr>
+        <w:t>多烯阳离子的成环方式判断</w:t>
+      </w:r>
+      <w:r>
+        <w:rPr>
+          <w:rFonts w:hint="eastAsia" w:ascii="Times New Roman" w:hAnsi="Times New Roman" w:eastAsia="Times New Roman" w:cs="Times New Roman"/>
+        </w:rPr>
+        <w:t>——</w:t>
+      </w:r>
+      <w:r>
+        <w:rPr>
+          <w:rFonts w:hint="eastAsia" w:ascii="Times New Roman" w:hAnsi="Times New Roman" w:eastAsia="FangSong" w:cs="Times New Roman"/>
+        </w:rPr>
+        <w:t>先确认阳离子是否为共轭戊二烯基型</w:t>
+      </w:r>
+      <w:r>
+        <w:rPr>
+          <w:rFonts w:hint="eastAsia" w:ascii="Times New Roman" w:hAnsi="Times New Roman" w:eastAsia="Times New Roman" w:cs="Times New Roman"/>
+        </w:rPr>
+        <w:t>，</w:t>
+      </w:r>
+      <w:r>
+        <w:rPr>
+          <w:rFonts w:hint="eastAsia" w:ascii="Times New Roman" w:hAnsi="Times New Roman" w:eastAsia="FangSong" w:cs="Times New Roman"/>
+        </w:rPr>
+        <w:t>再用误区</w:t>
+      </w:r>
+      <w:r>
+        <w:rPr>
+          <w:rFonts w:ascii="Times New Roman" w:hAnsi="Times New Roman" w:eastAsia="Times New Roman" w:cs="Times New Roman"/>
+        </w:rPr>
+        <w:t xml:space="preserve"> 7 </w:t>
+      </w:r>
+      <w:r>
+        <w:rPr>
+          <w:rFonts w:hint="eastAsia" w:ascii="Times New Roman" w:hAnsi="Times New Roman" w:eastAsia="FangSong" w:cs="Times New Roman"/>
+        </w:rPr>
+        <w:t>的</w:t>
+      </w:r>
+      <w:r>
+        <w:rPr>
+          <w:rFonts w:hint="eastAsia" w:ascii="Times New Roman" w:hAnsi="Times New Roman" w:eastAsia="Times New Roman" w:cs="Times New Roman"/>
+        </w:rPr>
+        <w:t>”</w:t>
+      </w:r>
+      <w:r>
+        <w:rPr>
+          <w:rFonts w:hint="eastAsia" w:ascii="Times New Roman" w:hAnsi="Times New Roman" w:eastAsia="FangSong" w:cs="Times New Roman"/>
+        </w:rPr>
+        <w:t>首尾闭合</w:t>
+      </w:r>
+      <w:r>
+        <w:rPr>
+          <w:rFonts w:ascii="Times New Roman" w:hAnsi="Times New Roman" w:eastAsia="Times New Roman" w:cs="Times New Roman"/>
+        </w:rPr>
+        <w:t xml:space="preserve"> vs </w:t>
+      </w:r>
+      <w:r>
+        <w:rPr>
+          <w:rFonts w:hint="eastAsia" w:ascii="Times New Roman" w:hAnsi="Times New Roman" w:eastAsia="FangSong" w:cs="Times New Roman"/>
+        </w:rPr>
+        <w:t>基团搬家</w:t>
+      </w:r>
+      <w:r>
+        <w:rPr>
+          <w:rFonts w:hint="eastAsia" w:ascii="Times New Roman" w:hAnsi="Times New Roman" w:eastAsia="Times New Roman" w:cs="Times New Roman"/>
+        </w:rPr>
+        <w:t>”</w:t>
+      </w:r>
+      <w:r>
+        <w:rPr>
+          <w:rFonts w:hint="eastAsia" w:ascii="Times New Roman" w:hAnsi="Times New Roman" w:eastAsia="FangSong" w:cs="Times New Roman"/>
+        </w:rPr>
+        <w:t>判据分清电环化与</w:t>
+      </w:r>
+      <w:r>
+        <w:rPr>
+          <w:rFonts w:ascii="Times New Roman" w:hAnsi="Times New Roman" w:eastAsia="Times New Roman" w:cs="Times New Roman"/>
+        </w:rPr>
+        <w:t xml:space="preserve"> </w:t>
+      </w:r>
+      <w:r>
+        <w:rPr>
+          <w:rFonts w:hint="eastAsia" w:ascii="Times New Roman" w:hAnsi="Times New Roman" w:eastAsia="Times New Roman" w:cs="Times New Roman"/>
+        </w:rPr>
+        <w:t>1,2-</w:t>
+      </w:r>
+      <w:r>
+        <w:rPr>
+          <w:rFonts w:hint="eastAsia" w:ascii="Times New Roman" w:hAnsi="Times New Roman" w:eastAsia="FangSong" w:cs="Times New Roman"/>
+        </w:rPr>
+        <w:t>迁移</w:t>
+      </w:r>
+      <w:r>
+        <w:rPr>
+          <w:rFonts w:hint="eastAsia" w:ascii="Times New Roman" w:hAnsi="Times New Roman" w:eastAsia="Times New Roman" w:cs="Times New Roman"/>
+        </w:rPr>
+        <w:t>，</w:t>
+      </w:r>
+      <w:r>
+        <w:rPr>
+          <w:rFonts w:hint="eastAsia" w:ascii="Times New Roman" w:hAnsi="Times New Roman" w:eastAsia="FangSong" w:cs="Times New Roman"/>
+        </w:rPr>
+        <w:t>最后由电环化的顺旋</w:t>
+      </w:r>
+      <w:r>
+        <w:rPr>
+          <w:rFonts w:ascii="Times New Roman" w:hAnsi="Times New Roman" w:eastAsia="Times New Roman" w:cs="Times New Roman"/>
+        </w:rPr>
+        <w:t xml:space="preserve"> / </w:t>
+      </w:r>
+      <w:r>
+        <w:rPr>
+          <w:rFonts w:hint="eastAsia" w:ascii="Times New Roman" w:hAnsi="Times New Roman" w:eastAsia="FangSong" w:cs="Times New Roman"/>
+        </w:rPr>
+        <w:t>对旋规则写产物立体化学</w:t>
+      </w:r>
+      <w:r>
+        <w:rPr>
+          <w:rFonts w:hint="eastAsia" w:ascii="Times New Roman" w:hAnsi="Times New Roman" w:eastAsia="Times New Roman" w:cs="Times New Roman"/>
+        </w:rPr>
+        <w:t>。</w:t>
+      </w:r>
+    </w:p>
+    <w:p>
+      <w:pPr>
+        <w:numPr>
+          <w:ilvl w:val="0"/>
+          <w:numId w:val="1025"/>
+        </w:numPr>
+      </w:pPr>
+      <w:r>
+        <w:rPr>
+          <w:rFonts w:hint="eastAsia" w:ascii="Times New Roman" w:hAnsi="Times New Roman" w:eastAsia="FangSong" w:cs="Times New Roman"/>
+          <w:b/>
+          <w:bCs/>
+        </w:rPr>
+        <w:t>碳正离子化学</w:t>
+      </w:r>
+      <w:r>
+        <w:rPr>
+          <w:rFonts w:hint="eastAsia" w:ascii="Times New Roman" w:hAnsi="Times New Roman" w:eastAsia="Times New Roman" w:cs="Times New Roman"/>
+          <w:b/>
+          <w:bCs/>
+        </w:rPr>
+        <w:t>（</w:t>
+      </w:r>
+      <w:r>
+        <w:rPr>
+          <w:rFonts w:hint="eastAsia" w:ascii="Times New Roman" w:hAnsi="Times New Roman" w:eastAsia="FangSong" w:cs="Times New Roman"/>
+          <w:b/>
+          <w:bCs/>
+        </w:rPr>
+        <w:t>第</w:t>
+      </w:r>
+      <w:r>
+        <w:rPr>
+          <w:rFonts w:ascii="Times New Roman" w:hAnsi="Times New Roman" w:eastAsia="Times New Roman" w:cs="Times New Roman"/>
+          <w:b/>
+          <w:bCs/>
+        </w:rPr>
+        <w:t xml:space="preserve"> 1 </w:t>
+      </w:r>
+      <w:r>
+        <w:rPr>
+          <w:rFonts w:hint="eastAsia" w:ascii="Times New Roman" w:hAnsi="Times New Roman" w:eastAsia="FangSong" w:cs="Times New Roman"/>
+          <w:b/>
+          <w:bCs/>
+        </w:rPr>
+        <w:t>族深化</w:t>
+      </w:r>
+      <w:r>
+        <w:rPr>
+          <w:rFonts w:hint="eastAsia" w:ascii="Times New Roman" w:hAnsi="Times New Roman" w:eastAsia="Times New Roman" w:cs="Times New Roman"/>
+          <w:b/>
+          <w:bCs/>
+        </w:rPr>
+        <w:t>）</w:t>
+      </w:r>
+      <w:r>
+        <w:rPr>
+          <w:rFonts w:ascii="Times New Roman" w:hAnsi="Times New Roman" w:eastAsia="Times New Roman" w:cs="Times New Roman"/>
+        </w:rPr>
+        <w:t xml:space="preserve">　▸ </w:t>
+      </w:r>
+      <w:r>
+        <w:rPr>
+          <w:rFonts w:hint="eastAsia" w:ascii="Times New Roman" w:hAnsi="Times New Roman" w:eastAsia="FangSong" w:cs="Times New Roman"/>
+        </w:rPr>
+        <w:t xml:space="preserve">第</w:t>
+      </w:r>
+      <w:r>
+        <w:rPr>
+          <w:rFonts w:ascii="Times New Roman" w:hAnsi="Times New Roman" w:eastAsia="Times New Roman" w:cs="Times New Roman"/>
+        </w:rPr>
+        <w:t xml:space="preserve"> 38 </w:t>
+      </w:r>
+      <w:r>
+        <w:rPr>
+          <w:rFonts w:hint="eastAsia" w:ascii="Times New Roman" w:hAnsi="Times New Roman" w:eastAsia="FangSong" w:cs="Times New Roman"/>
+        </w:rPr>
+        <w:t xml:space="preserve">届决赛理论第</w:t>
+      </w:r>
+      <w:r>
+        <w:rPr>
+          <w:rFonts w:ascii="Times New Roman" w:hAnsi="Times New Roman" w:eastAsia="Times New Roman" w:cs="Times New Roman"/>
+        </w:rPr>
+        <w:t xml:space="preserve"> 9 </w:t>
+      </w:r>
+      <w:r>
+        <w:rPr>
+          <w:rFonts w:hint="eastAsia" w:ascii="Times New Roman" w:hAnsi="Times New Roman" w:eastAsia="FangSong" w:cs="Times New Roman"/>
+        </w:rPr>
+        <w:t xml:space="preserve">题</w:t>
+      </w:r>
+      <w:r>
+        <w:rPr>
+          <w:rFonts w:ascii="Times New Roman" w:hAnsi="Times New Roman" w:eastAsia="Times New Roman" w:cs="Times New Roman"/>
+        </w:rPr>
+        <w:t xml:space="preserve"> </w:t>
+      </w:r>
+      <w:r>
+        <w:rPr>
+          <w:rFonts w:hint="eastAsia" w:ascii="Times New Roman" w:hAnsi="Times New Roman" w:eastAsia="FangSong" w:cs="Times New Roman"/>
+        </w:rPr>
+        <w:t>碳正离子的生成</w:t>
+      </w:r>
+      <w:r>
+        <w:rPr>
+          <w:rFonts w:hint="eastAsia" w:ascii="Times New Roman" w:hAnsi="Times New Roman" w:eastAsia="Times New Roman" w:cs="Times New Roman"/>
+        </w:rPr>
+        <w:t>、</w:t>
+      </w:r>
+      <w:r>
+        <w:rPr>
+          <w:rFonts w:hint="eastAsia" w:ascii="Times New Roman" w:hAnsi="Times New Roman" w:eastAsia="FangSong" w:cs="Times New Roman"/>
+        </w:rPr>
+        <w:t>溶剂解与重排综合</w:t>
+      </w:r>
+      <w:r>
+        <w:rPr>
+          <w:rFonts w:hint="eastAsia" w:ascii="Times New Roman" w:hAnsi="Times New Roman" w:eastAsia="Times New Roman" w:cs="Times New Roman"/>
+        </w:rPr>
+        <w:t>——</w:t>
+      </w:r>
+      <w:r>
+        <w:rPr>
+          <w:rFonts w:hint="eastAsia" w:ascii="Times New Roman" w:hAnsi="Times New Roman" w:eastAsia="FangSong" w:cs="Times New Roman"/>
+        </w:rPr>
+        <w:t>用第</w:t>
+      </w:r>
+      <w:r>
+        <w:rPr>
+          <w:rFonts w:ascii="Times New Roman" w:hAnsi="Times New Roman" w:eastAsia="Times New Roman" w:cs="Times New Roman"/>
+        </w:rPr>
+        <w:t xml:space="preserve"> 1 </w:t>
+      </w:r>
+      <w:r>
+        <w:rPr>
+          <w:rFonts w:hint="eastAsia" w:ascii="Times New Roman" w:hAnsi="Times New Roman" w:eastAsia="FangSong" w:cs="Times New Roman"/>
+        </w:rPr>
+        <w:t xml:space="preserve">族统一机理与超共轭</w:t>
+      </w:r>
+      <w:r>
+        <w:rPr>
+          <w:rFonts w:ascii="Times New Roman" w:hAnsi="Times New Roman" w:eastAsia="Times New Roman" w:cs="Times New Roman"/>
+        </w:rPr>
+        <w:t xml:space="preserve"> / </w:t>
+      </w:r>
+      <w:r>
+        <w:rPr>
+          <w:rFonts w:hint="eastAsia" w:ascii="Times New Roman" w:hAnsi="Times New Roman" w:eastAsia="FangSong" w:cs="Times New Roman"/>
+        </w:rPr>
+        <w:t>邻基参与语言解释骨架变化与氘代标记结果</w:t>
+      </w:r>
+      <w:r>
+        <w:rPr>
+          <w:rFonts w:hint="eastAsia" w:ascii="Times New Roman" w:hAnsi="Times New Roman" w:eastAsia="Times New Roman" w:cs="Times New Roman"/>
+        </w:rPr>
+        <w:t>，</w:t>
+      </w:r>
+      <w:r>
+        <w:rPr>
+          <w:rFonts w:hint="eastAsia" w:ascii="Times New Roman" w:hAnsi="Times New Roman" w:eastAsia="FangSong" w:cs="Times New Roman"/>
+        </w:rPr>
+        <w:t>是本族统一机理在决赛难度的直接检验</w:t>
+      </w:r>
+      <w:r>
+        <w:rPr>
+          <w:rFonts w:hint="eastAsia" w:ascii="Times New Roman" w:hAnsi="Times New Roman" w:eastAsia="Times New Roman" w:cs="Times New Roman"/>
+        </w:rPr>
+        <w:t>。</w:t>
+      </w:r>
+    </w:p>
+    <w:p>
+      <w:pPr>
         <w:spacing w:before="160" w:after="80"/>
       </w:pPr>
       <w:r>
@@ -35040,9 +39781,9 @@
         </w:pict>
       </w:r>
     </w:p>
-    <w:bookmarkEnd w:id="63"/>
-    <w:bookmarkEnd w:id="64"/>
-    <w:bookmarkStart w:id="65" w:name="十六参考答案与提示"/>
+    <w:bookmarkEnd w:id="85"/>
+    <w:bookmarkEnd w:id="86"/>
+    <w:bookmarkStart w:id="87" w:name="十六参考答案与提示"/>
     <w:p>
       <w:pPr>
         <w:pStyle w:val="Heading2"/>
@@ -36659,31 +41400,13 @@
         <w:rPr>
           <w:rFonts w:ascii="Times New Roman" w:hAnsi="Times New Roman" w:eastAsia="Times New Roman" w:cs="Times New Roman"/>
         </w:rPr>
-        <w:t xml:space="preserve"> </w:t>
-      </w:r>
-      <w:r>
-        <w:rPr>
-          <w:rFonts w:hint="eastAsia" w:ascii="Times New Roman" w:hAnsi="Times New Roman" w:eastAsia="Times New Roman" w:cs="Times New Roman"/>
-        </w:rPr>
-        <w:t>O”</w:t>
-      </w:r>
-      <w:r>
-        <w:rPr>
-          <w:rFonts w:hint="eastAsia" w:ascii="Times New Roman" w:hAnsi="Times New Roman" w:eastAsia="FangSong" w:cs="Times New Roman"/>
-        </w:rPr>
-        <w:t>塞</w:t>
-      </w:r>
-      <w:r>
-        <w:rPr>
-          <w:rFonts w:hint="eastAsia" w:ascii="Times New Roman" w:hAnsi="Times New Roman" w:eastAsia="Times New Roman" w:cs="Times New Roman"/>
-        </w:rPr>
-        <w:t>”</w:t>
-      </w:r>
-      <w:r>
-        <w:rPr>
-          <w:rFonts w:hint="eastAsia" w:ascii="Times New Roman" w:hAnsi="Times New Roman" w:eastAsia="FangSong" w:cs="Times New Roman"/>
-        </w:rPr>
-        <w:t>进环骨架</w:t>
+        <w:t xml:space="preserve"> O </w:t>
+      </w:r>
+      <w:r>
+        <w:rPr>
+          <w:rFonts w:hint="eastAsia" w:ascii="Times New Roman" w:hAnsi="Times New Roman" w:eastAsia="FangSong" w:cs="Times New Roman"/>
+        </w:rPr>
+        <w:t>插入环骨架</w:t>
       </w:r>
       <w:r>
         <w:rPr>
@@ -39959,6 +44682,433 @@
     </w:p>
     <w:p>
       <w:pPr>
+        <w:pStyle w:val="BodyText"/>
+      </w:pPr>
+      <w:r>
+        <w:rPr>
+          <w:rFonts w:ascii="Times New Roman" w:hAnsi="Times New Roman" w:eastAsia="Times New Roman" w:cs="Times New Roman"/>
+          <w:b/>
+          <w:bCs/>
+        </w:rPr>
+        <w:t xml:space="preserve">26.</w:t>
+      </w:r>
+      <w:r>
+        <w:rPr>
+          <w:rFonts w:ascii="Times New Roman" w:hAnsi="Times New Roman" w:eastAsia="Times New Roman" w:cs="Times New Roman"/>
+        </w:rPr>
+        <w:t xml:space="preserve"> </w:t>
+      </w:r>
+      <w:r>
+        <w:rPr>
+          <w:rFonts w:hint="eastAsia" w:ascii="Times New Roman" w:hAnsi="Times New Roman" w:eastAsia="FangSong" w:cs="Times New Roman"/>
+        </w:rPr>
+        <w:t>提示</w:t>
+      </w:r>
+      <w:r>
+        <w:rPr>
+          <w:rFonts w:hint="eastAsia" w:ascii="Times New Roman" w:hAnsi="Times New Roman" w:eastAsia="Times New Roman" w:cs="Times New Roman"/>
+        </w:rPr>
+        <w:t>：</w:t>
+      </w:r>
+      <w:r>
+        <w:rPr>
+          <w:rFonts w:hint="eastAsia" w:ascii="Times New Roman" w:hAnsi="Times New Roman" w:eastAsia="FangSong" w:cs="Times New Roman"/>
+        </w:rPr>
+        <w:t>先画出多烯阳离子的共振式</w:t>
+      </w:r>
+      <w:r>
+        <w:rPr>
+          <w:rFonts w:hint="eastAsia" w:ascii="Times New Roman" w:hAnsi="Times New Roman" w:eastAsia="Times New Roman" w:cs="Times New Roman"/>
+        </w:rPr>
+        <w:t>，</w:t>
+      </w:r>
+      <w:r>
+        <w:rPr>
+          <w:rFonts w:hint="eastAsia" w:ascii="Times New Roman" w:hAnsi="Times New Roman" w:eastAsia="FangSong" w:cs="Times New Roman"/>
+        </w:rPr>
+        <w:t>确认戊二烯基阳离子骨架后</w:t>
+      </w:r>
+      <w:r>
+        <w:rPr>
+          <w:rFonts w:hint="eastAsia" w:ascii="Times New Roman" w:hAnsi="Times New Roman" w:eastAsia="Times New Roman" w:cs="Times New Roman"/>
+        </w:rPr>
+        <w:t>，</w:t>
+      </w:r>
+      <w:r>
+        <w:rPr>
+          <w:rFonts w:hint="eastAsia" w:ascii="Times New Roman" w:hAnsi="Times New Roman" w:eastAsia="FangSong" w:cs="Times New Roman"/>
+        </w:rPr>
+        <w:t>成环走</w:t>
+      </w:r>
+      <w:r>
+        <w:rPr>
+          <w:rFonts w:ascii="Times New Roman" w:hAnsi="Times New Roman" w:eastAsia="Times New Roman" w:cs="Times New Roman"/>
+        </w:rPr>
+        <w:t xml:space="preserve"> </w:t>
+      </w:r>
+      <w:r>
+        <w:rPr>
+          <w:rFonts w:ascii="Times New Roman" w:hAnsi="Times New Roman" w:eastAsia="Times New Roman" w:cs="Times New Roman"/>
+          <w:b/>
+          <w:bCs/>
+        </w:rPr>
+        <w:t xml:space="preserve">Nazarov 4π </w:t>
+      </w:r>
+      <w:r>
+        <w:rPr>
+          <w:rFonts w:hint="eastAsia" w:ascii="Times New Roman" w:hAnsi="Times New Roman" w:eastAsia="FangSong" w:cs="Times New Roman"/>
+          <w:b/>
+          <w:bCs/>
+        </w:rPr>
+        <w:t xml:space="preserve">电环化</w:t>
+      </w:r>
+      <w:r>
+        <w:rPr>
+          <w:rFonts w:hint="eastAsia" w:ascii="Times New Roman" w:hAnsi="Times New Roman" w:eastAsia="Times New Roman" w:cs="Times New Roman"/>
+        </w:rPr>
+        <w:t>（</w:t>
+      </w:r>
+      <w:r>
+        <w:rPr>
+          <w:rFonts w:hint="eastAsia" w:ascii="Times New Roman" w:hAnsi="Times New Roman" w:eastAsia="FangSong" w:cs="Times New Roman"/>
+        </w:rPr>
+        <w:t>热顺旋关环</w:t>
+      </w:r>
+      <w:r>
+        <w:rPr>
+          <w:rFonts w:hint="eastAsia" w:ascii="Times New Roman" w:hAnsi="Times New Roman" w:eastAsia="Times New Roman" w:cs="Times New Roman"/>
+        </w:rPr>
+        <w:t>，</w:t>
+      </w:r>
+      <w:r>
+        <w:rPr>
+          <w:rFonts w:hint="eastAsia" w:ascii="Times New Roman" w:hAnsi="Times New Roman" w:eastAsia="FangSong" w:cs="Times New Roman"/>
+        </w:rPr>
+        <w:t>第</w:t>
+      </w:r>
+      <w:r>
+        <w:rPr>
+          <w:rFonts w:ascii="Times New Roman" w:hAnsi="Times New Roman" w:eastAsia="Times New Roman" w:cs="Times New Roman"/>
+        </w:rPr>
+        <w:t xml:space="preserve"> 5 </w:t>
+      </w:r>
+      <w:r>
+        <w:rPr>
+          <w:rFonts w:hint="eastAsia" w:ascii="Times New Roman" w:hAnsi="Times New Roman" w:eastAsia="FangSong" w:cs="Times New Roman"/>
+        </w:rPr>
+        <w:t>族</w:t>
+      </w:r>
+      <w:r>
+        <w:rPr>
+          <w:rFonts w:hint="eastAsia" w:ascii="Times New Roman" w:hAnsi="Times New Roman" w:eastAsia="Times New Roman" w:cs="Times New Roman"/>
+        </w:rPr>
+        <w:t>），</w:t>
+      </w:r>
+      <w:r>
+        <w:rPr>
+          <w:rFonts w:hint="eastAsia" w:ascii="Times New Roman" w:hAnsi="Times New Roman" w:eastAsia="FangSong" w:cs="Times New Roman"/>
+        </w:rPr>
+        <w:t>不是先发生</w:t>
+      </w:r>
+      <w:r>
+        <w:rPr>
+          <w:rFonts w:ascii="Times New Roman" w:hAnsi="Times New Roman" w:eastAsia="Times New Roman" w:cs="Times New Roman"/>
+        </w:rPr>
+        <w:t xml:space="preserve"> </w:t>
+      </w:r>
+      <w:r>
+        <w:rPr>
+          <w:rFonts w:hint="eastAsia" w:ascii="Times New Roman" w:hAnsi="Times New Roman" w:eastAsia="Times New Roman" w:cs="Times New Roman"/>
+        </w:rPr>
+        <w:t>1,2-</w:t>
+      </w:r>
+      <w:r>
+        <w:rPr>
+          <w:rFonts w:hint="eastAsia" w:ascii="Times New Roman" w:hAnsi="Times New Roman" w:eastAsia="FangSong" w:cs="Times New Roman"/>
+        </w:rPr>
+        <w:t>迁移再造环</w:t>
+      </w:r>
+      <w:r>
+        <w:rPr>
+          <w:rFonts w:hint="eastAsia" w:ascii="Times New Roman" w:hAnsi="Times New Roman" w:eastAsia="Times New Roman" w:cs="Times New Roman"/>
+        </w:rPr>
+        <w:t>（</w:t>
+      </w:r>
+      <w:r>
+        <w:rPr>
+          <w:rFonts w:hint="eastAsia" w:ascii="Times New Roman" w:hAnsi="Times New Roman" w:eastAsia="FangSong" w:cs="Times New Roman"/>
+        </w:rPr>
+        <w:t>第</w:t>
+      </w:r>
+      <w:r>
+        <w:rPr>
+          <w:rFonts w:ascii="Times New Roman" w:hAnsi="Times New Roman" w:eastAsia="Times New Roman" w:cs="Times New Roman"/>
+        </w:rPr>
+        <w:t xml:space="preserve"> 1 </w:t>
+      </w:r>
+      <w:r>
+        <w:rPr>
+          <w:rFonts w:hint="eastAsia" w:ascii="Times New Roman" w:hAnsi="Times New Roman" w:eastAsia="FangSong" w:cs="Times New Roman"/>
+        </w:rPr>
+        <w:t>族</w:t>
+      </w:r>
+      <w:r>
+        <w:rPr>
+          <w:rFonts w:hint="eastAsia" w:ascii="Times New Roman" w:hAnsi="Times New Roman" w:eastAsia="Times New Roman" w:cs="Times New Roman"/>
+        </w:rPr>
+        <w:t>）。</w:t>
+      </w:r>
+      <w:r>
+        <w:rPr>
+          <w:rFonts w:hint="eastAsia" w:ascii="Times New Roman" w:hAnsi="Times New Roman" w:eastAsia="FangSong" w:cs="Times New Roman"/>
+        </w:rPr>
+        <w:t>立体化学按</w:t>
+      </w:r>
+      <w:r>
+        <w:rPr>
+          <w:rFonts w:ascii="Times New Roman" w:hAnsi="Times New Roman" w:eastAsia="Times New Roman" w:cs="Times New Roman"/>
+        </w:rPr>
+        <w:t xml:space="preserve"> 4n </w:t>
+      </w:r>
+      <w:r>
+        <w:rPr>
+          <w:rFonts w:hint="eastAsia" w:ascii="Times New Roman" w:hAnsi="Times New Roman" w:eastAsia="FangSong" w:cs="Times New Roman"/>
+        </w:rPr>
+        <w:t>体系</w:t>
+      </w:r>
+      <w:r>
+        <w:rPr>
+          <w:rFonts w:hint="eastAsia" w:ascii="Times New Roman" w:hAnsi="Times New Roman" w:eastAsia="Times New Roman" w:cs="Times New Roman"/>
+        </w:rPr>
+        <w:t>”</w:t>
+      </w:r>
+      <w:r>
+        <w:rPr>
+          <w:rFonts w:hint="eastAsia" w:ascii="Times New Roman" w:hAnsi="Times New Roman" w:eastAsia="FangSong" w:cs="Times New Roman"/>
+        </w:rPr>
+        <w:t>热顺旋</w:t>
+      </w:r>
+      <w:r>
+        <w:rPr>
+          <w:rFonts w:hint="eastAsia" w:ascii="Times New Roman" w:hAnsi="Times New Roman" w:eastAsia="Times New Roman" w:cs="Times New Roman"/>
+        </w:rPr>
+        <w:t>”</w:t>
+      </w:r>
+      <w:r>
+        <w:rPr>
+          <w:rFonts w:hint="eastAsia" w:ascii="Times New Roman" w:hAnsi="Times New Roman" w:eastAsia="FangSong" w:cs="Times New Roman"/>
+        </w:rPr>
+        <w:t>规则落到产物构型上</w:t>
+      </w:r>
+      <w:r>
+        <w:rPr>
+          <w:rFonts w:hint="eastAsia" w:ascii="Times New Roman" w:hAnsi="Times New Roman" w:eastAsia="Times New Roman" w:cs="Times New Roman"/>
+        </w:rPr>
+        <w:t>。</w:t>
+      </w:r>
+    </w:p>
+    <w:p>
+      <w:pPr>
+        <w:pStyle w:val="BodyText"/>
+      </w:pPr>
+      <w:r>
+        <w:rPr>
+          <w:rFonts w:ascii="Times New Roman" w:hAnsi="Times New Roman" w:eastAsia="Times New Roman" w:cs="Times New Roman"/>
+          <w:b/>
+          <w:bCs/>
+        </w:rPr>
+        <w:t xml:space="preserve">27.</w:t>
+      </w:r>
+      <w:r>
+        <w:rPr>
+          <w:rFonts w:ascii="Times New Roman" w:hAnsi="Times New Roman" w:eastAsia="Times New Roman" w:cs="Times New Roman"/>
+        </w:rPr>
+        <w:t xml:space="preserve"> </w:t>
+      </w:r>
+      <w:r>
+        <w:rPr>
+          <w:rFonts w:hint="eastAsia" w:ascii="Times New Roman" w:hAnsi="Times New Roman" w:eastAsia="FangSong" w:cs="Times New Roman"/>
+        </w:rPr>
+        <w:t>提示</w:t>
+      </w:r>
+      <w:r>
+        <w:rPr>
+          <w:rFonts w:hint="eastAsia" w:ascii="Times New Roman" w:hAnsi="Times New Roman" w:eastAsia="Times New Roman" w:cs="Times New Roman"/>
+        </w:rPr>
+        <w:t>：</w:t>
+      </w:r>
+      <w:r>
+        <w:rPr>
+          <w:rFonts w:hint="eastAsia" w:ascii="Times New Roman" w:hAnsi="Times New Roman" w:eastAsia="FangSong" w:cs="Times New Roman"/>
+        </w:rPr>
+        <w:t>按</w:t>
+      </w:r>
+      <w:r>
+        <w:rPr>
+          <w:rFonts w:hint="eastAsia" w:ascii="Times New Roman" w:hAnsi="Times New Roman" w:eastAsia="Times New Roman" w:cs="Times New Roman"/>
+        </w:rPr>
+        <w:t>”</w:t>
+      </w:r>
+      <w:r>
+        <w:rPr>
+          <w:rFonts w:hint="eastAsia" w:ascii="Times New Roman" w:hAnsi="Times New Roman" w:eastAsia="FangSong" w:cs="Times New Roman"/>
+        </w:rPr>
+        <w:t>造</w:t>
+      </w:r>
+      <w:r>
+        <w:rPr>
+          <w:rFonts w:ascii="Times New Roman" w:hAnsi="Times New Roman" w:eastAsia="Times New Roman" w:cs="Times New Roman"/>
+        </w:rPr>
+        <w:t xml:space="preserve"> C</w:t>
+      </w:r>
+      <w:r>
+        <w:rPr>
+          <w:rFonts w:ascii="Times New Roman" w:hAnsi="Times New Roman" w:eastAsia="Times New Roman" w:cs="Times New Roman"/>
+          <w:vertAlign w:val="superscript"/>
+        </w:rPr>
+        <w:t>+</w:t>
+      </w:r>
+      <w:r>
+        <w:rPr>
+          <w:rFonts w:ascii="Times New Roman" w:hAnsi="Times New Roman" w:eastAsia="Times New Roman" w:cs="Times New Roman"/>
+        </w:rPr>
+        <w:t xml:space="preserve"> → </w:t>
+      </w:r>
+      <w:r>
+        <w:rPr>
+          <w:rFonts w:hint="eastAsia" w:ascii="Times New Roman" w:hAnsi="Times New Roman" w:eastAsia="FangSong" w:cs="Times New Roman"/>
+        </w:rPr>
+        <w:t xml:space="preserve">邻基参与</w:t>
+      </w:r>
+      <w:r>
+        <w:rPr>
+          <w:rFonts w:ascii="Times New Roman" w:hAnsi="Times New Roman" w:eastAsia="Times New Roman" w:cs="Times New Roman"/>
+        </w:rPr>
+        <w:t xml:space="preserve"> / </w:t>
+      </w:r>
+      <w:r>
+        <w:rPr>
+          <w:rFonts w:hint="eastAsia" w:ascii="Times New Roman" w:hAnsi="Times New Roman" w:eastAsia="FangSong" w:cs="Times New Roman"/>
+        </w:rPr>
+        <w:t xml:space="preserve">超共轭稳定</w:t>
+      </w:r>
+      <w:r>
+        <w:rPr>
+          <w:rFonts w:ascii="Times New Roman" w:hAnsi="Times New Roman" w:eastAsia="Times New Roman" w:cs="Times New Roman"/>
+        </w:rPr>
+        <w:t xml:space="preserve"> → </w:t>
+      </w:r>
+      <w:r>
+        <w:rPr>
+          <w:rFonts w:hint="eastAsia" w:ascii="Times New Roman" w:hAnsi="Times New Roman" w:eastAsia="Times New Roman" w:cs="Times New Roman"/>
+        </w:rPr>
+        <w:t>1,2-</w:t>
+      </w:r>
+      <w:r>
+        <w:rPr>
+          <w:rFonts w:hint="eastAsia" w:ascii="Times New Roman" w:hAnsi="Times New Roman" w:eastAsia="FangSong" w:cs="Times New Roman"/>
+        </w:rPr>
+        <w:t>迁移或溶剂捕获</w:t>
+      </w:r>
+      <w:r>
+        <w:rPr>
+          <w:rFonts w:hint="eastAsia" w:ascii="Times New Roman" w:hAnsi="Times New Roman" w:eastAsia="Times New Roman" w:cs="Times New Roman"/>
+        </w:rPr>
+        <w:t>”</w:t>
+      </w:r>
+      <w:r>
+        <w:rPr>
+          <w:rFonts w:hint="eastAsia" w:ascii="Times New Roman" w:hAnsi="Times New Roman" w:eastAsia="FangSong" w:cs="Times New Roman"/>
+        </w:rPr>
+        <w:t>的主线拆解</w:t>
+      </w:r>
+      <w:r>
+        <w:rPr>
+          <w:rFonts w:hint="eastAsia" w:ascii="Times New Roman" w:hAnsi="Times New Roman" w:eastAsia="Times New Roman" w:cs="Times New Roman"/>
+        </w:rPr>
+        <w:t>；</w:t>
+      </w:r>
+      <w:r>
+        <w:rPr>
+          <w:rFonts w:hint="eastAsia" w:ascii="Times New Roman" w:hAnsi="Times New Roman" w:eastAsia="FangSong" w:cs="Times New Roman"/>
+        </w:rPr>
+        <w:t>氘代标记用于区分</w:t>
+      </w:r>
+      <w:r>
+        <w:rPr>
+          <w:rFonts w:hint="eastAsia" w:ascii="Times New Roman" w:hAnsi="Times New Roman" w:eastAsia="Times New Roman" w:cs="Times New Roman"/>
+        </w:rPr>
+        <w:t>”</w:t>
+      </w:r>
+      <w:r>
+        <w:rPr>
+          <w:rFonts w:hint="eastAsia" w:ascii="Times New Roman" w:hAnsi="Times New Roman" w:eastAsia="FangSong" w:cs="Times New Roman"/>
+        </w:rPr>
+        <w:t>迁移发生在溶剂捕获之前还是之后</w:t>
+      </w:r>
+      <w:r>
+        <w:rPr>
+          <w:rFonts w:hint="eastAsia" w:ascii="Times New Roman" w:hAnsi="Times New Roman" w:eastAsia="Times New Roman" w:cs="Times New Roman"/>
+        </w:rPr>
+        <w:t>”。</w:t>
+      </w:r>
+      <w:r>
+        <w:rPr>
+          <w:rFonts w:hint="eastAsia" w:ascii="Times New Roman" w:hAnsi="Times New Roman" w:eastAsia="FangSong" w:cs="Times New Roman"/>
+        </w:rPr>
+        <w:t>同族延伸考点</w:t>
+      </w:r>
+      <w:r>
+        <w:rPr>
+          <w:rFonts w:hint="eastAsia" w:ascii="Times New Roman" w:hAnsi="Times New Roman" w:eastAsia="Times New Roman" w:cs="Times New Roman"/>
+        </w:rPr>
+        <w:t>：</w:t>
+      </w:r>
+      <w:r>
+        <w:rPr>
+          <w:rFonts w:hint="eastAsia" w:ascii="Times New Roman" w:hAnsi="Times New Roman" w:eastAsia="FangSong" w:cs="Times New Roman"/>
+        </w:rPr>
+        <w:t>反式共平面的立体电子要求与扩环优先判据</w:t>
+      </w:r>
+      <w:r>
+        <w:rPr>
+          <w:rFonts w:hint="eastAsia" w:ascii="Times New Roman" w:hAnsi="Times New Roman" w:eastAsia="Times New Roman" w:cs="Times New Roman"/>
+        </w:rPr>
+        <w:t>（</w:t>
+      </w:r>
+      <w:r>
+        <w:rPr>
+          <w:rFonts w:hint="eastAsia" w:ascii="Times New Roman" w:hAnsi="Times New Roman" w:eastAsia="FangSong" w:cs="Times New Roman"/>
+        </w:rPr>
+        <w:t>本讲</w:t>
+      </w:r>
+      <w:r>
+        <w:rPr>
+          <w:rFonts w:ascii="Times New Roman" w:hAnsi="Times New Roman" w:eastAsia="Times New Roman" w:cs="Times New Roman"/>
+        </w:rPr>
+        <w:t xml:space="preserve"> </w:t>
+      </w:r>
+      <w:r>
+        <w:rPr>
+          <w:rFonts w:hint="eastAsia" w:ascii="Times New Roman" w:hAnsi="Times New Roman" w:eastAsia="Times New Roman" w:cs="Times New Roman"/>
+        </w:rPr>
+        <w:t>§</w:t>
+      </w:r>
+      <w:r>
+        <w:rPr>
+          <w:rFonts w:hint="eastAsia" w:ascii="Times New Roman" w:hAnsi="Times New Roman" w:eastAsia="FangSong" w:cs="Times New Roman"/>
+        </w:rPr>
+        <w:t>三</w:t>
+      </w:r>
+      <w:r>
+        <w:rPr>
+          <w:rFonts w:hint="eastAsia" w:ascii="Times New Roman" w:hAnsi="Times New Roman" w:eastAsia="Times New Roman" w:cs="Times New Roman"/>
+        </w:rPr>
+        <w:t>）。</w:t>
+      </w:r>
+    </w:p>
+    <w:p>
+      <w:pPr>
         <w:spacing w:before="160" w:after="80"/>
       </w:pPr>
       <w:r>
@@ -39967,8 +45117,8 @@
         </w:pict>
       </w:r>
     </w:p>
-    <w:bookmarkEnd w:id="65"/>
-    <w:bookmarkStart w:id="66" w:name="附延伸阅读"/>
+    <w:bookmarkEnd w:id="87"/>
+    <w:bookmarkStart w:id="88" w:name="附延伸阅读"/>
     <w:p>
       <w:pPr>
         <w:pStyle w:val="Heading2"/>
@@ -40816,8 +45966,8 @@
         </w:pict>
       </w:r>
     </w:p>
-    <w:bookmarkEnd w:id="66"/>
-    <w:bookmarkEnd w:id="67"/>
+    <w:bookmarkEnd w:id="88"/>
+    <w:bookmarkEnd w:id="89"/>
     <w:sectPr>
       <w:footerReference w:type="default" r:id="rId9"/>
       <w:footnotePr>

--- a/06-学生侧材料/讲义/6-有机化学/有机人名反应系统归类-超级充实版（自学完整）.docx
+++ b/06-学生侧材料/讲义/6-有机化学/有机人名反应系统归类-超级充实版（自学完整）.docx
@@ -912,13 +912,79 @@
     <w:p>
       <w:pPr>
         <w:pStyle w:val="Heading2"/>
-        <w:spacing w:after="120" w:before="280"/>
+        <w:spacing w:before="280" w:after="120"/>
       </w:pPr>
       <w:r>
         <w:rPr>
           <w:rFonts w:hint="eastAsia" w:ascii="Times New Roman" w:hAnsi="Times New Roman" w:eastAsia="SimHei" w:cs="Times New Roman"/>
         </w:rPr>
         <w:t xml:space="preserve">学习目标</w:t>
+      </w:r>
+    </w:p>
+    <w:p>
+      <w:pPr>
+        <w:pStyle w:val="BlockText"/>
+        <w:spacing w:after="80"/>
+      </w:pPr>
+      <w:r>
+        <w:rPr>
+          <w:rFonts w:hint="eastAsia" w:ascii="Times New Roman" w:hAnsi="Times New Roman" w:eastAsia="FangSong" w:cs="Times New Roman"/>
+        </w:rPr>
+        <w:t>对齐考纲</w:t>
+      </w:r>
+      <w:r>
+        <w:rPr>
+          <w:rFonts w:hint="eastAsia" w:ascii="Times New Roman" w:hAnsi="Times New Roman" w:eastAsia="Times New Roman" w:cs="Times New Roman"/>
+        </w:rPr>
+        <w:t>：§33</w:t>
+      </w:r>
+      <w:r>
+        <w:rPr>
+          <w:rFonts w:ascii="Times New Roman" w:hAnsi="Times New Roman" w:eastAsia="Times New Roman" w:cs="Times New Roman"/>
+        </w:rPr>
+        <w:t xml:space="preserve"> </w:t>
+      </w:r>
+      <w:r>
+        <w:rPr>
+          <w:rFonts w:hint="eastAsia" w:ascii="Times New Roman" w:hAnsi="Times New Roman" w:eastAsia="FangSong" w:cs="Times New Roman"/>
+        </w:rPr>
+        <w:t xml:space="preserve">重排反应</w:t>
+      </w:r>
+      <w:r>
+        <w:rPr>
+          <w:rFonts w:ascii="Times New Roman" w:hAnsi="Times New Roman" w:eastAsia="Times New Roman" w:cs="Times New Roman"/>
+        </w:rPr>
+        <w:t xml:space="preserve"> · §46 </w:t>
+      </w:r>
+      <w:r>
+        <w:rPr>
+          <w:rFonts w:hint="eastAsia" w:ascii="Times New Roman" w:hAnsi="Times New Roman" w:eastAsia="FangSong" w:cs="Times New Roman"/>
+        </w:rPr>
+        <w:t xml:space="preserve">缩合反应</w:t>
+      </w:r>
+      <w:r>
+        <w:rPr>
+          <w:rFonts w:ascii="Times New Roman" w:hAnsi="Times New Roman" w:eastAsia="Times New Roman" w:cs="Times New Roman"/>
+        </w:rPr>
+        <w:t xml:space="preserve"> · §48 </w:t>
+      </w:r>
+      <w:r>
+        <w:rPr>
+          <w:rFonts w:hint="eastAsia" w:ascii="Times New Roman" w:hAnsi="Times New Roman" w:eastAsia="FangSong" w:cs="Times New Roman"/>
+        </w:rPr>
+        <w:t xml:space="preserve">金属有机与偶联</w:t>
+      </w:r>
+      <w:r>
+        <w:rPr>
+          <w:rFonts w:ascii="Times New Roman" w:hAnsi="Times New Roman" w:eastAsia="Times New Roman" w:cs="Times New Roman"/>
+        </w:rPr>
+        <w:t xml:space="preserve"> · §49 </w:t>
+      </w:r>
+      <w:r>
+        <w:rPr>
+          <w:rFonts w:hint="eastAsia" w:ascii="Times New Roman" w:hAnsi="Times New Roman" w:eastAsia="FangSong" w:cs="Times New Roman"/>
+        </w:rPr>
+        <w:t xml:space="preserve">周环反应</w:t>
       </w:r>
     </w:p>
     <w:tbl>
@@ -948,7 +1014,7 @@
                 <w:rFonts w:hint="eastAsia" w:ascii="Times New Roman" w:hAnsi="Times New Roman" w:eastAsia="SimHei" w:cs="Times New Roman"/>
                 <w:b/>
               </w:rPr>
-              <w:t xml:space="preserve">模块</w:t>
+              <w:t xml:space="preserve">考纲条目</w:t>
             </w:r>
           </w:p>
         </w:tc>
@@ -964,7 +1030,7 @@
                 <w:rFonts w:hint="eastAsia" w:ascii="Times New Roman" w:hAnsi="Times New Roman" w:eastAsia="SimHei" w:cs="Times New Roman"/>
                 <w:b/>
               </w:rPr>
-              <w:t xml:space="preserve">核心能力</w:t>
+              <w:t xml:space="preserve">学完本讲你应能</w:t>
             </w:r>
           </w:p>
         </w:tc>
@@ -979,11 +1045,15 @@
             </w:pPr>
             <w:r>
               <w:rPr>
-                <w:rFonts w:hint="eastAsia" w:ascii="Times New Roman" w:hAnsi="Times New Roman" w:eastAsia="FangSong" w:cs="Times New Roman"/>
-                <w:b/>
-                <w:bCs/>
-              </w:rPr>
-              <w:t xml:space="preserve">系统归类</w:t>
+                <w:rFonts w:ascii="Times New Roman" w:hAnsi="Times New Roman" w:eastAsia="Times New Roman" w:cs="Times New Roman"/>
+              </w:rPr>
+              <w:t xml:space="preserve">§33 </w:t>
+            </w:r>
+            <w:r>
+              <w:rPr>
+                <w:rFonts w:hint="eastAsia" w:ascii="Times New Roman" w:hAnsi="Times New Roman" w:eastAsia="FangSong" w:cs="Times New Roman"/>
+              </w:rPr>
+              <w:t xml:space="preserve">重排反应</w:t>
             </w:r>
           </w:p>
         </w:tc>
@@ -998,55 +1068,109 @@
               <w:rPr>
                 <w:rFonts w:hint="eastAsia" w:ascii="Times New Roman" w:hAnsi="Times New Roman" w:eastAsia="FangSong" w:cs="Times New Roman"/>
               </w:rPr>
-              <w:t>能把任意一个</w:t>
+              <w:t xml:space="preserve">把任一重排反应归入</w:t>
+            </w:r>
+            <w:r>
+              <w:rPr>
+                <w:rFonts w:ascii="Times New Roman" w:hAnsi="Times New Roman" w:eastAsia="Times New Roman" w:cs="Times New Roman"/>
+              </w:rPr>
+              <w:t xml:space="preserve"> 8 </w:t>
+            </w:r>
+            <w:r>
+              <w:rPr>
+                <w:rFonts w:hint="eastAsia" w:ascii="Times New Roman" w:hAnsi="Times New Roman" w:eastAsia="FangSong" w:cs="Times New Roman"/>
+              </w:rPr>
+              <w:t>大机理族</w:t>
             </w:r>
             <w:r>
               <w:rPr>
                 <w:rFonts w:hint="eastAsia" w:ascii="Times New Roman" w:hAnsi="Times New Roman" w:eastAsia="Times New Roman" w:cs="Times New Roman"/>
               </w:rPr>
-              <w:t>”</w:t>
-            </w:r>
-            <w:r>
-              <w:rPr>
-                <w:rFonts w:hint="eastAsia" w:ascii="Times New Roman" w:hAnsi="Times New Roman" w:eastAsia="FangSong" w:cs="Times New Roman"/>
-              </w:rPr>
-              <w:t>学过或没学过</w:t>
+              <w:t>（</w:t>
+            </w:r>
+            <w:r>
+              <w:rPr>
+                <w:rFonts w:hint="eastAsia" w:ascii="Times New Roman" w:hAnsi="Times New Roman" w:eastAsia="FangSong" w:cs="Times New Roman"/>
+              </w:rPr>
+              <w:t>第</w:t>
+            </w:r>
+            <w:r>
+              <w:rPr>
+                <w:rFonts w:ascii="Times New Roman" w:hAnsi="Times New Roman" w:eastAsia="Times New Roman" w:cs="Times New Roman"/>
+              </w:rPr>
+              <w:t xml:space="preserve"> 1/2/6 </w:t>
+            </w:r>
+            <w:r>
+              <w:rPr>
+                <w:rFonts w:hint="eastAsia" w:ascii="Times New Roman" w:hAnsi="Times New Roman" w:eastAsia="FangSong" w:cs="Times New Roman"/>
+              </w:rPr>
+              <w:t>族为主</w:t>
             </w:r>
             <w:r>
               <w:rPr>
                 <w:rFonts w:hint="eastAsia" w:ascii="Times New Roman" w:hAnsi="Times New Roman" w:eastAsia="Times New Roman" w:cs="Times New Roman"/>
               </w:rPr>
-              <w:t>”</w:t>
-            </w:r>
-            <w:r>
-              <w:rPr>
-                <w:rFonts w:hint="eastAsia" w:ascii="Times New Roman" w:hAnsi="Times New Roman" w:eastAsia="FangSong" w:cs="Times New Roman"/>
-              </w:rPr>
-              <w:t>的人名反应归入</w:t>
+              <w:t>），</w:t>
+            </w:r>
+            <w:r>
+              <w:rPr>
+                <w:rFonts w:hint="eastAsia" w:ascii="Times New Roman" w:hAnsi="Times New Roman" w:eastAsia="FangSong" w:cs="Times New Roman"/>
+              </w:rPr>
+              <w:t>按</w:t>
+            </w:r>
+            <w:r>
+              <w:rPr>
+                <w:rFonts w:hint="eastAsia" w:ascii="Times New Roman" w:hAnsi="Times New Roman" w:eastAsia="Times New Roman" w:cs="Times New Roman"/>
+              </w:rPr>
+              <w:t>「</w:t>
+            </w:r>
+            <w:r>
+              <w:rPr>
+                <w:rFonts w:hint="eastAsia" w:ascii="Times New Roman" w:hAnsi="Times New Roman" w:eastAsia="FangSong" w:cs="Times New Roman"/>
+              </w:rPr>
+              <w:t>缺电子中心</w:t>
             </w:r>
             <w:r>
               <w:rPr>
                 <w:rFonts w:ascii="Times New Roman" w:hAnsi="Times New Roman" w:eastAsia="Times New Roman" w:cs="Times New Roman"/>
               </w:rPr>
-              <w:t xml:space="preserve"> 8 </w:t>
-            </w:r>
-            <w:r>
-              <w:rPr>
-                <w:rFonts w:hint="eastAsia" w:ascii="Times New Roman" w:hAnsi="Times New Roman" w:eastAsia="FangSong" w:cs="Times New Roman"/>
-              </w:rPr>
-              <w:t>大机理族之一</w:t>
+              <w:t xml:space="preserve"> → </w:t>
             </w:r>
             <w:r>
               <w:rPr>
                 <w:rFonts w:hint="eastAsia" w:ascii="Times New Roman" w:hAnsi="Times New Roman" w:eastAsia="Times New Roman" w:cs="Times New Roman"/>
               </w:rPr>
-              <w:t>，</w:t>
-            </w:r>
-            <w:r>
-              <w:rPr>
-                <w:rFonts w:hint="eastAsia" w:ascii="Times New Roman" w:hAnsi="Times New Roman" w:eastAsia="FangSong" w:cs="Times New Roman"/>
-              </w:rPr>
-              <w:t>并说出归族依据</w:t>
+              <w:t>1,2-</w:t>
+            </w:r>
+            <w:r>
+              <w:rPr>
+                <w:rFonts w:hint="eastAsia" w:ascii="Times New Roman" w:hAnsi="Times New Roman" w:eastAsia="FangSong" w:cs="Times New Roman"/>
+              </w:rPr>
+              <w:t>迁移</w:t>
+            </w:r>
+            <w:r>
+              <w:rPr>
+                <w:rFonts w:ascii="Times New Roman" w:hAnsi="Times New Roman" w:eastAsia="Times New Roman" w:cs="Times New Roman"/>
+              </w:rPr>
+              <w:t xml:space="preserve"> → </w:t>
+            </w:r>
+            <w:r>
+              <w:rPr>
+                <w:rFonts w:hint="eastAsia" w:ascii="Times New Roman" w:hAnsi="Times New Roman" w:eastAsia="FangSong" w:cs="Times New Roman"/>
+              </w:rPr>
+              <w:t>稳定化</w:t>
+            </w:r>
+            <w:r>
+              <w:rPr>
+                <w:rFonts w:hint="eastAsia" w:ascii="Times New Roman" w:hAnsi="Times New Roman" w:eastAsia="Times New Roman" w:cs="Times New Roman"/>
+              </w:rPr>
+              <w:t>」</w:t>
+            </w:r>
+            <w:r>
+              <w:rPr>
+                <w:rFonts w:hint="eastAsia" w:ascii="Times New Roman" w:hAnsi="Times New Roman" w:eastAsia="FangSong" w:cs="Times New Roman"/>
+              </w:rPr>
+              <w:t>推导产物骨架与碳数变化</w:t>
             </w:r>
           </w:p>
         </w:tc>
@@ -1061,11 +1185,15 @@
             </w:pPr>
             <w:r>
               <w:rPr>
-                <w:rFonts w:hint="eastAsia" w:ascii="Times New Roman" w:hAnsi="Times New Roman" w:eastAsia="FangSong" w:cs="Times New Roman"/>
-                <w:b/>
-                <w:bCs/>
-              </w:rPr>
-              <w:t xml:space="preserve">统一机理</w:t>
+                <w:rFonts w:ascii="Times New Roman" w:hAnsi="Times New Roman" w:eastAsia="Times New Roman" w:cs="Times New Roman"/>
+              </w:rPr>
+              <w:t xml:space="preserve">§46 </w:t>
+            </w:r>
+            <w:r>
+              <w:rPr>
+                <w:rFonts w:hint="eastAsia" w:ascii="Times New Roman" w:hAnsi="Times New Roman" w:eastAsia="FangSong" w:cs="Times New Roman"/>
+              </w:rPr>
+              <w:t xml:space="preserve">缩合反应</w:t>
             </w:r>
           </w:p>
         </w:tc>
@@ -1080,31 +1208,80 @@
               <w:rPr>
                 <w:rFonts w:hint="eastAsia" w:ascii="Times New Roman" w:hAnsi="Times New Roman" w:eastAsia="FangSong" w:cs="Times New Roman"/>
               </w:rPr>
-              <w:t xml:space="preserve">能默写</w:t>
+              <w:t>用</w:t>
+            </w:r>
+            <w:r>
+              <w:rPr>
+                <w:rFonts w:hint="eastAsia" w:ascii="Times New Roman" w:hAnsi="Times New Roman" w:eastAsia="Times New Roman" w:cs="Times New Roman"/>
+              </w:rPr>
+              <w:t>”</w:t>
+            </w:r>
+            <w:r>
+              <w:rPr>
+                <w:rFonts w:hint="eastAsia" w:ascii="Times New Roman" w:hAnsi="Times New Roman" w:eastAsia="FangSong" w:cs="Times New Roman"/>
+              </w:rPr>
+              <w:t>碱夺</w:t>
             </w:r>
             <w:r>
               <w:rPr>
                 <w:rFonts w:ascii="Times New Roman" w:hAnsi="Times New Roman" w:eastAsia="Times New Roman" w:cs="Times New Roman"/>
               </w:rPr>
-              <w:t xml:space="preserve"> 8 </w:t>
-            </w:r>
-            <w:r>
-              <w:rPr>
-                <w:rFonts w:hint="eastAsia" w:ascii="Times New Roman" w:hAnsi="Times New Roman" w:eastAsia="FangSong" w:cs="Times New Roman"/>
-              </w:rPr>
-              <w:t>族各自的统一机理骨架</w:t>
+              <w:t xml:space="preserve"> α-H </w:t>
+            </w:r>
+            <w:r>
+              <w:rPr>
+                <w:rFonts w:hint="eastAsia" w:ascii="Times New Roman" w:hAnsi="Times New Roman" w:eastAsia="FangSong" w:cs="Times New Roman"/>
+              </w:rPr>
+              <w:t>造烯醇</w:t>
             </w:r>
             <w:r>
               <w:rPr>
                 <w:rFonts w:hint="eastAsia" w:ascii="Times New Roman" w:hAnsi="Times New Roman" w:eastAsia="Times New Roman" w:cs="Times New Roman"/>
               </w:rPr>
-              <w:t>，</w:t>
-            </w:r>
-            <w:r>
-              <w:rPr>
-                <w:rFonts w:hint="eastAsia" w:ascii="Times New Roman" w:hAnsi="Times New Roman" w:eastAsia="FangSong" w:cs="Times New Roman"/>
-              </w:rPr>
-              <w:t>并用它推导同族陌生成员的产物</w:t>
+              <w:t>”</w:t>
+            </w:r>
+            <w:r>
+              <w:rPr>
+                <w:rFonts w:hint="eastAsia" w:ascii="Times New Roman" w:hAnsi="Times New Roman" w:eastAsia="FangSong" w:cs="Times New Roman"/>
+              </w:rPr>
+              <w:t>引擎定缩合位点与产物</w:t>
+            </w:r>
+            <w:r>
+              <w:rPr>
+                <w:rFonts w:hint="eastAsia" w:ascii="Times New Roman" w:hAnsi="Times New Roman" w:eastAsia="Times New Roman" w:cs="Times New Roman"/>
+              </w:rPr>
+              <w:t>；CN</w:t>
+            </w:r>
+            <w:r>
+              <w:rPr>
+                <w:rFonts w:hint="eastAsia" w:ascii="Times New Roman" w:hAnsi="Times New Roman" w:eastAsia="Times New Roman" w:cs="Times New Roman"/>
+                <w:vertAlign w:val="superscript"/>
+              </w:rPr>
+              <w:t>-</w:t>
+            </w:r>
+            <w:r>
+              <w:rPr>
+                <w:rFonts w:ascii="Times New Roman" w:hAnsi="Times New Roman" w:eastAsia="Times New Roman" w:cs="Times New Roman"/>
+              </w:rPr>
+              <w:t xml:space="preserve"> / </w:t>
+            </w:r>
+            <w:r>
+              <w:rPr>
+                <w:rFonts w:hint="eastAsia" w:ascii="Times New Roman" w:hAnsi="Times New Roman" w:eastAsia="FangSong" w:cs="Times New Roman"/>
+              </w:rPr>
+              <w:t xml:space="preserve">噻唑盐以催化量出现时切换</w:t>
+            </w:r>
+            <w:r>
+              <w:rPr>
+                <w:rFonts w:ascii="Times New Roman" w:hAnsi="Times New Roman" w:eastAsia="Times New Roman" w:cs="Times New Roman"/>
+              </w:rPr>
+              <w:t xml:space="preserve"> Umpolung </w:t>
+            </w:r>
+            <w:r>
+              <w:rPr>
+                <w:rFonts w:hint="eastAsia" w:ascii="Times New Roman" w:hAnsi="Times New Roman" w:eastAsia="FangSong" w:cs="Times New Roman"/>
+              </w:rPr>
+              <w:t xml:space="preserve">引擎</w:t>
             </w:r>
           </w:p>
         </w:tc>
@@ -1119,11 +1296,15 @@
             </w:pPr>
             <w:r>
               <w:rPr>
-                <w:rFonts w:hint="eastAsia" w:ascii="Times New Roman" w:hAnsi="Times New Roman" w:eastAsia="FangSong" w:cs="Times New Roman"/>
-                <w:b/>
-                <w:bCs/>
-              </w:rPr>
-              <w:t xml:space="preserve">条件识别</w:t>
+                <w:rFonts w:ascii="Times New Roman" w:hAnsi="Times New Roman" w:eastAsia="Times New Roman" w:cs="Times New Roman"/>
+              </w:rPr>
+              <w:t xml:space="preserve">§48 </w:t>
+            </w:r>
+            <w:r>
+              <w:rPr>
+                <w:rFonts w:hint="eastAsia" w:ascii="Times New Roman" w:hAnsi="Times New Roman" w:eastAsia="FangSong" w:cs="Times New Roman"/>
+              </w:rPr>
+              <w:t xml:space="preserve">金属有机与偶联</w:t>
             </w:r>
           </w:p>
         </w:tc>
@@ -1138,56 +1319,43 @@
               <w:rPr>
                 <w:rFonts w:hint="eastAsia" w:ascii="Times New Roman" w:hAnsi="Times New Roman" w:eastAsia="FangSong" w:cs="Times New Roman"/>
               </w:rPr>
-              <w:t>看到反应条件</w:t>
+              <w:t xml:space="preserve">见</w:t>
+            </w:r>
+            <w:r>
+              <w:rPr>
+                <w:rFonts w:ascii="Times New Roman" w:hAnsi="Times New Roman" w:eastAsia="Times New Roman" w:cs="Times New Roman"/>
+              </w:rPr>
+              <w:t xml:space="preserve"> Pd(0) + </w:t>
+            </w:r>
+            <w:r>
+              <w:rPr>
+                <w:rFonts w:hint="eastAsia" w:ascii="Times New Roman" w:hAnsi="Times New Roman" w:eastAsia="FangSong" w:cs="Times New Roman"/>
+              </w:rPr>
+              <w:t>卤代物即启动四步催化循环</w:t>
             </w:r>
             <w:r>
               <w:rPr>
                 <w:rFonts w:hint="eastAsia" w:ascii="Times New Roman" w:hAnsi="Times New Roman" w:eastAsia="Times New Roman" w:cs="Times New Roman"/>
               </w:rPr>
-              <w:t>（</w:t>
-            </w:r>
-            <w:r>
-              <w:rPr>
-                <w:rFonts w:hint="eastAsia" w:ascii="Times New Roman" w:hAnsi="Times New Roman" w:eastAsia="FangSong" w:cs="Times New Roman"/>
-              </w:rPr>
-              <w:t>过氧酸</w:t>
-            </w:r>
-            <w:r>
-              <w:rPr>
-                <w:rFonts w:hint="eastAsia" w:ascii="Times New Roman" w:hAnsi="Times New Roman" w:eastAsia="Times New Roman" w:cs="Times New Roman"/>
-              </w:rPr>
-              <w:t>、Pd(0)、hν、Δ、CN</w:t>
-            </w:r>
-            <w:r>
-              <w:rPr>
-                <w:rFonts w:hint="eastAsia" w:ascii="Times New Roman" w:hAnsi="Times New Roman" w:eastAsia="Times New Roman" w:cs="Times New Roman"/>
-                <w:vertAlign w:val="superscript"/>
-              </w:rPr>
-              <w:t>-</w:t>
+              <w:t>，</w:t>
+            </w:r>
+            <w:r>
+              <w:rPr>
+                <w:rFonts w:hint="eastAsia" w:ascii="Times New Roman" w:hAnsi="Times New Roman" w:eastAsia="FangSong" w:cs="Times New Roman"/>
+              </w:rPr>
+              <w:t>按</w:t>
             </w:r>
             <w:r>
               <w:rPr>
                 <w:rFonts w:ascii="Times New Roman" w:hAnsi="Times New Roman" w:eastAsia="Times New Roman" w:cs="Times New Roman"/>
               </w:rPr>
-              <w:t xml:space="preserve"> </w:t>
-            </w:r>
-            <w:r>
-              <w:rPr>
-                <w:rFonts w:hint="eastAsia" w:ascii="Times New Roman" w:hAnsi="Times New Roman" w:eastAsia="FangSong" w:cs="Times New Roman"/>
-              </w:rPr>
-              <w:t>等</w:t>
-            </w:r>
-            <w:r>
-              <w:rPr>
-                <w:rFonts w:hint="eastAsia" w:ascii="Times New Roman" w:hAnsi="Times New Roman" w:eastAsia="Times New Roman" w:cs="Times New Roman"/>
-              </w:rPr>
-              <w:t>）</w:t>
-            </w:r>
-            <w:r>
-              <w:rPr>
-                <w:rFonts w:hint="eastAsia" w:ascii="Times New Roman" w:hAnsi="Times New Roman" w:eastAsia="FangSong" w:cs="Times New Roman"/>
-              </w:rPr>
-              <w:t>能立刻锁定最可能的机理族</w:t>
+              <w:t xml:space="preserve"> partner </w:t>
+            </w:r>
+            <w:r>
+              <w:rPr>
+                <w:rFonts w:hint="eastAsia" w:ascii="Times New Roman" w:hAnsi="Times New Roman" w:eastAsia="FangSong" w:cs="Times New Roman"/>
+              </w:rPr>
+              <w:t xml:space="preserve">分流五大偶联并写产物类型</w:t>
             </w:r>
           </w:p>
         </w:tc>
@@ -1202,11 +1370,15 @@
             </w:pPr>
             <w:r>
               <w:rPr>
-                <w:rFonts w:hint="eastAsia" w:ascii="Times New Roman" w:hAnsi="Times New Roman" w:eastAsia="FangSong" w:cs="Times New Roman"/>
-                <w:b/>
-                <w:bCs/>
-              </w:rPr>
-              <w:t xml:space="preserve">跨族对比</w:t>
+                <w:rFonts w:ascii="Times New Roman" w:hAnsi="Times New Roman" w:eastAsia="Times New Roman" w:cs="Times New Roman"/>
+              </w:rPr>
+              <w:t xml:space="preserve">§49 </w:t>
+            </w:r>
+            <w:r>
+              <w:rPr>
+                <w:rFonts w:hint="eastAsia" w:ascii="Times New Roman" w:hAnsi="Times New Roman" w:eastAsia="FangSong" w:cs="Times New Roman"/>
+              </w:rPr>
+              <w:t xml:space="preserve">周环反应</w:t>
             </w:r>
           </w:p>
         </w:tc>
@@ -1221,155 +1393,73 @@
               <w:rPr>
                 <w:rFonts w:hint="eastAsia" w:ascii="Times New Roman" w:hAnsi="Times New Roman" w:eastAsia="FangSong" w:cs="Times New Roman"/>
               </w:rPr>
-              <w:t xml:space="preserve">能解释</w:t>
+              <w:t xml:space="preserve">用</w:t>
             </w:r>
             <w:r>
               <w:rPr>
                 <w:rFonts w:ascii="Times New Roman" w:hAnsi="Times New Roman" w:eastAsia="Times New Roman" w:cs="Times New Roman"/>
               </w:rPr>
-              <w:t xml:space="preserve"> Beckmann </w:t>
-            </w:r>
-            <w:r>
-              <w:rPr>
-                <w:rFonts w:hint="eastAsia" w:ascii="Times New Roman" w:hAnsi="Times New Roman" w:eastAsia="FangSong" w:cs="Times New Roman"/>
-              </w:rPr>
-              <w:t xml:space="preserve">与</w:t>
+              <w:t xml:space="preserve"> Woodward-Hoffmann </w:t>
+            </w:r>
+            <w:r>
+              <w:rPr>
+                <w:rFonts w:hint="eastAsia" w:ascii="Times New Roman" w:hAnsi="Times New Roman" w:eastAsia="FangSong" w:cs="Times New Roman"/>
+              </w:rPr>
+              <w:t xml:space="preserve">规则判热</w:t>
             </w:r>
             <w:r>
               <w:rPr>
                 <w:rFonts w:ascii="Times New Roman" w:hAnsi="Times New Roman" w:eastAsia="Times New Roman" w:cs="Times New Roman"/>
               </w:rPr>
+              <w:t xml:space="preserve"> / </w:t>
+            </w:r>
+            <w:r>
+              <w:rPr>
+                <w:rFonts w:hint="eastAsia" w:ascii="Times New Roman" w:hAnsi="Times New Roman" w:eastAsia="FangSong" w:cs="Times New Roman"/>
+              </w:rPr>
+              <w:t>光允许性</w:t>
+            </w:r>
+            <w:r>
+              <w:rPr>
+                <w:rFonts w:hint="eastAsia" w:ascii="Times New Roman" w:hAnsi="Times New Roman" w:eastAsia="Times New Roman" w:cs="Times New Roman"/>
+              </w:rPr>
+              <w:t>；DA</w:t>
+            </w:r>
+            <w:r>
+              <w:rPr>
+                <w:rFonts w:ascii="Times New Roman" w:hAnsi="Times New Roman" w:eastAsia="Times New Roman" w:cs="Times New Roman"/>
+              </w:rPr>
               <w:t xml:space="preserve"> </w:t>
             </w:r>
             <w:r>
               <w:rPr>
-                <w:rFonts w:hint="eastAsia" w:ascii="Times New Roman" w:hAnsi="Times New Roman" w:eastAsia="Times New Roman" w:cs="Times New Roman"/>
-              </w:rPr>
-              <w:t>B-V、</w:t>
-            </w:r>
-            <w:r>
-              <w:rPr>
-                <w:rFonts w:hint="eastAsia" w:ascii="Times New Roman" w:hAnsi="Times New Roman" w:eastAsia="FangSong" w:cs="Times New Roman"/>
-              </w:rPr>
-              <w:t>缩合与偶联</w:t>
-            </w:r>
-            <w:r>
-              <w:rPr>
-                <w:rFonts w:hint="eastAsia" w:ascii="Times New Roman" w:hAnsi="Times New Roman" w:eastAsia="Times New Roman" w:cs="Times New Roman"/>
-              </w:rPr>
-              <w:t>、Norrish</w:t>
+                <w:rFonts w:hint="eastAsia" w:ascii="Times New Roman" w:hAnsi="Times New Roman" w:eastAsia="FangSong" w:cs="Times New Roman"/>
+              </w:rPr>
+              <w:t xml:space="preserve">反应按</w:t>
             </w:r>
             <w:r>
               <w:rPr>
                 <w:rFonts w:ascii="Times New Roman" w:hAnsi="Times New Roman" w:eastAsia="Times New Roman" w:cs="Times New Roman"/>
               </w:rPr>
-              <w:t xml:space="preserve"> </w:t>
-            </w:r>
-            <w:r>
-              <w:rPr>
-                <w:rFonts w:hint="eastAsia" w:ascii="Times New Roman" w:hAnsi="Times New Roman" w:eastAsia="FangSong" w:cs="Times New Roman"/>
-              </w:rPr>
-              <w:t xml:space="preserve">与热反应等高频混淆对的本质区别</w:t>
-            </w:r>
-          </w:p>
-        </w:tc>
-      </w:tr>
-      <w:tr>
-        <w:tc>
-          <w:tcPr/>
-          <w:p>
-            <w:pPr>
-              <w:pStyle w:val="Compact"/>
-              <w:jc w:val="center"/>
-            </w:pPr>
-            <w:r>
-              <w:rPr>
-                <w:rFonts w:hint="eastAsia" w:ascii="Times New Roman" w:hAnsi="Times New Roman" w:eastAsia="FangSong" w:cs="Times New Roman"/>
-                <w:b/>
-                <w:bCs/>
-              </w:rPr>
-              <w:t xml:space="preserve">考场策略</w:t>
-            </w:r>
-          </w:p>
-        </w:tc>
-        <w:tc>
-          <w:tcPr/>
-          <w:p>
-            <w:pPr>
-              <w:pStyle w:val="Compact"/>
-              <w:jc w:val="center"/>
-            </w:pPr>
-            <w:r>
-              <w:rPr>
-                <w:rFonts w:hint="eastAsia" w:ascii="Times New Roman" w:hAnsi="Times New Roman" w:eastAsia="FangSong" w:cs="Times New Roman"/>
-              </w:rPr>
-              <w:t>遇到陌生多步合成题</w:t>
-            </w:r>
-            <w:r>
-              <w:rPr>
-                <w:rFonts w:hint="eastAsia" w:ascii="Times New Roman" w:hAnsi="Times New Roman" w:eastAsia="Times New Roman" w:cs="Times New Roman"/>
-              </w:rPr>
-              <w:t>，</w:t>
-            </w:r>
-            <w:r>
-              <w:rPr>
-                <w:rFonts w:hint="eastAsia" w:ascii="Times New Roman" w:hAnsi="Times New Roman" w:eastAsia="FangSong" w:cs="Times New Roman"/>
-              </w:rPr>
-              <w:t>能先分族再逐族推导</w:t>
-            </w:r>
-            <w:r>
-              <w:rPr>
-                <w:rFonts w:hint="eastAsia" w:ascii="Times New Roman" w:hAnsi="Times New Roman" w:eastAsia="Times New Roman" w:cs="Times New Roman"/>
-              </w:rPr>
-              <w:t>，</w:t>
-            </w:r>
-            <w:r>
-              <w:rPr>
-                <w:rFonts w:hint="eastAsia" w:ascii="Times New Roman" w:hAnsi="Times New Roman" w:eastAsia="FangSong" w:cs="Times New Roman"/>
-              </w:rPr>
-              <w:t>把</w:t>
-            </w:r>
-            <w:r>
-              <w:rPr>
-                <w:rFonts w:hint="eastAsia" w:ascii="Times New Roman" w:hAnsi="Times New Roman" w:eastAsia="Times New Roman" w:cs="Times New Roman"/>
-              </w:rPr>
-              <w:t>”</w:t>
-            </w:r>
-            <w:r>
-              <w:rPr>
-                <w:rFonts w:hint="eastAsia" w:ascii="Times New Roman" w:hAnsi="Times New Roman" w:eastAsia="FangSong" w:cs="Times New Roman"/>
-              </w:rPr>
-              <w:t>猜反应</w:t>
-            </w:r>
-            <w:r>
-              <w:rPr>
-                <w:rFonts w:hint="eastAsia" w:ascii="Times New Roman" w:hAnsi="Times New Roman" w:eastAsia="Times New Roman" w:cs="Times New Roman"/>
-              </w:rPr>
-              <w:t>”</w:t>
-            </w:r>
-            <w:r>
-              <w:rPr>
-                <w:rFonts w:hint="eastAsia" w:ascii="Times New Roman" w:hAnsi="Times New Roman" w:eastAsia="FangSong" w:cs="Times New Roman"/>
-              </w:rPr>
-              <w:t>变成</w:t>
-            </w:r>
-            <w:r>
-              <w:rPr>
-                <w:rFonts w:hint="eastAsia" w:ascii="Times New Roman" w:hAnsi="Times New Roman" w:eastAsia="Times New Roman" w:cs="Times New Roman"/>
-              </w:rPr>
-              <w:t>”</w:t>
-            </w:r>
-            <w:r>
-              <w:rPr>
-                <w:rFonts w:hint="eastAsia" w:ascii="Times New Roman" w:hAnsi="Times New Roman" w:eastAsia="FangSong" w:cs="Times New Roman"/>
-              </w:rPr>
-              <w:t>推机理</w:t>
-            </w:r>
-            <w:r>
-              <w:rPr>
-                <w:rFonts w:hint="eastAsia" w:ascii="Times New Roman" w:hAnsi="Times New Roman" w:eastAsia="Times New Roman" w:cs="Times New Roman"/>
-              </w:rPr>
-              <w:t>”</w:t>
+              <w:t xml:space="preserve"> s-cis </w:t>
+            </w:r>
+            <w:r>
+              <w:rPr>
+                <w:rFonts w:hint="eastAsia" w:ascii="Times New Roman" w:hAnsi="Times New Roman" w:eastAsia="FangSong" w:cs="Times New Roman"/>
+              </w:rPr>
+              <w:t xml:space="preserve">前提与</w:t>
+            </w:r>
+            <w:r>
+              <w:rPr>
+                <w:rFonts w:ascii="Times New Roman" w:hAnsi="Times New Roman" w:eastAsia="Times New Roman" w:cs="Times New Roman"/>
+              </w:rPr>
+              <w:t xml:space="preserve"> endo </w:t>
+            </w:r>
+            <w:r>
+              <w:rPr>
+                <w:rFonts w:hint="eastAsia" w:ascii="Times New Roman" w:hAnsi="Times New Roman" w:eastAsia="FangSong" w:cs="Times New Roman"/>
+              </w:rPr>
+              <w:t xml:space="preserve">规则判立体化学</w:t>
             </w:r>
           </w:p>
         </w:tc>

--- a/06-学生侧材料/讲义/6-有机化学/有机人名反应系统归类-超级充实版（自学完整）.docx
+++ b/06-学生侧材料/讲义/6-有机化学/有机人名反应系统归类-超级充实版（自学完整）.docx
@@ -36365,11 +36365,22 @@
     </w:p>
     <w:p>
       <w:pPr>
-        <w:numPr>
-          <w:ilvl w:val="0"/>
-          <w:numId w:val="1021"/>
-        </w:numPr>
+        <w:pStyle w:val="BodyText"/>
       </w:pPr>
+      <w:r>
+        <w:rPr>
+          <w:rFonts w:ascii="Times New Roman" w:hAnsi="Times New Roman" w:eastAsia="Times New Roman" w:cs="Times New Roman"/>
+          <w:b/>
+          <w:bCs/>
+        </w:rPr>
+        <w:t xml:space="preserve">1.</w:t>
+      </w:r>
+      <w:r>
+        <w:rPr>
+          <w:rFonts w:ascii="Times New Roman" w:hAnsi="Times New Roman" w:eastAsia="Times New Roman" w:cs="Times New Roman"/>
+        </w:rPr>
+        <w:t xml:space="preserve"> </w:t>
+      </w:r>
       <w:r>
         <w:rPr>
           <w:rFonts w:hint="eastAsia" w:ascii="Times New Roman" w:hAnsi="Times New Roman" w:eastAsia="FangSong" w:cs="Times New Roman"/>
@@ -36451,11 +36462,22 @@
     </w:p>
     <w:p>
       <w:pPr>
-        <w:numPr>
-          <w:ilvl w:val="0"/>
-          <w:numId w:val="1021"/>
-        </w:numPr>
+        <w:pStyle w:val="BodyText"/>
       </w:pPr>
+      <w:r>
+        <w:rPr>
+          <w:rFonts w:ascii="Times New Roman" w:hAnsi="Times New Roman" w:eastAsia="Times New Roman" w:cs="Times New Roman"/>
+          <w:b/>
+          <w:bCs/>
+        </w:rPr>
+        <w:t xml:space="preserve">2.</w:t>
+      </w:r>
+      <w:r>
+        <w:rPr>
+          <w:rFonts w:ascii="Times New Roman" w:hAnsi="Times New Roman" w:eastAsia="Times New Roman" w:cs="Times New Roman"/>
+        </w:rPr>
+        <w:t xml:space="preserve"> </w:t>
+      </w:r>
       <w:r>
         <w:rPr>
           <w:rFonts w:hint="eastAsia" w:ascii="Times New Roman" w:hAnsi="Times New Roman" w:eastAsia="FangSong" w:cs="Times New Roman"/>
@@ -36507,7 +36529,7 @@
     </w:p>
     <w:p>
       <w:pPr>
-        <w:pStyle w:val="FirstParagraph"/>
+        <w:pStyle w:val="BodyText"/>
       </w:pPr>
       <w:r>
         <w:rPr>
@@ -36552,11 +36574,22 @@
     </w:p>
     <w:p>
       <w:pPr>
-        <w:numPr>
-          <w:ilvl w:val="0"/>
-          <w:numId w:val="1022"/>
-        </w:numPr>
+        <w:pStyle w:val="BodyText"/>
       </w:pPr>
+      <w:r>
+        <w:rPr>
+          <w:rFonts w:ascii="Times New Roman" w:hAnsi="Times New Roman" w:eastAsia="Times New Roman" w:cs="Times New Roman"/>
+          <w:b/>
+          <w:bCs/>
+        </w:rPr>
+        <w:t xml:space="preserve">3.</w:t>
+      </w:r>
+      <w:r>
+        <w:rPr>
+          <w:rFonts w:ascii="Times New Roman" w:hAnsi="Times New Roman" w:eastAsia="Times New Roman" w:cs="Times New Roman"/>
+        </w:rPr>
+        <w:t xml:space="preserve"> </w:t>
+      </w:r>
       <w:r>
         <w:rPr>
           <w:rFonts w:hint="eastAsia" w:ascii="Times New Roman" w:hAnsi="Times New Roman" w:eastAsia="FangSong" w:cs="Times New Roman"/>
@@ -36680,11 +36713,22 @@
     </w:p>
     <w:p>
       <w:pPr>
-        <w:numPr>
-          <w:ilvl w:val="0"/>
-          <w:numId w:val="1022"/>
-        </w:numPr>
+        <w:pStyle w:val="BodyText"/>
       </w:pPr>
+      <w:r>
+        <w:rPr>
+          <w:rFonts w:ascii="Times New Roman" w:hAnsi="Times New Roman" w:eastAsia="Times New Roman" w:cs="Times New Roman"/>
+          <w:b/>
+          <w:bCs/>
+        </w:rPr>
+        <w:t xml:space="preserve">4.</w:t>
+      </w:r>
+      <w:r>
+        <w:rPr>
+          <w:rFonts w:ascii="Times New Roman" w:hAnsi="Times New Roman" w:eastAsia="Times New Roman" w:cs="Times New Roman"/>
+        </w:rPr>
+        <w:t xml:space="preserve"> </w:t>
+      </w:r>
       <w:r>
         <w:rPr>
           <w:rFonts w:hint="eastAsia" w:ascii="Times New Roman" w:hAnsi="Times New Roman" w:eastAsia="FangSong" w:cs="Times New Roman"/>
@@ -36749,11 +36793,22 @@
     </w:p>
     <w:p>
       <w:pPr>
-        <w:numPr>
-          <w:ilvl w:val="0"/>
-          <w:numId w:val="1022"/>
-        </w:numPr>
+        <w:pStyle w:val="BodyText"/>
       </w:pPr>
+      <w:r>
+        <w:rPr>
+          <w:rFonts w:ascii="Times New Roman" w:hAnsi="Times New Roman" w:eastAsia="Times New Roman" w:cs="Times New Roman"/>
+          <w:b/>
+          <w:bCs/>
+        </w:rPr>
+        <w:t xml:space="preserve">5.</w:t>
+      </w:r>
+      <w:r>
+        <w:rPr>
+          <w:rFonts w:ascii="Times New Roman" w:hAnsi="Times New Roman" w:eastAsia="Times New Roman" w:cs="Times New Roman"/>
+        </w:rPr>
+        <w:t xml:space="preserve"> </w:t>
+      </w:r>
       <w:r>
         <w:rPr>
           <w:rFonts w:hint="eastAsia" w:ascii="Times New Roman" w:hAnsi="Times New Roman" w:eastAsia="FangSong" w:cs="Times New Roman"/>
@@ -36829,7 +36884,7 @@
     </w:p>
     <w:p>
       <w:pPr>
-        <w:pStyle w:val="FirstParagraph"/>
+        <w:pStyle w:val="BodyText"/>
       </w:pPr>
       <w:r>
         <w:rPr>
@@ -36858,11 +36913,22 @@
     </w:p>
     <w:p>
       <w:pPr>
-        <w:numPr>
-          <w:ilvl w:val="0"/>
-          <w:numId w:val="1023"/>
-        </w:numPr>
+        <w:pStyle w:val="BodyText"/>
       </w:pPr>
+      <w:r>
+        <w:rPr>
+          <w:rFonts w:ascii="Times New Roman" w:hAnsi="Times New Roman" w:eastAsia="Times New Roman" w:cs="Times New Roman"/>
+          <w:b/>
+          <w:bCs/>
+        </w:rPr>
+        <w:t xml:space="preserve">6.</w:t>
+      </w:r>
+      <w:r>
+        <w:rPr>
+          <w:rFonts w:ascii="Times New Roman" w:hAnsi="Times New Roman" w:eastAsia="Times New Roman" w:cs="Times New Roman"/>
+        </w:rPr>
+        <w:t xml:space="preserve"> </w:t>
+      </w:r>
       <w:r>
         <w:rPr>
           <w:rFonts w:hint="eastAsia" w:ascii="Times New Roman" w:hAnsi="Times New Roman" w:eastAsia="FangSong" w:cs="Times New Roman"/>
@@ -36932,11 +36998,22 @@
     </w:p>
     <w:p>
       <w:pPr>
-        <w:numPr>
-          <w:ilvl w:val="0"/>
-          <w:numId w:val="1023"/>
-        </w:numPr>
+        <w:pStyle w:val="BodyText"/>
       </w:pPr>
+      <w:r>
+        <w:rPr>
+          <w:rFonts w:ascii="Times New Roman" w:hAnsi="Times New Roman" w:eastAsia="Times New Roman" w:cs="Times New Roman"/>
+          <w:b/>
+          <w:bCs/>
+        </w:rPr>
+        <w:t xml:space="preserve">7.</w:t>
+      </w:r>
+      <w:r>
+        <w:rPr>
+          <w:rFonts w:ascii="Times New Roman" w:hAnsi="Times New Roman" w:eastAsia="Times New Roman" w:cs="Times New Roman"/>
+        </w:rPr>
+        <w:t xml:space="preserve"> </w:t>
+      </w:r>
       <w:r>
         <w:rPr>
           <w:rFonts w:hint="eastAsia" w:ascii="Times New Roman" w:hAnsi="Times New Roman" w:eastAsia="FangSong" w:cs="Times New Roman"/>
@@ -37012,11 +37089,22 @@
     </w:p>
     <w:p>
       <w:pPr>
-        <w:numPr>
-          <w:ilvl w:val="0"/>
-          <w:numId w:val="1023"/>
-        </w:numPr>
+        <w:pStyle w:val="BodyText"/>
       </w:pPr>
+      <w:r>
+        <w:rPr>
+          <w:rFonts w:ascii="Times New Roman" w:hAnsi="Times New Roman" w:eastAsia="Times New Roman" w:cs="Times New Roman"/>
+          <w:b/>
+          <w:bCs/>
+        </w:rPr>
+        <w:t xml:space="preserve">8.</w:t>
+      </w:r>
+      <w:r>
+        <w:rPr>
+          <w:rFonts w:ascii="Times New Roman" w:hAnsi="Times New Roman" w:eastAsia="Times New Roman" w:cs="Times New Roman"/>
+        </w:rPr>
+        <w:t xml:space="preserve"> </w:t>
+      </w:r>
       <w:r>
         <w:rPr>
           <w:rFonts w:hint="eastAsia" w:ascii="Times New Roman" w:hAnsi="Times New Roman" w:eastAsia="FangSong" w:cs="Times New Roman"/>
@@ -37068,11 +37156,22 @@
     </w:p>
     <w:p>
       <w:pPr>
-        <w:numPr>
-          <w:ilvl w:val="0"/>
-          <w:numId w:val="1023"/>
-        </w:numPr>
+        <w:pStyle w:val="BodyText"/>
       </w:pPr>
+      <w:r>
+        <w:rPr>
+          <w:rFonts w:ascii="Times New Roman" w:hAnsi="Times New Roman" w:eastAsia="Times New Roman" w:cs="Times New Roman"/>
+          <w:b/>
+          <w:bCs/>
+        </w:rPr>
+        <w:t xml:space="preserve">9.</w:t>
+      </w:r>
+      <w:r>
+        <w:rPr>
+          <w:rFonts w:ascii="Times New Roman" w:hAnsi="Times New Roman" w:eastAsia="Times New Roman" w:cs="Times New Roman"/>
+        </w:rPr>
+        <w:t xml:space="preserve"> </w:t>
+      </w:r>
       <w:r>
         <w:rPr>
           <w:rFonts w:hint="eastAsia" w:ascii="Times New Roman" w:hAnsi="Times New Roman" w:eastAsia="FangSong" w:cs="Times New Roman"/>
@@ -37136,11 +37235,22 @@
     </w:p>
     <w:p>
       <w:pPr>
-        <w:numPr>
-          <w:ilvl w:val="0"/>
-          <w:numId w:val="1023"/>
-        </w:numPr>
+        <w:pStyle w:val="BodyText"/>
       </w:pPr>
+      <w:r>
+        <w:rPr>
+          <w:rFonts w:ascii="Times New Roman" w:hAnsi="Times New Roman" w:eastAsia="Times New Roman" w:cs="Times New Roman"/>
+          <w:b/>
+          <w:bCs/>
+        </w:rPr>
+        <w:t xml:space="preserve">10.</w:t>
+      </w:r>
+      <w:r>
+        <w:rPr>
+          <w:rFonts w:ascii="Times New Roman" w:hAnsi="Times New Roman" w:eastAsia="Times New Roman" w:cs="Times New Roman"/>
+        </w:rPr>
+        <w:t xml:space="preserve"> </w:t>
+      </w:r>
       <w:r>
         <w:rPr>
           <w:rFonts w:ascii="Times New Roman" w:hAnsi="Times New Roman" w:eastAsia="Times New Roman" w:cs="Times New Roman"/>
@@ -37261,11 +37371,22 @@
     </w:p>
     <w:p>
       <w:pPr>
-        <w:numPr>
-          <w:ilvl w:val="0"/>
-          <w:numId w:val="1024"/>
-        </w:numPr>
+        <w:pStyle w:val="FirstParagraph"/>
       </w:pPr>
+      <w:r>
+        <w:rPr>
+          <w:rFonts w:ascii="Times New Roman" w:hAnsi="Times New Roman" w:eastAsia="Times New Roman" w:cs="Times New Roman"/>
+          <w:b/>
+          <w:bCs/>
+        </w:rPr>
+        <w:t xml:space="preserve">11.</w:t>
+      </w:r>
+      <w:r>
+        <w:rPr>
+          <w:rFonts w:ascii="Times New Roman" w:hAnsi="Times New Roman" w:eastAsia="Times New Roman" w:cs="Times New Roman"/>
+        </w:rPr>
+        <w:t xml:space="preserve"> </w:t>
+      </w:r>
       <w:r>
         <w:rPr>
           <w:rFonts w:hint="eastAsia" w:ascii="Times New Roman" w:hAnsi="Times New Roman" w:eastAsia="FangSong" w:cs="Times New Roman"/>
@@ -37365,11 +37486,22 @@
     </w:p>
     <w:p>
       <w:pPr>
-        <w:numPr>
-          <w:ilvl w:val="0"/>
-          <w:numId w:val="1024"/>
-        </w:numPr>
+        <w:pStyle w:val="BodyText"/>
       </w:pPr>
+      <w:r>
+        <w:rPr>
+          <w:rFonts w:ascii="Times New Roman" w:hAnsi="Times New Roman" w:eastAsia="Times New Roman" w:cs="Times New Roman"/>
+          <w:b/>
+          <w:bCs/>
+        </w:rPr>
+        <w:t xml:space="preserve">12.</w:t>
+      </w:r>
+      <w:r>
+        <w:rPr>
+          <w:rFonts w:ascii="Times New Roman" w:hAnsi="Times New Roman" w:eastAsia="Times New Roman" w:cs="Times New Roman"/>
+        </w:rPr>
+        <w:t xml:space="preserve"> </w:t>
+      </w:r>
       <w:r>
         <w:rPr>
           <w:rFonts w:hint="eastAsia" w:ascii="Times New Roman" w:hAnsi="Times New Roman" w:eastAsia="FangSong" w:cs="Times New Roman"/>
@@ -37421,11 +37553,22 @@
     </w:p>
     <w:p>
       <w:pPr>
-        <w:numPr>
-          <w:ilvl w:val="0"/>
-          <w:numId w:val="1024"/>
-        </w:numPr>
+        <w:pStyle w:val="BodyText"/>
       </w:pPr>
+      <w:r>
+        <w:rPr>
+          <w:rFonts w:ascii="Times New Roman" w:hAnsi="Times New Roman" w:eastAsia="Times New Roman" w:cs="Times New Roman"/>
+          <w:b/>
+          <w:bCs/>
+        </w:rPr>
+        <w:t xml:space="preserve">13.</w:t>
+      </w:r>
+      <w:r>
+        <w:rPr>
+          <w:rFonts w:ascii="Times New Roman" w:hAnsi="Times New Roman" w:eastAsia="Times New Roman" w:cs="Times New Roman"/>
+        </w:rPr>
+        <w:t xml:space="preserve"> </w:t>
+      </w:r>
       <w:r>
         <w:rPr>
           <w:rFonts w:hint="eastAsia" w:ascii="Times New Roman" w:hAnsi="Times New Roman" w:eastAsia="FangSong" w:cs="Times New Roman"/>
@@ -37626,11 +37769,22 @@
     </w:p>
     <w:p>
       <w:pPr>
-        <w:numPr>
-          <w:ilvl w:val="0"/>
-          <w:numId w:val="1024"/>
-        </w:numPr>
+        <w:pStyle w:val="BodyText"/>
       </w:pPr>
+      <w:r>
+        <w:rPr>
+          <w:rFonts w:ascii="Times New Roman" w:hAnsi="Times New Roman" w:eastAsia="Times New Roman" w:cs="Times New Roman"/>
+          <w:b/>
+          <w:bCs/>
+        </w:rPr>
+        <w:t xml:space="preserve">14.</w:t>
+      </w:r>
+      <w:r>
+        <w:rPr>
+          <w:rFonts w:ascii="Times New Roman" w:hAnsi="Times New Roman" w:eastAsia="Times New Roman" w:cs="Times New Roman"/>
+        </w:rPr>
+        <w:t xml:space="preserve"> </w:t>
+      </w:r>
       <w:r>
         <w:rPr>
           <w:rFonts w:hint="eastAsia" w:ascii="Times New Roman" w:hAnsi="Times New Roman" w:eastAsia="FangSong" w:cs="Times New Roman"/>
@@ -37742,11 +37896,22 @@
     </w:p>
     <w:p>
       <w:pPr>
-        <w:numPr>
-          <w:ilvl w:val="0"/>
-          <w:numId w:val="1024"/>
-        </w:numPr>
+        <w:pStyle w:val="BodyText"/>
       </w:pPr>
+      <w:r>
+        <w:rPr>
+          <w:rFonts w:ascii="Times New Roman" w:hAnsi="Times New Roman" w:eastAsia="Times New Roman" w:cs="Times New Roman"/>
+          <w:b/>
+          <w:bCs/>
+        </w:rPr>
+        <w:t xml:space="preserve">15.</w:t>
+      </w:r>
+      <w:r>
+        <w:rPr>
+          <w:rFonts w:ascii="Times New Roman" w:hAnsi="Times New Roman" w:eastAsia="Times New Roman" w:cs="Times New Roman"/>
+        </w:rPr>
+        <w:t xml:space="preserve"> </w:t>
+      </w:r>
       <w:r>
         <w:rPr>
           <w:rFonts w:hint="eastAsia" w:ascii="Times New Roman" w:hAnsi="Times New Roman" w:eastAsia="Times New Roman" w:cs="Times New Roman"/>
@@ -37834,11 +37999,22 @@
     </w:p>
     <w:p>
       <w:pPr>
-        <w:numPr>
-          <w:ilvl w:val="0"/>
-          <w:numId w:val="1024"/>
-        </w:numPr>
+        <w:pStyle w:val="BodyText"/>
       </w:pPr>
+      <w:r>
+        <w:rPr>
+          <w:rFonts w:ascii="Times New Roman" w:hAnsi="Times New Roman" w:eastAsia="Times New Roman" w:cs="Times New Roman"/>
+          <w:b/>
+          <w:bCs/>
+        </w:rPr>
+        <w:t xml:space="preserve">16.</w:t>
+      </w:r>
+      <w:r>
+        <w:rPr>
+          <w:rFonts w:ascii="Times New Roman" w:hAnsi="Times New Roman" w:eastAsia="Times New Roman" w:cs="Times New Roman"/>
+        </w:rPr>
+        <w:t xml:space="preserve"> </w:t>
+      </w:r>
       <w:r>
         <w:rPr>
           <w:rFonts w:ascii="Times New Roman" w:hAnsi="Times New Roman" w:eastAsia="Times New Roman" w:cs="Times New Roman"/>
@@ -37922,11 +38098,22 @@
     </w:p>
     <w:p>
       <w:pPr>
-        <w:numPr>
-          <w:ilvl w:val="0"/>
-          <w:numId w:val="1024"/>
-        </w:numPr>
+        <w:pStyle w:val="BodyText"/>
       </w:pPr>
+      <w:r>
+        <w:rPr>
+          <w:rFonts w:ascii="Times New Roman" w:hAnsi="Times New Roman" w:eastAsia="Times New Roman" w:cs="Times New Roman"/>
+          <w:b/>
+          <w:bCs/>
+        </w:rPr>
+        <w:t xml:space="preserve">17.</w:t>
+      </w:r>
+      <w:r>
+        <w:rPr>
+          <w:rFonts w:ascii="Times New Roman" w:hAnsi="Times New Roman" w:eastAsia="Times New Roman" w:cs="Times New Roman"/>
+        </w:rPr>
+        <w:t xml:space="preserve"> </w:t>
+      </w:r>
       <w:r>
         <w:rPr>
           <w:rFonts w:hint="eastAsia" w:ascii="Times New Roman" w:hAnsi="Times New Roman" w:eastAsia="FangSong" w:cs="Times New Roman"/>
@@ -38027,11 +38214,22 @@
     </w:p>
     <w:p>
       <w:pPr>
-        <w:numPr>
-          <w:ilvl w:val="0"/>
-          <w:numId w:val="1024"/>
-        </w:numPr>
+        <w:pStyle w:val="BodyText"/>
       </w:pPr>
+      <w:r>
+        <w:rPr>
+          <w:rFonts w:ascii="Times New Roman" w:hAnsi="Times New Roman" w:eastAsia="Times New Roman" w:cs="Times New Roman"/>
+          <w:b/>
+          <w:bCs/>
+        </w:rPr>
+        <w:t xml:space="preserve">18.</w:t>
+      </w:r>
+      <w:r>
+        <w:rPr>
+          <w:rFonts w:ascii="Times New Roman" w:hAnsi="Times New Roman" w:eastAsia="Times New Roman" w:cs="Times New Roman"/>
+        </w:rPr>
+        <w:t xml:space="preserve"> </w:t>
+      </w:r>
       <w:r>
         <w:rPr>
           <w:rFonts w:hint="eastAsia" w:ascii="Times New Roman" w:hAnsi="Times New Roman" w:eastAsia="FangSong" w:cs="Times New Roman"/>
@@ -38143,11 +38341,22 @@
     </w:p>
     <w:p>
       <w:pPr>
-        <w:numPr>
-          <w:ilvl w:val="0"/>
-          <w:numId w:val="1024"/>
-        </w:numPr>
+        <w:pStyle w:val="BodyText"/>
       </w:pPr>
+      <w:r>
+        <w:rPr>
+          <w:rFonts w:ascii="Times New Roman" w:hAnsi="Times New Roman" w:eastAsia="Times New Roman" w:cs="Times New Roman"/>
+          <w:b/>
+          <w:bCs/>
+        </w:rPr>
+        <w:t xml:space="preserve">19.</w:t>
+      </w:r>
+      <w:r>
+        <w:rPr>
+          <w:rFonts w:ascii="Times New Roman" w:hAnsi="Times New Roman" w:eastAsia="Times New Roman" w:cs="Times New Roman"/>
+        </w:rPr>
+        <w:t xml:space="preserve"> </w:t>
+      </w:r>
       <w:r>
         <w:rPr>
           <w:rFonts w:ascii="Times New Roman" w:hAnsi="Times New Roman" w:eastAsia="Times New Roman" w:cs="Times New Roman"/>
@@ -38335,11 +38544,22 @@
     </w:p>
     <w:p>
       <w:pPr>
-        <w:numPr>
-          <w:ilvl w:val="0"/>
-          <w:numId w:val="1025"/>
-        </w:numPr>
+        <w:pStyle w:val="FirstParagraph"/>
       </w:pPr>
+      <w:r>
+        <w:rPr>
+          <w:rFonts w:ascii="Times New Roman" w:hAnsi="Times New Roman" w:eastAsia="Times New Roman" w:cs="Times New Roman"/>
+          <w:b/>
+          <w:bCs/>
+        </w:rPr>
+        <w:t xml:space="preserve">20.</w:t>
+      </w:r>
+      <w:r>
+        <w:rPr>
+          <w:rFonts w:ascii="Times New Roman" w:hAnsi="Times New Roman" w:eastAsia="Times New Roman" w:cs="Times New Roman"/>
+        </w:rPr>
+        <w:t xml:space="preserve"> </w:t>
+      </w:r>
       <w:r>
         <w:rPr>
           <w:rFonts w:ascii="Times New Roman" w:hAnsi="Times New Roman" w:eastAsia="Times New Roman" w:cs="Times New Roman"/>
@@ -38461,11 +38681,22 @@
     </w:p>
     <w:p>
       <w:pPr>
-        <w:numPr>
-          <w:ilvl w:val="0"/>
-          <w:numId w:val="1025"/>
-        </w:numPr>
+        <w:pStyle w:val="BodyText"/>
       </w:pPr>
+      <w:r>
+        <w:rPr>
+          <w:rFonts w:ascii="Times New Roman" w:hAnsi="Times New Roman" w:eastAsia="Times New Roman" w:cs="Times New Roman"/>
+          <w:b/>
+          <w:bCs/>
+        </w:rPr>
+        <w:t xml:space="preserve">21.</w:t>
+      </w:r>
+      <w:r>
+        <w:rPr>
+          <w:rFonts w:ascii="Times New Roman" w:hAnsi="Times New Roman" w:eastAsia="Times New Roman" w:cs="Times New Roman"/>
+        </w:rPr>
+        <w:t xml:space="preserve"> </w:t>
+      </w:r>
       <w:r>
         <w:rPr>
           <w:rFonts w:ascii="Times New Roman" w:hAnsi="Times New Roman" w:eastAsia="Times New Roman" w:cs="Times New Roman"/>
@@ -38575,11 +38806,22 @@
     </w:p>
     <w:p>
       <w:pPr>
-        <w:numPr>
-          <w:ilvl w:val="0"/>
-          <w:numId w:val="1025"/>
-        </w:numPr>
+        <w:pStyle w:val="BodyText"/>
       </w:pPr>
+      <w:r>
+        <w:rPr>
+          <w:rFonts w:ascii="Times New Roman" w:hAnsi="Times New Roman" w:eastAsia="Times New Roman" w:cs="Times New Roman"/>
+          <w:b/>
+          <w:bCs/>
+        </w:rPr>
+        <w:t xml:space="preserve">22.</w:t>
+      </w:r>
+      <w:r>
+        <w:rPr>
+          <w:rFonts w:ascii="Times New Roman" w:hAnsi="Times New Roman" w:eastAsia="Times New Roman" w:cs="Times New Roman"/>
+        </w:rPr>
+        <w:t xml:space="preserve"> </w:t>
+      </w:r>
       <w:r>
         <w:rPr>
           <w:rFonts w:ascii="Times New Roman" w:hAnsi="Times New Roman" w:eastAsia="Times New Roman" w:cs="Times New Roman"/>
@@ -38671,11 +38913,22 @@
     </w:p>
     <w:p>
       <w:pPr>
-        <w:numPr>
-          <w:ilvl w:val="0"/>
-          <w:numId w:val="1025"/>
-        </w:numPr>
+        <w:pStyle w:val="BodyText"/>
       </w:pPr>
+      <w:r>
+        <w:rPr>
+          <w:rFonts w:ascii="Times New Roman" w:hAnsi="Times New Roman" w:eastAsia="Times New Roman" w:cs="Times New Roman"/>
+          <w:b/>
+          <w:bCs/>
+        </w:rPr>
+        <w:t xml:space="preserve">23.</w:t>
+      </w:r>
+      <w:r>
+        <w:rPr>
+          <w:rFonts w:ascii="Times New Roman" w:hAnsi="Times New Roman" w:eastAsia="Times New Roman" w:cs="Times New Roman"/>
+        </w:rPr>
+        <w:t xml:space="preserve"> </w:t>
+      </w:r>
       <w:r>
         <w:rPr>
           <w:rFonts w:hint="eastAsia" w:ascii="Times New Roman" w:hAnsi="Times New Roman" w:eastAsia="FangSong" w:cs="Times New Roman"/>
@@ -38813,13 +39066,24 @@
     </w:p>
     <w:p>
       <w:pPr>
-        <w:numPr>
-          <w:ilvl w:val="0"/>
-          <w:numId w:val="1025"/>
-        </w:numPr>
+        <w:pStyle w:val="BodyText"/>
       </w:pPr>
       <w:r>
         <w:rPr>
+          <w:rFonts w:ascii="Times New Roman" w:hAnsi="Times New Roman" w:eastAsia="Times New Roman" w:cs="Times New Roman"/>
+          <w:b/>
+          <w:bCs/>
+        </w:rPr>
+        <w:t xml:space="preserve">24.</w:t>
+      </w:r>
+      <w:r>
+        <w:rPr>
+          <w:rFonts w:ascii="Times New Roman" w:hAnsi="Times New Roman" w:eastAsia="Times New Roman" w:cs="Times New Roman"/>
+        </w:rPr>
+        <w:t xml:space="preserve"> </w:t>
+      </w:r>
+      <w:r>
+        <w:rPr>
           <w:rFonts w:hint="eastAsia" w:ascii="Times New Roman" w:hAnsi="Times New Roman" w:eastAsia="FangSong" w:cs="Times New Roman"/>
           <w:b/>
           <w:bCs/>
@@ -38883,58 +39147,545 @@
           <w:rFonts w:hint="eastAsia" w:ascii="Times New Roman" w:hAnsi="Times New Roman" w:eastAsia="Times New Roman" w:cs="Times New Roman"/>
         </w:rPr>
         <w:t>：</w:t>
+      </w:r>
+      <w:r>
+        <w:rPr>
+          <w:rFonts w:ascii="Times New Roman" w:hAnsi="Times New Roman" w:eastAsia="Times New Roman" w:cs="Times New Roman"/>
+        </w:rPr>
+        <w:t xml:space="preserve"> </w:t>
+      </w:r>
+      <w:r>
+        <w:rPr>
+          <w:rFonts w:ascii="Times New Roman" w:hAnsi="Times New Roman" w:eastAsia="Times New Roman" w:cs="Times New Roman"/>
+        </w:rPr>
+        <w:t xml:space="preserve">- Step </w:t>
+      </w:r>
+      <w:r>
+        <w:rPr>
+          <w:rFonts w:hint="eastAsia" w:ascii="Times New Roman" w:hAnsi="Times New Roman" w:eastAsia="Times New Roman" w:cs="Times New Roman"/>
+        </w:rPr>
+        <w:t>1：</w:t>
+      </w:r>
+      <w:r>
+        <w:rPr>
+          <w:rFonts w:hint="eastAsia" w:ascii="Times New Roman" w:hAnsi="Times New Roman" w:eastAsia="FangSong" w:cs="Times New Roman"/>
+        </w:rPr>
+        <w:t>对硝基甲苯</w:t>
+      </w:r>
+      <w:r>
+        <w:rPr>
+          <w:rFonts w:ascii="Times New Roman" w:hAnsi="Times New Roman" w:eastAsia="Times New Roman" w:cs="Times New Roman"/>
+        </w:rPr>
+        <w:t xml:space="preserve"> + KCN / </w:t>
+      </w:r>
+      <w:r>
+        <w:rPr>
+          <w:rFonts w:hint="eastAsia" w:ascii="Times New Roman" w:hAnsi="Times New Roman" w:eastAsia="Times New Roman" w:cs="Times New Roman"/>
+        </w:rPr>
+        <w:t>EtOH·H</w:t>
+      </w:r>
+      <w:r>
+        <w:rPr>
+          <w:rFonts w:hint="eastAsia" w:ascii="Times New Roman" w:hAnsi="Times New Roman" w:eastAsia="Times New Roman" w:cs="Times New Roman"/>
+          <w:vertAlign w:val="subscript"/>
+        </w:rPr>
+        <w:t>2</w:t>
+      </w:r>
+      <w:r>
+        <w:rPr>
+          <w:rFonts w:hint="eastAsia" w:ascii="Times New Roman" w:hAnsi="Times New Roman" w:eastAsia="Times New Roman" w:cs="Times New Roman"/>
+        </w:rPr>
+        <w:t>O，Δ</w:t>
+      </w:r>
+      <w:r>
+        <w:rPr>
+          <w:rFonts w:ascii="Times New Roman" w:hAnsi="Times New Roman" w:eastAsia="Times New Roman" w:cs="Times New Roman"/>
+        </w:rPr>
+        <w:t xml:space="preserve"> → </w:t>
+      </w:r>
+      <w:r>
+        <w:rPr>
+          <w:rFonts w:hint="eastAsia" w:ascii="Times New Roman" w:hAnsi="Times New Roman" w:eastAsia="FangSong" w:cs="Times New Roman"/>
+        </w:rPr>
+        <w:t xml:space="preserve">化合物</w:t>
+      </w:r>
+      <w:r>
+        <w:rPr>
+          <w:rFonts w:ascii="Times New Roman" w:hAnsi="Times New Roman" w:eastAsia="Times New Roman" w:cs="Times New Roman"/>
+        </w:rPr>
+        <w:t xml:space="preserve"> </w:t>
+      </w:r>
+      <w:r>
+        <w:rPr>
+          <w:rFonts w:hint="eastAsia" w:ascii="Times New Roman" w:hAnsi="Times New Roman" w:eastAsia="Times New Roman" w:cs="Times New Roman"/>
+        </w:rPr>
+        <w:t xml:space="preserve">A（von</w:t>
+      </w:r>
+      <w:r>
+        <w:rPr>
+          <w:rFonts w:ascii="Times New Roman" w:hAnsi="Times New Roman" w:eastAsia="Times New Roman" w:cs="Times New Roman"/>
+        </w:rPr>
+        <w:t xml:space="preserve"> Richter </w:t>
+      </w:r>
+      <w:r>
+        <w:rPr>
+          <w:rFonts w:hint="eastAsia" w:ascii="Times New Roman" w:hAnsi="Times New Roman" w:eastAsia="FangSong" w:cs="Times New Roman"/>
+        </w:rPr>
+        <w:t>重排</w:t>
+      </w:r>
+      <w:r>
+        <w:rPr>
+          <w:rFonts w:hint="eastAsia" w:ascii="Times New Roman" w:hAnsi="Times New Roman" w:eastAsia="Times New Roman" w:cs="Times New Roman"/>
+        </w:rPr>
+        <w:t>，</w:t>
+      </w:r>
+      <w:r>
+        <w:rPr>
+          <w:rFonts w:hint="eastAsia" w:ascii="Times New Roman" w:hAnsi="Times New Roman" w:eastAsia="FangSong" w:cs="Times New Roman"/>
+        </w:rPr>
+        <w:t>属第</w:t>
+      </w:r>
+      <w:r>
+        <w:rPr>
+          <w:rFonts w:ascii="Times New Roman" w:hAnsi="Times New Roman" w:eastAsia="Times New Roman" w:cs="Times New Roman"/>
+        </w:rPr>
+        <w:t xml:space="preserve"> 2 </w:t>
+      </w:r>
+      <w:r>
+        <w:rPr>
+          <w:rFonts w:hint="eastAsia" w:ascii="Times New Roman" w:hAnsi="Times New Roman" w:eastAsia="FangSong" w:cs="Times New Roman"/>
+        </w:rPr>
+        <w:t>族变体</w:t>
+      </w:r>
+      <w:r>
+        <w:rPr>
+          <w:rFonts w:hint="eastAsia" w:ascii="Times New Roman" w:hAnsi="Times New Roman" w:eastAsia="Times New Roman" w:cs="Times New Roman"/>
+        </w:rPr>
+        <w:t>）；</w:t>
+      </w:r>
+      <w:r>
+        <w:rPr>
+          <w:rFonts w:ascii="Times New Roman" w:hAnsi="Times New Roman" w:eastAsia="Times New Roman" w:cs="Times New Roman"/>
+        </w:rPr>
+        <w:t xml:space="preserve"> </w:t>
+      </w:r>
+      <w:r>
+        <w:rPr>
+          <w:rFonts w:ascii="Times New Roman" w:hAnsi="Times New Roman" w:eastAsia="Times New Roman" w:cs="Times New Roman"/>
+        </w:rPr>
+        <w:t xml:space="preserve">- Step </w:t>
+      </w:r>
+      <w:r>
+        <w:rPr>
+          <w:rFonts w:hint="eastAsia" w:ascii="Times New Roman" w:hAnsi="Times New Roman" w:eastAsia="Times New Roman" w:cs="Times New Roman"/>
+        </w:rPr>
+        <w:t xml:space="preserve">2：A</w:t>
+      </w:r>
+      <w:r>
+        <w:rPr>
+          <w:rFonts w:ascii="Times New Roman" w:hAnsi="Times New Roman" w:eastAsia="Times New Roman" w:cs="Times New Roman"/>
+        </w:rPr>
+        <w:t xml:space="preserve"> + </w:t>
+      </w:r>
+      <w:r>
+        <w:rPr>
+          <w:rFonts w:hint="eastAsia" w:ascii="Times New Roman" w:hAnsi="Times New Roman" w:eastAsia="Times New Roman" w:cs="Times New Roman"/>
+        </w:rPr>
+        <w:t xml:space="preserve">hν（254</w:t>
+      </w:r>
+      <w:r>
+        <w:rPr>
+          <w:rFonts w:ascii="Times New Roman" w:hAnsi="Times New Roman" w:eastAsia="Times New Roman" w:cs="Times New Roman"/>
+        </w:rPr>
+        <w:t xml:space="preserve"> </w:t>
+      </w:r>
+      <w:r>
+        <w:rPr>
+          <w:rFonts w:hint="eastAsia" w:ascii="Times New Roman" w:hAnsi="Times New Roman" w:eastAsia="Times New Roman" w:cs="Times New Roman"/>
+        </w:rPr>
+        <w:t xml:space="preserve">nm）→</w:t>
+      </w:r>
+      <w:r>
+        <w:rPr>
+          <w:rFonts w:ascii="Times New Roman" w:hAnsi="Times New Roman" w:eastAsia="Times New Roman" w:cs="Times New Roman"/>
+        </w:rPr>
+        <w:t xml:space="preserve"> </w:t>
+      </w:r>
+      <w:r>
+        <w:rPr>
+          <w:rFonts w:hint="eastAsia" w:ascii="Times New Roman" w:hAnsi="Times New Roman" w:eastAsia="Times New Roman" w:cs="Times New Roman"/>
+        </w:rPr>
+        <w:t xml:space="preserve">B；</w:t>
+      </w:r>
+      <w:r>
+        <w:rPr>
+          <w:rFonts w:ascii="Times New Roman" w:hAnsi="Times New Roman" w:eastAsia="Times New Roman" w:cs="Times New Roman"/>
+        </w:rPr>
+        <w:t xml:space="preserve"> </w:t>
+      </w:r>
+      <w:r>
+        <w:rPr>
+          <w:rFonts w:ascii="Times New Roman" w:hAnsi="Times New Roman" w:eastAsia="Times New Roman" w:cs="Times New Roman"/>
+        </w:rPr>
+        <w:t xml:space="preserve">- Step </w:t>
+      </w:r>
+      <w:r>
+        <w:rPr>
+          <w:rFonts w:hint="eastAsia" w:ascii="Times New Roman" w:hAnsi="Times New Roman" w:eastAsia="Times New Roman" w:cs="Times New Roman"/>
+        </w:rPr>
+        <w:t xml:space="preserve">3：B</w:t>
+      </w:r>
+      <w:r>
+        <w:rPr>
+          <w:rFonts w:ascii="Times New Roman" w:hAnsi="Times New Roman" w:eastAsia="Times New Roman" w:cs="Times New Roman"/>
+        </w:rPr>
+        <w:t xml:space="preserve"> + </w:t>
+      </w:r>
+      <w:r>
+        <w:rPr>
+          <w:rFonts w:hint="eastAsia" w:ascii="Times New Roman" w:hAnsi="Times New Roman" w:eastAsia="FangSong" w:cs="Times New Roman"/>
+        </w:rPr>
+        <w:t>酸</w:t>
+      </w:r>
+      <w:r>
+        <w:rPr>
+          <w:rFonts w:hint="eastAsia" w:ascii="Times New Roman" w:hAnsi="Times New Roman" w:eastAsia="Times New Roman" w:cs="Times New Roman"/>
+        </w:rPr>
+        <w:t>（</w:t>
+      </w:r>
+      <w:r>
+        <w:rPr>
+          <w:rFonts w:hint="eastAsia" w:ascii="Times New Roman" w:hAnsi="Times New Roman" w:eastAsia="FangSong" w:cs="Times New Roman"/>
+        </w:rPr>
+        <w:t>催化量</w:t>
+      </w:r>
+      <w:r>
+        <w:rPr>
+          <w:rFonts w:hint="eastAsia" w:ascii="Times New Roman" w:hAnsi="Times New Roman" w:eastAsia="Times New Roman" w:cs="Times New Roman"/>
+        </w:rPr>
+        <w:t>）→</w:t>
+      </w:r>
+      <w:r>
+        <w:rPr>
+          <w:rFonts w:ascii="Times New Roman" w:hAnsi="Times New Roman" w:eastAsia="Times New Roman" w:cs="Times New Roman"/>
+        </w:rPr>
+        <w:t xml:space="preserve"> </w:t>
+      </w:r>
+      <w:r>
+        <w:rPr>
+          <w:rFonts w:hint="eastAsia" w:ascii="Times New Roman" w:hAnsi="Times New Roman" w:eastAsia="Times New Roman" w:cs="Times New Roman"/>
+        </w:rPr>
+        <w:t>C（</w:t>
+      </w:r>
+      <w:r>
+        <w:rPr>
+          <w:rFonts w:hint="eastAsia" w:ascii="Times New Roman" w:hAnsi="Times New Roman" w:eastAsia="FangSong" w:cs="Times New Roman"/>
+        </w:rPr>
+        <w:t>分子内</w:t>
+      </w:r>
+      <w:r>
+        <w:rPr>
+          <w:rFonts w:ascii="Times New Roman" w:hAnsi="Times New Roman" w:eastAsia="Times New Roman" w:cs="Times New Roman"/>
+        </w:rPr>
+        <w:t xml:space="preserve"> Aldol </w:t>
+      </w:r>
+      <w:r>
+        <w:rPr>
+          <w:rFonts w:hint="eastAsia" w:ascii="Times New Roman" w:hAnsi="Times New Roman" w:eastAsia="FangSong" w:cs="Times New Roman"/>
+        </w:rPr>
+        <w:t>型环化</w:t>
+      </w:r>
+      <w:r>
+        <w:rPr>
+          <w:rFonts w:hint="eastAsia" w:ascii="Times New Roman" w:hAnsi="Times New Roman" w:eastAsia="Times New Roman" w:cs="Times New Roman"/>
+        </w:rPr>
+        <w:t>）。</w:t>
+      </w:r>
+      <w:r>
+        <w:rPr>
+          <w:rFonts w:ascii="Times New Roman" w:hAnsi="Times New Roman" w:eastAsia="Times New Roman" w:cs="Times New Roman"/>
+        </w:rPr>
+        <w:t xml:space="preserve"> </w:t>
+      </w:r>
+      <w:r>
+        <w:rPr>
+          <w:rFonts w:ascii="Times New Roman" w:hAnsi="Times New Roman" w:eastAsia="Times New Roman" w:cs="Times New Roman"/>
+        </w:rPr>
+        <w:t xml:space="preserve">(a) </w:t>
+      </w:r>
+      <w:r>
+        <w:rPr>
+          <w:rFonts w:hint="eastAsia" w:ascii="Times New Roman" w:hAnsi="Times New Roman" w:eastAsia="FangSong" w:cs="Times New Roman"/>
+        </w:rPr>
+        <w:t>写出各步机理族归属</w:t>
+      </w:r>
+      <w:r>
+        <w:rPr>
+          <w:rFonts w:hint="eastAsia" w:ascii="Times New Roman" w:hAnsi="Times New Roman" w:eastAsia="Times New Roman" w:cs="Times New Roman"/>
+        </w:rPr>
+        <w:t>；(b)</w:t>
+      </w:r>
+      <w:r>
+        <w:rPr>
+          <w:rFonts w:ascii="Times New Roman" w:hAnsi="Times New Roman" w:eastAsia="Times New Roman" w:cs="Times New Roman"/>
+        </w:rPr>
+        <w:t xml:space="preserve"> </w:t>
+      </w:r>
+      <w:r>
+        <w:rPr>
+          <w:rFonts w:hint="eastAsia" w:ascii="Times New Roman" w:hAnsi="Times New Roman" w:eastAsia="FangSong" w:cs="Times New Roman"/>
+        </w:rPr>
+        <w:t xml:space="preserve">说明</w:t>
+      </w:r>
+      <w:r>
+        <w:rPr>
+          <w:rFonts w:ascii="Times New Roman" w:hAnsi="Times New Roman" w:eastAsia="Times New Roman" w:cs="Times New Roman"/>
+        </w:rPr>
+        <w:t xml:space="preserve"> Step 2 </w:t>
+      </w:r>
+      <w:r>
+        <w:rPr>
+          <w:rFonts w:hint="eastAsia" w:ascii="Times New Roman" w:hAnsi="Times New Roman" w:eastAsia="FangSong" w:cs="Times New Roman"/>
+        </w:rPr>
+        <w:t xml:space="preserve">与</w:t>
+      </w:r>
+      <w:r>
+        <w:rPr>
+          <w:rFonts w:ascii="Times New Roman" w:hAnsi="Times New Roman" w:eastAsia="Times New Roman" w:cs="Times New Roman"/>
+        </w:rPr>
+        <w:t xml:space="preserve"> Step 3 </w:t>
+      </w:r>
+      <w:r>
+        <w:rPr>
+          <w:rFonts w:hint="eastAsia" w:ascii="Times New Roman" w:hAnsi="Times New Roman" w:eastAsia="FangSong" w:cs="Times New Roman"/>
+        </w:rPr>
+        <w:t>的统一机理</w:t>
+      </w:r>
+      <w:r>
+        <w:rPr>
+          <w:rFonts w:hint="eastAsia" w:ascii="Times New Roman" w:hAnsi="Times New Roman" w:eastAsia="Times New Roman" w:cs="Times New Roman"/>
+        </w:rPr>
+        <w:t>；(c)</w:t>
+      </w:r>
+      <w:r>
+        <w:rPr>
+          <w:rFonts w:ascii="Times New Roman" w:hAnsi="Times New Roman" w:eastAsia="Times New Roman" w:cs="Times New Roman"/>
+        </w:rPr>
+        <w:t xml:space="preserve"> </w:t>
+      </w:r>
+      <w:r>
+        <w:rPr>
+          <w:rFonts w:hint="eastAsia" w:ascii="Times New Roman" w:hAnsi="Times New Roman" w:eastAsia="FangSong" w:cs="Times New Roman"/>
+        </w:rPr>
+        <w:t>概述该序列</w:t>
+      </w:r>
+      <w:r>
+        <w:rPr>
+          <w:rFonts w:hint="eastAsia" w:ascii="Times New Roman" w:hAnsi="Times New Roman" w:eastAsia="Times New Roman" w:cs="Times New Roman"/>
+        </w:rPr>
+        <w:t>”</w:t>
+      </w:r>
+      <w:r>
+        <w:rPr>
+          <w:rFonts w:hint="eastAsia" w:ascii="Times New Roman" w:hAnsi="Times New Roman" w:eastAsia="FangSong" w:cs="Times New Roman"/>
+        </w:rPr>
+        <w:t>分三步走</w:t>
+      </w:r>
+      <w:r>
+        <w:rPr>
+          <w:rFonts w:hint="eastAsia" w:ascii="Times New Roman" w:hAnsi="Times New Roman" w:eastAsia="Times New Roman" w:cs="Times New Roman"/>
+        </w:rPr>
+        <w:t>”</w:t>
+      </w:r>
+      <w:r>
+        <w:rPr>
+          <w:rFonts w:hint="eastAsia" w:ascii="Times New Roman" w:hAnsi="Times New Roman" w:eastAsia="FangSong" w:cs="Times New Roman"/>
+        </w:rPr>
+        <w:t>的设计意图</w:t>
+      </w:r>
+      <w:r>
+        <w:rPr>
+          <w:rFonts w:hint="eastAsia" w:ascii="Times New Roman" w:hAnsi="Times New Roman" w:eastAsia="Times New Roman" w:cs="Times New Roman"/>
+        </w:rPr>
+        <w:t>。</w:t>
       </w:r>
     </w:p>
     <w:p>
       <w:pPr>
-        <w:pStyle w:val="Compact"/>
-        <w:numPr>
-          <w:ilvl w:val="1"/>
-          <w:numId w:val="1026"/>
-        </w:numPr>
+        <w:pStyle w:val="BodyText"/>
       </w:pPr>
       <w:r>
         <w:rPr>
           <w:rFonts w:ascii="Times New Roman" w:hAnsi="Times New Roman" w:eastAsia="Times New Roman" w:cs="Times New Roman"/>
-        </w:rPr>
-        <w:t xml:space="preserve">Step </w:t>
-      </w:r>
-      <w:r>
-        <w:rPr>
-          <w:rFonts w:hint="eastAsia" w:ascii="Times New Roman" w:hAnsi="Times New Roman" w:eastAsia="Times New Roman" w:cs="Times New Roman"/>
-        </w:rPr>
-        <w:t>1：</w:t>
-      </w:r>
-      <w:r>
-        <w:rPr>
-          <w:rFonts w:hint="eastAsia" w:ascii="Times New Roman" w:hAnsi="Times New Roman" w:eastAsia="FangSong" w:cs="Times New Roman"/>
-        </w:rPr>
-        <w:t>对硝基甲苯</w:t>
-      </w:r>
-      <w:r>
-        <w:rPr>
-          <w:rFonts w:ascii="Times New Roman" w:hAnsi="Times New Roman" w:eastAsia="Times New Roman" w:cs="Times New Roman"/>
-        </w:rPr>
-        <w:t xml:space="preserve"> + KCN / </w:t>
-      </w:r>
-      <w:r>
-        <w:rPr>
-          <w:rFonts w:hint="eastAsia" w:ascii="Times New Roman" w:hAnsi="Times New Roman" w:eastAsia="Times New Roman" w:cs="Times New Roman"/>
-        </w:rPr>
-        <w:t>EtOH·H</w:t>
-      </w:r>
-      <w:r>
-        <w:rPr>
-          <w:rFonts w:hint="eastAsia" w:ascii="Times New Roman" w:hAnsi="Times New Roman" w:eastAsia="Times New Roman" w:cs="Times New Roman"/>
+          <w:b/>
+          <w:bCs/>
+        </w:rPr>
+        <w:t xml:space="preserve">25.</w:t>
+      </w:r>
+      <w:r>
+        <w:rPr>
+          <w:rFonts w:ascii="Times New Roman" w:hAnsi="Times New Roman" w:eastAsia="Times New Roman" w:cs="Times New Roman"/>
+        </w:rPr>
+        <w:t xml:space="preserve"> </w:t>
+      </w:r>
+      <w:r>
+        <w:rPr>
+          <w:rFonts w:hint="eastAsia" w:ascii="Times New Roman" w:hAnsi="Times New Roman" w:eastAsia="FangSong" w:cs="Times New Roman"/>
+          <w:b/>
+          <w:bCs/>
+        </w:rPr>
+        <w:t>陌生反应归类两连</w:t>
+      </w:r>
+      <w:r>
+        <w:rPr>
+          <w:rFonts w:hint="eastAsia" w:ascii="Times New Roman" w:hAnsi="Times New Roman" w:eastAsia="Times New Roman" w:cs="Times New Roman"/>
+          <w:b/>
+          <w:bCs/>
+        </w:rPr>
+        <w:t>（</w:t>
+      </w:r>
+      <w:r>
+        <w:rPr>
+          <w:rFonts w:hint="eastAsia" w:ascii="Times New Roman" w:hAnsi="Times New Roman" w:eastAsia="FangSong" w:cs="Times New Roman"/>
+          <w:b/>
+          <w:bCs/>
+        </w:rPr>
+        <w:t>自编</w:t>
+      </w:r>
+      <w:r>
+        <w:rPr>
+          <w:rFonts w:hint="eastAsia" w:ascii="Times New Roman" w:hAnsi="Times New Roman" w:eastAsia="Times New Roman" w:cs="Times New Roman"/>
+          <w:b/>
+          <w:bCs/>
+        </w:rPr>
+        <w:t>）</w:t>
+      </w:r>
+      <w:r>
+        <w:rPr>
+          <w:rFonts w:hint="eastAsia" w:ascii="Times New Roman" w:hAnsi="Times New Roman" w:eastAsia="Times New Roman" w:cs="Times New Roman"/>
+        </w:rPr>
+        <w:t>：</w:t>
+      </w:r>
+      <w:r>
+        <w:rPr>
+          <w:rFonts w:hint="eastAsia" w:ascii="Times New Roman" w:hAnsi="Times New Roman" w:eastAsia="FangSong" w:cs="Times New Roman"/>
+        </w:rPr>
+        <w:t>判断下列陌生反应最可能属于哪一族</w:t>
+      </w:r>
+      <w:r>
+        <w:rPr>
+          <w:rFonts w:hint="eastAsia" w:ascii="Times New Roman" w:hAnsi="Times New Roman" w:eastAsia="Times New Roman" w:cs="Times New Roman"/>
+        </w:rPr>
+        <w:t>，</w:t>
+      </w:r>
+      <w:r>
+        <w:rPr>
+          <w:rFonts w:hint="eastAsia" w:ascii="Times New Roman" w:hAnsi="Times New Roman" w:eastAsia="FangSong" w:cs="Times New Roman"/>
+        </w:rPr>
+        <w:t>并写出产物模式</w:t>
+      </w:r>
+      <w:r>
+        <w:rPr>
+          <w:rFonts w:hint="eastAsia" w:ascii="Times New Roman" w:hAnsi="Times New Roman" w:eastAsia="Times New Roman" w:cs="Times New Roman"/>
+        </w:rPr>
+        <w:t>：</w:t>
+      </w:r>
+      <w:r>
+        <w:rPr>
+          <w:rFonts w:ascii="Times New Roman" w:hAnsi="Times New Roman" w:eastAsia="Times New Roman" w:cs="Times New Roman"/>
+        </w:rPr>
+        <w:t xml:space="preserve"> </w:t>
+      </w:r>
+      <w:r>
+        <w:rPr>
+          <w:rFonts w:ascii="Times New Roman" w:hAnsi="Times New Roman" w:eastAsia="Times New Roman" w:cs="Times New Roman"/>
+        </w:rPr>
+        <w:t xml:space="preserve">(a) Ar−CHO + </w:t>
+      </w:r>
+      <w:r>
+        <w:rPr>
+          <w:rFonts w:hint="eastAsia" w:ascii="Times New Roman" w:hAnsi="Times New Roman" w:eastAsia="Times New Roman" w:cs="Times New Roman"/>
+        </w:rPr>
+        <w:t>NaCN（</w:t>
+      </w:r>
+      <w:r>
+        <w:rPr>
+          <w:rFonts w:hint="eastAsia" w:ascii="Times New Roman" w:hAnsi="Times New Roman" w:eastAsia="FangSong" w:cs="Times New Roman"/>
+        </w:rPr>
+        <w:t>催化量</w:t>
+      </w:r>
+      <w:r>
+        <w:rPr>
+          <w:rFonts w:hint="eastAsia" w:ascii="Times New Roman" w:hAnsi="Times New Roman" w:eastAsia="Times New Roman" w:cs="Times New Roman"/>
+        </w:rPr>
+        <w:t>）/</w:t>
+      </w:r>
+      <w:r>
+        <w:rPr>
+          <w:rFonts w:ascii="Times New Roman" w:hAnsi="Times New Roman" w:eastAsia="Times New Roman" w:cs="Times New Roman"/>
+        </w:rPr>
+        <w:t xml:space="preserve"> EtOH·H</w:t>
+      </w:r>
+      <w:r>
+        <w:rPr>
+          <w:rFonts w:ascii="Times New Roman" w:hAnsi="Times New Roman" w:eastAsia="Times New Roman" w:cs="Times New Roman"/>
           <w:vertAlign w:val="subscript"/>
         </w:rPr>
         <w:t>2</w:t>
       </w:r>
       <w:r>
         <w:rPr>
-          <w:rFonts w:hint="eastAsia" w:ascii="Times New Roman" w:hAnsi="Times New Roman" w:eastAsia="Times New Roman" w:cs="Times New Roman"/>
-        </w:rPr>
-        <w:t>O，Δ</w:t>
+          <w:rFonts w:ascii="Times New Roman" w:hAnsi="Times New Roman" w:eastAsia="Times New Roman" w:cs="Times New Roman"/>
+        </w:rPr>
+        <w:t xml:space="preserve">O → </w:t>
+      </w:r>
+      <w:r>
+        <w:rPr>
+          <w:rFonts w:hint="eastAsia" w:ascii="Times New Roman" w:hAnsi="Times New Roman" w:eastAsia="FangSong" w:cs="Times New Roman"/>
+        </w:rPr>
+        <w:t xml:space="preserve">产物为</w:t>
+      </w:r>
+      <w:r>
+        <w:rPr>
+          <w:rFonts w:ascii="Times New Roman" w:hAnsi="Times New Roman" w:eastAsia="Times New Roman" w:cs="Times New Roman"/>
+        </w:rPr>
+        <w:t xml:space="preserve"> </w:t>
+      </w:r>
+      <w:r>
+        <w:rPr>
+          <w:rFonts w:hint="eastAsia" w:ascii="Times New Roman" w:hAnsi="Times New Roman" w:eastAsia="Times New Roman" w:cs="Times New Roman"/>
+        </w:rPr>
+        <w:t>α-</w:t>
+      </w:r>
+      <w:r>
+        <w:rPr>
+          <w:rFonts w:hint="eastAsia" w:ascii="Times New Roman" w:hAnsi="Times New Roman" w:eastAsia="FangSong" w:cs="Times New Roman"/>
+        </w:rPr>
+        <w:t>羟基酮</w:t>
+      </w:r>
+      <w:r>
+        <w:rPr>
+          <w:rFonts w:hint="eastAsia" w:ascii="Times New Roman" w:hAnsi="Times New Roman" w:eastAsia="Times New Roman" w:cs="Times New Roman"/>
+        </w:rPr>
+        <w:t>；</w:t>
+      </w:r>
+      <w:r>
+        <w:rPr>
+          <w:rFonts w:ascii="Times New Roman" w:hAnsi="Times New Roman" w:eastAsia="Times New Roman" w:cs="Times New Roman"/>
+        </w:rPr>
+        <w:t xml:space="preserve"> </w:t>
+      </w:r>
+      <w:r>
+        <w:rPr>
+          <w:rFonts w:ascii="Times New Roman" w:hAnsi="Times New Roman" w:eastAsia="Times New Roman" w:cs="Times New Roman"/>
+        </w:rPr>
+        <w:t xml:space="preserve">(b) R−C≡C−H + Ar−I + Pd / CuI / </w:t>
+      </w:r>
+      <w:r>
+        <w:rPr>
+          <w:rFonts w:hint="eastAsia" w:ascii="Times New Roman" w:hAnsi="Times New Roman" w:eastAsia="FangSong" w:cs="Times New Roman"/>
+        </w:rPr>
+        <w:t xml:space="preserve">胺碱</w:t>
       </w:r>
       <w:r>
         <w:rPr>
@@ -38946,94 +39697,26 @@
         <w:rPr>
           <w:rFonts w:hint="eastAsia" w:ascii="Times New Roman" w:hAnsi="Times New Roman" w:eastAsia="FangSong" w:cs="Times New Roman"/>
         </w:rPr>
-        <w:t xml:space="preserve">化合物</w:t>
-      </w:r>
-      <w:r>
-        <w:rPr>
-          <w:rFonts w:ascii="Times New Roman" w:hAnsi="Times New Roman" w:eastAsia="Times New Roman" w:cs="Times New Roman"/>
-        </w:rPr>
-        <w:t xml:space="preserve"> </w:t>
-      </w:r>
-      <w:r>
-        <w:rPr>
-          <w:rFonts w:hint="eastAsia" w:ascii="Times New Roman" w:hAnsi="Times New Roman" w:eastAsia="Times New Roman" w:cs="Times New Roman"/>
-        </w:rPr>
-        <w:t xml:space="preserve">A（von</w:t>
-      </w:r>
-      <w:r>
-        <w:rPr>
-          <w:rFonts w:ascii="Times New Roman" w:hAnsi="Times New Roman" w:eastAsia="Times New Roman" w:cs="Times New Roman"/>
-        </w:rPr>
-        <w:t xml:space="preserve"> Richter </w:t>
-      </w:r>
-      <w:r>
-        <w:rPr>
-          <w:rFonts w:hint="eastAsia" w:ascii="Times New Roman" w:hAnsi="Times New Roman" w:eastAsia="FangSong" w:cs="Times New Roman"/>
-        </w:rPr>
-        <w:t>重排</w:t>
-      </w:r>
-      <w:r>
-        <w:rPr>
-          <w:rFonts w:hint="eastAsia" w:ascii="Times New Roman" w:hAnsi="Times New Roman" w:eastAsia="Times New Roman" w:cs="Times New Roman"/>
-        </w:rPr>
-        <w:t>，</w:t>
-      </w:r>
-      <w:r>
-        <w:rPr>
-          <w:rFonts w:hint="eastAsia" w:ascii="Times New Roman" w:hAnsi="Times New Roman" w:eastAsia="FangSong" w:cs="Times New Roman"/>
-        </w:rPr>
-        <w:t>属第</w:t>
-      </w:r>
-      <w:r>
-        <w:rPr>
-          <w:rFonts w:ascii="Times New Roman" w:hAnsi="Times New Roman" w:eastAsia="Times New Roman" w:cs="Times New Roman"/>
-        </w:rPr>
-        <w:t xml:space="preserve"> 2 </w:t>
-      </w:r>
-      <w:r>
-        <w:rPr>
-          <w:rFonts w:hint="eastAsia" w:ascii="Times New Roman" w:hAnsi="Times New Roman" w:eastAsia="FangSong" w:cs="Times New Roman"/>
-        </w:rPr>
-        <w:t>族变体</w:t>
-      </w:r>
-      <w:r>
-        <w:rPr>
-          <w:rFonts w:hint="eastAsia" w:ascii="Times New Roman" w:hAnsi="Times New Roman" w:eastAsia="Times New Roman" w:cs="Times New Roman"/>
-        </w:rPr>
-        <w:t>）；</w:t>
+        <w:t>产物为二芳基乙炔</w:t>
+      </w:r>
+      <w:r>
+        <w:rPr>
+          <w:rFonts w:hint="eastAsia" w:ascii="Times New Roman" w:hAnsi="Times New Roman" w:eastAsia="Times New Roman" w:cs="Times New Roman"/>
+        </w:rPr>
+        <w:t>。</w:t>
       </w:r>
     </w:p>
     <w:p>
       <w:pPr>
-        <w:pStyle w:val="Compact"/>
-        <w:numPr>
-          <w:ilvl w:val="1"/>
-          <w:numId w:val="1026"/>
-        </w:numPr>
+        <w:pStyle w:val="BodyText"/>
       </w:pPr>
       <w:r>
         <w:rPr>
           <w:rFonts w:ascii="Times New Roman" w:hAnsi="Times New Roman" w:eastAsia="Times New Roman" w:cs="Times New Roman"/>
-        </w:rPr>
-        <w:t xml:space="preserve">Step </w:t>
-      </w:r>
-      <w:r>
-        <w:rPr>
-          <w:rFonts w:hint="eastAsia" w:ascii="Times New Roman" w:hAnsi="Times New Roman" w:eastAsia="Times New Roman" w:cs="Times New Roman"/>
-        </w:rPr>
-        <w:t xml:space="preserve">2：A</w:t>
-      </w:r>
-      <w:r>
-        <w:rPr>
-          <w:rFonts w:ascii="Times New Roman" w:hAnsi="Times New Roman" w:eastAsia="Times New Roman" w:cs="Times New Roman"/>
-        </w:rPr>
-        <w:t xml:space="preserve"> + </w:t>
-      </w:r>
-      <w:r>
-        <w:rPr>
-          <w:rFonts w:hint="eastAsia" w:ascii="Times New Roman" w:hAnsi="Times New Roman" w:eastAsia="Times New Roman" w:cs="Times New Roman"/>
-        </w:rPr>
-        <w:t xml:space="preserve">hν（254</w:t>
+          <w:b/>
+          <w:bCs/>
+        </w:rPr>
+        <w:t xml:space="preserve">26.</w:t>
       </w:r>
       <w:r>
         <w:rPr>
@@ -39043,9 +39726,111 @@
       </w:r>
       <w:r>
         <w:rPr>
-          <w:rFonts w:hint="eastAsia" w:ascii="Times New Roman" w:hAnsi="Times New Roman" w:eastAsia="Times New Roman" w:cs="Times New Roman"/>
-        </w:rPr>
-        <w:t xml:space="preserve">nm）→</w:t>
+          <w:rFonts w:ascii="Times New Roman" w:hAnsi="Times New Roman" w:eastAsia="Times New Roman" w:cs="Times New Roman"/>
+          <w:b/>
+          <w:bCs/>
+        </w:rPr>
+        <w:t xml:space="preserve">Nazarov </w:t>
+      </w:r>
+      <w:r>
+        <w:rPr>
+          <w:rFonts w:hint="eastAsia" w:ascii="Times New Roman" w:hAnsi="Times New Roman" w:eastAsia="FangSong" w:cs="Times New Roman"/>
+          <w:b/>
+          <w:bCs/>
+        </w:rPr>
+        <w:t xml:space="preserve">电环化</w:t>
+      </w:r>
+      <w:r>
+        <w:rPr>
+          <w:rFonts w:ascii="Times New Roman" w:hAnsi="Times New Roman" w:eastAsia="Times New Roman" w:cs="Times New Roman"/>
+          <w:b/>
+          <w:bCs/>
+        </w:rPr>
+        <w:t xml:space="preserve"> vs </w:t>
+      </w:r>
+      <w:r>
+        <w:rPr>
+          <w:rFonts w:hint="eastAsia" w:ascii="Times New Roman" w:hAnsi="Times New Roman" w:eastAsia="FangSong" w:cs="Times New Roman"/>
+          <w:b/>
+          <w:bCs/>
+        </w:rPr>
+        <w:t xml:space="preserve">第</w:t>
+      </w:r>
+      <w:r>
+        <w:rPr>
+          <w:rFonts w:ascii="Times New Roman" w:hAnsi="Times New Roman" w:eastAsia="Times New Roman" w:cs="Times New Roman"/>
+          <w:b/>
+          <w:bCs/>
+        </w:rPr>
+        <w:t xml:space="preserve"> 1 </w:t>
+      </w:r>
+      <w:r>
+        <w:rPr>
+          <w:rFonts w:hint="eastAsia" w:ascii="Times New Roman" w:hAnsi="Times New Roman" w:eastAsia="FangSong" w:cs="Times New Roman"/>
+          <w:b/>
+          <w:bCs/>
+        </w:rPr>
+        <w:t>族重排</w:t>
+      </w:r>
+      <w:r>
+        <w:rPr>
+          <w:rFonts w:hint="eastAsia" w:ascii="Times New Roman" w:hAnsi="Times New Roman" w:eastAsia="Times New Roman" w:cs="Times New Roman"/>
+          <w:b/>
+          <w:bCs/>
+        </w:rPr>
+        <w:t>（</w:t>
+      </w:r>
+      <w:r>
+        <w:rPr>
+          <w:rFonts w:hint="eastAsia" w:ascii="Times New Roman" w:hAnsi="Times New Roman" w:eastAsia="FangSong" w:cs="Times New Roman"/>
+          <w:b/>
+          <w:bCs/>
+        </w:rPr>
+        <w:t>跨族辨析</w:t>
+      </w:r>
+      <w:r>
+        <w:rPr>
+          <w:rFonts w:hint="eastAsia" w:ascii="Times New Roman" w:hAnsi="Times New Roman" w:eastAsia="Times New Roman" w:cs="Times New Roman"/>
+          <w:b/>
+          <w:bCs/>
+        </w:rPr>
+        <w:t>）</w:t>
+      </w:r>
+      <w:r>
+        <w:rPr>
+          <w:rFonts w:ascii="Times New Roman" w:hAnsi="Times New Roman" w:eastAsia="Times New Roman" w:cs="Times New Roman"/>
+        </w:rPr>
+        <w:t xml:space="preserve">　▸ </w:t>
+      </w:r>
+      <w:r>
+        <w:rPr>
+          <w:rFonts w:hint="eastAsia" w:ascii="Times New Roman" w:hAnsi="Times New Roman" w:eastAsia="FangSong" w:cs="Times New Roman"/>
+        </w:rPr>
+        <w:t xml:space="preserve">第</w:t>
+      </w:r>
+      <w:r>
+        <w:rPr>
+          <w:rFonts w:ascii="Times New Roman" w:hAnsi="Times New Roman" w:eastAsia="Times New Roman" w:cs="Times New Roman"/>
+        </w:rPr>
+        <w:t xml:space="preserve"> 32 </w:t>
+      </w:r>
+      <w:r>
+        <w:rPr>
+          <w:rFonts w:hint="eastAsia" w:ascii="Times New Roman" w:hAnsi="Times New Roman" w:eastAsia="FangSong" w:cs="Times New Roman"/>
+        </w:rPr>
+        <w:t xml:space="preserve">届初赛第</w:t>
+      </w:r>
+      <w:r>
+        <w:rPr>
+          <w:rFonts w:ascii="Times New Roman" w:hAnsi="Times New Roman" w:eastAsia="Times New Roman" w:cs="Times New Roman"/>
+        </w:rPr>
+        <w:t xml:space="preserve"> 10 </w:t>
+      </w:r>
+      <w:r>
+        <w:rPr>
+          <w:rFonts w:hint="eastAsia" w:ascii="Times New Roman" w:hAnsi="Times New Roman" w:eastAsia="FangSong" w:cs="Times New Roman"/>
+        </w:rPr>
+        <w:t xml:space="preserve">题</w:t>
       </w:r>
       <w:r>
         <w:rPr>
@@ -39055,60 +39840,142 @@
       </w:r>
       <w:r>
         <w:rPr>
-          <w:rFonts w:hint="eastAsia" w:ascii="Times New Roman" w:hAnsi="Times New Roman" w:eastAsia="Times New Roman" w:cs="Times New Roman"/>
-        </w:rPr>
-        <w:t xml:space="preserve">B；</w:t>
+          <w:rFonts w:hint="eastAsia" w:ascii="Times New Roman" w:hAnsi="Times New Roman" w:eastAsia="FangSong" w:cs="Times New Roman"/>
+        </w:rPr>
+        <w:t>多烯阳离子的成环方式判断</w:t>
+      </w:r>
+      <w:r>
+        <w:rPr>
+          <w:rFonts w:hint="eastAsia" w:ascii="Times New Roman" w:hAnsi="Times New Roman" w:eastAsia="Times New Roman" w:cs="Times New Roman"/>
+        </w:rPr>
+        <w:t>——</w:t>
+      </w:r>
+      <w:r>
+        <w:rPr>
+          <w:rFonts w:hint="eastAsia" w:ascii="Times New Roman" w:hAnsi="Times New Roman" w:eastAsia="FangSong" w:cs="Times New Roman"/>
+        </w:rPr>
+        <w:t>先确认阳离子是否为共轭戊二烯基型</w:t>
+      </w:r>
+      <w:r>
+        <w:rPr>
+          <w:rFonts w:hint="eastAsia" w:ascii="Times New Roman" w:hAnsi="Times New Roman" w:eastAsia="Times New Roman" w:cs="Times New Roman"/>
+        </w:rPr>
+        <w:t>，</w:t>
+      </w:r>
+      <w:r>
+        <w:rPr>
+          <w:rFonts w:hint="eastAsia" w:ascii="Times New Roman" w:hAnsi="Times New Roman" w:eastAsia="FangSong" w:cs="Times New Roman"/>
+        </w:rPr>
+        <w:t>再用误区</w:t>
+      </w:r>
+      <w:r>
+        <w:rPr>
+          <w:rFonts w:ascii="Times New Roman" w:hAnsi="Times New Roman" w:eastAsia="Times New Roman" w:cs="Times New Roman"/>
+        </w:rPr>
+        <w:t xml:space="preserve"> 7 </w:t>
+      </w:r>
+      <w:r>
+        <w:rPr>
+          <w:rFonts w:hint="eastAsia" w:ascii="Times New Roman" w:hAnsi="Times New Roman" w:eastAsia="FangSong" w:cs="Times New Roman"/>
+        </w:rPr>
+        <w:t>的</w:t>
+      </w:r>
+      <w:r>
+        <w:rPr>
+          <w:rFonts w:hint="eastAsia" w:ascii="Times New Roman" w:hAnsi="Times New Roman" w:eastAsia="Times New Roman" w:cs="Times New Roman"/>
+        </w:rPr>
+        <w:t>”</w:t>
+      </w:r>
+      <w:r>
+        <w:rPr>
+          <w:rFonts w:hint="eastAsia" w:ascii="Times New Roman" w:hAnsi="Times New Roman" w:eastAsia="FangSong" w:cs="Times New Roman"/>
+        </w:rPr>
+        <w:t>首尾闭合</w:t>
+      </w:r>
+      <w:r>
+        <w:rPr>
+          <w:rFonts w:ascii="Times New Roman" w:hAnsi="Times New Roman" w:eastAsia="Times New Roman" w:cs="Times New Roman"/>
+        </w:rPr>
+        <w:t xml:space="preserve"> vs </w:t>
+      </w:r>
+      <w:r>
+        <w:rPr>
+          <w:rFonts w:hint="eastAsia" w:ascii="Times New Roman" w:hAnsi="Times New Roman" w:eastAsia="FangSong" w:cs="Times New Roman"/>
+        </w:rPr>
+        <w:t>基团搬家</w:t>
+      </w:r>
+      <w:r>
+        <w:rPr>
+          <w:rFonts w:hint="eastAsia" w:ascii="Times New Roman" w:hAnsi="Times New Roman" w:eastAsia="Times New Roman" w:cs="Times New Roman"/>
+        </w:rPr>
+        <w:t>”</w:t>
+      </w:r>
+      <w:r>
+        <w:rPr>
+          <w:rFonts w:hint="eastAsia" w:ascii="Times New Roman" w:hAnsi="Times New Roman" w:eastAsia="FangSong" w:cs="Times New Roman"/>
+        </w:rPr>
+        <w:t>判据分清电环化与</w:t>
+      </w:r>
+      <w:r>
+        <w:rPr>
+          <w:rFonts w:ascii="Times New Roman" w:hAnsi="Times New Roman" w:eastAsia="Times New Roman" w:cs="Times New Roman"/>
+        </w:rPr>
+        <w:t xml:space="preserve"> </w:t>
+      </w:r>
+      <w:r>
+        <w:rPr>
+          <w:rFonts w:hint="eastAsia" w:ascii="Times New Roman" w:hAnsi="Times New Roman" w:eastAsia="Times New Roman" w:cs="Times New Roman"/>
+        </w:rPr>
+        <w:t>1,2-</w:t>
+      </w:r>
+      <w:r>
+        <w:rPr>
+          <w:rFonts w:hint="eastAsia" w:ascii="Times New Roman" w:hAnsi="Times New Roman" w:eastAsia="FangSong" w:cs="Times New Roman"/>
+        </w:rPr>
+        <w:t>迁移</w:t>
+      </w:r>
+      <w:r>
+        <w:rPr>
+          <w:rFonts w:hint="eastAsia" w:ascii="Times New Roman" w:hAnsi="Times New Roman" w:eastAsia="Times New Roman" w:cs="Times New Roman"/>
+        </w:rPr>
+        <w:t>，</w:t>
+      </w:r>
+      <w:r>
+        <w:rPr>
+          <w:rFonts w:hint="eastAsia" w:ascii="Times New Roman" w:hAnsi="Times New Roman" w:eastAsia="FangSong" w:cs="Times New Roman"/>
+        </w:rPr>
+        <w:t>最后由电环化的顺旋</w:t>
+      </w:r>
+      <w:r>
+        <w:rPr>
+          <w:rFonts w:ascii="Times New Roman" w:hAnsi="Times New Roman" w:eastAsia="Times New Roman" w:cs="Times New Roman"/>
+        </w:rPr>
+        <w:t xml:space="preserve"> / </w:t>
+      </w:r>
+      <w:r>
+        <w:rPr>
+          <w:rFonts w:hint="eastAsia" w:ascii="Times New Roman" w:hAnsi="Times New Roman" w:eastAsia="FangSong" w:cs="Times New Roman"/>
+        </w:rPr>
+        <w:t>对旋规则写产物立体化学</w:t>
+      </w:r>
+      <w:r>
+        <w:rPr>
+          <w:rFonts w:hint="eastAsia" w:ascii="Times New Roman" w:hAnsi="Times New Roman" w:eastAsia="Times New Roman" w:cs="Times New Roman"/>
+        </w:rPr>
+        <w:t>。</w:t>
       </w:r>
     </w:p>
     <w:p>
       <w:pPr>
-        <w:pStyle w:val="Compact"/>
-        <w:numPr>
-          <w:ilvl w:val="1"/>
-          <w:numId w:val="1026"/>
-        </w:numPr>
+        <w:pStyle w:val="BodyText"/>
       </w:pPr>
       <w:r>
         <w:rPr>
           <w:rFonts w:ascii="Times New Roman" w:hAnsi="Times New Roman" w:eastAsia="Times New Roman" w:cs="Times New Roman"/>
-        </w:rPr>
-        <w:t xml:space="preserve">Step </w:t>
-      </w:r>
-      <w:r>
-        <w:rPr>
-          <w:rFonts w:hint="eastAsia" w:ascii="Times New Roman" w:hAnsi="Times New Roman" w:eastAsia="Times New Roman" w:cs="Times New Roman"/>
-        </w:rPr>
-        <w:t xml:space="preserve">3：B</w:t>
-      </w:r>
-      <w:r>
-        <w:rPr>
-          <w:rFonts w:ascii="Times New Roman" w:hAnsi="Times New Roman" w:eastAsia="Times New Roman" w:cs="Times New Roman"/>
-        </w:rPr>
-        <w:t xml:space="preserve"> + </w:t>
-      </w:r>
-      <w:r>
-        <w:rPr>
-          <w:rFonts w:hint="eastAsia" w:ascii="Times New Roman" w:hAnsi="Times New Roman" w:eastAsia="FangSong" w:cs="Times New Roman"/>
-        </w:rPr>
-        <w:t>酸</w:t>
-      </w:r>
-      <w:r>
-        <w:rPr>
-          <w:rFonts w:hint="eastAsia" w:ascii="Times New Roman" w:hAnsi="Times New Roman" w:eastAsia="Times New Roman" w:cs="Times New Roman"/>
-        </w:rPr>
-        <w:t>（</w:t>
-      </w:r>
-      <w:r>
-        <w:rPr>
-          <w:rFonts w:hint="eastAsia" w:ascii="Times New Roman" w:hAnsi="Times New Roman" w:eastAsia="FangSong" w:cs="Times New Roman"/>
-        </w:rPr>
-        <w:t>催化量</w:t>
-      </w:r>
-      <w:r>
-        <w:rPr>
-          <w:rFonts w:hint="eastAsia" w:ascii="Times New Roman" w:hAnsi="Times New Roman" w:eastAsia="Times New Roman" w:cs="Times New Roman"/>
-        </w:rPr>
-        <w:t>）→</w:t>
+          <w:b/>
+          <w:bCs/>
+        </w:rPr>
+        <w:t xml:space="preserve">27.</w:t>
       </w:r>
       <w:r>
         <w:rPr>
@@ -39116,588 +39983,6 @@
         </w:rPr>
         <w:t xml:space="preserve"> </w:t>
       </w:r>
-      <w:r>
-        <w:rPr>
-          <w:rFonts w:hint="eastAsia" w:ascii="Times New Roman" w:hAnsi="Times New Roman" w:eastAsia="Times New Roman" w:cs="Times New Roman"/>
-        </w:rPr>
-        <w:t>C（</w:t>
-      </w:r>
-      <w:r>
-        <w:rPr>
-          <w:rFonts w:hint="eastAsia" w:ascii="Times New Roman" w:hAnsi="Times New Roman" w:eastAsia="FangSong" w:cs="Times New Roman"/>
-        </w:rPr>
-        <w:t>分子内</w:t>
-      </w:r>
-      <w:r>
-        <w:rPr>
-          <w:rFonts w:ascii="Times New Roman" w:hAnsi="Times New Roman" w:eastAsia="Times New Roman" w:cs="Times New Roman"/>
-        </w:rPr>
-        <w:t xml:space="preserve"> Aldol </w:t>
-      </w:r>
-      <w:r>
-        <w:rPr>
-          <w:rFonts w:hint="eastAsia" w:ascii="Times New Roman" w:hAnsi="Times New Roman" w:eastAsia="FangSong" w:cs="Times New Roman"/>
-        </w:rPr>
-        <w:t>型环化</w:t>
-      </w:r>
-      <w:r>
-        <w:rPr>
-          <w:rFonts w:hint="eastAsia" w:ascii="Times New Roman" w:hAnsi="Times New Roman" w:eastAsia="Times New Roman" w:cs="Times New Roman"/>
-        </w:rPr>
-        <w:t>）。</w:t>
-      </w:r>
-    </w:p>
-    <w:p>
-      <w:pPr>
-        <w:pStyle w:val="Compact"/>
-        <w:numPr>
-          <w:ilvl w:val="1"/>
-          <w:numId w:val="1027"/>
-        </w:numPr>
-      </w:pPr>
-      <w:r>
-        <w:rPr>
-          <w:rFonts w:hint="eastAsia" w:ascii="Times New Roman" w:hAnsi="Times New Roman" w:eastAsia="FangSong" w:cs="Times New Roman"/>
-        </w:rPr>
-        <w:t>写出各步机理族归属</w:t>
-      </w:r>
-      <w:r>
-        <w:rPr>
-          <w:rFonts w:hint="eastAsia" w:ascii="Times New Roman" w:hAnsi="Times New Roman" w:eastAsia="Times New Roman" w:cs="Times New Roman"/>
-        </w:rPr>
-        <w:t>；(b)</w:t>
-      </w:r>
-      <w:r>
-        <w:rPr>
-          <w:rFonts w:ascii="Times New Roman" w:hAnsi="Times New Roman" w:eastAsia="Times New Roman" w:cs="Times New Roman"/>
-        </w:rPr>
-        <w:t xml:space="preserve"> </w:t>
-      </w:r>
-      <w:r>
-        <w:rPr>
-          <w:rFonts w:hint="eastAsia" w:ascii="Times New Roman" w:hAnsi="Times New Roman" w:eastAsia="FangSong" w:cs="Times New Roman"/>
-        </w:rPr>
-        <w:t xml:space="preserve">说明</w:t>
-      </w:r>
-      <w:r>
-        <w:rPr>
-          <w:rFonts w:ascii="Times New Roman" w:hAnsi="Times New Roman" w:eastAsia="Times New Roman" w:cs="Times New Roman"/>
-        </w:rPr>
-        <w:t xml:space="preserve"> Step 2 </w:t>
-      </w:r>
-      <w:r>
-        <w:rPr>
-          <w:rFonts w:hint="eastAsia" w:ascii="Times New Roman" w:hAnsi="Times New Roman" w:eastAsia="FangSong" w:cs="Times New Roman"/>
-        </w:rPr>
-        <w:t xml:space="preserve">与</w:t>
-      </w:r>
-      <w:r>
-        <w:rPr>
-          <w:rFonts w:ascii="Times New Roman" w:hAnsi="Times New Roman" w:eastAsia="Times New Roman" w:cs="Times New Roman"/>
-        </w:rPr>
-        <w:t xml:space="preserve"> Step 3 </w:t>
-      </w:r>
-      <w:r>
-        <w:rPr>
-          <w:rFonts w:hint="eastAsia" w:ascii="Times New Roman" w:hAnsi="Times New Roman" w:eastAsia="FangSong" w:cs="Times New Roman"/>
-        </w:rPr>
-        <w:t>的统一机理</w:t>
-      </w:r>
-      <w:r>
-        <w:rPr>
-          <w:rFonts w:hint="eastAsia" w:ascii="Times New Roman" w:hAnsi="Times New Roman" w:eastAsia="Times New Roman" w:cs="Times New Roman"/>
-        </w:rPr>
-        <w:t>；(c)</w:t>
-      </w:r>
-      <w:r>
-        <w:rPr>
-          <w:rFonts w:ascii="Times New Roman" w:hAnsi="Times New Roman" w:eastAsia="Times New Roman" w:cs="Times New Roman"/>
-        </w:rPr>
-        <w:t xml:space="preserve"> </w:t>
-      </w:r>
-      <w:r>
-        <w:rPr>
-          <w:rFonts w:hint="eastAsia" w:ascii="Times New Roman" w:hAnsi="Times New Roman" w:eastAsia="FangSong" w:cs="Times New Roman"/>
-        </w:rPr>
-        <w:t>概述该序列</w:t>
-      </w:r>
-      <w:r>
-        <w:rPr>
-          <w:rFonts w:hint="eastAsia" w:ascii="Times New Roman" w:hAnsi="Times New Roman" w:eastAsia="Times New Roman" w:cs="Times New Roman"/>
-        </w:rPr>
-        <w:t>”</w:t>
-      </w:r>
-      <w:r>
-        <w:rPr>
-          <w:rFonts w:hint="eastAsia" w:ascii="Times New Roman" w:hAnsi="Times New Roman" w:eastAsia="FangSong" w:cs="Times New Roman"/>
-        </w:rPr>
-        <w:t>分三步走</w:t>
-      </w:r>
-      <w:r>
-        <w:rPr>
-          <w:rFonts w:hint="eastAsia" w:ascii="Times New Roman" w:hAnsi="Times New Roman" w:eastAsia="Times New Roman" w:cs="Times New Roman"/>
-        </w:rPr>
-        <w:t>”</w:t>
-      </w:r>
-      <w:r>
-        <w:rPr>
-          <w:rFonts w:hint="eastAsia" w:ascii="Times New Roman" w:hAnsi="Times New Roman" w:eastAsia="FangSong" w:cs="Times New Roman"/>
-        </w:rPr>
-        <w:t>的设计意图</w:t>
-      </w:r>
-      <w:r>
-        <w:rPr>
-          <w:rFonts w:hint="eastAsia" w:ascii="Times New Roman" w:hAnsi="Times New Roman" w:eastAsia="Times New Roman" w:cs="Times New Roman"/>
-        </w:rPr>
-        <w:t>。</w:t>
-      </w:r>
-    </w:p>
-    <w:p>
-      <w:pPr>
-        <w:numPr>
-          <w:ilvl w:val="0"/>
-          <w:numId w:val="1025"/>
-        </w:numPr>
-      </w:pPr>
-      <w:r>
-        <w:rPr>
-          <w:rFonts w:hint="eastAsia" w:ascii="Times New Roman" w:hAnsi="Times New Roman" w:eastAsia="FangSong" w:cs="Times New Roman"/>
-          <w:b/>
-          <w:bCs/>
-        </w:rPr>
-        <w:t>陌生反应归类两连</w:t>
-      </w:r>
-      <w:r>
-        <w:rPr>
-          <w:rFonts w:hint="eastAsia" w:ascii="Times New Roman" w:hAnsi="Times New Roman" w:eastAsia="Times New Roman" w:cs="Times New Roman"/>
-          <w:b/>
-          <w:bCs/>
-        </w:rPr>
-        <w:t>（</w:t>
-      </w:r>
-      <w:r>
-        <w:rPr>
-          <w:rFonts w:hint="eastAsia" w:ascii="Times New Roman" w:hAnsi="Times New Roman" w:eastAsia="FangSong" w:cs="Times New Roman"/>
-          <w:b/>
-          <w:bCs/>
-        </w:rPr>
-        <w:t>自编</w:t>
-      </w:r>
-      <w:r>
-        <w:rPr>
-          <w:rFonts w:hint="eastAsia" w:ascii="Times New Roman" w:hAnsi="Times New Roman" w:eastAsia="Times New Roman" w:cs="Times New Roman"/>
-          <w:b/>
-          <w:bCs/>
-        </w:rPr>
-        <w:t>）</w:t>
-      </w:r>
-      <w:r>
-        <w:rPr>
-          <w:rFonts w:hint="eastAsia" w:ascii="Times New Roman" w:hAnsi="Times New Roman" w:eastAsia="Times New Roman" w:cs="Times New Roman"/>
-        </w:rPr>
-        <w:t>：</w:t>
-      </w:r>
-      <w:r>
-        <w:rPr>
-          <w:rFonts w:hint="eastAsia" w:ascii="Times New Roman" w:hAnsi="Times New Roman" w:eastAsia="FangSong" w:cs="Times New Roman"/>
-        </w:rPr>
-        <w:t>判断下列陌生反应最可能属于哪一族</w:t>
-      </w:r>
-      <w:r>
-        <w:rPr>
-          <w:rFonts w:hint="eastAsia" w:ascii="Times New Roman" w:hAnsi="Times New Roman" w:eastAsia="Times New Roman" w:cs="Times New Roman"/>
-        </w:rPr>
-        <w:t>，</w:t>
-      </w:r>
-      <w:r>
-        <w:rPr>
-          <w:rFonts w:hint="eastAsia" w:ascii="Times New Roman" w:hAnsi="Times New Roman" w:eastAsia="FangSong" w:cs="Times New Roman"/>
-        </w:rPr>
-        <w:t>并写出产物模式</w:t>
-      </w:r>
-      <w:r>
-        <w:rPr>
-          <w:rFonts w:hint="eastAsia" w:ascii="Times New Roman" w:hAnsi="Times New Roman" w:eastAsia="Times New Roman" w:cs="Times New Roman"/>
-        </w:rPr>
-        <w:t>：</w:t>
-      </w:r>
-    </w:p>
-    <w:p>
-      <w:pPr>
-        <w:pStyle w:val="Compact"/>
-        <w:numPr>
-          <w:ilvl w:val="1"/>
-          <w:numId w:val="1028"/>
-        </w:numPr>
-      </w:pPr>
-      <w:r>
-        <w:rPr>
-          <w:rFonts w:ascii="Times New Roman" w:hAnsi="Times New Roman" w:eastAsia="Times New Roman" w:cs="Times New Roman"/>
-        </w:rPr>
-        <w:t xml:space="preserve">Ar−CHO + </w:t>
-      </w:r>
-      <w:r>
-        <w:rPr>
-          <w:rFonts w:hint="eastAsia" w:ascii="Times New Roman" w:hAnsi="Times New Roman" w:eastAsia="Times New Roman" w:cs="Times New Roman"/>
-        </w:rPr>
-        <w:t>NaCN（</w:t>
-      </w:r>
-      <w:r>
-        <w:rPr>
-          <w:rFonts w:hint="eastAsia" w:ascii="Times New Roman" w:hAnsi="Times New Roman" w:eastAsia="FangSong" w:cs="Times New Roman"/>
-        </w:rPr>
-        <w:t>催化量</w:t>
-      </w:r>
-      <w:r>
-        <w:rPr>
-          <w:rFonts w:hint="eastAsia" w:ascii="Times New Roman" w:hAnsi="Times New Roman" w:eastAsia="Times New Roman" w:cs="Times New Roman"/>
-        </w:rPr>
-        <w:t>）/</w:t>
-      </w:r>
-      <w:r>
-        <w:rPr>
-          <w:rFonts w:ascii="Times New Roman" w:hAnsi="Times New Roman" w:eastAsia="Times New Roman" w:cs="Times New Roman"/>
-        </w:rPr>
-        <w:t xml:space="preserve"> EtOH·H</w:t>
-      </w:r>
-      <w:r>
-        <w:rPr>
-          <w:rFonts w:ascii="Times New Roman" w:hAnsi="Times New Roman" w:eastAsia="Times New Roman" w:cs="Times New Roman"/>
-          <w:vertAlign w:val="subscript"/>
-        </w:rPr>
-        <w:t>2</w:t>
-      </w:r>
-      <w:r>
-        <w:rPr>
-          <w:rFonts w:ascii="Times New Roman" w:hAnsi="Times New Roman" w:eastAsia="Times New Roman" w:cs="Times New Roman"/>
-        </w:rPr>
-        <w:t xml:space="preserve">O → </w:t>
-      </w:r>
-      <w:r>
-        <w:rPr>
-          <w:rFonts w:hint="eastAsia" w:ascii="Times New Roman" w:hAnsi="Times New Roman" w:eastAsia="FangSong" w:cs="Times New Roman"/>
-        </w:rPr>
-        <w:t xml:space="preserve">产物为</w:t>
-      </w:r>
-      <w:r>
-        <w:rPr>
-          <w:rFonts w:ascii="Times New Roman" w:hAnsi="Times New Roman" w:eastAsia="Times New Roman" w:cs="Times New Roman"/>
-        </w:rPr>
-        <w:t xml:space="preserve"> </w:t>
-      </w:r>
-      <w:r>
-        <w:rPr>
-          <w:rFonts w:hint="eastAsia" w:ascii="Times New Roman" w:hAnsi="Times New Roman" w:eastAsia="Times New Roman" w:cs="Times New Roman"/>
-        </w:rPr>
-        <w:t>α-</w:t>
-      </w:r>
-      <w:r>
-        <w:rPr>
-          <w:rFonts w:hint="eastAsia" w:ascii="Times New Roman" w:hAnsi="Times New Roman" w:eastAsia="FangSong" w:cs="Times New Roman"/>
-        </w:rPr>
-        <w:t>羟基酮</w:t>
-      </w:r>
-      <w:r>
-        <w:rPr>
-          <w:rFonts w:hint="eastAsia" w:ascii="Times New Roman" w:hAnsi="Times New Roman" w:eastAsia="Times New Roman" w:cs="Times New Roman"/>
-        </w:rPr>
-        <w:t>；</w:t>
-      </w:r>
-    </w:p>
-    <w:p>
-      <w:pPr>
-        <w:pStyle w:val="Compact"/>
-        <w:numPr>
-          <w:ilvl w:val="1"/>
-          <w:numId w:val="1028"/>
-        </w:numPr>
-      </w:pPr>
-      <w:r>
-        <w:rPr>
-          <w:rFonts w:ascii="Times New Roman" w:hAnsi="Times New Roman" w:eastAsia="Times New Roman" w:cs="Times New Roman"/>
-        </w:rPr>
-        <w:t xml:space="preserve">R−C≡C−H + Ar−I + Pd / CuI / </w:t>
-      </w:r>
-      <w:r>
-        <w:rPr>
-          <w:rFonts w:hint="eastAsia" w:ascii="Times New Roman" w:hAnsi="Times New Roman" w:eastAsia="FangSong" w:cs="Times New Roman"/>
-        </w:rPr>
-        <w:t xml:space="preserve">胺碱</w:t>
-      </w:r>
-      <w:r>
-        <w:rPr>
-          <w:rFonts w:ascii="Times New Roman" w:hAnsi="Times New Roman" w:eastAsia="Times New Roman" w:cs="Times New Roman"/>
-        </w:rPr>
-        <w:t xml:space="preserve"> → </w:t>
-      </w:r>
-      <w:r>
-        <w:rPr>
-          <w:rFonts w:hint="eastAsia" w:ascii="Times New Roman" w:hAnsi="Times New Roman" w:eastAsia="FangSong" w:cs="Times New Roman"/>
-        </w:rPr>
-        <w:t>产物为二芳基乙炔</w:t>
-      </w:r>
-      <w:r>
-        <w:rPr>
-          <w:rFonts w:hint="eastAsia" w:ascii="Times New Roman" w:hAnsi="Times New Roman" w:eastAsia="Times New Roman" w:cs="Times New Roman"/>
-        </w:rPr>
-        <w:t>。</w:t>
-      </w:r>
-    </w:p>
-    <w:p>
-      <w:pPr>
-        <w:numPr>
-          <w:ilvl w:val="0"/>
-          <w:numId w:val="1025"/>
-        </w:numPr>
-      </w:pPr>
-      <w:r>
-        <w:rPr>
-          <w:rFonts w:ascii="Times New Roman" w:hAnsi="Times New Roman" w:eastAsia="Times New Roman" w:cs="Times New Roman"/>
-          <w:b/>
-          <w:bCs/>
-        </w:rPr>
-        <w:t xml:space="preserve">Nazarov </w:t>
-      </w:r>
-      <w:r>
-        <w:rPr>
-          <w:rFonts w:hint="eastAsia" w:ascii="Times New Roman" w:hAnsi="Times New Roman" w:eastAsia="FangSong" w:cs="Times New Roman"/>
-          <w:b/>
-          <w:bCs/>
-        </w:rPr>
-        <w:t xml:space="preserve">电环化</w:t>
-      </w:r>
-      <w:r>
-        <w:rPr>
-          <w:rFonts w:ascii="Times New Roman" w:hAnsi="Times New Roman" w:eastAsia="Times New Roman" w:cs="Times New Roman"/>
-          <w:b/>
-          <w:bCs/>
-        </w:rPr>
-        <w:t xml:space="preserve"> vs </w:t>
-      </w:r>
-      <w:r>
-        <w:rPr>
-          <w:rFonts w:hint="eastAsia" w:ascii="Times New Roman" w:hAnsi="Times New Roman" w:eastAsia="FangSong" w:cs="Times New Roman"/>
-          <w:b/>
-          <w:bCs/>
-        </w:rPr>
-        <w:t xml:space="preserve">第</w:t>
-      </w:r>
-      <w:r>
-        <w:rPr>
-          <w:rFonts w:ascii="Times New Roman" w:hAnsi="Times New Roman" w:eastAsia="Times New Roman" w:cs="Times New Roman"/>
-          <w:b/>
-          <w:bCs/>
-        </w:rPr>
-        <w:t xml:space="preserve"> 1 </w:t>
-      </w:r>
-      <w:r>
-        <w:rPr>
-          <w:rFonts w:hint="eastAsia" w:ascii="Times New Roman" w:hAnsi="Times New Roman" w:eastAsia="FangSong" w:cs="Times New Roman"/>
-          <w:b/>
-          <w:bCs/>
-        </w:rPr>
-        <w:t>族重排</w:t>
-      </w:r>
-      <w:r>
-        <w:rPr>
-          <w:rFonts w:hint="eastAsia" w:ascii="Times New Roman" w:hAnsi="Times New Roman" w:eastAsia="Times New Roman" w:cs="Times New Roman"/>
-          <w:b/>
-          <w:bCs/>
-        </w:rPr>
-        <w:t>（</w:t>
-      </w:r>
-      <w:r>
-        <w:rPr>
-          <w:rFonts w:hint="eastAsia" w:ascii="Times New Roman" w:hAnsi="Times New Roman" w:eastAsia="FangSong" w:cs="Times New Roman"/>
-          <w:b/>
-          <w:bCs/>
-        </w:rPr>
-        <w:t>跨族辨析</w:t>
-      </w:r>
-      <w:r>
-        <w:rPr>
-          <w:rFonts w:hint="eastAsia" w:ascii="Times New Roman" w:hAnsi="Times New Roman" w:eastAsia="Times New Roman" w:cs="Times New Roman"/>
-          <w:b/>
-          <w:bCs/>
-        </w:rPr>
-        <w:t>）</w:t>
-      </w:r>
-      <w:r>
-        <w:rPr>
-          <w:rFonts w:ascii="Times New Roman" w:hAnsi="Times New Roman" w:eastAsia="Times New Roman" w:cs="Times New Roman"/>
-        </w:rPr>
-        <w:t xml:space="preserve">　▸ </w:t>
-      </w:r>
-      <w:r>
-        <w:rPr>
-          <w:rFonts w:hint="eastAsia" w:ascii="Times New Roman" w:hAnsi="Times New Roman" w:eastAsia="FangSong" w:cs="Times New Roman"/>
-        </w:rPr>
-        <w:t xml:space="preserve">第</w:t>
-      </w:r>
-      <w:r>
-        <w:rPr>
-          <w:rFonts w:ascii="Times New Roman" w:hAnsi="Times New Roman" w:eastAsia="Times New Roman" w:cs="Times New Roman"/>
-        </w:rPr>
-        <w:t xml:space="preserve"> 32 </w:t>
-      </w:r>
-      <w:r>
-        <w:rPr>
-          <w:rFonts w:hint="eastAsia" w:ascii="Times New Roman" w:hAnsi="Times New Roman" w:eastAsia="FangSong" w:cs="Times New Roman"/>
-        </w:rPr>
-        <w:t xml:space="preserve">届初赛第</w:t>
-      </w:r>
-      <w:r>
-        <w:rPr>
-          <w:rFonts w:ascii="Times New Roman" w:hAnsi="Times New Roman" w:eastAsia="Times New Roman" w:cs="Times New Roman"/>
-        </w:rPr>
-        <w:t xml:space="preserve"> 10 </w:t>
-      </w:r>
-      <w:r>
-        <w:rPr>
-          <w:rFonts w:hint="eastAsia" w:ascii="Times New Roman" w:hAnsi="Times New Roman" w:eastAsia="FangSong" w:cs="Times New Roman"/>
-        </w:rPr>
-        <w:t xml:space="preserve">题</w:t>
-      </w:r>
-      <w:r>
-        <w:rPr>
-          <w:rFonts w:ascii="Times New Roman" w:hAnsi="Times New Roman" w:eastAsia="Times New Roman" w:cs="Times New Roman"/>
-        </w:rPr>
-        <w:t xml:space="preserve"> </w:t>
-      </w:r>
-      <w:r>
-        <w:rPr>
-          <w:rFonts w:hint="eastAsia" w:ascii="Times New Roman" w:hAnsi="Times New Roman" w:eastAsia="FangSong" w:cs="Times New Roman"/>
-        </w:rPr>
-        <w:t>多烯阳离子的成环方式判断</w:t>
-      </w:r>
-      <w:r>
-        <w:rPr>
-          <w:rFonts w:hint="eastAsia" w:ascii="Times New Roman" w:hAnsi="Times New Roman" w:eastAsia="Times New Roman" w:cs="Times New Roman"/>
-        </w:rPr>
-        <w:t>——</w:t>
-      </w:r>
-      <w:r>
-        <w:rPr>
-          <w:rFonts w:hint="eastAsia" w:ascii="Times New Roman" w:hAnsi="Times New Roman" w:eastAsia="FangSong" w:cs="Times New Roman"/>
-        </w:rPr>
-        <w:t>先确认阳离子是否为共轭戊二烯基型</w:t>
-      </w:r>
-      <w:r>
-        <w:rPr>
-          <w:rFonts w:hint="eastAsia" w:ascii="Times New Roman" w:hAnsi="Times New Roman" w:eastAsia="Times New Roman" w:cs="Times New Roman"/>
-        </w:rPr>
-        <w:t>，</w:t>
-      </w:r>
-      <w:r>
-        <w:rPr>
-          <w:rFonts w:hint="eastAsia" w:ascii="Times New Roman" w:hAnsi="Times New Roman" w:eastAsia="FangSong" w:cs="Times New Roman"/>
-        </w:rPr>
-        <w:t>再用误区</w:t>
-      </w:r>
-      <w:r>
-        <w:rPr>
-          <w:rFonts w:ascii="Times New Roman" w:hAnsi="Times New Roman" w:eastAsia="Times New Roman" w:cs="Times New Roman"/>
-        </w:rPr>
-        <w:t xml:space="preserve"> 7 </w:t>
-      </w:r>
-      <w:r>
-        <w:rPr>
-          <w:rFonts w:hint="eastAsia" w:ascii="Times New Roman" w:hAnsi="Times New Roman" w:eastAsia="FangSong" w:cs="Times New Roman"/>
-        </w:rPr>
-        <w:t>的</w:t>
-      </w:r>
-      <w:r>
-        <w:rPr>
-          <w:rFonts w:hint="eastAsia" w:ascii="Times New Roman" w:hAnsi="Times New Roman" w:eastAsia="Times New Roman" w:cs="Times New Roman"/>
-        </w:rPr>
-        <w:t>”</w:t>
-      </w:r>
-      <w:r>
-        <w:rPr>
-          <w:rFonts w:hint="eastAsia" w:ascii="Times New Roman" w:hAnsi="Times New Roman" w:eastAsia="FangSong" w:cs="Times New Roman"/>
-        </w:rPr>
-        <w:t>首尾闭合</w:t>
-      </w:r>
-      <w:r>
-        <w:rPr>
-          <w:rFonts w:ascii="Times New Roman" w:hAnsi="Times New Roman" w:eastAsia="Times New Roman" w:cs="Times New Roman"/>
-        </w:rPr>
-        <w:t xml:space="preserve"> vs </w:t>
-      </w:r>
-      <w:r>
-        <w:rPr>
-          <w:rFonts w:hint="eastAsia" w:ascii="Times New Roman" w:hAnsi="Times New Roman" w:eastAsia="FangSong" w:cs="Times New Roman"/>
-        </w:rPr>
-        <w:t>基团搬家</w:t>
-      </w:r>
-      <w:r>
-        <w:rPr>
-          <w:rFonts w:hint="eastAsia" w:ascii="Times New Roman" w:hAnsi="Times New Roman" w:eastAsia="Times New Roman" w:cs="Times New Roman"/>
-        </w:rPr>
-        <w:t>”</w:t>
-      </w:r>
-      <w:r>
-        <w:rPr>
-          <w:rFonts w:hint="eastAsia" w:ascii="Times New Roman" w:hAnsi="Times New Roman" w:eastAsia="FangSong" w:cs="Times New Roman"/>
-        </w:rPr>
-        <w:t>判据分清电环化与</w:t>
-      </w:r>
-      <w:r>
-        <w:rPr>
-          <w:rFonts w:ascii="Times New Roman" w:hAnsi="Times New Roman" w:eastAsia="Times New Roman" w:cs="Times New Roman"/>
-        </w:rPr>
-        <w:t xml:space="preserve"> </w:t>
-      </w:r>
-      <w:r>
-        <w:rPr>
-          <w:rFonts w:hint="eastAsia" w:ascii="Times New Roman" w:hAnsi="Times New Roman" w:eastAsia="Times New Roman" w:cs="Times New Roman"/>
-        </w:rPr>
-        <w:t>1,2-</w:t>
-      </w:r>
-      <w:r>
-        <w:rPr>
-          <w:rFonts w:hint="eastAsia" w:ascii="Times New Roman" w:hAnsi="Times New Roman" w:eastAsia="FangSong" w:cs="Times New Roman"/>
-        </w:rPr>
-        <w:t>迁移</w:t>
-      </w:r>
-      <w:r>
-        <w:rPr>
-          <w:rFonts w:hint="eastAsia" w:ascii="Times New Roman" w:hAnsi="Times New Roman" w:eastAsia="Times New Roman" w:cs="Times New Roman"/>
-        </w:rPr>
-        <w:t>，</w:t>
-      </w:r>
-      <w:r>
-        <w:rPr>
-          <w:rFonts w:hint="eastAsia" w:ascii="Times New Roman" w:hAnsi="Times New Roman" w:eastAsia="FangSong" w:cs="Times New Roman"/>
-        </w:rPr>
-        <w:t>最后由电环化的顺旋</w:t>
-      </w:r>
-      <w:r>
-        <w:rPr>
-          <w:rFonts w:ascii="Times New Roman" w:hAnsi="Times New Roman" w:eastAsia="Times New Roman" w:cs="Times New Roman"/>
-        </w:rPr>
-        <w:t xml:space="preserve"> / </w:t>
-      </w:r>
-      <w:r>
-        <w:rPr>
-          <w:rFonts w:hint="eastAsia" w:ascii="Times New Roman" w:hAnsi="Times New Roman" w:eastAsia="FangSong" w:cs="Times New Roman"/>
-        </w:rPr>
-        <w:t>对旋规则写产物立体化学</w:t>
-      </w:r>
-      <w:r>
-        <w:rPr>
-          <w:rFonts w:hint="eastAsia" w:ascii="Times New Roman" w:hAnsi="Times New Roman" w:eastAsia="Times New Roman" w:cs="Times New Roman"/>
-        </w:rPr>
-        <w:t>。</w:t>
-      </w:r>
-    </w:p>
-    <w:p>
-      <w:pPr>
-        <w:numPr>
-          <w:ilvl w:val="0"/>
-          <w:numId w:val="1025"/>
-        </w:numPr>
-      </w:pPr>
       <w:r>
         <w:rPr>
           <w:rFonts w:hint="eastAsia" w:ascii="Times New Roman" w:hAnsi="Times New Roman" w:eastAsia="FangSong" w:cs="Times New Roman"/>
@@ -45238,7 +45523,7 @@
         <w:pStyle w:val="Compact"/>
         <w:numPr>
           <w:ilvl w:val="0"/>
-          <w:numId w:val="1029"/>
+          <w:numId w:val="1021"/>
         </w:numPr>
       </w:pPr>
       <w:r>
@@ -45355,7 +45640,7 @@
         <w:pStyle w:val="Compact"/>
         <w:numPr>
           <w:ilvl w:val="0"/>
-          <w:numId w:val="1029"/>
+          <w:numId w:val="1021"/>
         </w:numPr>
       </w:pPr>
       <w:r>
@@ -45436,7 +45721,7 @@
         <w:pStyle w:val="Compact"/>
         <w:numPr>
           <w:ilvl w:val="0"/>
-          <w:numId w:val="1029"/>
+          <w:numId w:val="1021"/>
         </w:numPr>
       </w:pPr>
       <w:r>
@@ -45517,7 +45802,7 @@
         <w:pStyle w:val="Compact"/>
         <w:numPr>
           <w:ilvl w:val="0"/>
-          <w:numId w:val="1029"/>
+          <w:numId w:val="1021"/>
         </w:numPr>
       </w:pPr>
       <w:r>
@@ -45628,7 +45913,7 @@
         <w:pStyle w:val="Compact"/>
         <w:numPr>
           <w:ilvl w:val="0"/>
-          <w:numId w:val="1029"/>
+          <w:numId w:val="1021"/>
         </w:numPr>
       </w:pPr>
       <w:r>
@@ -45715,7 +46000,7 @@
         <w:pStyle w:val="Compact"/>
         <w:numPr>
           <w:ilvl w:val="0"/>
-          <w:numId w:val="1029"/>
+          <w:numId w:val="1021"/>
         </w:numPr>
       </w:pPr>
       <w:r>
@@ -45784,7 +46069,7 @@
         <w:pStyle w:val="Compact"/>
         <w:numPr>
           <w:ilvl w:val="0"/>
-          <w:numId w:val="1029"/>
+          <w:numId w:val="1021"/>
         </w:numPr>
       </w:pPr>
       <w:r>
@@ -45865,7 +46150,7 @@
         <w:pStyle w:val="Compact"/>
         <w:numPr>
           <w:ilvl w:val="0"/>
-          <w:numId w:val="1029"/>
+          <w:numId w:val="1021"/>
         </w:numPr>
       </w:pPr>
       <w:r>
@@ -45958,7 +46243,7 @@
         <w:pStyle w:val="Compact"/>
         <w:numPr>
           <w:ilvl w:val="0"/>
-          <w:numId w:val="1029"/>
+          <w:numId w:val="1021"/>
         </w:numPr>
       </w:pPr>
       <w:r>
@@ -46388,431 +46673,6 @@
       <w:start w:val="1"/>
       <w:numFmt w:val="decimal"/>
       <w:lvlText w:val="%9."/>
-      <w:lvlJc w:val="left"/>
-      <w:pPr>
-        <w:ind w:left="6480" w:hanging="360"/>
-      </w:pPr>
-    </w:lvl>
-  </w:abstractNum>
-  <w:abstractNum w:abstractNumId="99413">
-    <w:nsid w:val="00A99413"/>
-    <w:multiLevelType w:val="multilevel"/>
-    <w:lvl w:ilvl="0">
-      <w:start w:val="3"/>
-      <w:numFmt w:val="decimal"/>
-      <w:lvlText w:val="%1."/>
-      <w:lvlJc w:val="left"/>
-      <w:pPr>
-        <w:ind w:left="720" w:hanging="360"/>
-      </w:pPr>
-    </w:lvl>
-    <w:lvl w:ilvl="1">
-      <w:start w:val="3"/>
-      <w:numFmt w:val="decimal"/>
-      <w:lvlText w:val="%2."/>
-      <w:lvlJc w:val="left"/>
-      <w:pPr>
-        <w:ind w:left="1440" w:hanging="360"/>
-      </w:pPr>
-    </w:lvl>
-    <w:lvl w:ilvl="2">
-      <w:start w:val="3"/>
-      <w:numFmt w:val="decimal"/>
-      <w:lvlText w:val="%3."/>
-      <w:lvlJc w:val="left"/>
-      <w:pPr>
-        <w:ind w:left="2160" w:hanging="360"/>
-      </w:pPr>
-    </w:lvl>
-    <w:lvl w:ilvl="3">
-      <w:start w:val="3"/>
-      <w:numFmt w:val="decimal"/>
-      <w:lvlText w:val="%4."/>
-      <w:lvlJc w:val="left"/>
-      <w:pPr>
-        <w:ind w:left="2880" w:hanging="360"/>
-      </w:pPr>
-    </w:lvl>
-    <w:lvl w:ilvl="4">
-      <w:start w:val="3"/>
-      <w:numFmt w:val="decimal"/>
-      <w:lvlText w:val="%5."/>
-      <w:lvlJc w:val="left"/>
-      <w:pPr>
-        <w:ind w:left="3600" w:hanging="360"/>
-      </w:pPr>
-    </w:lvl>
-    <w:lvl w:ilvl="5">
-      <w:start w:val="3"/>
-      <w:numFmt w:val="decimal"/>
-      <w:lvlText w:val="%6."/>
-      <w:lvlJc w:val="left"/>
-      <w:pPr>
-        <w:ind w:left="4320" w:hanging="360"/>
-      </w:pPr>
-    </w:lvl>
-    <w:lvl w:ilvl="6">
-      <w:start w:val="3"/>
-      <w:numFmt w:val="decimal"/>
-      <w:lvlText w:val="%7."/>
-      <w:lvlJc w:val="left"/>
-      <w:pPr>
-        <w:ind w:left="5040" w:hanging="360"/>
-      </w:pPr>
-    </w:lvl>
-    <w:lvl w:ilvl="7">
-      <w:start w:val="3"/>
-      <w:numFmt w:val="decimal"/>
-      <w:lvlText w:val="%8."/>
-      <w:lvlJc w:val="left"/>
-      <w:pPr>
-        <w:ind w:left="5760" w:hanging="360"/>
-      </w:pPr>
-    </w:lvl>
-    <w:lvl w:ilvl="8">
-      <w:start w:val="3"/>
-      <w:numFmt w:val="decimal"/>
-      <w:lvlText w:val="%9."/>
-      <w:lvlJc w:val="left"/>
-      <w:pPr>
-        <w:ind w:left="6480" w:hanging="360"/>
-      </w:pPr>
-    </w:lvl>
-  </w:abstractNum>
-  <w:abstractNum w:abstractNumId="99416">
-    <w:nsid w:val="00A99416"/>
-    <w:multiLevelType w:val="multilevel"/>
-    <w:lvl w:ilvl="0">
-      <w:start w:val="6"/>
-      <w:numFmt w:val="decimal"/>
-      <w:lvlText w:val="%1."/>
-      <w:lvlJc w:val="left"/>
-      <w:pPr>
-        <w:ind w:left="720" w:hanging="360"/>
-      </w:pPr>
-    </w:lvl>
-    <w:lvl w:ilvl="1">
-      <w:start w:val="6"/>
-      <w:numFmt w:val="decimal"/>
-      <w:lvlText w:val="%2."/>
-      <w:lvlJc w:val="left"/>
-      <w:pPr>
-        <w:ind w:left="1440" w:hanging="360"/>
-      </w:pPr>
-    </w:lvl>
-    <w:lvl w:ilvl="2">
-      <w:start w:val="6"/>
-      <w:numFmt w:val="decimal"/>
-      <w:lvlText w:val="%3."/>
-      <w:lvlJc w:val="left"/>
-      <w:pPr>
-        <w:ind w:left="2160" w:hanging="360"/>
-      </w:pPr>
-    </w:lvl>
-    <w:lvl w:ilvl="3">
-      <w:start w:val="6"/>
-      <w:numFmt w:val="decimal"/>
-      <w:lvlText w:val="%4."/>
-      <w:lvlJc w:val="left"/>
-      <w:pPr>
-        <w:ind w:left="2880" w:hanging="360"/>
-      </w:pPr>
-    </w:lvl>
-    <w:lvl w:ilvl="4">
-      <w:start w:val="6"/>
-      <w:numFmt w:val="decimal"/>
-      <w:lvlText w:val="%5."/>
-      <w:lvlJc w:val="left"/>
-      <w:pPr>
-        <w:ind w:left="3600" w:hanging="360"/>
-      </w:pPr>
-    </w:lvl>
-    <w:lvl w:ilvl="5">
-      <w:start w:val="6"/>
-      <w:numFmt w:val="decimal"/>
-      <w:lvlText w:val="%6."/>
-      <w:lvlJc w:val="left"/>
-      <w:pPr>
-        <w:ind w:left="4320" w:hanging="360"/>
-      </w:pPr>
-    </w:lvl>
-    <w:lvl w:ilvl="6">
-      <w:start w:val="6"/>
-      <w:numFmt w:val="decimal"/>
-      <w:lvlText w:val="%7."/>
-      <w:lvlJc w:val="left"/>
-      <w:pPr>
-        <w:ind w:left="5040" w:hanging="360"/>
-      </w:pPr>
-    </w:lvl>
-    <w:lvl w:ilvl="7">
-      <w:start w:val="6"/>
-      <w:numFmt w:val="decimal"/>
-      <w:lvlText w:val="%8."/>
-      <w:lvlJc w:val="left"/>
-      <w:pPr>
-        <w:ind w:left="5760" w:hanging="360"/>
-      </w:pPr>
-    </w:lvl>
-    <w:lvl w:ilvl="8">
-      <w:start w:val="6"/>
-      <w:numFmt w:val="decimal"/>
-      <w:lvlText w:val="%9."/>
-      <w:lvlJc w:val="left"/>
-      <w:pPr>
-        <w:ind w:left="6480" w:hanging="360"/>
-      </w:pPr>
-    </w:lvl>
-  </w:abstractNum>
-  <w:abstractNum w:abstractNumId="994111">
-    <w:nsid w:val="0A994111"/>
-    <w:multiLevelType w:val="multilevel"/>
-    <w:lvl w:ilvl="0">
-      <w:start w:val="11"/>
-      <w:numFmt w:val="decimal"/>
-      <w:lvlText w:val="%1."/>
-      <w:lvlJc w:val="left"/>
-      <w:pPr>
-        <w:ind w:left="720" w:hanging="360"/>
-      </w:pPr>
-    </w:lvl>
-    <w:lvl w:ilvl="1">
-      <w:start w:val="11"/>
-      <w:numFmt w:val="decimal"/>
-      <w:lvlText w:val="%2."/>
-      <w:lvlJc w:val="left"/>
-      <w:pPr>
-        <w:ind w:left="1440" w:hanging="360"/>
-      </w:pPr>
-    </w:lvl>
-    <w:lvl w:ilvl="2">
-      <w:start w:val="11"/>
-      <w:numFmt w:val="decimal"/>
-      <w:lvlText w:val="%3."/>
-      <w:lvlJc w:val="left"/>
-      <w:pPr>
-        <w:ind w:left="2160" w:hanging="360"/>
-      </w:pPr>
-    </w:lvl>
-    <w:lvl w:ilvl="3">
-      <w:start w:val="11"/>
-      <w:numFmt w:val="decimal"/>
-      <w:lvlText w:val="%4."/>
-      <w:lvlJc w:val="left"/>
-      <w:pPr>
-        <w:ind w:left="2880" w:hanging="360"/>
-      </w:pPr>
-    </w:lvl>
-    <w:lvl w:ilvl="4">
-      <w:start w:val="11"/>
-      <w:numFmt w:val="decimal"/>
-      <w:lvlText w:val="%5."/>
-      <w:lvlJc w:val="left"/>
-      <w:pPr>
-        <w:ind w:left="3600" w:hanging="360"/>
-      </w:pPr>
-    </w:lvl>
-    <w:lvl w:ilvl="5">
-      <w:start w:val="11"/>
-      <w:numFmt w:val="decimal"/>
-      <w:lvlText w:val="%6."/>
-      <w:lvlJc w:val="left"/>
-      <w:pPr>
-        <w:ind w:left="4320" w:hanging="360"/>
-      </w:pPr>
-    </w:lvl>
-    <w:lvl w:ilvl="6">
-      <w:start w:val="11"/>
-      <w:numFmt w:val="decimal"/>
-      <w:lvlText w:val="%7."/>
-      <w:lvlJc w:val="left"/>
-      <w:pPr>
-        <w:ind w:left="5040" w:hanging="360"/>
-      </w:pPr>
-    </w:lvl>
-    <w:lvl w:ilvl="7">
-      <w:start w:val="11"/>
-      <w:numFmt w:val="decimal"/>
-      <w:lvlText w:val="%8."/>
-      <w:lvlJc w:val="left"/>
-      <w:pPr>
-        <w:ind w:left="5760" w:hanging="360"/>
-      </w:pPr>
-    </w:lvl>
-    <w:lvl w:ilvl="8">
-      <w:start w:val="11"/>
-      <w:numFmt w:val="decimal"/>
-      <w:lvlText w:val="%9."/>
-      <w:lvlJc w:val="left"/>
-      <w:pPr>
-        <w:ind w:left="6480" w:hanging="360"/>
-      </w:pPr>
-    </w:lvl>
-  </w:abstractNum>
-  <w:abstractNum w:abstractNumId="994120">
-    <w:nsid w:val="0A994120"/>
-    <w:multiLevelType w:val="multilevel"/>
-    <w:lvl w:ilvl="0">
-      <w:start w:val="20"/>
-      <w:numFmt w:val="decimal"/>
-      <w:lvlText w:val="%1."/>
-      <w:lvlJc w:val="left"/>
-      <w:pPr>
-        <w:ind w:left="720" w:hanging="360"/>
-      </w:pPr>
-    </w:lvl>
-    <w:lvl w:ilvl="1">
-      <w:start w:val="20"/>
-      <w:numFmt w:val="decimal"/>
-      <w:lvlText w:val="%2."/>
-      <w:lvlJc w:val="left"/>
-      <w:pPr>
-        <w:ind w:left="1440" w:hanging="360"/>
-      </w:pPr>
-    </w:lvl>
-    <w:lvl w:ilvl="2">
-      <w:start w:val="20"/>
-      <w:numFmt w:val="decimal"/>
-      <w:lvlText w:val="%3."/>
-      <w:lvlJc w:val="left"/>
-      <w:pPr>
-        <w:ind w:left="2160" w:hanging="360"/>
-      </w:pPr>
-    </w:lvl>
-    <w:lvl w:ilvl="3">
-      <w:start w:val="20"/>
-      <w:numFmt w:val="decimal"/>
-      <w:lvlText w:val="%4."/>
-      <w:lvlJc w:val="left"/>
-      <w:pPr>
-        <w:ind w:left="2880" w:hanging="360"/>
-      </w:pPr>
-    </w:lvl>
-    <w:lvl w:ilvl="4">
-      <w:start w:val="20"/>
-      <w:numFmt w:val="decimal"/>
-      <w:lvlText w:val="%5."/>
-      <w:lvlJc w:val="left"/>
-      <w:pPr>
-        <w:ind w:left="3600" w:hanging="360"/>
-      </w:pPr>
-    </w:lvl>
-    <w:lvl w:ilvl="5">
-      <w:start w:val="20"/>
-      <w:numFmt w:val="decimal"/>
-      <w:lvlText w:val="%6."/>
-      <w:lvlJc w:val="left"/>
-      <w:pPr>
-        <w:ind w:left="4320" w:hanging="360"/>
-      </w:pPr>
-    </w:lvl>
-    <w:lvl w:ilvl="6">
-      <w:start w:val="20"/>
-      <w:numFmt w:val="decimal"/>
-      <w:lvlText w:val="%7."/>
-      <w:lvlJc w:val="left"/>
-      <w:pPr>
-        <w:ind w:left="5040" w:hanging="360"/>
-      </w:pPr>
-    </w:lvl>
-    <w:lvl w:ilvl="7">
-      <w:start w:val="20"/>
-      <w:numFmt w:val="decimal"/>
-      <w:lvlText w:val="%8."/>
-      <w:lvlJc w:val="left"/>
-      <w:pPr>
-        <w:ind w:left="5760" w:hanging="360"/>
-      </w:pPr>
-    </w:lvl>
-    <w:lvl w:ilvl="8">
-      <w:start w:val="20"/>
-      <w:numFmt w:val="decimal"/>
-      <w:lvlText w:val="%9."/>
-      <w:lvlJc w:val="left"/>
-      <w:pPr>
-        <w:ind w:left="6480" w:hanging="360"/>
-      </w:pPr>
-    </w:lvl>
-  </w:abstractNum>
-  <w:abstractNum w:abstractNumId="99731">
-    <w:nsid w:val="00A99731"/>
-    <w:multiLevelType w:val="multilevel"/>
-    <w:lvl w:ilvl="0">
-      <w:start w:val="1"/>
-      <w:numFmt w:val="lowerLetter"/>
-      <w:lvlText w:val="(%1)"/>
-      <w:lvlJc w:val="left"/>
-      <w:pPr>
-        <w:ind w:left="720" w:hanging="360"/>
-      </w:pPr>
-    </w:lvl>
-    <w:lvl w:ilvl="1">
-      <w:start w:val="1"/>
-      <w:numFmt w:val="lowerLetter"/>
-      <w:lvlText w:val="(%2)"/>
-      <w:lvlJc w:val="left"/>
-      <w:pPr>
-        <w:ind w:left="1440" w:hanging="360"/>
-      </w:pPr>
-    </w:lvl>
-    <w:lvl w:ilvl="2">
-      <w:start w:val="1"/>
-      <w:numFmt w:val="lowerLetter"/>
-      <w:lvlText w:val="(%3)"/>
-      <w:lvlJc w:val="left"/>
-      <w:pPr>
-        <w:ind w:left="2160" w:hanging="360"/>
-      </w:pPr>
-    </w:lvl>
-    <w:lvl w:ilvl="3">
-      <w:start w:val="1"/>
-      <w:numFmt w:val="lowerLetter"/>
-      <w:lvlText w:val="(%4)"/>
-      <w:lvlJc w:val="left"/>
-      <w:pPr>
-        <w:ind w:left="2880" w:hanging="360"/>
-      </w:pPr>
-    </w:lvl>
-    <w:lvl w:ilvl="4">
-      <w:start w:val="1"/>
-      <w:numFmt w:val="lowerLetter"/>
-      <w:lvlText w:val="(%5)"/>
-      <w:lvlJc w:val="left"/>
-      <w:pPr>
-        <w:ind w:left="3600" w:hanging="360"/>
-      </w:pPr>
-    </w:lvl>
-    <w:lvl w:ilvl="5">
-      <w:start w:val="1"/>
-      <w:numFmt w:val="lowerLetter"/>
-      <w:lvlText w:val="(%6)"/>
-      <w:lvlJc w:val="left"/>
-      <w:pPr>
-        <w:ind w:left="4320" w:hanging="360"/>
-      </w:pPr>
-    </w:lvl>
-    <w:lvl w:ilvl="6">
-      <w:start w:val="1"/>
-      <w:numFmt w:val="lowerLetter"/>
-      <w:lvlText w:val="(%7)"/>
-      <w:lvlJc w:val="left"/>
-      <w:pPr>
-        <w:ind w:left="5040" w:hanging="360"/>
-      </w:pPr>
-    </w:lvl>
-    <w:lvl w:ilvl="7">
-      <w:start w:val="1"/>
-      <w:numFmt w:val="lowerLetter"/>
-      <w:lvlText w:val="(%8)"/>
-      <w:lvlJc w:val="left"/>
-      <w:pPr>
-        <w:ind w:left="5760" w:hanging="360"/>
-      </w:pPr>
-    </w:lvl>
-    <w:lvl w:ilvl="8">
-      <w:start w:val="1"/>
-      <w:numFmt w:val="lowerLetter"/>
-      <w:lvlText w:val="(%9)"/>
       <w:lvlJc w:val="left"/>
       <w:pPr>
         <w:ind w:left="6480" w:hanging="360"/>
@@ -47099,219 +46959,6 @@
     <w:abstractNumId w:val="991"/>
   </w:num>
   <w:num w:numId="1021">
-    <w:abstractNumId w:val="99411"/>
-    <w:lvlOverride w:ilvl="0">
-      <w:startOverride w:val="1"/>
-    </w:lvlOverride>
-    <w:lvlOverride w:ilvl="1">
-      <w:startOverride w:val="1"/>
-    </w:lvlOverride>
-    <w:lvlOverride w:ilvl="2">
-      <w:startOverride w:val="1"/>
-    </w:lvlOverride>
-    <w:lvlOverride w:ilvl="3">
-      <w:startOverride w:val="1"/>
-    </w:lvlOverride>
-    <w:lvlOverride w:ilvl="4">
-      <w:startOverride w:val="1"/>
-    </w:lvlOverride>
-    <w:lvlOverride w:ilvl="5">
-      <w:startOverride w:val="1"/>
-    </w:lvlOverride>
-    <w:lvlOverride w:ilvl="6">
-      <w:startOverride w:val="1"/>
-    </w:lvlOverride>
-    <w:lvlOverride w:ilvl="7">
-      <w:startOverride w:val="1"/>
-    </w:lvlOverride>
-    <w:lvlOverride w:ilvl="8">
-      <w:startOverride w:val="1"/>
-    </w:lvlOverride>
-  </w:num>
-  <w:num w:numId="1022">
-    <w:abstractNumId w:val="99413"/>
-    <w:lvlOverride w:ilvl="0">
-      <w:startOverride w:val="3"/>
-    </w:lvlOverride>
-    <w:lvlOverride w:ilvl="1">
-      <w:startOverride w:val="3"/>
-    </w:lvlOverride>
-    <w:lvlOverride w:ilvl="2">
-      <w:startOverride w:val="3"/>
-    </w:lvlOverride>
-    <w:lvlOverride w:ilvl="3">
-      <w:startOverride w:val="3"/>
-    </w:lvlOverride>
-    <w:lvlOverride w:ilvl="4">
-      <w:startOverride w:val="3"/>
-    </w:lvlOverride>
-    <w:lvlOverride w:ilvl="5">
-      <w:startOverride w:val="3"/>
-    </w:lvlOverride>
-    <w:lvlOverride w:ilvl="6">
-      <w:startOverride w:val="3"/>
-    </w:lvlOverride>
-    <w:lvlOverride w:ilvl="7">
-      <w:startOverride w:val="3"/>
-    </w:lvlOverride>
-    <w:lvlOverride w:ilvl="8">
-      <w:startOverride w:val="3"/>
-    </w:lvlOverride>
-  </w:num>
-  <w:num w:numId="1023">
-    <w:abstractNumId w:val="99416"/>
-    <w:lvlOverride w:ilvl="0">
-      <w:startOverride w:val="6"/>
-    </w:lvlOverride>
-    <w:lvlOverride w:ilvl="1">
-      <w:startOverride w:val="6"/>
-    </w:lvlOverride>
-    <w:lvlOverride w:ilvl="2">
-      <w:startOverride w:val="6"/>
-    </w:lvlOverride>
-    <w:lvlOverride w:ilvl="3">
-      <w:startOverride w:val="6"/>
-    </w:lvlOverride>
-    <w:lvlOverride w:ilvl="4">
-      <w:startOverride w:val="6"/>
-    </w:lvlOverride>
-    <w:lvlOverride w:ilvl="5">
-      <w:startOverride w:val="6"/>
-    </w:lvlOverride>
-    <w:lvlOverride w:ilvl="6">
-      <w:startOverride w:val="6"/>
-    </w:lvlOverride>
-    <w:lvlOverride w:ilvl="7">
-      <w:startOverride w:val="6"/>
-    </w:lvlOverride>
-    <w:lvlOverride w:ilvl="8">
-      <w:startOverride w:val="6"/>
-    </w:lvlOverride>
-  </w:num>
-  <w:num w:numId="1024">
-    <w:abstractNumId w:val="994111"/>
-    <w:lvlOverride w:ilvl="0">
-      <w:startOverride w:val="11"/>
-    </w:lvlOverride>
-    <w:lvlOverride w:ilvl="1">
-      <w:startOverride w:val="11"/>
-    </w:lvlOverride>
-    <w:lvlOverride w:ilvl="2">
-      <w:startOverride w:val="11"/>
-    </w:lvlOverride>
-    <w:lvlOverride w:ilvl="3">
-      <w:startOverride w:val="11"/>
-    </w:lvlOverride>
-    <w:lvlOverride w:ilvl="4">
-      <w:startOverride w:val="11"/>
-    </w:lvlOverride>
-    <w:lvlOverride w:ilvl="5">
-      <w:startOverride w:val="11"/>
-    </w:lvlOverride>
-    <w:lvlOverride w:ilvl="6">
-      <w:startOverride w:val="11"/>
-    </w:lvlOverride>
-    <w:lvlOverride w:ilvl="7">
-      <w:startOverride w:val="11"/>
-    </w:lvlOverride>
-    <w:lvlOverride w:ilvl="8">
-      <w:startOverride w:val="11"/>
-    </w:lvlOverride>
-  </w:num>
-  <w:num w:numId="1025">
-    <w:abstractNumId w:val="994120"/>
-    <w:lvlOverride w:ilvl="0">
-      <w:startOverride w:val="20"/>
-    </w:lvlOverride>
-    <w:lvlOverride w:ilvl="1">
-      <w:startOverride w:val="20"/>
-    </w:lvlOverride>
-    <w:lvlOverride w:ilvl="2">
-      <w:startOverride w:val="20"/>
-    </w:lvlOverride>
-    <w:lvlOverride w:ilvl="3">
-      <w:startOverride w:val="20"/>
-    </w:lvlOverride>
-    <w:lvlOverride w:ilvl="4">
-      <w:startOverride w:val="20"/>
-    </w:lvlOverride>
-    <w:lvlOverride w:ilvl="5">
-      <w:startOverride w:val="20"/>
-    </w:lvlOverride>
-    <w:lvlOverride w:ilvl="6">
-      <w:startOverride w:val="20"/>
-    </w:lvlOverride>
-    <w:lvlOverride w:ilvl="7">
-      <w:startOverride w:val="20"/>
-    </w:lvlOverride>
-    <w:lvlOverride w:ilvl="8">
-      <w:startOverride w:val="20"/>
-    </w:lvlOverride>
-  </w:num>
-  <w:num w:numId="1026">
-    <w:abstractNumId w:val="991"/>
-  </w:num>
-  <w:num w:numId="1027">
-    <w:abstractNumId w:val="99731"/>
-    <w:lvlOverride w:ilvl="0">
-      <w:startOverride w:val="1"/>
-    </w:lvlOverride>
-    <w:lvlOverride w:ilvl="1">
-      <w:startOverride w:val="1"/>
-    </w:lvlOverride>
-    <w:lvlOverride w:ilvl="2">
-      <w:startOverride w:val="1"/>
-    </w:lvlOverride>
-    <w:lvlOverride w:ilvl="3">
-      <w:startOverride w:val="1"/>
-    </w:lvlOverride>
-    <w:lvlOverride w:ilvl="4">
-      <w:startOverride w:val="1"/>
-    </w:lvlOverride>
-    <w:lvlOverride w:ilvl="5">
-      <w:startOverride w:val="1"/>
-    </w:lvlOverride>
-    <w:lvlOverride w:ilvl="6">
-      <w:startOverride w:val="1"/>
-    </w:lvlOverride>
-    <w:lvlOverride w:ilvl="7">
-      <w:startOverride w:val="1"/>
-    </w:lvlOverride>
-    <w:lvlOverride w:ilvl="8">
-      <w:startOverride w:val="1"/>
-    </w:lvlOverride>
-  </w:num>
-  <w:num w:numId="1028">
-    <w:abstractNumId w:val="99731"/>
-    <w:lvlOverride w:ilvl="0">
-      <w:startOverride w:val="1"/>
-    </w:lvlOverride>
-    <w:lvlOverride w:ilvl="1">
-      <w:startOverride w:val="1"/>
-    </w:lvlOverride>
-    <w:lvlOverride w:ilvl="2">
-      <w:startOverride w:val="1"/>
-    </w:lvlOverride>
-    <w:lvlOverride w:ilvl="3">
-      <w:startOverride w:val="1"/>
-    </w:lvlOverride>
-    <w:lvlOverride w:ilvl="4">
-      <w:startOverride w:val="1"/>
-    </w:lvlOverride>
-    <w:lvlOverride w:ilvl="5">
-      <w:startOverride w:val="1"/>
-    </w:lvlOverride>
-    <w:lvlOverride w:ilvl="6">
-      <w:startOverride w:val="1"/>
-    </w:lvlOverride>
-    <w:lvlOverride w:ilvl="7">
-      <w:startOverride w:val="1"/>
-    </w:lvlOverride>
-    <w:lvlOverride w:ilvl="8">
-      <w:startOverride w:val="1"/>
-    </w:lvlOverride>
-  </w:num>
-  <w:num w:numId="1029">
     <w:abstractNumId w:val="991"/>
   </w:num>
 </w:numbering>

--- a/06-学生侧材料/讲义/6-有机化学/有机人名反应系统归类-超级充实版（自学完整）.docx
+++ b/06-学生侧材料/讲义/6-有机化学/有机人名反应系统归类-超级充实版（自学完整）.docx
@@ -936,7 +936,7 @@
         <w:rPr>
           <w:rFonts w:hint="eastAsia" w:ascii="Times New Roman" w:hAnsi="Times New Roman" w:eastAsia="Times New Roman" w:cs="Times New Roman"/>
         </w:rPr>
-        <w:t>：§33</w:t>
+        <w:t>：§39</w:t>
       </w:r>
       <w:r>
         <w:rPr>
@@ -960,19 +960,19 @@
         <w:rPr>
           <w:rFonts w:hint="eastAsia" w:ascii="Times New Roman" w:hAnsi="Times New Roman" w:eastAsia="FangSong" w:cs="Times New Roman"/>
         </w:rPr>
-        <w:t xml:space="preserve">缩合反应</w:t>
-      </w:r>
-      <w:r>
-        <w:rPr>
-          <w:rFonts w:ascii="Times New Roman" w:hAnsi="Times New Roman" w:eastAsia="Times New Roman" w:cs="Times New Roman"/>
-        </w:rPr>
-        <w:t xml:space="preserve"> · §48 </w:t>
-      </w:r>
-      <w:r>
-        <w:rPr>
-          <w:rFonts w:hint="eastAsia" w:ascii="Times New Roman" w:hAnsi="Times New Roman" w:eastAsia="FangSong" w:cs="Times New Roman"/>
-        </w:rPr>
-        <w:t xml:space="preserve">金属有机与偶联</w:t>
+        <w:t>羰基</w:t>
+      </w:r>
+      <w:r>
+        <w:rPr>
+          <w:rFonts w:hint="eastAsia" w:ascii="Times New Roman" w:hAnsi="Times New Roman" w:eastAsia="Times New Roman" w:cs="Times New Roman"/>
+        </w:rPr>
+        <w:t>α</w:t>
+      </w:r>
+      <w:r>
+        <w:rPr>
+          <w:rFonts w:hint="eastAsia" w:ascii="Times New Roman" w:hAnsi="Times New Roman" w:eastAsia="FangSong" w:cs="Times New Roman"/>
+        </w:rPr>
+        <w:t>位反应</w:t>
       </w:r>
       <w:r>
         <w:rPr>
@@ -985,6 +985,18 @@
           <w:rFonts w:hint="eastAsia" w:ascii="Times New Roman" w:hAnsi="Times New Roman" w:eastAsia="FangSong" w:cs="Times New Roman"/>
         </w:rPr>
         <w:t xml:space="preserve">周环反应</w:t>
+      </w:r>
+      <w:r>
+        <w:rPr>
+          <w:rFonts w:ascii="Times New Roman" w:hAnsi="Times New Roman" w:eastAsia="Times New Roman" w:cs="Times New Roman"/>
+        </w:rPr>
+        <w:t xml:space="preserve"> · §51 </w:t>
+      </w:r>
+      <w:r>
+        <w:rPr>
+          <w:rFonts w:hint="eastAsia" w:ascii="Times New Roman" w:hAnsi="Times New Roman" w:eastAsia="FangSong" w:cs="Times New Roman"/>
+        </w:rPr>
+        <w:t xml:space="preserve">金属有机</w:t>
       </w:r>
     </w:p>
     <w:tbl>
@@ -1047,7 +1059,7 @@
               <w:rPr>
                 <w:rFonts w:ascii="Times New Roman" w:hAnsi="Times New Roman" w:eastAsia="Times New Roman" w:cs="Times New Roman"/>
               </w:rPr>
-              <w:t xml:space="preserve">§33 </w:t>
+              <w:t xml:space="preserve">§39 </w:t>
             </w:r>
             <w:r>
               <w:rPr>
@@ -1193,7 +1205,19 @@
               <w:rPr>
                 <w:rFonts w:hint="eastAsia" w:ascii="Times New Roman" w:hAnsi="Times New Roman" w:eastAsia="FangSong" w:cs="Times New Roman"/>
               </w:rPr>
-              <w:t xml:space="preserve">缩合反应</w:t>
+              <w:t>羰基</w:t>
+            </w:r>
+            <w:r>
+              <w:rPr>
+                <w:rFonts w:hint="eastAsia" w:ascii="Times New Roman" w:hAnsi="Times New Roman" w:eastAsia="Times New Roman" w:cs="Times New Roman"/>
+              </w:rPr>
+              <w:t>α</w:t>
+            </w:r>
+            <w:r>
+              <w:rPr>
+                <w:rFonts w:hint="eastAsia" w:ascii="Times New Roman" w:hAnsi="Times New Roman" w:eastAsia="FangSong" w:cs="Times New Roman"/>
+              </w:rPr>
+              <w:t>位反应</w:t>
             </w:r>
           </w:p>
         </w:tc>
@@ -1298,13 +1322,13 @@
               <w:rPr>
                 <w:rFonts w:ascii="Times New Roman" w:hAnsi="Times New Roman" w:eastAsia="Times New Roman" w:cs="Times New Roman"/>
               </w:rPr>
-              <w:t xml:space="preserve">§48 </w:t>
-            </w:r>
-            <w:r>
-              <w:rPr>
-                <w:rFonts w:hint="eastAsia" w:ascii="Times New Roman" w:hAnsi="Times New Roman" w:eastAsia="FangSong" w:cs="Times New Roman"/>
-              </w:rPr>
-              <w:t xml:space="preserve">金属有机与偶联</w:t>
+              <w:t xml:space="preserve">§49 </w:t>
+            </w:r>
+            <w:r>
+              <w:rPr>
+                <w:rFonts w:hint="eastAsia" w:ascii="Times New Roman" w:hAnsi="Times New Roman" w:eastAsia="FangSong" w:cs="Times New Roman"/>
+              </w:rPr>
+              <w:t xml:space="preserve">周环反应</w:t>
             </w:r>
           </w:p>
         </w:tc>
@@ -1319,43 +1343,73 @@
               <w:rPr>
                 <w:rFonts w:hint="eastAsia" w:ascii="Times New Roman" w:hAnsi="Times New Roman" w:eastAsia="FangSong" w:cs="Times New Roman"/>
               </w:rPr>
-              <w:t xml:space="preserve">见</w:t>
+              <w:t xml:space="preserve">用</w:t>
             </w:r>
             <w:r>
               <w:rPr>
                 <w:rFonts w:ascii="Times New Roman" w:hAnsi="Times New Roman" w:eastAsia="Times New Roman" w:cs="Times New Roman"/>
               </w:rPr>
-              <w:t xml:space="preserve"> Pd(0) + </w:t>
-            </w:r>
-            <w:r>
-              <w:rPr>
-                <w:rFonts w:hint="eastAsia" w:ascii="Times New Roman" w:hAnsi="Times New Roman" w:eastAsia="FangSong" w:cs="Times New Roman"/>
-              </w:rPr>
-              <w:t>卤代物即启动四步催化循环</w:t>
+              <w:t xml:space="preserve"> Woodward-Hoffmann </w:t>
+            </w:r>
+            <w:r>
+              <w:rPr>
+                <w:rFonts w:hint="eastAsia" w:ascii="Times New Roman" w:hAnsi="Times New Roman" w:eastAsia="FangSong" w:cs="Times New Roman"/>
+              </w:rPr>
+              <w:t xml:space="preserve">规则判热</w:t>
+            </w:r>
+            <w:r>
+              <w:rPr>
+                <w:rFonts w:ascii="Times New Roman" w:hAnsi="Times New Roman" w:eastAsia="Times New Roman" w:cs="Times New Roman"/>
+              </w:rPr>
+              <w:t xml:space="preserve"> / </w:t>
+            </w:r>
+            <w:r>
+              <w:rPr>
+                <w:rFonts w:hint="eastAsia" w:ascii="Times New Roman" w:hAnsi="Times New Roman" w:eastAsia="FangSong" w:cs="Times New Roman"/>
+              </w:rPr>
+              <w:t>光允许性</w:t>
             </w:r>
             <w:r>
               <w:rPr>
                 <w:rFonts w:hint="eastAsia" w:ascii="Times New Roman" w:hAnsi="Times New Roman" w:eastAsia="Times New Roman" w:cs="Times New Roman"/>
               </w:rPr>
-              <w:t>，</w:t>
-            </w:r>
-            <w:r>
-              <w:rPr>
-                <w:rFonts w:hint="eastAsia" w:ascii="Times New Roman" w:hAnsi="Times New Roman" w:eastAsia="FangSong" w:cs="Times New Roman"/>
-              </w:rPr>
-              <w:t>按</w:t>
+              <w:t>；DA</w:t>
             </w:r>
             <w:r>
               <w:rPr>
                 <w:rFonts w:ascii="Times New Roman" w:hAnsi="Times New Roman" w:eastAsia="Times New Roman" w:cs="Times New Roman"/>
               </w:rPr>
-              <w:t xml:space="preserve"> partner </w:t>
-            </w:r>
-            <w:r>
-              <w:rPr>
-                <w:rFonts w:hint="eastAsia" w:ascii="Times New Roman" w:hAnsi="Times New Roman" w:eastAsia="FangSong" w:cs="Times New Roman"/>
-              </w:rPr>
-              <w:t xml:space="preserve">分流五大偶联并写产物类型</w:t>
+              <w:t xml:space="preserve"> </w:t>
+            </w:r>
+            <w:r>
+              <w:rPr>
+                <w:rFonts w:hint="eastAsia" w:ascii="Times New Roman" w:hAnsi="Times New Roman" w:eastAsia="FangSong" w:cs="Times New Roman"/>
+              </w:rPr>
+              <w:t xml:space="preserve">反应按</w:t>
+            </w:r>
+            <w:r>
+              <w:rPr>
+                <w:rFonts w:ascii="Times New Roman" w:hAnsi="Times New Roman" w:eastAsia="Times New Roman" w:cs="Times New Roman"/>
+              </w:rPr>
+              <w:t xml:space="preserve"> s-cis </w:t>
+            </w:r>
+            <w:r>
+              <w:rPr>
+                <w:rFonts w:hint="eastAsia" w:ascii="Times New Roman" w:hAnsi="Times New Roman" w:eastAsia="FangSong" w:cs="Times New Roman"/>
+              </w:rPr>
+              <w:t xml:space="preserve">前提与</w:t>
+            </w:r>
+            <w:r>
+              <w:rPr>
+                <w:rFonts w:ascii="Times New Roman" w:hAnsi="Times New Roman" w:eastAsia="Times New Roman" w:cs="Times New Roman"/>
+              </w:rPr>
+              <w:t xml:space="preserve"> endo </w:t>
+            </w:r>
+            <w:r>
+              <w:rPr>
+                <w:rFonts w:hint="eastAsia" w:ascii="Times New Roman" w:hAnsi="Times New Roman" w:eastAsia="FangSong" w:cs="Times New Roman"/>
+              </w:rPr>
+              <w:t xml:space="preserve">规则判立体化学</w:t>
             </w:r>
           </w:p>
         </w:tc>
@@ -1372,13 +1426,13 @@
               <w:rPr>
                 <w:rFonts w:ascii="Times New Roman" w:hAnsi="Times New Roman" w:eastAsia="Times New Roman" w:cs="Times New Roman"/>
               </w:rPr>
-              <w:t xml:space="preserve">§49 </w:t>
-            </w:r>
-            <w:r>
-              <w:rPr>
-                <w:rFonts w:hint="eastAsia" w:ascii="Times New Roman" w:hAnsi="Times New Roman" w:eastAsia="FangSong" w:cs="Times New Roman"/>
-              </w:rPr>
-              <w:t xml:space="preserve">周环反应</w:t>
+              <w:t xml:space="preserve">§51 </w:t>
+            </w:r>
+            <w:r>
+              <w:rPr>
+                <w:rFonts w:hint="eastAsia" w:ascii="Times New Roman" w:hAnsi="Times New Roman" w:eastAsia="FangSong" w:cs="Times New Roman"/>
+              </w:rPr>
+              <w:t xml:space="preserve">金属有机</w:t>
             </w:r>
           </w:p>
         </w:tc>
@@ -1393,73 +1447,43 @@
               <w:rPr>
                 <w:rFonts w:hint="eastAsia" w:ascii="Times New Roman" w:hAnsi="Times New Roman" w:eastAsia="FangSong" w:cs="Times New Roman"/>
               </w:rPr>
-              <w:t xml:space="preserve">用</w:t>
+              <w:t xml:space="preserve">见</w:t>
             </w:r>
             <w:r>
               <w:rPr>
                 <w:rFonts w:ascii="Times New Roman" w:hAnsi="Times New Roman" w:eastAsia="Times New Roman" w:cs="Times New Roman"/>
               </w:rPr>
-              <w:t xml:space="preserve"> Woodward-Hoffmann </w:t>
-            </w:r>
-            <w:r>
-              <w:rPr>
-                <w:rFonts w:hint="eastAsia" w:ascii="Times New Roman" w:hAnsi="Times New Roman" w:eastAsia="FangSong" w:cs="Times New Roman"/>
-              </w:rPr>
-              <w:t xml:space="preserve">规则判热</w:t>
+              <w:t xml:space="preserve"> Pd(0) + </w:t>
+            </w:r>
+            <w:r>
+              <w:rPr>
+                <w:rFonts w:hint="eastAsia" w:ascii="Times New Roman" w:hAnsi="Times New Roman" w:eastAsia="FangSong" w:cs="Times New Roman"/>
+              </w:rPr>
+              <w:t>卤代物即启动四步催化循环</w:t>
+            </w:r>
+            <w:r>
+              <w:rPr>
+                <w:rFonts w:hint="eastAsia" w:ascii="Times New Roman" w:hAnsi="Times New Roman" w:eastAsia="Times New Roman" w:cs="Times New Roman"/>
+              </w:rPr>
+              <w:t>，</w:t>
+            </w:r>
+            <w:r>
+              <w:rPr>
+                <w:rFonts w:hint="eastAsia" w:ascii="Times New Roman" w:hAnsi="Times New Roman" w:eastAsia="FangSong" w:cs="Times New Roman"/>
+              </w:rPr>
+              <w:t>按</w:t>
             </w:r>
             <w:r>
               <w:rPr>
                 <w:rFonts w:ascii="Times New Roman" w:hAnsi="Times New Roman" w:eastAsia="Times New Roman" w:cs="Times New Roman"/>
               </w:rPr>
-              <w:t xml:space="preserve"> / </w:t>
-            </w:r>
-            <w:r>
-              <w:rPr>
-                <w:rFonts w:hint="eastAsia" w:ascii="Times New Roman" w:hAnsi="Times New Roman" w:eastAsia="FangSong" w:cs="Times New Roman"/>
-              </w:rPr>
-              <w:t>光允许性</w:t>
-            </w:r>
-            <w:r>
-              <w:rPr>
-                <w:rFonts w:hint="eastAsia" w:ascii="Times New Roman" w:hAnsi="Times New Roman" w:eastAsia="Times New Roman" w:cs="Times New Roman"/>
-              </w:rPr>
-              <w:t>；DA</w:t>
-            </w:r>
-            <w:r>
-              <w:rPr>
-                <w:rFonts w:ascii="Times New Roman" w:hAnsi="Times New Roman" w:eastAsia="Times New Roman" w:cs="Times New Roman"/>
-              </w:rPr>
-              <w:t xml:space="preserve"> </w:t>
-            </w:r>
-            <w:r>
-              <w:rPr>
-                <w:rFonts w:hint="eastAsia" w:ascii="Times New Roman" w:hAnsi="Times New Roman" w:eastAsia="FangSong" w:cs="Times New Roman"/>
-              </w:rPr>
-              <w:t xml:space="preserve">反应按</w:t>
-            </w:r>
-            <w:r>
-              <w:rPr>
-                <w:rFonts w:ascii="Times New Roman" w:hAnsi="Times New Roman" w:eastAsia="Times New Roman" w:cs="Times New Roman"/>
-              </w:rPr>
-              <w:t xml:space="preserve"> s-cis </w:t>
-            </w:r>
-            <w:r>
-              <w:rPr>
-                <w:rFonts w:hint="eastAsia" w:ascii="Times New Roman" w:hAnsi="Times New Roman" w:eastAsia="FangSong" w:cs="Times New Roman"/>
-              </w:rPr>
-              <w:t xml:space="preserve">前提与</w:t>
-            </w:r>
-            <w:r>
-              <w:rPr>
-                <w:rFonts w:ascii="Times New Roman" w:hAnsi="Times New Roman" w:eastAsia="Times New Roman" w:cs="Times New Roman"/>
-              </w:rPr>
-              <w:t xml:space="preserve"> endo </w:t>
-            </w:r>
-            <w:r>
-              <w:rPr>
-                <w:rFonts w:hint="eastAsia" w:ascii="Times New Roman" w:hAnsi="Times New Roman" w:eastAsia="FangSong" w:cs="Times New Roman"/>
-              </w:rPr>
-              <w:t xml:space="preserve">规则判立体化学</w:t>
+              <w:t xml:space="preserve"> partner </w:t>
+            </w:r>
+            <w:r>
+              <w:rPr>
+                <w:rFonts w:hint="eastAsia" w:ascii="Times New Roman" w:hAnsi="Times New Roman" w:eastAsia="FangSong" w:cs="Times New Roman"/>
+              </w:rPr>
+              <w:t xml:space="preserve">分流五大偶联并写产物类型</w:t>
             </w:r>
           </w:p>
         </w:tc>

--- a/06-学生侧材料/讲义/6-有机化学/有机人名反应系统归类-超级充实版（自学完整）.docx
+++ b/06-学生侧材料/讲义/6-有机化学/有机人名反应系统归类-超级充实版（自学完整）.docx
@@ -2760,9 +2760,15 @@
             </w:r>
             <w:r>
               <w:rPr>
-                <w:rFonts w:hint="eastAsia" w:ascii="Times New Roman" w:hAnsi="Times New Roman" w:eastAsia="Times New Roman" w:cs="Times New Roman"/>
-              </w:rPr>
-              <w:t>±1</w:t>
+                <w:rFonts w:ascii="Times New Roman" w:hAnsi="Times New Roman" w:eastAsia="Times New Roman" w:cs="Times New Roman"/>
+              </w:rPr>
+              <w:t xml:space="preserve"> −1 </w:t>
+            </w:r>
+            <w:r>
+              <w:rPr>
+                <w:rFonts w:hint="eastAsia" w:ascii="Times New Roman" w:hAnsi="Times New Roman" w:eastAsia="FangSong" w:cs="Times New Roman"/>
+              </w:rPr>
+              <w:t xml:space="preserve">或不变</w:t>
             </w:r>
           </w:p>
         </w:tc>
@@ -5780,7 +5786,25 @@
               <w:rPr>
                 <w:rFonts w:hint="eastAsia" w:ascii="Times New Roman" w:hAnsi="Times New Roman" w:eastAsia="FangSong" w:cs="Times New Roman"/>
               </w:rPr>
-              <w:t xml:space="preserve">缩环羧酸</w:t>
+              <w:t>缩环羧酸</w:t>
+            </w:r>
+            <w:r>
+              <w:rPr>
+                <w:rFonts w:hint="eastAsia" w:ascii="Times New Roman" w:hAnsi="Times New Roman" w:eastAsia="Times New Roman" w:cs="Times New Roman"/>
+              </w:rPr>
+              <w:t>（</w:t>
+            </w:r>
+            <w:r>
+              <w:rPr>
+                <w:rFonts w:hint="eastAsia" w:ascii="Times New Roman" w:hAnsi="Times New Roman" w:eastAsia="FangSong" w:cs="Times New Roman"/>
+              </w:rPr>
+              <w:t>酯</w:t>
+            </w:r>
+            <w:r>
+              <w:rPr>
+                <w:rFonts w:hint="eastAsia" w:ascii="Times New Roman" w:hAnsi="Times New Roman" w:eastAsia="Times New Roman" w:cs="Times New Roman"/>
+              </w:rPr>
+              <w:t>）</w:t>
             </w:r>
           </w:p>
         </w:tc>
@@ -5807,33 +5831,53 @@
             </w:r>
             <w:r>
               <w:rPr>
+                <w:rFonts w:hint="eastAsia" w:ascii="Times New Roman" w:hAnsi="Times New Roman" w:eastAsia="FangSong" w:cs="Times New Roman"/>
+              </w:rPr>
+              <w:t>开环</w:t>
+            </w:r>
+            <w:r>
+              <w:rPr>
                 <w:rFonts w:hint="eastAsia" w:ascii="Times New Roman" w:hAnsi="Times New Roman" w:eastAsia="Times New Roman" w:cs="Times New Roman"/>
               </w:rPr>
+              <w:t>：</w:t>
+            </w:r>
+            <w:r>
+              <w:rPr>
+                <w:rFonts w:hint="eastAsia" w:ascii="Times New Roman" w:hAnsi="Times New Roman" w:eastAsia="FangSong" w:cs="Times New Roman"/>
+              </w:rPr>
+              <w:t>环缩一环</w:t>
+            </w:r>
+            <w:r>
+              <w:rPr>
+                <w:rFonts w:hint="eastAsia" w:ascii="Times New Roman" w:hAnsi="Times New Roman" w:eastAsia="Times New Roman" w:cs="Times New Roman"/>
+              </w:rPr>
               <w:t>，</w:t>
             </w:r>
             <w:r>
               <w:rPr>
                 <w:rFonts w:hint="eastAsia" w:ascii="Times New Roman" w:hAnsi="Times New Roman" w:eastAsia="FangSong" w:cs="Times New Roman"/>
               </w:rPr>
-              <w:t>缩环</w:t>
+              <w:t>但羰基碳留在羧基中</w:t>
             </w:r>
             <w:r>
               <w:rPr>
                 <w:rFonts w:hint="eastAsia" w:ascii="Times New Roman" w:hAnsi="Times New Roman" w:eastAsia="Times New Roman" w:cs="Times New Roman"/>
               </w:rPr>
-              <w:t>＋</w:t>
-            </w:r>
-            <w:r>
-              <w:rPr>
-                <w:rFonts w:hint="eastAsia" w:ascii="Times New Roman" w:hAnsi="Times New Roman" w:eastAsia="FangSong" w:cs="Times New Roman"/>
-              </w:rPr>
-              <w:t>碳数</w:t>
-            </w:r>
-            <w:r>
-              <w:rPr>
-                <w:rFonts w:ascii="Times New Roman" w:hAnsi="Times New Roman" w:eastAsia="Times New Roman" w:cs="Times New Roman"/>
-              </w:rPr>
-              <w:t xml:space="preserve"> −1</w:t>
+              <w:t>，</w:t>
+            </w:r>
+            <w:r>
+              <w:rPr>
+                <w:rFonts w:hint="eastAsia" w:ascii="Times New Roman" w:hAnsi="Times New Roman" w:eastAsia="FangSong" w:cs="Times New Roman"/>
+              </w:rPr>
+              <w:t>分子碳数</w:t>
+            </w:r>
+            <w:r>
+              <w:rPr>
+                <w:rFonts w:hint="eastAsia" w:ascii="Times New Roman" w:hAnsi="Times New Roman" w:eastAsia="FangSong" w:cs="Times New Roman"/>
+                <w:b/>
+                <w:bCs/>
+              </w:rPr>
+              <w:t xml:space="preserve">不变</w:t>
             </w:r>
           </w:p>
         </w:tc>
@@ -9778,19 +9822,73 @@
               <w:rPr>
                 <w:rFonts w:hint="eastAsia" w:ascii="Times New Roman" w:hAnsi="Times New Roman" w:eastAsia="FangSong" w:cs="Times New Roman"/>
               </w:rPr>
-              <w:t xml:space="preserve">产物酸性强于醇</w:t>
+              <w:t xml:space="preserve">产物</w:t>
             </w:r>
             <w:r>
               <w:rPr>
                 <w:rFonts w:ascii="Times New Roman" w:hAnsi="Times New Roman" w:eastAsia="Times New Roman" w:cs="Times New Roman"/>
               </w:rPr>
-              <w:t xml:space="preserve"> → </w:t>
-            </w:r>
-            <w:r>
-              <w:rPr>
-                <w:rFonts w:hint="eastAsia" w:ascii="Times New Roman" w:hAnsi="Times New Roman" w:eastAsia="FangSong" w:cs="Times New Roman"/>
-              </w:rPr>
-              <w:t>不可逆</w:t>
+              <w:t xml:space="preserve"> </w:t>
+            </w:r>
+            <w:r>
+              <w:rPr>
+                <w:rFonts w:hint="eastAsia" w:ascii="Times New Roman" w:hAnsi="Times New Roman" w:eastAsia="Times New Roman" w:cs="Times New Roman"/>
+              </w:rPr>
+              <w:t>β-</w:t>
+            </w:r>
+            <w:r>
+              <w:rPr>
+                <w:rFonts w:hint="eastAsia" w:ascii="Times New Roman" w:hAnsi="Times New Roman" w:eastAsia="FangSong" w:cs="Times New Roman"/>
+              </w:rPr>
+              <w:t>酮酯</w:t>
+            </w:r>
+            <w:r>
+              <w:rPr>
+                <w:rFonts w:ascii="Times New Roman" w:hAnsi="Times New Roman" w:eastAsia="Times New Roman" w:cs="Times New Roman"/>
+              </w:rPr>
+              <w:t xml:space="preserve"> pKa ≈ </w:t>
+            </w:r>
+            <w:r>
+              <w:rPr>
+                <w:rFonts w:hint="eastAsia" w:ascii="Times New Roman" w:hAnsi="Times New Roman" w:eastAsia="Times New Roman" w:cs="Times New Roman"/>
+              </w:rPr>
+              <w:t>11，</w:t>
+            </w:r>
+            <w:r>
+              <w:rPr>
+                <w:rFonts w:hint="eastAsia" w:ascii="Times New Roman" w:hAnsi="Times New Roman" w:eastAsia="FangSong" w:cs="Times New Roman"/>
+              </w:rPr>
+              <w:t>远强于醇</w:t>
+            </w:r>
+            <w:r>
+              <w:rPr>
+                <w:rFonts w:hint="eastAsia" w:ascii="Times New Roman" w:hAnsi="Times New Roman" w:eastAsia="Times New Roman" w:cs="Times New Roman"/>
+              </w:rPr>
+              <w:t>（≈16）→</w:t>
+            </w:r>
+            <w:r>
+              <w:rPr>
+                <w:rFonts w:ascii="Times New Roman" w:hAnsi="Times New Roman" w:eastAsia="Times New Roman" w:cs="Times New Roman"/>
+              </w:rPr>
+              <w:t xml:space="preserve"> </w:t>
+            </w:r>
+            <w:r>
+              <w:rPr>
+                <w:rFonts w:hint="eastAsia" w:ascii="Times New Roman" w:hAnsi="Times New Roman" w:eastAsia="FangSong" w:cs="Times New Roman"/>
+              </w:rPr>
+              <w:t>被醇钠定量去质子</w:t>
+            </w:r>
+            <w:r>
+              <w:rPr>
+                <w:rFonts w:hint="eastAsia" w:ascii="Times New Roman" w:hAnsi="Times New Roman" w:eastAsia="Times New Roman" w:cs="Times New Roman"/>
+              </w:rPr>
+              <w:t>，</w:t>
+            </w:r>
+            <w:r>
+              <w:rPr>
+                <w:rFonts w:hint="eastAsia" w:ascii="Times New Roman" w:hAnsi="Times New Roman" w:eastAsia="FangSong" w:cs="Times New Roman"/>
+              </w:rPr>
+              <w:t>平衡被拉动故实际不可逆</w:t>
             </w:r>
             <w:r>
               <w:rPr>
@@ -14930,7 +15028,19 @@
         <w:rPr>
           <w:rFonts w:hint="eastAsia" w:ascii="Times New Roman" w:hAnsi="Times New Roman" w:eastAsia="FangSong" w:cs="Times New Roman"/>
         </w:rPr>
-        <w:t>它要么走光化学</w:t>
+        <w:t>它的热产物根本不存在</w:t>
+      </w:r>
+      <w:r>
+        <w:rPr>
+          <w:rFonts w:hint="eastAsia" w:ascii="Times New Roman" w:hAnsi="Times New Roman" w:eastAsia="Times New Roman" w:cs="Times New Roman"/>
+        </w:rPr>
+        <w:t>，</w:t>
+      </w:r>
+      <w:r>
+        <w:rPr>
+          <w:rFonts w:hint="eastAsia" w:ascii="Times New Roman" w:hAnsi="Times New Roman" w:eastAsia="FangSong" w:cs="Times New Roman"/>
+        </w:rPr>
+        <w:t>只能走光化学</w:t>
       </w:r>
       <w:r>
         <w:rPr>
@@ -14966,7 +15076,7 @@
         <w:rPr>
           <w:rFonts w:hint="eastAsia" w:ascii="Times New Roman" w:hAnsi="Times New Roman" w:eastAsia="FangSong" w:cs="Times New Roman"/>
         </w:rPr>
-        <w:t>要么不走</w:t>
+        <w:t>用基态热化学去推是无效劳动</w:t>
       </w:r>
       <w:r>
         <w:rPr>
@@ -17862,9 +17972,87 @@
       </w:r>
       <w:r>
         <w:rPr>
-          <w:rFonts w:ascii="Times New Roman" w:hAnsi="Times New Roman" w:eastAsia="Times New Roman" w:cs="Times New Roman"/>
-        </w:rPr>
-        <w:t xml:space="preserve"> → </w:t>
+          <w:rFonts w:hint="eastAsia" w:ascii="Times New Roman" w:hAnsi="Times New Roman" w:eastAsia="Times New Roman" w:cs="Times New Roman"/>
+        </w:rPr>
+        <w:t>（</w:t>
+      </w:r>
+      <w:r>
+        <w:rPr>
+          <w:rFonts w:hint="eastAsia" w:ascii="Times New Roman" w:hAnsi="Times New Roman" w:eastAsia="FangSong" w:cs="Times New Roman"/>
+        </w:rPr>
+        <w:t>两个自由基中心分别在</w:t>
+      </w:r>
+      <w:r>
+        <w:rPr>
+          <w:rFonts w:hint="eastAsia" w:ascii="Times New Roman" w:hAnsi="Times New Roman" w:eastAsia="FangSong" w:cs="Times New Roman"/>
+          <w:b/>
+          <w:bCs/>
+        </w:rPr>
+        <w:t xml:space="preserve">原羰基碳</w:t>
+      </w:r>
+      <w:r>
+        <w:rPr>
+          <w:rFonts w:hint="eastAsia" w:ascii="Times New Roman" w:hAnsi="Times New Roman" w:eastAsia="FangSong" w:cs="Times New Roman"/>
+        </w:rPr>
+        <w:t xml:space="preserve">与</w:t>
+      </w:r>
+      <w:r>
+        <w:rPr>
+          <w:rFonts w:ascii="Times New Roman" w:hAnsi="Times New Roman" w:eastAsia="Times New Roman" w:cs="Times New Roman"/>
+        </w:rPr>
+        <w:t xml:space="preserve"> </w:t>
+      </w:r>
+      <w:r>
+        <w:rPr>
+          <w:rFonts w:ascii="Times New Roman" w:hAnsi="Times New Roman" w:eastAsia="Times New Roman" w:cs="Times New Roman"/>
+          <w:b/>
+          <w:bCs/>
+        </w:rPr>
+        <w:t xml:space="preserve">γ </w:t>
+      </w:r>
+      <w:r>
+        <w:rPr>
+          <w:rFonts w:hint="eastAsia" w:ascii="Times New Roman" w:hAnsi="Times New Roman" w:eastAsia="FangSong" w:cs="Times New Roman"/>
+          <w:b/>
+          <w:bCs/>
+        </w:rPr>
+        <w:t xml:space="preserve">碳</w:t>
+      </w:r>
+      <w:r>
+        <w:rPr>
+          <w:rFonts w:hint="eastAsia" w:ascii="Times New Roman" w:hAnsi="Times New Roman" w:eastAsia="FangSong" w:cs="Times New Roman"/>
+        </w:rPr>
+        <w:t>上</w:t>
+      </w:r>
+      <w:r>
+        <w:rPr>
+          <w:rFonts w:hint="eastAsia" w:ascii="Times New Roman" w:hAnsi="Times New Roman" w:eastAsia="Times New Roman" w:cs="Times New Roman"/>
+        </w:rPr>
+        <w:t>，</w:t>
+      </w:r>
+      <w:r>
+        <w:rPr>
+          <w:rFonts w:hint="eastAsia" w:ascii="Times New Roman" w:hAnsi="Times New Roman" w:eastAsia="FangSong" w:cs="Times New Roman"/>
+        </w:rPr>
+        <w:t>氧上已带</w:t>
+      </w:r>
+      <w:r>
+        <w:rPr>
+          <w:rFonts w:ascii="Times New Roman" w:hAnsi="Times New Roman" w:eastAsia="Times New Roman" w:cs="Times New Roman"/>
+        </w:rPr>
+        <w:t xml:space="preserve"> </w:t>
+      </w:r>
+      <w:r>
+        <w:rPr>
+          <w:rFonts w:hint="eastAsia" w:ascii="Times New Roman" w:hAnsi="Times New Roman" w:eastAsia="Times New Roman" w:cs="Times New Roman"/>
+        </w:rPr>
+        <w:t xml:space="preserve">H）→</w:t>
+      </w:r>
+      <w:r>
+        <w:rPr>
+          <w:rFonts w:ascii="Times New Roman" w:hAnsi="Times New Roman" w:eastAsia="Times New Roman" w:cs="Times New Roman"/>
+        </w:rPr>
+        <w:t xml:space="preserve"> </w:t>
       </w:r>
       <w:r>
         <w:rPr>
@@ -17899,7 +18087,13 @@
         <w:rPr>
           <w:rFonts w:hint="eastAsia" w:ascii="Times New Roman" w:hAnsi="Times New Roman" w:eastAsia="Times New Roman" w:cs="Times New Roman"/>
         </w:rPr>
-        <w:t xml:space="preserve">：O·</w:t>
+        <w:t>：</w:t>
+      </w:r>
+      <w:r>
+        <w:rPr>
+          <w:rFonts w:hint="eastAsia" w:ascii="Times New Roman" w:hAnsi="Times New Roman" w:eastAsia="FangSong" w:cs="Times New Roman"/>
+        </w:rPr>
+        <w:t>原羰基碳自由基与</w:t>
       </w:r>
       <w:r>
         <w:rPr>
@@ -17909,21 +18103,45 @@
       </w:r>
       <w:r>
         <w:rPr>
-          <w:rFonts w:hint="eastAsia" w:ascii="Times New Roman" w:hAnsi="Times New Roman" w:eastAsia="FangSong" w:cs="Times New Roman"/>
-        </w:rPr>
-        <w:t xml:space="preserve">与</w:t>
-      </w:r>
-      <w:r>
-        <w:rPr>
-          <w:rFonts w:ascii="Times New Roman" w:hAnsi="Times New Roman" w:eastAsia="Times New Roman" w:cs="Times New Roman"/>
-        </w:rPr>
-        <w:t xml:space="preserve"> γ-C· </w:t>
-      </w:r>
-      <w:r>
-        <w:rPr>
-          <w:rFonts w:hint="eastAsia" w:ascii="Times New Roman" w:hAnsi="Times New Roman" w:eastAsia="FangSong" w:cs="Times New Roman"/>
-        </w:rPr>
-        <w:t xml:space="preserve">成键</w:t>
+          <w:rFonts w:hint="eastAsia" w:ascii="Times New Roman" w:hAnsi="Times New Roman" w:eastAsia="Times New Roman" w:cs="Times New Roman"/>
+        </w:rPr>
+        <w:t>γ-</w:t>
+      </w:r>
+      <w:r>
+        <w:rPr>
+          <w:rFonts w:hint="eastAsia" w:ascii="Times New Roman" w:hAnsi="Times New Roman" w:eastAsia="FangSong" w:cs="Times New Roman"/>
+        </w:rPr>
+        <w:t>碳自由基</w:t>
+      </w:r>
+      <w:r>
+        <w:rPr>
+          <w:rFonts w:hint="eastAsia" w:ascii="Times New Roman" w:hAnsi="Times New Roman" w:eastAsia="FangSong" w:cs="Times New Roman"/>
+          <w:b/>
+          <w:bCs/>
+        </w:rPr>
+        <w:t xml:space="preserve">成</w:t>
+      </w:r>
+      <w:r>
+        <w:rPr>
+          <w:rFonts w:ascii="Times New Roman" w:hAnsi="Times New Roman" w:eastAsia="Times New Roman" w:cs="Times New Roman"/>
+          <w:b/>
+          <w:bCs/>
+        </w:rPr>
+        <w:t xml:space="preserve"> C−C </w:t>
+      </w:r>
+      <w:r>
+        <w:rPr>
+          <w:rFonts w:hint="eastAsia" w:ascii="Times New Roman" w:hAnsi="Times New Roman" w:eastAsia="FangSong" w:cs="Times New Roman"/>
+          <w:b/>
+          <w:bCs/>
+        </w:rPr>
+        <w:t xml:space="preserve">键</w:t>
+      </w:r>
+      <w:r>
+        <w:rPr>
+          <w:rFonts w:hint="eastAsia" w:ascii="Times New Roman" w:hAnsi="Times New Roman" w:eastAsia="FangSong" w:cs="Times New Roman"/>
+        </w:rPr>
+        <w:t xml:space="preserve">闭环</w:t>
       </w:r>
       <w:r>
         <w:rPr>
@@ -17949,7 +18167,37 @@
         <w:rPr>
           <w:rFonts w:hint="eastAsia" w:ascii="Times New Roman" w:hAnsi="Times New Roman" w:eastAsia="Times New Roman" w:cs="Times New Roman"/>
         </w:rPr>
-        <w:t xml:space="preserve">；</w:t>
+        <w:t xml:space="preserve">（−OH</w:t>
+      </w:r>
+      <w:r>
+        <w:rPr>
+          <w:rFonts w:ascii="Times New Roman" w:hAnsi="Times New Roman" w:eastAsia="Times New Roman" w:cs="Times New Roman"/>
+        </w:rPr>
+        <w:t xml:space="preserve"> </w:t>
+      </w:r>
+      <w:r>
+        <w:rPr>
+          <w:rFonts w:hint="eastAsia" w:ascii="Times New Roman" w:hAnsi="Times New Roman" w:eastAsia="FangSong" w:cs="Times New Roman"/>
+        </w:rPr>
+        <w:t>挂在原羰基碳上</w:t>
+      </w:r>
+      <w:r>
+        <w:rPr>
+          <w:rFonts w:hint="eastAsia" w:ascii="Times New Roman" w:hAnsi="Times New Roman" w:eastAsia="Times New Roman" w:cs="Times New Roman"/>
+        </w:rPr>
+        <w:t>，</w:t>
+      </w:r>
+      <w:r>
+        <w:rPr>
+          <w:rFonts w:hint="eastAsia" w:ascii="Times New Roman" w:hAnsi="Times New Roman" w:eastAsia="FangSong" w:cs="Times New Roman"/>
+        </w:rPr>
+        <w:t>氧不在环内</w:t>
+      </w:r>
+      <w:r>
+        <w:rPr>
+          <w:rFonts w:hint="eastAsia" w:ascii="Times New Roman" w:hAnsi="Times New Roman" w:eastAsia="Times New Roman" w:cs="Times New Roman"/>
+        </w:rPr>
+        <w:t>）；</w:t>
       </w:r>
     </w:p>
     <w:p>
@@ -22754,7 +23002,14 @@
               <w:rPr>
                 <w:rFonts w:ascii="Times New Roman" w:hAnsi="Times New Roman" w:eastAsia="Times New Roman" w:cs="Times New Roman"/>
               </w:rPr>
-              <w:t xml:space="preserve">Aryl &gt; 3° &gt; 2° &gt; 1°</w:t>
+              <w:t>Aryl &gt; 3° &gt; 2° &gt; 1° &gt; CH</w:t>
+            </w:r>
+            <w:r>
+              <w:rPr>
+                <w:rFonts w:ascii="Times New Roman" w:hAnsi="Times New Roman" w:eastAsia="Times New Roman" w:cs="Times New Roman"/>
+                <w:vertAlign w:val="subscript"/>
+              </w:rPr>
+              <w:t>3</w:t>
             </w:r>
           </w:p>
         </w:tc>
@@ -24001,13 +24256,14 @@
     <w:tbl>
       <w:tblPr>
         <w:tblStyle w:val="Table"/>
-        <w:tblW w:type="auto" w:w="0"/>
+        <w:tblW w:type="pct" w:w="5000"/>
+        <w:tblLayout w:type="fixed"/>
         <w:tblLook w:firstRow="1" w:lastRow="0" w:firstColumn="0" w:lastColumn="0" w:noHBand="0" w:noVBand="0" w:val="0020"/>
       </w:tblPr>
       <w:tblGrid>
-        <w:gridCol w:w="2640"/>
-        <w:gridCol w:w="2640"/>
-        <w:gridCol w:w="2640"/>
+        <w:gridCol w:w="2828"/>
+        <w:gridCol w:w="2828"/>
+        <w:gridCol w:w="2262"/>
       </w:tblGrid>
       <w:tr>
         <w:trPr>
@@ -24447,11 +24703,11 @@
             </w:pPr>
             <w:r>
               <w:rPr>
-                <w:rFonts w:ascii="Times New Roman" w:hAnsi="Times New Roman" w:eastAsia="Times New Roman" w:cs="Times New Roman"/>
+                <w:rFonts w:hint="eastAsia" w:ascii="Times New Roman" w:hAnsi="Times New Roman" w:eastAsia="FangSong" w:cs="Times New Roman"/>
                 <w:b/>
                 <w:bCs/>
               </w:rPr>
-              <w:t xml:space="preserve">−1</w:t>
+              <w:t xml:space="preserve">不变</w:t>
             </w:r>
             <w:r>
               <w:rPr>
@@ -24463,13 +24719,19 @@
               <w:rPr>
                 <w:rFonts w:hint="eastAsia" w:ascii="Times New Roman" w:hAnsi="Times New Roman" w:eastAsia="FangSong" w:cs="Times New Roman"/>
               </w:rPr>
-              <w:t>缩环</w:t>
+              <w:t>环成员</w:t>
+            </w:r>
+            <w:r>
+              <w:rPr>
+                <w:rFonts w:ascii="Times New Roman" w:hAnsi="Times New Roman" w:eastAsia="Times New Roman" w:cs="Times New Roman"/>
+              </w:rPr>
+              <w:t xml:space="preserve"> </w:t>
             </w:r>
             <w:r>
               <w:rPr>
                 <w:rFonts w:hint="eastAsia" w:ascii="Times New Roman" w:hAnsi="Times New Roman" w:eastAsia="Times New Roman" w:cs="Times New Roman"/>
               </w:rPr>
-              <w:t>）</w:t>
+              <w:t xml:space="preserve">−1）</w:t>
             </w:r>
           </w:p>
         </w:tc>
@@ -24484,7 +24746,19 @@
               <w:rPr>
                 <w:rFonts w:hint="eastAsia" w:ascii="Times New Roman" w:hAnsi="Times New Roman" w:eastAsia="FangSong" w:cs="Times New Roman"/>
               </w:rPr>
-              <w:t xml:space="preserve">环丙酮中间体失去一个碳成为羧酸</w:t>
+              <w:t>环丙酮中间体开环使环缩一环</w:t>
+            </w:r>
+            <w:r>
+              <w:rPr>
+                <w:rFonts w:hint="eastAsia" w:ascii="Times New Roman" w:hAnsi="Times New Roman" w:eastAsia="Times New Roman" w:cs="Times New Roman"/>
+              </w:rPr>
+              <w:t>，</w:t>
+            </w:r>
+            <w:r>
+              <w:rPr>
+                <w:rFonts w:hint="eastAsia" w:ascii="Times New Roman" w:hAnsi="Times New Roman" w:eastAsia="FangSong" w:cs="Times New Roman"/>
+              </w:rPr>
+              <w:t>羰基碳保留为羧基碳</w:t>
             </w:r>
           </w:p>
         </w:tc>
@@ -26829,6 +27103,222 @@
         </w:rPr>
         <w:t>。</w:t>
       </w:r>
+      <w:r>
+        <w:rPr>
+          <w:rFonts w:hint="eastAsia" w:ascii="Times New Roman" w:hAnsi="Times New Roman" w:eastAsia="FangSong" w:cs="Times New Roman"/>
+        </w:rPr>
+        <w:t>另一条易混线是</w:t>
+      </w:r>
+      <w:r>
+        <w:rPr>
+          <w:rFonts w:ascii="Times New Roman" w:hAnsi="Times New Roman" w:eastAsia="Times New Roman" w:cs="Times New Roman"/>
+        </w:rPr>
+        <w:t xml:space="preserve"> Cannizzaro </w:t>
+      </w:r>
+      <w:r>
+        <w:rPr>
+          <w:rFonts w:hint="eastAsia" w:ascii="Times New Roman" w:hAnsi="Times New Roman" w:eastAsia="FangSong" w:cs="Times New Roman"/>
+        </w:rPr>
+        <w:t>反应</w:t>
+      </w:r>
+      <w:r>
+        <w:rPr>
+          <w:rFonts w:hint="eastAsia" w:ascii="Times New Roman" w:hAnsi="Times New Roman" w:eastAsia="Times New Roman" w:cs="Times New Roman"/>
+        </w:rPr>
+        <w:t>：</w:t>
+      </w:r>
+      <w:r>
+        <w:rPr>
+          <w:rFonts w:hint="eastAsia" w:ascii="Times New Roman" w:hAnsi="Times New Roman" w:eastAsia="FangSong" w:cs="Times New Roman"/>
+        </w:rPr>
+        <w:t>同样发生在无</w:t>
+      </w:r>
+      <w:r>
+        <w:rPr>
+          <w:rFonts w:ascii="Times New Roman" w:hAnsi="Times New Roman" w:eastAsia="Times New Roman" w:cs="Times New Roman"/>
+        </w:rPr>
+        <w:t xml:space="preserve"> α-H </w:t>
+      </w:r>
+      <w:r>
+        <w:rPr>
+          <w:rFonts w:hint="eastAsia" w:ascii="Times New Roman" w:hAnsi="Times New Roman" w:eastAsia="FangSong" w:cs="Times New Roman"/>
+        </w:rPr>
+        <w:t>的芳醛上</w:t>
+      </w:r>
+      <w:r>
+        <w:rPr>
+          <w:rFonts w:hint="eastAsia" w:ascii="Times New Roman" w:hAnsi="Times New Roman" w:eastAsia="Times New Roman" w:cs="Times New Roman"/>
+        </w:rPr>
+        <w:t>，</w:t>
+      </w:r>
+      <w:r>
+        <w:rPr>
+          <w:rFonts w:hint="eastAsia" w:ascii="Times New Roman" w:hAnsi="Times New Roman" w:eastAsia="FangSong" w:cs="Times New Roman"/>
+        </w:rPr>
+        <w:t>但条件是</w:t>
+      </w:r>
+      <w:r>
+        <w:rPr>
+          <w:rFonts w:hint="eastAsia" w:ascii="Times New Roman" w:hAnsi="Times New Roman" w:eastAsia="FangSong" w:cs="Times New Roman"/>
+          <w:b/>
+          <w:bCs/>
+        </w:rPr>
+        <w:t>浓碱</w:t>
+      </w:r>
+      <w:r>
+        <w:rPr>
+          <w:rFonts w:hint="eastAsia" w:ascii="Times New Roman" w:hAnsi="Times New Roman" w:eastAsia="Times New Roman" w:cs="Times New Roman"/>
+          <w:b/>
+          <w:bCs/>
+        </w:rPr>
+        <w:t>、</w:t>
+      </w:r>
+      <w:r>
+        <w:rPr>
+          <w:rFonts w:hint="eastAsia" w:ascii="Times New Roman" w:hAnsi="Times New Roman" w:eastAsia="FangSong" w:cs="Times New Roman"/>
+          <w:b/>
+          <w:bCs/>
+        </w:rPr>
+        <w:t>无</w:t>
+      </w:r>
+      <w:r>
+        <w:rPr>
+          <w:rFonts w:ascii="Times New Roman" w:hAnsi="Times New Roman" w:eastAsia="Times New Roman" w:cs="Times New Roman"/>
+          <w:b/>
+          <w:bCs/>
+        </w:rPr>
+        <w:t xml:space="preserve"> CN</w:t>
+      </w:r>
+      <w:r>
+        <w:rPr>
+          <w:rFonts w:ascii="Times New Roman" w:hAnsi="Times New Roman" w:eastAsia="Times New Roman" w:cs="Times New Roman"/>
+          <w:b/>
+          <w:bCs/>
+          <w:vertAlign w:val="superscript"/>
+        </w:rPr>
+        <w:t>-</w:t>
+      </w:r>
+      <w:r>
+        <w:rPr>
+          <w:rFonts w:hint="eastAsia" w:ascii="Times New Roman" w:hAnsi="Times New Roman" w:eastAsia="Times New Roman" w:cs="Times New Roman"/>
+        </w:rPr>
+        <w:t>，</w:t>
+      </w:r>
+      <w:r>
+        <w:rPr>
+          <w:rFonts w:hint="eastAsia" w:ascii="Times New Roman" w:hAnsi="Times New Roman" w:eastAsia="FangSong" w:cs="Times New Roman"/>
+        </w:rPr>
+        <w:t>走氢负离子转移的歧化</w:t>
+      </w:r>
+      <w:r>
+        <w:rPr>
+          <w:rFonts w:hint="eastAsia" w:ascii="Times New Roman" w:hAnsi="Times New Roman" w:eastAsia="Times New Roman" w:cs="Times New Roman"/>
+        </w:rPr>
+        <w:t>，</w:t>
+      </w:r>
+      <w:r>
+        <w:rPr>
+          <w:rFonts w:hint="eastAsia" w:ascii="Times New Roman" w:hAnsi="Times New Roman" w:eastAsia="FangSong" w:cs="Times New Roman"/>
+        </w:rPr>
+        <w:t>得芳甲醇</w:t>
+      </w:r>
+      <w:r>
+        <w:rPr>
+          <w:rFonts w:ascii="Times New Roman" w:hAnsi="Times New Roman" w:eastAsia="Times New Roman" w:cs="Times New Roman"/>
+        </w:rPr>
+        <w:t xml:space="preserve"> + </w:t>
+      </w:r>
+      <w:r>
+        <w:rPr>
+          <w:rFonts w:hint="eastAsia" w:ascii="Times New Roman" w:hAnsi="Times New Roman" w:eastAsia="FangSong" w:cs="Times New Roman"/>
+        </w:rPr>
+        <w:t>苯甲酸盐</w:t>
+      </w:r>
+      <w:r>
+        <w:rPr>
+          <w:rFonts w:hint="eastAsia" w:ascii="Times New Roman" w:hAnsi="Times New Roman" w:eastAsia="Times New Roman" w:cs="Times New Roman"/>
+        </w:rPr>
+        <w:t>；</w:t>
+      </w:r>
+      <w:r>
+        <w:rPr>
+          <w:rFonts w:hint="eastAsia" w:ascii="Times New Roman" w:hAnsi="Times New Roman" w:eastAsia="FangSong" w:cs="Times New Roman"/>
+        </w:rPr>
+        <w:t>条件指纹</w:t>
+      </w:r>
+      <w:r>
+        <w:rPr>
+          <w:rFonts w:hint="eastAsia" w:ascii="Times New Roman" w:hAnsi="Times New Roman" w:eastAsia="Times New Roman" w:cs="Times New Roman"/>
+        </w:rPr>
+        <w:t>”</w:t>
+      </w:r>
+      <w:r>
+        <w:rPr>
+          <w:rFonts w:hint="eastAsia" w:ascii="Times New Roman" w:hAnsi="Times New Roman" w:eastAsia="FangSong" w:cs="Times New Roman"/>
+        </w:rPr>
+        <w:t>催化量</w:t>
+      </w:r>
+      <w:r>
+        <w:rPr>
+          <w:rFonts w:ascii="Times New Roman" w:hAnsi="Times New Roman" w:eastAsia="Times New Roman" w:cs="Times New Roman"/>
+        </w:rPr>
+        <w:t xml:space="preserve"> </w:t>
+      </w:r>
+      <w:r>
+        <w:rPr>
+          <w:rFonts w:hint="eastAsia" w:ascii="Times New Roman" w:hAnsi="Times New Roman" w:eastAsia="Times New Roman" w:cs="Times New Roman"/>
+        </w:rPr>
+        <w:t>CN</w:t>
+      </w:r>
+      <w:r>
+        <w:rPr>
+          <w:rFonts w:hint="eastAsia" w:ascii="Times New Roman" w:hAnsi="Times New Roman" w:eastAsia="Times New Roman" w:cs="Times New Roman"/>
+          <w:vertAlign w:val="superscript"/>
+        </w:rPr>
+        <w:t>-</w:t>
+      </w:r>
+      <w:r>
+        <w:rPr>
+          <w:rFonts w:hint="eastAsia" w:ascii="Times New Roman" w:hAnsi="Times New Roman" w:eastAsia="Times New Roman" w:cs="Times New Roman"/>
+        </w:rPr>
+        <w:t>“</w:t>
+      </w:r>
+      <w:r>
+        <w:rPr>
+          <w:rFonts w:hint="eastAsia" w:ascii="Times New Roman" w:hAnsi="Times New Roman" w:eastAsia="FangSong" w:cs="Times New Roman"/>
+        </w:rPr>
+        <w:t>一出现</w:t>
+      </w:r>
+      <w:r>
+        <w:rPr>
+          <w:rFonts w:hint="eastAsia" w:ascii="Times New Roman" w:hAnsi="Times New Roman" w:eastAsia="Times New Roman" w:cs="Times New Roman"/>
+        </w:rPr>
+        <w:t>，</w:t>
+      </w:r>
+      <w:r>
+        <w:rPr>
+          <w:rFonts w:hint="eastAsia" w:ascii="Times New Roman" w:hAnsi="Times New Roman" w:eastAsia="FangSong" w:cs="Times New Roman"/>
+        </w:rPr>
+        <w:t>就应判</w:t>
+      </w:r>
+      <w:r>
+        <w:rPr>
+          <w:rFonts w:ascii="Times New Roman" w:hAnsi="Times New Roman" w:eastAsia="Times New Roman" w:cs="Times New Roman"/>
+        </w:rPr>
+        <w:t xml:space="preserve"> Benzoin </w:t>
+      </w:r>
+      <w:r>
+        <w:rPr>
+          <w:rFonts w:hint="eastAsia" w:ascii="Times New Roman" w:hAnsi="Times New Roman" w:eastAsia="FangSong" w:cs="Times New Roman"/>
+        </w:rPr>
+        <w:t xml:space="preserve">而非</w:t>
+      </w:r>
+      <w:r>
+        <w:rPr>
+          <w:rFonts w:ascii="Times New Roman" w:hAnsi="Times New Roman" w:eastAsia="Times New Roman" w:cs="Times New Roman"/>
+        </w:rPr>
+        <w:t xml:space="preserve"> Cannizzaro。</w:t>
+      </w:r>
     </w:p>
     <w:bookmarkEnd w:id="69"/>
     <w:bookmarkStart w:id="70" w:name="例2-碳正离子重排频哪醇迁移规则进阶-题-有机-重排-频哪醇重排机理与迁移规则"/>
@@ -28044,7 +28534,7 @@
         <w:rPr>
           <w:rFonts w:hint="eastAsia" w:ascii="Times New Roman" w:hAnsi="Times New Roman" w:eastAsia="FangSong" w:cs="Times New Roman"/>
         </w:rPr>
-        <w:t>进攻羰基碳得含氧膦杂四元环中间体</w:t>
+        <w:t>进攻羰基碳得氧膦杂环丁烷四元环中间体</w:t>
       </w:r>
       <w:r>
         <w:rPr>
@@ -28890,43 +29380,79 @@
         <w:rPr>
           <w:rFonts w:hint="eastAsia" w:ascii="Times New Roman" w:hAnsi="Times New Roman" w:eastAsia="FangSong" w:cs="Times New Roman"/>
         </w:rPr>
-        <w:t>制造</w:t>
-      </w:r>
-      <w:r>
-        <w:rPr>
-          <w:rFonts w:ascii="Times New Roman" w:hAnsi="Times New Roman" w:eastAsia="Times New Roman" w:cs="Times New Roman"/>
-        </w:rPr>
-        <w:t xml:space="preserve"> </w:t>
-      </w:r>
-      <w:r>
-        <w:rPr>
-          <w:rFonts w:hint="eastAsia" w:ascii="Times New Roman" w:hAnsi="Times New Roman" w:eastAsia="Times New Roman" w:cs="Times New Roman"/>
-        </w:rPr>
-        <w:t>Z-</w:t>
-      </w:r>
-      <w:r>
-        <w:rPr>
-          <w:rFonts w:hint="eastAsia" w:ascii="Times New Roman" w:hAnsi="Times New Roman" w:eastAsia="FangSong" w:cs="Times New Roman"/>
-        </w:rPr>
-        <w:t>式或特殊取代烯烃时用修饰</w:t>
-      </w:r>
-      <w:r>
-        <w:rPr>
-          <w:rFonts w:ascii="Times New Roman" w:hAnsi="Times New Roman" w:eastAsia="Times New Roman" w:cs="Times New Roman"/>
-        </w:rPr>
-        <w:t xml:space="preserve"> </w:t>
-      </w:r>
-      <w:r>
-        <w:rPr>
-          <w:rFonts w:hint="eastAsia" w:ascii="Times New Roman" w:hAnsi="Times New Roman" w:eastAsia="Times New Roman" w:cs="Times New Roman"/>
-        </w:rPr>
-        <w:t>Wittig（</w:t>
-      </w:r>
-      <w:r>
-        <w:rPr>
-          <w:rFonts w:hint="eastAsia" w:ascii="Times New Roman" w:hAnsi="Times New Roman" w:eastAsia="FangSong" w:cs="Times New Roman"/>
-        </w:rPr>
-        <w:t>如</w:t>
+        <w:t>需要</w:t>
+      </w:r>
+      <w:r>
+        <w:rPr>
+          <w:rFonts w:ascii="Times New Roman" w:hAnsi="Times New Roman" w:eastAsia="Times New Roman" w:cs="Times New Roman"/>
+        </w:rPr>
+        <w:t xml:space="preserve"> Z </w:t>
+      </w:r>
+      <w:r>
+        <w:rPr>
+          <w:rFonts w:hint="eastAsia" w:ascii="Times New Roman" w:hAnsi="Times New Roman" w:eastAsia="FangSong" w:cs="Times New Roman"/>
+        </w:rPr>
+        <w:t xml:space="preserve">式时用</w:t>
+      </w:r>
+      <w:r>
+        <w:rPr>
+          <w:rFonts w:ascii="Times New Roman" w:hAnsi="Times New Roman" w:eastAsia="Times New Roman" w:cs="Times New Roman"/>
+        </w:rPr>
+        <w:t xml:space="preserve"> Still–Gennari </w:t>
+      </w:r>
+      <w:r>
+        <w:rPr>
+          <w:rFonts w:hint="eastAsia" w:ascii="Times New Roman" w:hAnsi="Times New Roman" w:eastAsia="FangSong" w:cs="Times New Roman"/>
+        </w:rPr>
+        <w:t>变体</w:t>
+      </w:r>
+      <w:r>
+        <w:rPr>
+          <w:rFonts w:hint="eastAsia" w:ascii="Times New Roman" w:hAnsi="Times New Roman" w:eastAsia="Times New Roman" w:cs="Times New Roman"/>
+        </w:rPr>
+        <w:t>（</w:t>
+      </w:r>
+      <w:r>
+        <w:rPr>
+          <w:rFonts w:hint="eastAsia" w:ascii="Times New Roman" w:hAnsi="Times New Roman" w:eastAsia="FangSong" w:cs="Times New Roman"/>
+        </w:rPr>
+        <w:t>氟代膦酸酯版</w:t>
+      </w:r>
+      <w:r>
+        <w:rPr>
+          <w:rFonts w:hint="eastAsia" w:ascii="Times New Roman" w:hAnsi="Times New Roman" w:eastAsia="Times New Roman" w:cs="Times New Roman"/>
+        </w:rPr>
+        <w:t>）；</w:t>
+      </w:r>
+      <w:r>
+        <w:rPr>
+          <w:rFonts w:hint="eastAsia" w:ascii="Times New Roman" w:hAnsi="Times New Roman" w:eastAsia="FangSong" w:cs="Times New Roman"/>
+        </w:rPr>
+        <w:t>若必须用非稳定叶立德却要</w:t>
+      </w:r>
+      <w:r>
+        <w:rPr>
+          <w:rFonts w:ascii="Times New Roman" w:hAnsi="Times New Roman" w:eastAsia="Times New Roman" w:cs="Times New Roman"/>
+        </w:rPr>
+        <w:t xml:space="preserve"> E </w:t>
+      </w:r>
+      <w:r>
+        <w:rPr>
+          <w:rFonts w:hint="eastAsia" w:ascii="Times New Roman" w:hAnsi="Times New Roman" w:eastAsia="FangSong" w:cs="Times New Roman"/>
+        </w:rPr>
+        <w:t>式</w:t>
+      </w:r>
+      <w:r>
+        <w:rPr>
+          <w:rFonts w:hint="eastAsia" w:ascii="Times New Roman" w:hAnsi="Times New Roman" w:eastAsia="Times New Roman" w:cs="Times New Roman"/>
+        </w:rPr>
+        <w:t>，</w:t>
+      </w:r>
+      <w:r>
+        <w:rPr>
+          <w:rFonts w:hint="eastAsia" w:ascii="Times New Roman" w:hAnsi="Times New Roman" w:eastAsia="FangSong" w:cs="Times New Roman"/>
+        </w:rPr>
+        <w:t>才用</w:t>
       </w:r>
       <w:r>
         <w:rPr>
@@ -28944,7 +29470,85 @@
         <w:rPr>
           <w:rFonts w:hint="eastAsia" w:ascii="Times New Roman" w:hAnsi="Times New Roman" w:eastAsia="Times New Roman" w:cs="Times New Roman"/>
         </w:rPr>
-        <w:t>）。</w:t>
+        <w:t>——</w:t>
+      </w:r>
+      <w:r>
+        <w:rPr>
+          <w:rFonts w:hint="eastAsia" w:ascii="Times New Roman" w:hAnsi="Times New Roman" w:eastAsia="FangSong" w:cs="Times New Roman"/>
+          <w:b/>
+          <w:bCs/>
+        </w:rPr>
+        <w:t xml:space="preserve">注意</w:t>
+      </w:r>
+      <w:r>
+        <w:rPr>
+          <w:rFonts w:ascii="Times New Roman" w:hAnsi="Times New Roman" w:eastAsia="Times New Roman" w:cs="Times New Roman"/>
+          <w:b/>
+          <w:bCs/>
+        </w:rPr>
+        <w:t xml:space="preserve"> Schlosser </w:t>
+      </w:r>
+      <w:r>
+        <w:rPr>
+          <w:rFonts w:hint="eastAsia" w:ascii="Times New Roman" w:hAnsi="Times New Roman" w:eastAsia="FangSong" w:cs="Times New Roman"/>
+          <w:b/>
+          <w:bCs/>
+        </w:rPr>
+        <w:t xml:space="preserve">给的是</w:t>
+      </w:r>
+      <w:r>
+        <w:rPr>
+          <w:rFonts w:ascii="Times New Roman" w:hAnsi="Times New Roman" w:eastAsia="Times New Roman" w:cs="Times New Roman"/>
+          <w:b/>
+          <w:bCs/>
+        </w:rPr>
+        <w:t xml:space="preserve"> E </w:t>
+      </w:r>
+      <w:r>
+        <w:rPr>
+          <w:rFonts w:hint="eastAsia" w:ascii="Times New Roman" w:hAnsi="Times New Roman" w:eastAsia="FangSong" w:cs="Times New Roman"/>
+          <w:b/>
+          <w:bCs/>
+        </w:rPr>
+        <w:t>式</w:t>
+      </w:r>
+      <w:r>
+        <w:rPr>
+          <w:rFonts w:hint="eastAsia" w:ascii="Times New Roman" w:hAnsi="Times New Roman" w:eastAsia="Times New Roman" w:cs="Times New Roman"/>
+          <w:b/>
+          <w:bCs/>
+        </w:rPr>
+        <w:t>，</w:t>
+      </w:r>
+      <w:r>
+        <w:rPr>
+          <w:rFonts w:hint="eastAsia" w:ascii="Times New Roman" w:hAnsi="Times New Roman" w:eastAsia="FangSong" w:cs="Times New Roman"/>
+          <w:b/>
+          <w:bCs/>
+        </w:rPr>
+        <w:t>不是</w:t>
+      </w:r>
+      <w:r>
+        <w:rPr>
+          <w:rFonts w:ascii="Times New Roman" w:hAnsi="Times New Roman" w:eastAsia="Times New Roman" w:cs="Times New Roman"/>
+          <w:b/>
+          <w:bCs/>
+        </w:rPr>
+        <w:t xml:space="preserve"> Z </w:t>
+      </w:r>
+      <w:r>
+        <w:rPr>
+          <w:rFonts w:hint="eastAsia" w:ascii="Times New Roman" w:hAnsi="Times New Roman" w:eastAsia="FangSong" w:cs="Times New Roman"/>
+          <w:b/>
+          <w:bCs/>
+        </w:rPr>
+        <w:t xml:space="preserve">式</w:t>
+      </w:r>
+      <w:r>
+        <w:rPr>
+          <w:rFonts w:ascii="Times New Roman" w:hAnsi="Times New Roman" w:eastAsia="Times New Roman" w:cs="Times New Roman"/>
+        </w:rPr>
+        <w:t xml:space="preserve">。</w:t>
       </w:r>
     </w:p>
     <w:p>
@@ -29417,19 +30021,37 @@
         <w:rPr>
           <w:rFonts w:ascii="Times New Roman" w:hAnsi="Times New Roman" w:eastAsia="Times New Roman" w:cs="Times New Roman"/>
         </w:rPr>
-        <w:t xml:space="preserve"> Ar−Br + HC≡C−R → </w:t>
-      </w:r>
-      <w:r>
-        <w:rPr>
-          <w:rFonts w:hint="eastAsia" w:ascii="Times New Roman" w:hAnsi="Times New Roman" w:eastAsia="FangSong" w:cs="Times New Roman"/>
-        </w:rPr>
-        <w:t>二芳基炔</w:t>
-      </w:r>
-      <w:r>
-        <w:rPr>
-          <w:rFonts w:hint="eastAsia" w:ascii="Times New Roman" w:hAnsi="Times New Roman" w:eastAsia="Times New Roman" w:cs="Times New Roman"/>
-        </w:rPr>
-        <w:t>；(d)</w:t>
+        <w:t xml:space="preserve"> Ar−Br + HC≡C−R → Ar−C≡C−R </w:t>
+      </w:r>
+      <w:r>
+        <w:rPr>
+          <w:rFonts w:hint="eastAsia" w:ascii="Times New Roman" w:hAnsi="Times New Roman" w:eastAsia="FangSong" w:cs="Times New Roman"/>
+        </w:rPr>
+        <w:t>型内炔</w:t>
+      </w:r>
+      <w:r>
+        <w:rPr>
+          <w:rFonts w:hint="eastAsia" w:ascii="Times New Roman" w:hAnsi="Times New Roman" w:eastAsia="Times New Roman" w:cs="Times New Roman"/>
+        </w:rPr>
+        <w:t>（R</w:t>
+      </w:r>
+      <w:r>
+        <w:rPr>
+          <w:rFonts w:ascii="Times New Roman" w:hAnsi="Times New Roman" w:eastAsia="Times New Roman" w:cs="Times New Roman"/>
+        </w:rPr>
+        <w:t xml:space="preserve"> </w:t>
+      </w:r>
+      <w:r>
+        <w:rPr>
+          <w:rFonts w:hint="eastAsia" w:ascii="Times New Roman" w:hAnsi="Times New Roman" w:eastAsia="FangSong" w:cs="Times New Roman"/>
+        </w:rPr>
+        <w:t>为芳基时才是二芳基炔</w:t>
+      </w:r>
+      <w:r>
+        <w:rPr>
+          <w:rFonts w:hint="eastAsia" w:ascii="Times New Roman" w:hAnsi="Times New Roman" w:eastAsia="Times New Roman" w:cs="Times New Roman"/>
+        </w:rPr>
+        <w:t>）；(d)</w:t>
       </w:r>
       <w:r>
         <w:rPr>
@@ -37849,7 +38471,19 @@
         <w:rPr>
           <w:rFonts w:hint="eastAsia" w:ascii="Times New Roman" w:hAnsi="Times New Roman" w:eastAsia="FangSong" w:cs="Times New Roman"/>
         </w:rPr>
-        <w:t>得到缩环产物</w:t>
+        <w:t>得到缩环羧酸酯</w:t>
+      </w:r>
+      <w:r>
+        <w:rPr>
+          <w:rFonts w:hint="eastAsia" w:ascii="Times New Roman" w:hAnsi="Times New Roman" w:eastAsia="Times New Roman" w:cs="Times New Roman"/>
+        </w:rPr>
+        <w:t>：</w:t>
+      </w:r>
+      <w:r>
+        <w:rPr>
+          <w:rFonts w:hint="eastAsia" w:ascii="Times New Roman" w:hAnsi="Times New Roman" w:eastAsia="FangSong" w:cs="Times New Roman"/>
+        </w:rPr>
+        <w:t>环成员比底物少一个</w:t>
       </w:r>
       <w:r>
         <w:rPr>
@@ -37861,7 +38495,7 @@
         <w:rPr>
           <w:rFonts w:hint="eastAsia" w:ascii="Times New Roman" w:hAnsi="Times New Roman" w:eastAsia="FangSong" w:cs="Times New Roman"/>
         </w:rPr>
-        <w:t>分子式比底物少一个碳</w:t>
+        <w:t>但分子碳数不变</w:t>
       </w:r>
       <w:r>
         <w:rPr>
@@ -39721,7 +40355,19 @@
         <w:rPr>
           <w:rFonts w:hint="eastAsia" w:ascii="Times New Roman" w:hAnsi="Times New Roman" w:eastAsia="FangSong" w:cs="Times New Roman"/>
         </w:rPr>
-        <w:t>产物为二芳基乙炔</w:t>
+        <w:t xml:space="preserve">产物为</w:t>
+      </w:r>
+      <w:r>
+        <w:rPr>
+          <w:rFonts w:ascii="Times New Roman" w:hAnsi="Times New Roman" w:eastAsia="Times New Roman" w:cs="Times New Roman"/>
+        </w:rPr>
+        <w:t xml:space="preserve"> Ar−C≡C−R </w:t>
+      </w:r>
+      <w:r>
+        <w:rPr>
+          <w:rFonts w:hint="eastAsia" w:ascii="Times New Roman" w:hAnsi="Times New Roman" w:eastAsia="FangSong" w:cs="Times New Roman"/>
+        </w:rPr>
+        <w:t>型内炔</w:t>
       </w:r>
       <w:r>
         <w:rPr>
@@ -41504,15 +42150,35 @@
       </w:r>
       <w:r>
         <w:rPr>
-          <w:rFonts w:hint="eastAsia" w:ascii="Times New Roman" w:hAnsi="Times New Roman" w:eastAsia="Times New Roman" w:cs="Times New Roman"/>
-        </w:rPr>
-        <w:t>−1（</w:t>
-      </w:r>
-      <w:r>
-        <w:rPr>
-          <w:rFonts w:hint="eastAsia" w:ascii="Times New Roman" w:hAnsi="Times New Roman" w:eastAsia="FangSong" w:cs="Times New Roman"/>
-        </w:rPr>
-        <w:t>缩环</w:t>
+          <w:rFonts w:hint="eastAsia" w:ascii="Times New Roman" w:hAnsi="Times New Roman" w:eastAsia="FangSong" w:cs="Times New Roman"/>
+          <w:b/>
+          <w:bCs/>
+        </w:rPr>
+        <w:t xml:space="preserve">不变</w:t>
+      </w:r>
+      <w:r>
+        <w:rPr>
+          <w:rFonts w:hint="eastAsia" w:ascii="Times New Roman" w:hAnsi="Times New Roman" w:eastAsia="Times New Roman" w:cs="Times New Roman"/>
+        </w:rPr>
+        <w:t>（</w:t>
+      </w:r>
+      <w:r>
+        <w:rPr>
+          <w:rFonts w:hint="eastAsia" w:ascii="Times New Roman" w:hAnsi="Times New Roman" w:eastAsia="FangSong" w:cs="Times New Roman"/>
+        </w:rPr>
+        <w:t>环缩一环</w:t>
+      </w:r>
+      <w:r>
+        <w:rPr>
+          <w:rFonts w:hint="eastAsia" w:ascii="Times New Roman" w:hAnsi="Times New Roman" w:eastAsia="Times New Roman" w:cs="Times New Roman"/>
+        </w:rPr>
+        <w:t>，</w:t>
+      </w:r>
+      <w:r>
+        <w:rPr>
+          <w:rFonts w:hint="eastAsia" w:ascii="Times New Roman" w:hAnsi="Times New Roman" w:eastAsia="FangSong" w:cs="Times New Roman"/>
+        </w:rPr>
+        <w:t>分子碳数不变</w:t>
       </w:r>
       <w:r>
         <w:rPr>
@@ -42274,7 +42940,19 @@
         <w:rPr>
           <w:rFonts w:hint="eastAsia" w:ascii="Times New Roman" w:hAnsi="Times New Roman" w:eastAsia="FangSong" w:cs="Times New Roman"/>
         </w:rPr>
-        <w:t>是纯烃体系无追加驱动</w:t>
+        <w:t>是纯烃体系</w:t>
+      </w:r>
+      <w:r>
+        <w:rPr>
+          <w:rFonts w:hint="eastAsia" w:ascii="Times New Roman" w:hAnsi="Times New Roman" w:eastAsia="Times New Roman" w:cs="Times New Roman"/>
+        </w:rPr>
+        <w:t>、</w:t>
+      </w:r>
+      <w:r>
+        <w:rPr>
+          <w:rFonts w:hint="eastAsia" w:ascii="Times New Roman" w:hAnsi="Times New Roman" w:eastAsia="FangSong" w:cs="Times New Roman"/>
+        </w:rPr>
+        <w:t>产物侧没有追加驱动</w:t>
       </w:r>
       <w:r>
         <w:rPr>
@@ -42286,7 +42964,31 @@
         <w:rPr>
           <w:rFonts w:hint="eastAsia" w:ascii="Times New Roman" w:hAnsi="Times New Roman" w:eastAsia="FangSong" w:cs="Times New Roman"/>
         </w:rPr>
-        <w:t>需更高温度补熵代价</w:t>
+        <w:t>活化能更高</w:t>
+      </w:r>
+      <w:r>
+        <w:rPr>
+          <w:rFonts w:hint="eastAsia" w:ascii="Times New Roman" w:hAnsi="Times New Roman" w:eastAsia="Times New Roman" w:cs="Times New Roman"/>
+        </w:rPr>
+        <w:t>，</w:t>
+      </w:r>
+      <w:r>
+        <w:rPr>
+          <w:rFonts w:hint="eastAsia" w:ascii="Times New Roman" w:hAnsi="Times New Roman" w:eastAsia="FangSong" w:cs="Times New Roman"/>
+        </w:rPr>
+        <w:t>故需</w:t>
+      </w:r>
+      <w:r>
+        <w:rPr>
+          <w:rFonts w:ascii="Times New Roman" w:hAnsi="Times New Roman" w:eastAsia="Times New Roman" w:cs="Times New Roman"/>
+        </w:rPr>
+        <w:t xml:space="preserve"> 200 °C </w:t>
+      </w:r>
+      <w:r>
+        <w:rPr>
+          <w:rFonts w:hint="eastAsia" w:ascii="Times New Roman" w:hAnsi="Times New Roman" w:eastAsia="FangSong" w:cs="Times New Roman"/>
+        </w:rPr>
+        <w:t>以上才能进行</w:t>
       </w:r>
       <w:r>
         <w:rPr>
@@ -42949,7 +43651,7 @@
         <w:rPr>
           <w:rFonts w:hint="eastAsia" w:ascii="Times New Roman" w:hAnsi="Times New Roman" w:eastAsia="FangSong" w:cs="Times New Roman"/>
         </w:rPr>
-        <w:t>缩环羧酸</w:t>
+        <w:t>缩环羧酸酯</w:t>
       </w:r>
       <w:r>
         <w:rPr>
@@ -42961,7 +43663,7 @@
         <w:rPr>
           <w:rFonts w:hint="eastAsia" w:ascii="Times New Roman" w:hAnsi="Times New Roman" w:eastAsia="FangSong" w:cs="Times New Roman"/>
         </w:rPr>
-        <w:t>碳数</w:t>
+        <w:t>环成员</w:t>
       </w:r>
       <w:r>
         <w:rPr>
@@ -42973,7 +43675,31 @@
         <w:rPr>
           <w:rFonts w:hint="eastAsia" w:ascii="Times New Roman" w:hAnsi="Times New Roman" w:eastAsia="Times New Roman" w:cs="Times New Roman"/>
         </w:rPr>
-        <w:t xml:space="preserve">−1）。</w:t>
+        <w:t>−1，</w:t>
+      </w:r>
+      <w:r>
+        <w:rPr>
+          <w:rFonts w:hint="eastAsia" w:ascii="Times New Roman" w:hAnsi="Times New Roman" w:eastAsia="FangSong" w:cs="Times New Roman"/>
+        </w:rPr>
+        <w:t>羰基碳转为羧基碳</w:t>
+      </w:r>
+      <w:r>
+        <w:rPr>
+          <w:rFonts w:hint="eastAsia" w:ascii="Times New Roman" w:hAnsi="Times New Roman" w:eastAsia="Times New Roman" w:cs="Times New Roman"/>
+        </w:rPr>
+        <w:t>，</w:t>
+      </w:r>
+      <w:r>
+        <w:rPr>
+          <w:rFonts w:hint="eastAsia" w:ascii="Times New Roman" w:hAnsi="Times New Roman" w:eastAsia="FangSong" w:cs="Times New Roman"/>
+        </w:rPr>
+        <w:t>分子碳数不变</w:t>
+      </w:r>
+      <w:r>
+        <w:rPr>
+          <w:rFonts w:hint="eastAsia" w:ascii="Times New Roman" w:hAnsi="Times New Roman" w:eastAsia="Times New Roman" w:cs="Times New Roman"/>
+        </w:rPr>
+        <w:t>）。</w:t>
       </w:r>
     </w:p>
     <w:p>
@@ -43100,9 +43826,51 @@
       </w:r>
       <w:r>
         <w:rPr>
-          <w:rFonts w:hint="eastAsia" w:ascii="Times New Roman" w:hAnsi="Times New Roman" w:eastAsia="FangSong" w:cs="Times New Roman"/>
-        </w:rPr>
-        <w:t xml:space="preserve">得</w:t>
+          <w:rFonts w:hint="eastAsia" w:ascii="Times New Roman" w:hAnsi="Times New Roman" w:eastAsia="Times New Roman" w:cs="Times New Roman"/>
+        </w:rPr>
+        <w:t>：</w:t>
+      </w:r>
+      <w:r>
+        <w:rPr>
+          <w:rFonts w:hint="eastAsia" w:ascii="Times New Roman" w:hAnsi="Times New Roman" w:eastAsia="FangSong" w:cs="Times New Roman"/>
+        </w:rPr>
+        <w:t>原羰基碳与</w:t>
+      </w:r>
+      <w:r>
+        <w:rPr>
+          <w:rFonts w:ascii="Times New Roman" w:hAnsi="Times New Roman" w:eastAsia="Times New Roman" w:cs="Times New Roman"/>
+        </w:rPr>
+        <w:t xml:space="preserve"> γ </w:t>
+      </w:r>
+      <w:r>
+        <w:rPr>
+          <w:rFonts w:hint="eastAsia" w:ascii="Times New Roman" w:hAnsi="Times New Roman" w:eastAsia="FangSong" w:cs="Times New Roman"/>
+        </w:rPr>
+        <w:t xml:space="preserve">碳成</w:t>
+      </w:r>
+      <w:r>
+        <w:rPr>
+          <w:rFonts w:ascii="Times New Roman" w:hAnsi="Times New Roman" w:eastAsia="Times New Roman" w:cs="Times New Roman"/>
+        </w:rPr>
+        <w:t xml:space="preserve"> C−C </w:t>
+      </w:r>
+      <w:r>
+        <w:rPr>
+          <w:rFonts w:hint="eastAsia" w:ascii="Times New Roman" w:hAnsi="Times New Roman" w:eastAsia="FangSong" w:cs="Times New Roman"/>
+        </w:rPr>
+        <w:t>键闭环</w:t>
+      </w:r>
+      <w:r>
+        <w:rPr>
+          <w:rFonts w:hint="eastAsia" w:ascii="Times New Roman" w:hAnsi="Times New Roman" w:eastAsia="Times New Roman" w:cs="Times New Roman"/>
+        </w:rPr>
+        <w:t>，</w:t>
+      </w:r>
+      <w:r>
+        <w:rPr>
+          <w:rFonts w:hint="eastAsia" w:ascii="Times New Roman" w:hAnsi="Times New Roman" w:eastAsia="FangSong" w:cs="Times New Roman"/>
+        </w:rPr>
+        <w:t>得</w:t>
       </w:r>
       <w:r>
         <w:rPr>
@@ -43126,7 +43894,25 @@
         <w:rPr>
           <w:rFonts w:hint="eastAsia" w:ascii="Times New Roman" w:hAnsi="Times New Roman" w:eastAsia="Times New Roman" w:cs="Times New Roman"/>
         </w:rPr>
-        <w:t>；</w:t>
+        <w:t>（−OH</w:t>
+      </w:r>
+      <w:r>
+        <w:rPr>
+          <w:rFonts w:ascii="Times New Roman" w:hAnsi="Times New Roman" w:eastAsia="Times New Roman" w:cs="Times New Roman"/>
+        </w:rPr>
+        <w:t xml:space="preserve"> </w:t>
+      </w:r>
+      <w:r>
+        <w:rPr>
+          <w:rFonts w:hint="eastAsia" w:ascii="Times New Roman" w:hAnsi="Times New Roman" w:eastAsia="FangSong" w:cs="Times New Roman"/>
+        </w:rPr>
+        <w:t>挂在原羰基碳上</w:t>
+      </w:r>
+      <w:r>
+        <w:rPr>
+          <w:rFonts w:hint="eastAsia" w:ascii="Times New Roman" w:hAnsi="Times New Roman" w:eastAsia="Times New Roman" w:cs="Times New Roman"/>
+        </w:rPr>
+        <w:t>）；</w:t>
       </w:r>
       <w:r>
         <w:rPr>
@@ -43138,9 +43924,33 @@
       </w:r>
       <w:r>
         <w:rPr>
-          <w:rFonts w:hint="eastAsia" w:ascii="Times New Roman" w:hAnsi="Times New Roman" w:eastAsia="FangSong" w:cs="Times New Roman"/>
-        </w:rPr>
-        <w:t xml:space="preserve">得丙酮</w:t>
+          <w:rFonts w:hint="eastAsia" w:ascii="Times New Roman" w:hAnsi="Times New Roman" w:eastAsia="Times New Roman" w:cs="Times New Roman"/>
+        </w:rPr>
+        <w:t xml:space="preserve">：α-β</w:t>
+      </w:r>
+      <w:r>
+        <w:rPr>
+          <w:rFonts w:ascii="Times New Roman" w:hAnsi="Times New Roman" w:eastAsia="Times New Roman" w:cs="Times New Roman"/>
+        </w:rPr>
+        <w:t xml:space="preserve"> </w:t>
+      </w:r>
+      <w:r>
+        <w:rPr>
+          <w:rFonts w:hint="eastAsia" w:ascii="Times New Roman" w:hAnsi="Times New Roman" w:eastAsia="FangSong" w:cs="Times New Roman"/>
+        </w:rPr>
+        <w:t>键断裂先给烯醇再互变</w:t>
+      </w:r>
+      <w:r>
+        <w:rPr>
+          <w:rFonts w:hint="eastAsia" w:ascii="Times New Roman" w:hAnsi="Times New Roman" w:eastAsia="Times New Roman" w:cs="Times New Roman"/>
+        </w:rPr>
+        <w:t>，</w:t>
+      </w:r>
+      <w:r>
+        <w:rPr>
+          <w:rFonts w:hint="eastAsia" w:ascii="Times New Roman" w:hAnsi="Times New Roman" w:eastAsia="FangSong" w:cs="Times New Roman"/>
+        </w:rPr>
+        <w:t>得丙酮</w:t>
       </w:r>
       <w:r>
         <w:rPr>
@@ -43158,19 +43968,7 @@
         <w:rPr>
           <w:rFonts w:hint="eastAsia" w:ascii="Times New Roman" w:hAnsi="Times New Roman" w:eastAsia="Times New Roman" w:cs="Times New Roman"/>
         </w:rPr>
-        <w:t>（</w:t>
-      </w:r>
-      <w:r>
-        <w:rPr>
-          <w:rFonts w:hint="eastAsia" w:ascii="Times New Roman" w:hAnsi="Times New Roman" w:eastAsia="FangSong" w:cs="Times New Roman"/>
-        </w:rPr>
-        <w:t>烯醇互变</w:t>
-      </w:r>
-      <w:r>
-        <w:rPr>
-          <w:rFonts w:hint="eastAsia" w:ascii="Times New Roman" w:hAnsi="Times New Roman" w:eastAsia="Times New Roman" w:cs="Times New Roman"/>
-        </w:rPr>
-        <w:t>）。</w:t>
+        <w:t>。</w:t>
       </w:r>
       <w:r>
         <w:rPr>
@@ -45003,13 +45801,13 @@
         <w:rPr>
           <w:rFonts w:ascii="Times New Roman" w:hAnsi="Times New Roman" w:eastAsia="Times New Roman" w:cs="Times New Roman"/>
         </w:rPr>
-        <w:t xml:space="preserve"> </w:t>
-      </w:r>
-      <w:r>
-        <w:rPr>
-          <w:rFonts w:hint="eastAsia" w:ascii="Times New Roman" w:hAnsi="Times New Roman" w:eastAsia="FangSong" w:cs="Times New Roman"/>
-        </w:rPr>
-        <w:t>二芳基乙炔</w:t>
+        <w:t xml:space="preserve"> Ar−C≡C−R </w:t>
+      </w:r>
+      <w:r>
+        <w:rPr>
+          <w:rFonts w:hint="eastAsia" w:ascii="Times New Roman" w:hAnsi="Times New Roman" w:eastAsia="FangSong" w:cs="Times New Roman"/>
+        </w:rPr>
+        <w:t>型内炔</w:t>
       </w:r>
       <w:r>
         <w:rPr>

--- a/06-学生侧材料/讲义/6-有机化学/有机人名反应系统归类-超级充实版（自学完整）.docx
+++ b/06-学生侧材料/讲义/6-有机化学/有机人名反应系统归类-超级充实版（自学完整）.docx
@@ -5895,7 +5895,7 @@
         </w:rPr>
         <w:drawing>
           <wp:inline>
-            <wp:extent cx="3600000" cy="1224665"/>
+            <wp:extent cx="2667000" cy="907273"/>
             <wp:effectExtent b="0" l="0" r="0" t="0"/>
             <wp:docPr descr="" title="" id="15" name="Picture"/>
             <a:graphic>
@@ -5916,7 +5916,7 @@
                   <pic:spPr bwMode="auto">
                     <a:xfrm>
                       <a:off x="0" y="0"/>
-                      <a:ext cx="3600000" cy="1224665"/>
+                      <a:ext cx="2667000" cy="907273"/>
                     </a:xfrm>
                     <a:prstGeom prst="rect">
                       <a:avLst/>
@@ -8125,7 +8125,7 @@
         </w:rPr>
         <w:drawing>
           <wp:inline>
-            <wp:extent cx="3600000" cy="1462365"/>
+            <wp:extent cx="2667000" cy="1083369"/>
             <wp:effectExtent b="0" l="0" r="0" t="0"/>
             <wp:docPr descr="" title="" id="22" name="Picture"/>
             <a:graphic>
@@ -8146,7 +8146,7 @@
                   <pic:spPr bwMode="auto">
                     <a:xfrm>
                       <a:off x="0" y="0"/>
-                      <a:ext cx="3600000" cy="1462365"/>
+                      <a:ext cx="2667000" cy="1083369"/>
                     </a:xfrm>
                     <a:prstGeom prst="rect">
                       <a:avLst/>
@@ -10663,7 +10663,7 @@
         </w:rPr>
         <w:drawing>
           <wp:inline>
-            <wp:extent cx="3600000" cy="896153"/>
+            <wp:extent cx="2667000" cy="663900"/>
             <wp:effectExtent b="0" l="0" r="0" t="0"/>
             <wp:docPr descr="" title="" id="29" name="Picture"/>
             <a:graphic>
@@ -10684,7 +10684,7 @@
                   <pic:spPr bwMode="auto">
                     <a:xfrm>
                       <a:off x="0" y="0"/>
-                      <a:ext cx="3600000" cy="896153"/>
+                      <a:ext cx="2667000" cy="663900"/>
                     </a:xfrm>
                     <a:prstGeom prst="rect">
                       <a:avLst/>
@@ -14542,7 +14542,7 @@
         </w:rPr>
         <w:drawing>
           <wp:inline>
-            <wp:extent cx="3600000" cy="799461"/>
+            <wp:extent cx="2667000" cy="592267"/>
             <wp:effectExtent b="0" l="0" r="0" t="0"/>
             <wp:docPr descr="" title="" id="40" name="Picture"/>
             <a:graphic>
@@ -14563,7 +14563,7 @@
                   <pic:spPr bwMode="auto">
                     <a:xfrm>
                       <a:off x="0" y="0"/>
-                      <a:ext cx="3600000" cy="799461"/>
+                      <a:ext cx="2667000" cy="592267"/>
                     </a:xfrm>
                     <a:prstGeom prst="rect">
                       <a:avLst/>
@@ -16604,7 +16604,7 @@
         </w:rPr>
         <w:drawing>
           <wp:inline>
-            <wp:extent cx="3600000" cy="1028033"/>
+            <wp:extent cx="2667000" cy="761601"/>
             <wp:effectExtent b="0" l="0" r="0" t="0"/>
             <wp:docPr descr="" title="" id="47" name="Picture"/>
             <a:graphic>
@@ -16625,7 +16625,7 @@
                   <pic:spPr bwMode="auto">
                     <a:xfrm>
                       <a:off x="0" y="0"/>
-                      <a:ext cx="3600000" cy="1028033"/>
+                      <a:ext cx="2667000" cy="761601"/>
                     </a:xfrm>
                     <a:prstGeom prst="rect">
                       <a:avLst/>
@@ -20889,7 +20889,7 @@
         </w:rPr>
         <w:drawing>
           <wp:inline>
-            <wp:extent cx="3240000" cy="2966707"/>
+            <wp:extent cx="2667000" cy="2442039"/>
             <wp:effectExtent b="0" l="0" r="0" t="0"/>
             <wp:docPr descr="" title="" id="58" name="Picture"/>
             <a:graphic>
@@ -20910,7 +20910,7 @@
                   <pic:spPr bwMode="auto">
                     <a:xfrm>
                       <a:off x="0" y="0"/>
-                      <a:ext cx="3240000" cy="2966707"/>
+                      <a:ext cx="2667000" cy="2442039"/>
                     </a:xfrm>
                     <a:prstGeom prst="rect">
                       <a:avLst/>
@@ -26985,6 +26985,12 @@
       </w:r>
       <w:r>
         <w:rPr>
+          <w:rFonts w:ascii="Times New Roman" w:hAnsi="Times New Roman" w:eastAsia="Times New Roman" w:cs="Times New Roman"/>
+        </w:rPr>
+        <w:t xml:space="preserve">&gt; </w:t>
+      </w:r>
+      <w:r>
+        <w:rPr>
           <w:rFonts w:hint="eastAsia" w:ascii="Times New Roman" w:hAnsi="Times New Roman" w:eastAsia="FangSong" w:cs="Times New Roman"/>
         </w:rPr>
         <w:t xml:space="preserve">第</w:t>
@@ -28034,6 +28040,12 @@
       </w:r>
       <w:r>
         <w:rPr>
+          <w:rFonts w:ascii="Times New Roman" w:hAnsi="Times New Roman" w:eastAsia="Times New Roman" w:cs="Times New Roman"/>
+        </w:rPr>
+        <w:t xml:space="preserve">&gt; </w:t>
+      </w:r>
+      <w:r>
+        <w:rPr>
           <w:rFonts w:hint="eastAsia" w:ascii="Times New Roman" w:hAnsi="Times New Roman" w:eastAsia="FangSong" w:cs="Times New Roman"/>
         </w:rPr>
         <w:t xml:space="preserve">第</w:t>
@@ -28809,6 +28821,12 @@
       </w:r>
       <w:r>
         <w:rPr>
+          <w:rFonts w:ascii="Times New Roman" w:hAnsi="Times New Roman" w:eastAsia="Times New Roman" w:cs="Times New Roman"/>
+        </w:rPr>
+        <w:t xml:space="preserve">&gt; </w:t>
+      </w:r>
+      <w:r>
+        <w:rPr>
           <w:rFonts w:hint="eastAsia" w:ascii="Times New Roman" w:hAnsi="Times New Roman" w:eastAsia="FangSong" w:cs="Times New Roman"/>
         </w:rPr>
         <w:t xml:space="preserve">判断</w:t>
@@ -29702,6 +29720,12 @@
       </w:r>
       <w:r>
         <w:rPr>
+          <w:rFonts w:ascii="Times New Roman" w:hAnsi="Times New Roman" w:eastAsia="Times New Roman" w:cs="Times New Roman"/>
+        </w:rPr>
+        <w:t xml:space="preserve">&gt; </w:t>
+      </w:r>
+      <w:r>
+        <w:rPr>
           <w:rFonts w:hint="eastAsia" w:ascii="Times New Roman" w:hAnsi="Times New Roman" w:eastAsia="FangSong" w:cs="Times New Roman"/>
         </w:rPr>
         <w:t>族内对比题的答题骨架是</w:t>
@@ -30523,6 +30547,12 @@
       </w:r>
       <w:r>
         <w:rPr>
+          <w:rFonts w:ascii="Times New Roman" w:hAnsi="Times New Roman" w:eastAsia="Times New Roman" w:cs="Times New Roman"/>
+        </w:rPr>
+        <w:t xml:space="preserve">&gt; </w:t>
+      </w:r>
+      <w:r>
+        <w:rPr>
           <w:rFonts w:hint="eastAsia" w:ascii="Times New Roman" w:hAnsi="Times New Roman" w:eastAsia="FangSong" w:cs="Times New Roman"/>
         </w:rPr>
         <w:t xml:space="preserve">第</w:t>
@@ -31349,7 +31379,7 @@
         <w:rPr>
           <w:rFonts w:ascii="Times New Roman" w:hAnsi="Times New Roman" w:eastAsia="Times New Roman" w:cs="Times New Roman"/>
         </w:rPr>
-        <w:t xml:space="preserve">DA </w:t>
+        <w:t xml:space="preserve">&gt; DA </w:t>
       </w:r>
       <w:r>
         <w:rPr>
@@ -31560,7 +31590,7 @@
     </w:p>
     <w:p>
       <w:pPr>
-        <w:pStyle w:val="MistakeBlock"/>
+        <w:pStyle w:val="FirstParagraph"/>
       </w:pPr>
       <w:r>
         <w:rPr>
@@ -31603,6 +31633,12 @@
           <w:rFonts w:ascii="Times New Roman" w:hAnsi="Times New Roman" w:eastAsia="Times New Roman" w:cs="Times New Roman"/>
         </w:rPr>
         <w:t xml:space="preserve"> </w:t>
+      </w:r>
+      <w:r>
+        <w:rPr>
+          <w:rFonts w:ascii="Times New Roman" w:hAnsi="Times New Roman" w:eastAsia="Times New Roman" w:cs="Times New Roman"/>
+        </w:rPr>
+        <w:t xml:space="preserve">&gt; </w:t>
       </w:r>
       <w:r>
         <w:rPr>
@@ -31705,7 +31741,7 @@
     </w:p>
     <w:p>
       <w:pPr>
-        <w:pStyle w:val="MistakeBlock"/>
+        <w:pStyle w:val="BodyText"/>
       </w:pPr>
       <w:r>
         <w:rPr>
@@ -31736,6 +31772,12 @@
           <w:rFonts w:ascii="Times New Roman" w:hAnsi="Times New Roman" w:eastAsia="Times New Roman" w:cs="Times New Roman"/>
         </w:rPr>
         <w:t xml:space="preserve"> </w:t>
+      </w:r>
+      <w:r>
+        <w:rPr>
+          <w:rFonts w:ascii="Times New Roman" w:hAnsi="Times New Roman" w:eastAsia="Times New Roman" w:cs="Times New Roman"/>
+        </w:rPr>
+        <w:t xml:space="preserve">&gt; </w:t>
       </w:r>
       <w:r>
         <w:rPr>
@@ -31814,7 +31856,7 @@
     </w:p>
     <w:p>
       <w:pPr>
-        <w:pStyle w:val="MistakeBlock"/>
+        <w:pStyle w:val="BodyText"/>
       </w:pPr>
       <w:r>
         <w:rPr>
@@ -31863,6 +31905,12 @@
           <w:rFonts w:ascii="Times New Roman" w:hAnsi="Times New Roman" w:eastAsia="Times New Roman" w:cs="Times New Roman"/>
         </w:rPr>
         <w:t xml:space="preserve"> </w:t>
+      </w:r>
+      <w:r>
+        <w:rPr>
+          <w:rFonts w:ascii="Times New Roman" w:hAnsi="Times New Roman" w:eastAsia="Times New Roman" w:cs="Times New Roman"/>
+        </w:rPr>
+        <w:t xml:space="preserve">&gt; </w:t>
       </w:r>
       <w:r>
         <w:rPr>
@@ -31963,7 +32011,7 @@
     </w:p>
     <w:p>
       <w:pPr>
-        <w:pStyle w:val="MistakeBlock"/>
+        <w:pStyle w:val="BodyText"/>
       </w:pPr>
       <w:r>
         <w:rPr>
@@ -31994,6 +32042,12 @@
           <w:rFonts w:ascii="Times New Roman" w:hAnsi="Times New Roman" w:eastAsia="Times New Roman" w:cs="Times New Roman"/>
         </w:rPr>
         <w:t xml:space="preserve"> </w:t>
+      </w:r>
+      <w:r>
+        <w:rPr>
+          <w:rFonts w:ascii="Times New Roman" w:hAnsi="Times New Roman" w:eastAsia="Times New Roman" w:cs="Times New Roman"/>
+        </w:rPr>
+        <w:t xml:space="preserve">&gt; </w:t>
       </w:r>
       <w:r>
         <w:rPr>
@@ -32160,7 +32214,7 @@
     </w:p>
     <w:p>
       <w:pPr>
-        <w:pStyle w:val="MistakeBlock"/>
+        <w:pStyle w:val="BodyText"/>
       </w:pPr>
       <w:r>
         <w:rPr>
@@ -32191,6 +32245,12 @@
           <w:rFonts w:ascii="Times New Roman" w:hAnsi="Times New Roman" w:eastAsia="Times New Roman" w:cs="Times New Roman"/>
         </w:rPr>
         <w:t xml:space="preserve"> </w:t>
+      </w:r>
+      <w:r>
+        <w:rPr>
+          <w:rFonts w:ascii="Times New Roman" w:hAnsi="Times New Roman" w:eastAsia="Times New Roman" w:cs="Times New Roman"/>
+        </w:rPr>
+        <w:t xml:space="preserve">&gt; </w:t>
       </w:r>
       <w:r>
         <w:rPr>
@@ -32297,7 +32357,7 @@
     </w:p>
     <w:p>
       <w:pPr>
-        <w:pStyle w:val="MistakeBlock"/>
+        <w:pStyle w:val="BodyText"/>
       </w:pPr>
       <w:r>
         <w:rPr>
@@ -32340,6 +32400,12 @@
           <w:rFonts w:ascii="Times New Roman" w:hAnsi="Times New Roman" w:eastAsia="Times New Roman" w:cs="Times New Roman"/>
         </w:rPr>
         <w:t xml:space="preserve"> </w:t>
+      </w:r>
+      <w:r>
+        <w:rPr>
+          <w:rFonts w:ascii="Times New Roman" w:hAnsi="Times New Roman" w:eastAsia="Times New Roman" w:cs="Times New Roman"/>
+        </w:rPr>
+        <w:t xml:space="preserve">&gt; </w:t>
       </w:r>
       <w:r>
         <w:rPr>
@@ -32464,7 +32530,7 @@
     </w:p>
     <w:p>
       <w:pPr>
-        <w:pStyle w:val="MistakeBlock"/>
+        <w:pStyle w:val="BodyText"/>
       </w:pPr>
       <w:r>
         <w:rPr>
@@ -32537,6 +32603,12 @@
           <w:rFonts w:ascii="Times New Roman" w:hAnsi="Times New Roman" w:eastAsia="Times New Roman" w:cs="Times New Roman"/>
         </w:rPr>
         <w:t xml:space="preserve"> </w:t>
+      </w:r>
+      <w:r>
+        <w:rPr>
+          <w:rFonts w:ascii="Times New Roman" w:hAnsi="Times New Roman" w:eastAsia="Times New Roman" w:cs="Times New Roman"/>
+        </w:rPr>
+        <w:t xml:space="preserve">&gt; </w:t>
       </w:r>
       <w:r>
         <w:rPr>
@@ -32879,7 +32951,7 @@
         </w:rPr>
         <w:drawing>
           <wp:inline>
-            <wp:extent cx="3600000" cy="1687499"/>
+            <wp:extent cx="2667000" cy="1250156"/>
             <wp:effectExtent b="0" l="0" r="0" t="0"/>
             <wp:docPr descr="" title="" id="77" name="Picture"/>
             <a:graphic>
@@ -32900,7 +32972,7 @@
                   <pic:spPr bwMode="auto">
                     <a:xfrm>
                       <a:off x="0" y="0"/>
-                      <a:ext cx="3600000" cy="1687499"/>
+                      <a:ext cx="2667000" cy="1250156"/>
                     </a:xfrm>
                     <a:prstGeom prst="rect">
                       <a:avLst/>
@@ -33222,7 +33294,7 @@
     </w:p>
     <w:p>
       <w:pPr>
-        <w:pStyle w:val="MistakeBlock"/>
+        <w:pStyle w:val="BodyText"/>
       </w:pPr>
       <w:r>
         <w:rPr>
@@ -33289,6 +33361,12 @@
           <w:rFonts w:ascii="Times New Roman" w:hAnsi="Times New Roman" w:eastAsia="Times New Roman" w:cs="Times New Roman"/>
         </w:rPr>
         <w:t xml:space="preserve"> </w:t>
+      </w:r>
+      <w:r>
+        <w:rPr>
+          <w:rFonts w:ascii="Times New Roman" w:hAnsi="Times New Roman" w:eastAsia="Times New Roman" w:cs="Times New Roman"/>
+        </w:rPr>
+        <w:t xml:space="preserve">&gt; </w:t>
       </w:r>
       <w:r>
         <w:rPr>
@@ -48510,22 +48588,6 @@
       <ns0:color ns0:themeColor="accent1" ns0:themeShade="BF" ns0:val="365F91"/>
     </ns0:rPr>
   </ns0:style>
-  <w:style w:type="paragraph" w:customStyle="1" w:styleId="BodyText">
-    <w:name w:val="Body Text"/>
-    <w:basedOn w:val="BodyText"/>
-    <w:qFormat/>
-    <ns0:rPr>
-      <w:rFonts ns0:ascii="Times New Roman" ns0:hAnsi="Times New Roman" ns0:eastAsia="FangSong" ns0:cs="Times New Roman"/>
-    </ns0:rPr>
-  </w:style>
-  <w:style w:type="paragraph" w:customStyle="1" w:styleId="MistakeBlock">
-    <w:name w:val="Mistake Block"/>
-    <w:basedOn w:val="BodyText"/>
-    <w:qFormat/>
-    <ns0:rPr>
-      <w:rFonts ns0:ascii="Times New Roman" ns0:hAnsi="Times New Roman" ns0:eastAsia="FangSong" ns0:cs="Times New Roman"/>
-    </ns0:rPr>
-  </w:style>
   <w:style w:type="paragraph" w:customStyle="1" w:styleId="SourceCode">
     <w:name w:val="Source Code"/>
     <w:basedOn w:val="Normal"/>

--- a/06-学生侧材料/讲义/6-有机化学/有机人名反应系统归类-超级充实版（自学完整）.docx
+++ b/06-学生侧材料/讲义/6-有机化学/有机人名反应系统归类-超级充实版（自学完整）.docx
@@ -70,6 +70,7 @@
           <w:ilvl w:val="0"/>
           <w:numId w:val="1001"/>
         </w:numPr>
+        <w:ind w:firstLine="420"/>
       </w:pPr>
       <w:r>
         <w:rPr>
@@ -127,6 +128,7 @@
           <w:ilvl w:val="0"/>
           <w:numId w:val="1001"/>
         </w:numPr>
+        <w:ind w:firstLine="420"/>
       </w:pPr>
       <w:r>
         <w:rPr>
@@ -172,6 +174,7 @@
           <w:ilvl w:val="0"/>
           <w:numId w:val="1001"/>
         </w:numPr>
+        <w:ind w:firstLine="420"/>
       </w:pPr>
       <w:r>
         <w:rPr>
@@ -247,6 +250,7 @@
           <w:ilvl w:val="0"/>
           <w:numId w:val="1001"/>
         </w:numPr>
+        <w:ind w:firstLine="420"/>
       </w:pPr>
       <w:r>
         <w:rPr>
@@ -304,6 +308,7 @@
           <w:ilvl w:val="0"/>
           <w:numId w:val="1001"/>
         </w:numPr>
+        <w:ind w:firstLine="420"/>
       </w:pPr>
       <w:r>
         <w:rPr>
@@ -361,6 +366,7 @@
           <w:ilvl w:val="0"/>
           <w:numId w:val="1001"/>
         </w:numPr>
+        <w:ind w:firstLine="420"/>
       </w:pPr>
       <w:r>
         <w:rPr>
@@ -424,6 +430,7 @@
           <w:ilvl w:val="0"/>
           <w:numId w:val="1001"/>
         </w:numPr>
+        <w:ind w:firstLine="420"/>
       </w:pPr>
       <w:r>
         <w:rPr>
@@ -481,6 +488,7 @@
           <w:ilvl w:val="0"/>
           <w:numId w:val="1001"/>
         </w:numPr>
+        <w:ind w:firstLine="420"/>
       </w:pPr>
       <w:r>
         <w:rPr>
@@ -538,6 +546,7 @@
           <w:ilvl w:val="0"/>
           <w:numId w:val="1001"/>
         </w:numPr>
+        <w:ind w:firstLine="420"/>
       </w:pPr>
       <w:r>
         <w:rPr>
@@ -595,6 +604,7 @@
           <w:ilvl w:val="0"/>
           <w:numId w:val="1001"/>
         </w:numPr>
+        <w:ind w:firstLine="420"/>
       </w:pPr>
       <w:r>
         <w:rPr>
@@ -652,6 +662,7 @@
           <w:ilvl w:val="0"/>
           <w:numId w:val="1001"/>
         </w:numPr>
+        <w:ind w:firstLine="420"/>
       </w:pPr>
       <w:r>
         <w:rPr>
@@ -703,6 +714,7 @@
           <w:ilvl w:val="0"/>
           <w:numId w:val="1001"/>
         </w:numPr>
+        <w:ind w:firstLine="420"/>
       </w:pPr>
       <w:r>
         <w:rPr>
@@ -772,6 +784,7 @@
           <w:ilvl w:val="0"/>
           <w:numId w:val="1001"/>
         </w:numPr>
+        <w:ind w:firstLine="420"/>
       </w:pPr>
       <w:r>
         <w:rPr>
@@ -805,6 +818,7 @@
           <w:ilvl w:val="0"/>
           <w:numId w:val="1001"/>
         </w:numPr>
+        <w:ind w:firstLine="420"/>
       </w:pPr>
       <w:r>
         <w:rPr>
@@ -838,6 +852,7 @@
           <w:ilvl w:val="0"/>
           <w:numId w:val="1001"/>
         </w:numPr>
+        <w:ind w:firstLine="420"/>
       </w:pPr>
       <w:r>
         <w:rPr>
@@ -871,6 +886,7 @@
           <w:ilvl w:val="0"/>
           <w:numId w:val="1001"/>
         </w:numPr>
+        <w:ind w:firstLine="420"/>
       </w:pPr>
       <w:r>
         <w:rPr>
@@ -925,6 +941,7 @@
       <w:pPr>
         <w:pStyle w:val="BlockText"/>
         <w:spacing w:after="80"/>
+        <w:ind w:firstLine="420"/>
       </w:pPr>
       <w:r>
         <w:rPr>
@@ -1005,6 +1022,15 @@
         <w:tblW w:type="pct" w:w="5000"/>
         <w:tblLayout w:type="fixed"/>
         <w:tblLook w:firstRow="1" w:lastRow="0" w:firstColumn="0" w:lastColumn="0" w:noHBand="0" w:noVBand="0" w:val="0020"/>
+        <w:jc w:val="center"/>
+        <w:tblBorders>
+          <w:top w:val="single" w:sz="12" w:space="0" w:color="333333"/>
+          <w:bottom w:val="single" w:sz="12" w:space="0" w:color="333333"/>
+          <w:left w:val="none"/>
+          <w:right w:val="none"/>
+          <w:insideH w:val="none"/>
+          <w:insideV w:val="none"/>
+        </w:tblBorders>
       </w:tblPr>
       <w:tblGrid>
         <w:gridCol w:w="3960"/>
@@ -1015,7 +1041,11 @@
           <w:tblHeader w:val="on"/>
         </w:trPr>
         <w:tc>
-          <w:tcPr/>
+          <w:tcPr>
+            <w:tcBorders>
+              <w:bottom w:val="single" w:sz="6" w:space="0" w:color="333333"/>
+            </w:tcBorders>
+          </w:tcPr>
           <w:p>
             <w:pPr>
               <w:pStyle w:val="Compact"/>
@@ -1031,7 +1061,11 @@
           </w:p>
         </w:tc>
         <w:tc>
-          <w:tcPr/>
+          <w:tcPr>
+            <w:tcBorders>
+              <w:bottom w:val="single" w:sz="6" w:space="0" w:color="333333"/>
+            </w:tcBorders>
+          </w:tcPr>
           <w:p>
             <w:pPr>
               <w:pStyle w:val="Compact"/>
@@ -1552,6 +1586,7 @@
     <w:p>
       <w:pPr>
         <w:pStyle w:val="FirstParagraph"/>
+        <w:ind w:firstLine="420"/>
       </w:pPr>
       <w:r>
         <w:rPr>
@@ -1593,6 +1628,7 @@
           <w:ilvl w:val="0"/>
           <w:numId w:val="1002"/>
         </w:numPr>
+        <w:ind w:firstLine="420"/>
       </w:pPr>
       <w:r>
         <w:rPr>
@@ -1614,6 +1650,7 @@
           <w:ilvl w:val="0"/>
           <w:numId w:val="1002"/>
         </w:numPr>
+        <w:ind w:firstLine="420"/>
       </w:pPr>
       <w:r>
         <w:rPr>
@@ -1635,6 +1672,7 @@
           <w:ilvl w:val="0"/>
           <w:numId w:val="1002"/>
         </w:numPr>
+        <w:ind w:firstLine="420"/>
       </w:pPr>
       <w:r>
         <w:rPr>
@@ -1656,6 +1694,7 @@
           <w:ilvl w:val="0"/>
           <w:numId w:val="1002"/>
         </w:numPr>
+        <w:ind w:firstLine="420"/>
       </w:pPr>
       <w:r>
         <w:rPr>
@@ -1719,6 +1758,7 @@
     <w:p>
       <w:pPr>
         <w:pStyle w:val="FirstParagraph"/>
+        <w:ind w:firstLine="420"/>
       </w:pPr>
       <w:r>
         <w:rPr>
@@ -1974,6 +2014,7 @@
     <w:p>
       <w:pPr>
         <w:pStyle w:val="BodyText"/>
+        <w:ind w:firstLine="420"/>
       </w:pPr>
       <w:r>
         <w:rPr>
@@ -2219,6 +2260,7 @@
     <w:p>
       <w:pPr>
         <w:pStyle w:val="BlockText"/>
+        <w:ind w:firstLine="420"/>
       </w:pPr>
       <w:r>
         <w:rPr>
@@ -2343,6 +2385,15 @@
         <w:tblW w:type="pct" w:w="5000"/>
         <w:tblLayout w:type="fixed"/>
         <w:tblLook w:firstRow="1" w:lastRow="0" w:firstColumn="0" w:lastColumn="0" w:noHBand="0" w:noVBand="0" w:val="0020"/>
+        <w:jc w:val="center"/>
+        <w:tblBorders>
+          <w:top w:val="single" w:sz="12" w:space="0" w:color="333333"/>
+          <w:bottom w:val="single" w:sz="12" w:space="0" w:color="333333"/>
+          <w:left w:val="none"/>
+          <w:right w:val="none"/>
+          <w:insideH w:val="none"/>
+          <w:insideV w:val="none"/>
+        </w:tblBorders>
       </w:tblPr>
       <w:tblGrid>
         <w:gridCol w:w="1523"/>
@@ -2357,7 +2408,11 @@
           <w:tblHeader w:val="on"/>
         </w:trPr>
         <w:tc>
-          <w:tcPr/>
+          <w:tcPr>
+            <w:tcBorders>
+              <w:bottom w:val="single" w:sz="6" w:space="0" w:color="333333"/>
+            </w:tcBorders>
+          </w:tcPr>
           <w:p>
             <w:pPr>
               <w:pStyle w:val="Compact"/>
@@ -2373,7 +2428,11 @@
           </w:p>
         </w:tc>
         <w:tc>
-          <w:tcPr/>
+          <w:tcPr>
+            <w:tcBorders>
+              <w:bottom w:val="single" w:sz="6" w:space="0" w:color="333333"/>
+            </w:tcBorders>
+          </w:tcPr>
           <w:p>
             <w:pPr>
               <w:pStyle w:val="Compact"/>
@@ -2389,7 +2448,11 @@
           </w:p>
         </w:tc>
         <w:tc>
-          <w:tcPr/>
+          <w:tcPr>
+            <w:tcBorders>
+              <w:bottom w:val="single" w:sz="6" w:space="0" w:color="333333"/>
+            </w:tcBorders>
+          </w:tcPr>
           <w:p>
             <w:pPr>
               <w:pStyle w:val="Compact"/>
@@ -2405,7 +2468,11 @@
           </w:p>
         </w:tc>
         <w:tc>
-          <w:tcPr/>
+          <w:tcPr>
+            <w:tcBorders>
+              <w:bottom w:val="single" w:sz="6" w:space="0" w:color="333333"/>
+            </w:tcBorders>
+          </w:tcPr>
           <w:p>
             <w:pPr>
               <w:pStyle w:val="Compact"/>
@@ -2421,7 +2488,11 @@
           </w:p>
         </w:tc>
         <w:tc>
-          <w:tcPr/>
+          <w:tcPr>
+            <w:tcBorders>
+              <w:bottom w:val="single" w:sz="6" w:space="0" w:color="333333"/>
+            </w:tcBorders>
+          </w:tcPr>
           <w:p>
             <w:pPr>
               <w:pStyle w:val="Compact"/>
@@ -2437,7 +2508,11 @@
           </w:p>
         </w:tc>
         <w:tc>
-          <w:tcPr/>
+          <w:tcPr>
+            <w:tcBorders>
+              <w:bottom w:val="single" w:sz="6" w:space="0" w:color="333333"/>
+            </w:tcBorders>
+          </w:tcPr>
           <w:p>
             <w:pPr>
               <w:pStyle w:val="Compact"/>
@@ -3484,6 +3559,7 @@
       <w:pPr>
         <w:pStyle w:val="BodyText"/>
         <w:spacing w:before="120"/>
+        <w:ind w:firstLine="420"/>
       </w:pPr>
       <w:r>
         <w:rPr>
@@ -3519,6 +3595,7 @@
           <w:ilvl w:val="0"/>
           <w:numId w:val="1003"/>
         </w:numPr>
+        <w:ind w:firstLine="420"/>
       </w:pPr>
       <w:r>
         <w:rPr>
@@ -3729,6 +3806,7 @@
           <w:ilvl w:val="0"/>
           <w:numId w:val="1003"/>
         </w:numPr>
+        <w:ind w:firstLine="420"/>
       </w:pPr>
       <w:r>
         <w:rPr>
@@ -3875,6 +3953,7 @@
           <w:ilvl w:val="0"/>
           <w:numId w:val="1003"/>
         </w:numPr>
+        <w:ind w:firstLine="420"/>
       </w:pPr>
       <w:r>
         <w:rPr>
@@ -4076,6 +4155,7 @@
           <w:ilvl w:val="0"/>
           <w:numId w:val="1003"/>
         </w:numPr>
+        <w:ind w:firstLine="420"/>
       </w:pPr>
       <w:r>
         <w:rPr>
@@ -4289,6 +4369,7 @@
     <w:p>
       <w:pPr>
         <w:pStyle w:val="FirstParagraph"/>
+        <w:ind w:firstLine="420"/>
       </w:pPr>
       <w:r>
         <w:rPr>
@@ -4382,6 +4463,7 @@
     <w:p>
       <w:pPr>
         <w:pStyle w:val="BodyText"/>
+        <w:ind w:firstLine="420"/>
       </w:pPr>
       <w:r>
         <w:rPr>
@@ -4427,6 +4509,7 @@
           <w:ilvl w:val="0"/>
           <w:numId w:val="1004"/>
         </w:numPr>
+        <w:ind w:firstLine="420"/>
       </w:pPr>
       <w:r>
         <w:rPr>
@@ -4529,6 +4612,7 @@
           <w:ilvl w:val="0"/>
           <w:numId w:val="1004"/>
         </w:numPr>
+        <w:ind w:firstLine="420"/>
       </w:pPr>
       <w:r>
         <w:rPr>
@@ -4647,6 +4731,7 @@
           <w:ilvl w:val="0"/>
           <w:numId w:val="1004"/>
         </w:numPr>
+        <w:ind w:firstLine="420"/>
       </w:pPr>
       <w:r>
         <w:rPr>
@@ -4749,6 +4834,15 @@
         <w:tblW w:type="pct" w:w="5000"/>
         <w:tblLayout w:type="fixed"/>
         <w:tblLook w:firstRow="1" w:lastRow="0" w:firstColumn="0" w:lastColumn="0" w:noHBand="0" w:noVBand="0" w:val="0020"/>
+        <w:jc w:val="center"/>
+        <w:tblBorders>
+          <w:top w:val="single" w:sz="12" w:space="0" w:color="333333"/>
+          <w:bottom w:val="single" w:sz="12" w:space="0" w:color="333333"/>
+          <w:left w:val="none"/>
+          <w:right w:val="none"/>
+          <w:insideH w:val="none"/>
+          <w:insideV w:val="none"/>
+        </w:tblBorders>
       </w:tblPr>
       <w:tblGrid>
         <w:gridCol w:w="1508"/>
@@ -4762,7 +4856,11 @@
           <w:tblHeader w:val="on"/>
         </w:trPr>
         <w:tc>
-          <w:tcPr/>
+          <w:tcPr>
+            <w:tcBorders>
+              <w:bottom w:val="single" w:sz="6" w:space="0" w:color="333333"/>
+            </w:tcBorders>
+          </w:tcPr>
           <w:p>
             <w:pPr>
               <w:pStyle w:val="Compact"/>
@@ -4778,7 +4876,11 @@
           </w:p>
         </w:tc>
         <w:tc>
-          <w:tcPr/>
+          <w:tcPr>
+            <w:tcBorders>
+              <w:bottom w:val="single" w:sz="6" w:space="0" w:color="333333"/>
+            </w:tcBorders>
+          </w:tcPr>
           <w:p>
             <w:pPr>
               <w:pStyle w:val="Compact"/>
@@ -4794,7 +4896,11 @@
           </w:p>
         </w:tc>
         <w:tc>
-          <w:tcPr/>
+          <w:tcPr>
+            <w:tcBorders>
+              <w:bottom w:val="single" w:sz="6" w:space="0" w:color="333333"/>
+            </w:tcBorders>
+          </w:tcPr>
           <w:p>
             <w:pPr>
               <w:pStyle w:val="Compact"/>
@@ -4810,7 +4916,11 @@
           </w:p>
         </w:tc>
         <w:tc>
-          <w:tcPr/>
+          <w:tcPr>
+            <w:tcBorders>
+              <w:bottom w:val="single" w:sz="6" w:space="0" w:color="333333"/>
+            </w:tcBorders>
+          </w:tcPr>
           <w:p>
             <w:pPr>
               <w:pStyle w:val="Compact"/>
@@ -4826,7 +4936,11 @@
           </w:p>
         </w:tc>
         <w:tc>
-          <w:tcPr/>
+          <w:tcPr>
+            <w:tcBorders>
+              <w:bottom w:val="single" w:sz="6" w:space="0" w:color="333333"/>
+            </w:tcBorders>
+          </w:tcPr>
           <w:p>
             <w:pPr>
               <w:pStyle w:val="Compact"/>
@@ -6271,6 +6385,7 @@
           <w:ilvl w:val="0"/>
           <w:numId w:val="1005"/>
         </w:numPr>
+        <w:ind w:firstLine="420"/>
       </w:pPr>
       <w:r>
         <w:rPr>
@@ -6427,6 +6542,7 @@
           <w:ilvl w:val="0"/>
           <w:numId w:val="1005"/>
         </w:numPr>
+        <w:ind w:firstLine="420"/>
       </w:pPr>
       <w:r>
         <w:rPr>
@@ -6589,6 +6705,7 @@
           <w:ilvl w:val="0"/>
           <w:numId w:val="1005"/>
         </w:numPr>
+        <w:ind w:firstLine="420"/>
       </w:pPr>
       <w:r>
         <w:rPr>
@@ -6756,6 +6873,7 @@
     <w:p>
       <w:pPr>
         <w:pStyle w:val="FirstParagraph"/>
+        <w:ind w:firstLine="420"/>
       </w:pPr>
       <w:r>
         <w:rPr>
@@ -6897,6 +7015,7 @@
     <w:p>
       <w:pPr>
         <w:pStyle w:val="BodyText"/>
+        <w:ind w:firstLine="420"/>
       </w:pPr>
       <w:r>
         <w:rPr>
@@ -6942,6 +7061,7 @@
           <w:ilvl w:val="0"/>
           <w:numId w:val="1006"/>
         </w:numPr>
+        <w:ind w:firstLine="420"/>
       </w:pPr>
       <w:r>
         <w:rPr>
@@ -7060,6 +7180,7 @@
           <w:ilvl w:val="0"/>
           <w:numId w:val="1006"/>
         </w:numPr>
+        <w:ind w:firstLine="420"/>
       </w:pPr>
       <w:r>
         <w:rPr>
@@ -7186,6 +7307,7 @@
           <w:ilvl w:val="0"/>
           <w:numId w:val="1006"/>
         </w:numPr>
+        <w:ind w:firstLine="420"/>
       </w:pPr>
       <w:r>
         <w:rPr>
@@ -7293,6 +7415,15 @@
         <w:tblW w:type="pct" w:w="5000"/>
         <w:tblLayout w:type="fixed"/>
         <w:tblLook w:firstRow="1" w:lastRow="0" w:firstColumn="0" w:lastColumn="0" w:noHBand="0" w:noVBand="0" w:val="0020"/>
+        <w:jc w:val="center"/>
+        <w:tblBorders>
+          <w:top w:val="single" w:sz="12" w:space="0" w:color="333333"/>
+          <w:bottom w:val="single" w:sz="12" w:space="0" w:color="333333"/>
+          <w:left w:val="none"/>
+          <w:right w:val="none"/>
+          <w:insideH w:val="none"/>
+          <w:insideV w:val="none"/>
+        </w:tblBorders>
       </w:tblPr>
       <w:tblGrid>
         <w:gridCol w:w="1508"/>
@@ -7306,7 +7437,11 @@
           <w:tblHeader w:val="on"/>
         </w:trPr>
         <w:tc>
-          <w:tcPr/>
+          <w:tcPr>
+            <w:tcBorders>
+              <w:bottom w:val="single" w:sz="6" w:space="0" w:color="333333"/>
+            </w:tcBorders>
+          </w:tcPr>
           <w:p>
             <w:pPr>
               <w:pStyle w:val="Compact"/>
@@ -7322,7 +7457,11 @@
           </w:p>
         </w:tc>
         <w:tc>
-          <w:tcPr/>
+          <w:tcPr>
+            <w:tcBorders>
+              <w:bottom w:val="single" w:sz="6" w:space="0" w:color="333333"/>
+            </w:tcBorders>
+          </w:tcPr>
           <w:p>
             <w:pPr>
               <w:pStyle w:val="Compact"/>
@@ -7338,7 +7477,11 @@
           </w:p>
         </w:tc>
         <w:tc>
-          <w:tcPr/>
+          <w:tcPr>
+            <w:tcBorders>
+              <w:bottom w:val="single" w:sz="6" w:space="0" w:color="333333"/>
+            </w:tcBorders>
+          </w:tcPr>
           <w:p>
             <w:pPr>
               <w:pStyle w:val="Compact"/>
@@ -7354,7 +7497,11 @@
           </w:p>
         </w:tc>
         <w:tc>
-          <w:tcPr/>
+          <w:tcPr>
+            <w:tcBorders>
+              <w:bottom w:val="single" w:sz="6" w:space="0" w:color="333333"/>
+            </w:tcBorders>
+          </w:tcPr>
           <w:p>
             <w:pPr>
               <w:pStyle w:val="Compact"/>
@@ -7370,7 +7517,11 @@
           </w:p>
         </w:tc>
         <w:tc>
-          <w:tcPr/>
+          <w:tcPr>
+            <w:tcBorders>
+              <w:bottom w:val="single" w:sz="6" w:space="0" w:color="333333"/>
+            </w:tcBorders>
+          </w:tcPr>
           <w:p>
             <w:pPr>
               <w:pStyle w:val="Compact"/>
@@ -8479,6 +8630,7 @@
           <w:ilvl w:val="0"/>
           <w:numId w:val="1007"/>
         </w:numPr>
+        <w:ind w:firstLine="420"/>
       </w:pPr>
       <w:r>
         <w:rPr>
@@ -8618,6 +8770,7 @@
           <w:ilvl w:val="0"/>
           <w:numId w:val="1007"/>
         </w:numPr>
+        <w:ind w:firstLine="420"/>
       </w:pPr>
       <w:r>
         <w:rPr>
@@ -8733,6 +8886,7 @@
           <w:ilvl w:val="0"/>
           <w:numId w:val="1007"/>
         </w:numPr>
+        <w:ind w:firstLine="420"/>
       </w:pPr>
       <w:r>
         <w:rPr>
@@ -8952,6 +9106,7 @@
     <w:p>
       <w:pPr>
         <w:pStyle w:val="FirstParagraph"/>
+        <w:ind w:firstLine="420"/>
       </w:pPr>
       <w:r>
         <w:rPr>
@@ -9173,6 +9328,7 @@
     <w:p>
       <w:pPr>
         <w:pStyle w:val="BodyText"/>
+        <w:ind w:firstLine="420"/>
       </w:pPr>
       <w:r>
         <w:rPr>
@@ -9218,6 +9374,7 @@
           <w:ilvl w:val="0"/>
           <w:numId w:val="1008"/>
         </w:numPr>
+        <w:ind w:firstLine="420"/>
       </w:pPr>
       <w:r>
         <w:rPr>
@@ -9297,6 +9454,7 @@
           <w:ilvl w:val="0"/>
           <w:numId w:val="1008"/>
         </w:numPr>
+        <w:ind w:firstLine="420"/>
       </w:pPr>
       <w:r>
         <w:rPr>
@@ -9352,6 +9510,7 @@
           <w:ilvl w:val="0"/>
           <w:numId w:val="1008"/>
         </w:numPr>
+        <w:ind w:firstLine="420"/>
       </w:pPr>
       <w:r>
         <w:rPr>
@@ -9478,6 +9637,15 @@
         <w:tblW w:type="pct" w:w="5000"/>
         <w:tblLayout w:type="fixed"/>
         <w:tblLook w:firstRow="1" w:lastRow="0" w:firstColumn="0" w:lastColumn="0" w:noHBand="0" w:noVBand="0" w:val="0020"/>
+        <w:jc w:val="center"/>
+        <w:tblBorders>
+          <w:top w:val="single" w:sz="12" w:space="0" w:color="333333"/>
+          <w:bottom w:val="single" w:sz="12" w:space="0" w:color="333333"/>
+          <w:left w:val="none"/>
+          <w:right w:val="none"/>
+          <w:insideH w:val="none"/>
+          <w:insideV w:val="none"/>
+        </w:tblBorders>
       </w:tblPr>
       <w:tblGrid>
         <w:gridCol w:w="1508"/>
@@ -9491,7 +9659,11 @@
           <w:tblHeader w:val="on"/>
         </w:trPr>
         <w:tc>
-          <w:tcPr/>
+          <w:tcPr>
+            <w:tcBorders>
+              <w:bottom w:val="single" w:sz="6" w:space="0" w:color="333333"/>
+            </w:tcBorders>
+          </w:tcPr>
           <w:p>
             <w:pPr>
               <w:pStyle w:val="Compact"/>
@@ -9507,7 +9679,11 @@
           </w:p>
         </w:tc>
         <w:tc>
-          <w:tcPr/>
+          <w:tcPr>
+            <w:tcBorders>
+              <w:bottom w:val="single" w:sz="6" w:space="0" w:color="333333"/>
+            </w:tcBorders>
+          </w:tcPr>
           <w:p>
             <w:pPr>
               <w:pStyle w:val="Compact"/>
@@ -9523,7 +9699,11 @@
           </w:p>
         </w:tc>
         <w:tc>
-          <w:tcPr/>
+          <w:tcPr>
+            <w:tcBorders>
+              <w:bottom w:val="single" w:sz="6" w:space="0" w:color="333333"/>
+            </w:tcBorders>
+          </w:tcPr>
           <w:p>
             <w:pPr>
               <w:pStyle w:val="Compact"/>
@@ -9539,7 +9719,11 @@
           </w:p>
         </w:tc>
         <w:tc>
-          <w:tcPr/>
+          <w:tcPr>
+            <w:tcBorders>
+              <w:bottom w:val="single" w:sz="6" w:space="0" w:color="333333"/>
+            </w:tcBorders>
+          </w:tcPr>
           <w:p>
             <w:pPr>
               <w:pStyle w:val="Compact"/>
@@ -9555,7 +9739,11 @@
           </w:p>
         </w:tc>
         <w:tc>
-          <w:tcPr/>
+          <w:tcPr>
+            <w:tcBorders>
+              <w:bottom w:val="single" w:sz="6" w:space="0" w:color="333333"/>
+            </w:tcBorders>
+          </w:tcPr>
           <w:p>
             <w:pPr>
               <w:pStyle w:val="Compact"/>
@@ -10988,6 +11176,7 @@
           <w:ilvl w:val="0"/>
           <w:numId w:val="1009"/>
         </w:numPr>
+        <w:ind w:firstLine="420"/>
       </w:pPr>
       <w:r>
         <w:rPr>
@@ -11125,6 +11314,7 @@
           <w:ilvl w:val="0"/>
           <w:numId w:val="1009"/>
         </w:numPr>
+        <w:ind w:firstLine="420"/>
       </w:pPr>
       <w:r>
         <w:rPr>
@@ -11198,6 +11388,7 @@
           <w:ilvl w:val="0"/>
           <w:numId w:val="1009"/>
         </w:numPr>
+        <w:ind w:firstLine="420"/>
       </w:pPr>
       <w:r>
         <w:rPr>
@@ -11397,6 +11588,7 @@
           <w:ilvl w:val="0"/>
           <w:numId w:val="1009"/>
         </w:numPr>
+        <w:ind w:firstLine="420"/>
       </w:pPr>
       <w:r>
         <w:rPr>
@@ -11694,6 +11886,7 @@
     <w:p>
       <w:pPr>
         <w:pStyle w:val="FirstParagraph"/>
+        <w:ind w:firstLine="420"/>
       </w:pPr>
       <w:r>
         <w:rPr>
@@ -11916,6 +12109,7 @@
     <w:p>
       <w:pPr>
         <w:pStyle w:val="BodyText"/>
+        <w:ind w:firstLine="420"/>
       </w:pPr>
       <w:r>
         <w:rPr>
@@ -11961,6 +12155,7 @@
           <w:ilvl w:val="0"/>
           <w:numId w:val="1010"/>
         </w:numPr>
+        <w:ind w:firstLine="420"/>
       </w:pPr>
       <w:r>
         <w:rPr>
@@ -12033,6 +12228,7 @@
           <w:ilvl w:val="0"/>
           <w:numId w:val="1010"/>
         </w:numPr>
+        <w:ind w:firstLine="420"/>
       </w:pPr>
       <w:r>
         <w:rPr>
@@ -12154,6 +12350,7 @@
           <w:ilvl w:val="0"/>
           <w:numId w:val="1010"/>
         </w:numPr>
+        <w:ind w:firstLine="420"/>
       </w:pPr>
       <w:r>
         <w:rPr>
@@ -12225,6 +12422,7 @@
           <w:ilvl w:val="0"/>
           <w:numId w:val="1010"/>
         </w:numPr>
+        <w:ind w:firstLine="420"/>
       </w:pPr>
       <w:r>
         <w:rPr>
@@ -12341,6 +12539,15 @@
         <w:tblW w:type="pct" w:w="5000"/>
         <w:tblLayout w:type="fixed"/>
         <w:tblLook w:firstRow="1" w:lastRow="0" w:firstColumn="0" w:lastColumn="0" w:noHBand="0" w:noVBand="0" w:val="0020"/>
+        <w:jc w:val="center"/>
+        <w:tblBorders>
+          <w:top w:val="single" w:sz="12" w:space="0" w:color="333333"/>
+          <w:bottom w:val="single" w:sz="12" w:space="0" w:color="333333"/>
+          <w:left w:val="none"/>
+          <w:right w:val="none"/>
+          <w:insideH w:val="none"/>
+          <w:insideV w:val="none"/>
+        </w:tblBorders>
       </w:tblPr>
       <w:tblGrid>
         <w:gridCol w:w="1508"/>
@@ -12354,7 +12561,11 @@
           <w:tblHeader w:val="on"/>
         </w:trPr>
         <w:tc>
-          <w:tcPr/>
+          <w:tcPr>
+            <w:tcBorders>
+              <w:bottom w:val="single" w:sz="6" w:space="0" w:color="333333"/>
+            </w:tcBorders>
+          </w:tcPr>
           <w:p>
             <w:pPr>
               <w:pStyle w:val="Compact"/>
@@ -12370,7 +12581,11 @@
           </w:p>
         </w:tc>
         <w:tc>
-          <w:tcPr/>
+          <w:tcPr>
+            <w:tcBorders>
+              <w:bottom w:val="single" w:sz="6" w:space="0" w:color="333333"/>
+            </w:tcBorders>
+          </w:tcPr>
           <w:p>
             <w:pPr>
               <w:pStyle w:val="Compact"/>
@@ -12386,7 +12601,11 @@
           </w:p>
         </w:tc>
         <w:tc>
-          <w:tcPr/>
+          <w:tcPr>
+            <w:tcBorders>
+              <w:bottom w:val="single" w:sz="6" w:space="0" w:color="333333"/>
+            </w:tcBorders>
+          </w:tcPr>
           <w:p>
             <w:pPr>
               <w:pStyle w:val="Compact"/>
@@ -12402,7 +12621,11 @@
           </w:p>
         </w:tc>
         <w:tc>
-          <w:tcPr/>
+          <w:tcPr>
+            <w:tcBorders>
+              <w:bottom w:val="single" w:sz="6" w:space="0" w:color="333333"/>
+            </w:tcBorders>
+          </w:tcPr>
           <w:p>
             <w:pPr>
               <w:pStyle w:val="Compact"/>
@@ -12418,7 +12641,11 @@
           </w:p>
         </w:tc>
         <w:tc>
-          <w:tcPr/>
+          <w:tcPr>
+            <w:tcBorders>
+              <w:bottom w:val="single" w:sz="6" w:space="0" w:color="333333"/>
+            </w:tcBorders>
+          </w:tcPr>
           <w:p>
             <w:pPr>
               <w:pStyle w:val="Compact"/>
@@ -12739,6 +12966,7 @@
           <w:ilvl w:val="0"/>
           <w:numId w:val="1011"/>
         </w:numPr>
+        <w:ind w:firstLine="420"/>
       </w:pPr>
       <w:r>
         <w:rPr>
@@ -12955,6 +13183,7 @@
           <w:ilvl w:val="0"/>
           <w:numId w:val="1011"/>
         </w:numPr>
+        <w:ind w:firstLine="420"/>
       </w:pPr>
       <w:r>
         <w:rPr>
@@ -13085,6 +13314,7 @@
           <w:ilvl w:val="0"/>
           <w:numId w:val="1011"/>
         </w:numPr>
+        <w:ind w:firstLine="420"/>
       </w:pPr>
       <w:r>
         <w:rPr>
@@ -13301,6 +13531,7 @@
     <w:p>
       <w:pPr>
         <w:pStyle w:val="FirstParagraph"/>
+        <w:ind w:firstLine="420"/>
       </w:pPr>
       <w:r>
         <w:rPr>
@@ -13498,6 +13729,7 @@
     <w:p>
       <w:pPr>
         <w:pStyle w:val="BodyText"/>
+        <w:ind w:firstLine="420"/>
       </w:pPr>
       <w:r>
         <w:rPr>
@@ -13519,6 +13751,7 @@
           <w:ilvl w:val="0"/>
           <w:numId w:val="1012"/>
         </w:numPr>
+        <w:ind w:firstLine="420"/>
       </w:pPr>
       <w:r>
         <w:rPr>
@@ -13596,6 +13829,7 @@
           <w:ilvl w:val="0"/>
           <w:numId w:val="1012"/>
         </w:numPr>
+        <w:ind w:firstLine="420"/>
       </w:pPr>
       <w:r>
         <w:rPr>
@@ -13663,6 +13897,7 @@
           <w:ilvl w:val="0"/>
           <w:numId w:val="1012"/>
         </w:numPr>
+        <w:ind w:firstLine="420"/>
       </w:pPr>
       <w:r>
         <w:rPr>
@@ -13753,6 +13988,15 @@
         <w:tblW w:type="pct" w:w="5000"/>
         <w:tblLayout w:type="fixed"/>
         <w:tblLook w:firstRow="1" w:lastRow="0" w:firstColumn="0" w:lastColumn="0" w:noHBand="0" w:noVBand="0" w:val="0020"/>
+        <w:jc w:val="center"/>
+        <w:tblBorders>
+          <w:top w:val="single" w:sz="12" w:space="0" w:color="333333"/>
+          <w:bottom w:val="single" w:sz="12" w:space="0" w:color="333333"/>
+          <w:left w:val="none"/>
+          <w:right w:val="none"/>
+          <w:insideH w:val="none"/>
+          <w:insideV w:val="none"/>
+        </w:tblBorders>
       </w:tblPr>
       <w:tblGrid>
         <w:gridCol w:w="1440"/>
@@ -13766,7 +14010,11 @@
           <w:tblHeader w:val="on"/>
         </w:trPr>
         <w:tc>
-          <w:tcPr/>
+          <w:tcPr>
+            <w:tcBorders>
+              <w:bottom w:val="single" w:sz="6" w:space="0" w:color="333333"/>
+            </w:tcBorders>
+          </w:tcPr>
           <w:p>
             <w:pPr>
               <w:pStyle w:val="Compact"/>
@@ -13782,7 +14030,11 @@
           </w:p>
         </w:tc>
         <w:tc>
-          <w:tcPr/>
+          <w:tcPr>
+            <w:tcBorders>
+              <w:bottom w:val="single" w:sz="6" w:space="0" w:color="333333"/>
+            </w:tcBorders>
+          </w:tcPr>
           <w:p>
             <w:pPr>
               <w:pStyle w:val="Compact"/>
@@ -13798,7 +14050,11 @@
           </w:p>
         </w:tc>
         <w:tc>
-          <w:tcPr/>
+          <w:tcPr>
+            <w:tcBorders>
+              <w:bottom w:val="single" w:sz="6" w:space="0" w:color="333333"/>
+            </w:tcBorders>
+          </w:tcPr>
           <w:p>
             <w:pPr>
               <w:pStyle w:val="Compact"/>
@@ -13814,7 +14070,11 @@
           </w:p>
         </w:tc>
         <w:tc>
-          <w:tcPr/>
+          <w:tcPr>
+            <w:tcBorders>
+              <w:bottom w:val="single" w:sz="6" w:space="0" w:color="333333"/>
+            </w:tcBorders>
+          </w:tcPr>
           <w:p>
             <w:pPr>
               <w:pStyle w:val="Compact"/>
@@ -13830,7 +14090,11 @@
           </w:p>
         </w:tc>
         <w:tc>
-          <w:tcPr/>
+          <w:tcPr>
+            <w:tcBorders>
+              <w:bottom w:val="single" w:sz="6" w:space="0" w:color="333333"/>
+            </w:tcBorders>
+          </w:tcPr>
           <w:p>
             <w:pPr>
               <w:pStyle w:val="Compact"/>
@@ -14796,6 +15060,7 @@
           <w:ilvl w:val="0"/>
           <w:numId w:val="1013"/>
         </w:numPr>
+        <w:ind w:firstLine="420"/>
       </w:pPr>
       <w:r>
         <w:rPr>
@@ -14917,6 +15182,7 @@
           <w:ilvl w:val="0"/>
           <w:numId w:val="1013"/>
         </w:numPr>
+        <w:ind w:firstLine="420"/>
       </w:pPr>
       <w:r>
         <w:rPr>
@@ -15092,6 +15358,7 @@
           <w:ilvl w:val="0"/>
           <w:numId w:val="1013"/>
         </w:numPr>
+        <w:ind w:firstLine="420"/>
       </w:pPr>
       <w:r>
         <w:rPr>
@@ -15225,6 +15492,7 @@
           <w:ilvl w:val="0"/>
           <w:numId w:val="1013"/>
         </w:numPr>
+        <w:ind w:firstLine="420"/>
       </w:pPr>
       <w:r>
         <w:rPr>
@@ -15488,6 +15756,7 @@
     <w:p>
       <w:pPr>
         <w:pStyle w:val="FirstParagraph"/>
+        <w:ind w:firstLine="420"/>
       </w:pPr>
       <w:r>
         <w:rPr>
@@ -15701,6 +15970,7 @@
     <w:p>
       <w:pPr>
         <w:pStyle w:val="BodyText"/>
+        <w:ind w:firstLine="420"/>
       </w:pPr>
       <w:r>
         <w:rPr>
@@ -15746,6 +16016,7 @@
           <w:ilvl w:val="0"/>
           <w:numId w:val="1014"/>
         </w:numPr>
+        <w:ind w:firstLine="420"/>
       </w:pPr>
       <w:r>
         <w:rPr>
@@ -15880,6 +16151,7 @@
           <w:ilvl w:val="0"/>
           <w:numId w:val="1014"/>
         </w:numPr>
+        <w:ind w:firstLine="420"/>
       </w:pPr>
       <w:r>
         <w:rPr>
@@ -16060,6 +16332,7 @@
           <w:ilvl w:val="0"/>
           <w:numId w:val="1014"/>
         </w:numPr>
+        <w:ind w:firstLine="420"/>
       </w:pPr>
       <w:r>
         <w:rPr>
@@ -16134,6 +16407,15 @@
         <w:tblW w:type="pct" w:w="5000"/>
         <w:tblLayout w:type="fixed"/>
         <w:tblLook w:firstRow="1" w:lastRow="0" w:firstColumn="0" w:lastColumn="0" w:noHBand="0" w:noVBand="0" w:val="0020"/>
+        <w:jc w:val="center"/>
+        <w:tblBorders>
+          <w:top w:val="single" w:sz="12" w:space="0" w:color="333333"/>
+          <w:bottom w:val="single" w:sz="12" w:space="0" w:color="333333"/>
+          <w:left w:val="none"/>
+          <w:right w:val="none"/>
+          <w:insideH w:val="none"/>
+          <w:insideV w:val="none"/>
+        </w:tblBorders>
       </w:tblPr>
       <w:tblGrid>
         <w:gridCol w:w="1508"/>
@@ -16147,7 +16429,11 @@
           <w:tblHeader w:val="on"/>
         </w:trPr>
         <w:tc>
-          <w:tcPr/>
+          <w:tcPr>
+            <w:tcBorders>
+              <w:bottom w:val="single" w:sz="6" w:space="0" w:color="333333"/>
+            </w:tcBorders>
+          </w:tcPr>
           <w:p>
             <w:pPr>
               <w:pStyle w:val="Compact"/>
@@ -16163,7 +16449,11 @@
           </w:p>
         </w:tc>
         <w:tc>
-          <w:tcPr/>
+          <w:tcPr>
+            <w:tcBorders>
+              <w:bottom w:val="single" w:sz="6" w:space="0" w:color="333333"/>
+            </w:tcBorders>
+          </w:tcPr>
           <w:p>
             <w:pPr>
               <w:pStyle w:val="Compact"/>
@@ -16179,7 +16469,11 @@
           </w:p>
         </w:tc>
         <w:tc>
-          <w:tcPr/>
+          <w:tcPr>
+            <w:tcBorders>
+              <w:bottom w:val="single" w:sz="6" w:space="0" w:color="333333"/>
+            </w:tcBorders>
+          </w:tcPr>
           <w:p>
             <w:pPr>
               <w:pStyle w:val="Compact"/>
@@ -16195,7 +16489,11 @@
           </w:p>
         </w:tc>
         <w:tc>
-          <w:tcPr/>
+          <w:tcPr>
+            <w:tcBorders>
+              <w:bottom w:val="single" w:sz="6" w:space="0" w:color="333333"/>
+            </w:tcBorders>
+          </w:tcPr>
           <w:p>
             <w:pPr>
               <w:pStyle w:val="Compact"/>
@@ -16211,7 +16509,11 @@
           </w:p>
         </w:tc>
         <w:tc>
-          <w:tcPr/>
+          <w:tcPr>
+            <w:tcBorders>
+              <w:bottom w:val="single" w:sz="6" w:space="0" w:color="333333"/>
+            </w:tcBorders>
+          </w:tcPr>
           <w:p>
             <w:pPr>
               <w:pStyle w:val="Compact"/>
@@ -16888,6 +17190,7 @@
           <w:ilvl w:val="0"/>
           <w:numId w:val="1015"/>
         </w:numPr>
+        <w:ind w:firstLine="420"/>
       </w:pPr>
       <w:r>
         <w:rPr>
@@ -17044,6 +17347,7 @@
           <w:ilvl w:val="0"/>
           <w:numId w:val="1015"/>
         </w:numPr>
+        <w:ind w:firstLine="420"/>
       </w:pPr>
       <w:r>
         <w:rPr>
@@ -17243,6 +17547,7 @@
           <w:ilvl w:val="0"/>
           <w:numId w:val="1015"/>
         </w:numPr>
+        <w:ind w:firstLine="420"/>
       </w:pPr>
       <w:r>
         <w:rPr>
@@ -17434,6 +17739,7 @@
     <w:p>
       <w:pPr>
         <w:pStyle w:val="FirstParagraph"/>
+        <w:ind w:firstLine="420"/>
       </w:pPr>
       <w:r>
         <w:rPr>
@@ -17655,6 +17961,7 @@
     <w:p>
       <w:pPr>
         <w:pStyle w:val="BodyText"/>
+        <w:ind w:firstLine="420"/>
       </w:pPr>
       <w:r>
         <w:rPr>
@@ -17700,6 +18007,7 @@
           <w:ilvl w:val="0"/>
           <w:numId w:val="1016"/>
         </w:numPr>
+        <w:ind w:firstLine="420"/>
       </w:pPr>
       <w:r>
         <w:rPr>
@@ -17839,6 +18147,7 @@
           <w:ilvl w:val="0"/>
           <w:numId w:val="1016"/>
         </w:numPr>
+        <w:ind w:firstLine="420"/>
       </w:pPr>
       <w:r>
         <w:rPr>
@@ -18074,6 +18383,7 @@
           <w:ilvl w:val="1"/>
           <w:numId w:val="1017"/>
         </w:numPr>
+        <w:ind w:firstLine="420"/>
       </w:pPr>
       <w:r>
         <w:rPr>
@@ -18207,6 +18517,7 @@
           <w:ilvl w:val="1"/>
           <w:numId w:val="1017"/>
         </w:numPr>
+        <w:ind w:firstLine="420"/>
       </w:pPr>
       <w:r>
         <w:rPr>
@@ -18303,6 +18614,15 @@
         <w:tblW w:type="pct" w:w="5000"/>
         <w:tblLayout w:type="fixed"/>
         <w:tblLook w:firstRow="1" w:lastRow="0" w:firstColumn="0" w:lastColumn="0" w:noHBand="0" w:noVBand="0" w:val="0020"/>
+        <w:jc w:val="center"/>
+        <w:tblBorders>
+          <w:top w:val="single" w:sz="12" w:space="0" w:color="333333"/>
+          <w:bottom w:val="single" w:sz="12" w:space="0" w:color="333333"/>
+          <w:left w:val="none"/>
+          <w:right w:val="none"/>
+          <w:insideH w:val="none"/>
+          <w:insideV w:val="none"/>
+        </w:tblBorders>
       </w:tblPr>
       <w:tblGrid>
         <w:gridCol w:w="1508"/>
@@ -18316,7 +18636,11 @@
           <w:tblHeader w:val="on"/>
         </w:trPr>
         <w:tc>
-          <w:tcPr/>
+          <w:tcPr>
+            <w:tcBorders>
+              <w:bottom w:val="single" w:sz="6" w:space="0" w:color="333333"/>
+            </w:tcBorders>
+          </w:tcPr>
           <w:p>
             <w:pPr>
               <w:pStyle w:val="Compact"/>
@@ -18332,7 +18656,11 @@
           </w:p>
         </w:tc>
         <w:tc>
-          <w:tcPr/>
+          <w:tcPr>
+            <w:tcBorders>
+              <w:bottom w:val="single" w:sz="6" w:space="0" w:color="333333"/>
+            </w:tcBorders>
+          </w:tcPr>
           <w:p>
             <w:pPr>
               <w:pStyle w:val="Compact"/>
@@ -18348,7 +18676,11 @@
           </w:p>
         </w:tc>
         <w:tc>
-          <w:tcPr/>
+          <w:tcPr>
+            <w:tcBorders>
+              <w:bottom w:val="single" w:sz="6" w:space="0" w:color="333333"/>
+            </w:tcBorders>
+          </w:tcPr>
           <w:p>
             <w:pPr>
               <w:pStyle w:val="Compact"/>
@@ -18364,7 +18696,11 @@
           </w:p>
         </w:tc>
         <w:tc>
-          <w:tcPr/>
+          <w:tcPr>
+            <w:tcBorders>
+              <w:bottom w:val="single" w:sz="6" w:space="0" w:color="333333"/>
+            </w:tcBorders>
+          </w:tcPr>
           <w:p>
             <w:pPr>
               <w:pStyle w:val="Compact"/>
@@ -18380,7 +18716,11 @@
           </w:p>
         </w:tc>
         <w:tc>
-          <w:tcPr/>
+          <w:tcPr>
+            <w:tcBorders>
+              <w:bottom w:val="single" w:sz="6" w:space="0" w:color="333333"/>
+            </w:tcBorders>
+          </w:tcPr>
           <w:p>
             <w:pPr>
               <w:pStyle w:val="Compact"/>
@@ -18852,6 +19192,7 @@
           <w:ilvl w:val="0"/>
           <w:numId w:val="1018"/>
         </w:numPr>
+        <w:ind w:firstLine="420"/>
       </w:pPr>
       <w:r>
         <w:rPr>
@@ -18999,6 +19340,7 @@
           <w:ilvl w:val="0"/>
           <w:numId w:val="1018"/>
         </w:numPr>
+        <w:ind w:firstLine="420"/>
       </w:pPr>
       <w:r>
         <w:rPr>
@@ -19130,6 +19472,7 @@
           <w:ilvl w:val="0"/>
           <w:numId w:val="1018"/>
         </w:numPr>
+        <w:ind w:firstLine="420"/>
       </w:pPr>
       <w:r>
         <w:rPr>
@@ -19381,6 +19724,7 @@
     <w:p>
       <w:pPr>
         <w:pStyle w:val="FirstParagraph"/>
+        <w:ind w:firstLine="420"/>
       </w:pPr>
       <w:r>
         <w:rPr>
@@ -19542,6 +19886,7 @@
           <w:ilvl w:val="0"/>
           <w:numId w:val="1019"/>
         </w:numPr>
+        <w:ind w:firstLine="420"/>
       </w:pPr>
       <w:r>
         <w:rPr>
@@ -19631,6 +19976,7 @@
           <w:ilvl w:val="0"/>
           <w:numId w:val="1019"/>
         </w:numPr>
+        <w:ind w:firstLine="420"/>
       </w:pPr>
       <w:r>
         <w:rPr>
@@ -19748,6 +20094,7 @@
           <w:ilvl w:val="0"/>
           <w:numId w:val="1019"/>
         </w:numPr>
+        <w:ind w:firstLine="420"/>
       </w:pPr>
       <w:r>
         <w:rPr>
@@ -19855,6 +20202,7 @@
           <w:ilvl w:val="0"/>
           <w:numId w:val="1019"/>
         </w:numPr>
+        <w:ind w:firstLine="420"/>
       </w:pPr>
       <w:r>
         <w:rPr>
@@ -19904,6 +20252,7 @@
     <w:p>
       <w:pPr>
         <w:pStyle w:val="FirstParagraph"/>
+        <w:ind w:firstLine="420"/>
       </w:pPr>
       <w:r>
         <w:rPr>
@@ -20098,6 +20447,15 @@
         <w:tblW w:type="pct" w:w="5000"/>
         <w:tblLayout w:type="fixed"/>
         <w:tblLook w:firstRow="1" w:lastRow="0" w:firstColumn="0" w:lastColumn="0" w:noHBand="0" w:noVBand="0" w:val="0020"/>
+        <w:jc w:val="center"/>
+        <w:tblBorders>
+          <w:top w:val="single" w:sz="12" w:space="0" w:color="333333"/>
+          <w:bottom w:val="single" w:sz="12" w:space="0" w:color="333333"/>
+          <w:left w:val="none"/>
+          <w:right w:val="none"/>
+          <w:insideH w:val="none"/>
+          <w:insideV w:val="none"/>
+        </w:tblBorders>
       </w:tblPr>
       <w:tblGrid>
         <w:gridCol w:w="1508"/>
@@ -20111,7 +20469,11 @@
           <w:tblHeader w:val="on"/>
         </w:trPr>
         <w:tc>
-          <w:tcPr/>
+          <w:tcPr>
+            <w:tcBorders>
+              <w:bottom w:val="single" w:sz="6" w:space="0" w:color="333333"/>
+            </w:tcBorders>
+          </w:tcPr>
           <w:p>
             <w:pPr>
               <w:pStyle w:val="Compact"/>
@@ -20127,7 +20489,11 @@
           </w:p>
         </w:tc>
         <w:tc>
-          <w:tcPr/>
+          <w:tcPr>
+            <w:tcBorders>
+              <w:bottom w:val="single" w:sz="6" w:space="0" w:color="333333"/>
+            </w:tcBorders>
+          </w:tcPr>
           <w:p>
             <w:pPr>
               <w:pStyle w:val="Compact"/>
@@ -20150,7 +20516,11 @@
           </w:p>
         </w:tc>
         <w:tc>
-          <w:tcPr/>
+          <w:tcPr>
+            <w:tcBorders>
+              <w:bottom w:val="single" w:sz="6" w:space="0" w:color="333333"/>
+            </w:tcBorders>
+          </w:tcPr>
           <w:p>
             <w:pPr>
               <w:pStyle w:val="Compact"/>
@@ -20180,7 +20550,11 @@
           </w:p>
         </w:tc>
         <w:tc>
-          <w:tcPr/>
+          <w:tcPr>
+            <w:tcBorders>
+              <w:bottom w:val="single" w:sz="6" w:space="0" w:color="333333"/>
+            </w:tcBorders>
+          </w:tcPr>
           <w:p>
             <w:pPr>
               <w:pStyle w:val="Compact"/>
@@ -20196,7 +20570,11 @@
           </w:p>
         </w:tc>
         <w:tc>
-          <w:tcPr/>
+          <w:tcPr>
+            <w:tcBorders>
+              <w:bottom w:val="single" w:sz="6" w:space="0" w:color="333333"/>
+            </w:tcBorders>
+          </w:tcPr>
           <w:p>
             <w:pPr>
               <w:pStyle w:val="Compact"/>
@@ -21223,6 +21601,7 @@
           <w:ilvl w:val="0"/>
           <w:numId w:val="1020"/>
         </w:numPr>
+        <w:ind w:firstLine="420"/>
       </w:pPr>
       <w:r>
         <w:rPr>
@@ -21404,6 +21783,7 @@
           <w:ilvl w:val="0"/>
           <w:numId w:val="1020"/>
         </w:numPr>
+        <w:ind w:firstLine="420"/>
       </w:pPr>
       <w:r>
         <w:rPr>
@@ -21469,6 +21849,7 @@
           <w:ilvl w:val="0"/>
           <w:numId w:val="1020"/>
         </w:numPr>
+        <w:ind w:firstLine="420"/>
       </w:pPr>
       <w:r>
         <w:rPr>
@@ -21711,6 +22092,15 @@
         <w:tblW w:type="pct" w:w="5000"/>
         <w:tblLayout w:type="fixed"/>
         <w:tblLook w:firstRow="1" w:lastRow="0" w:firstColumn="0" w:lastColumn="0" w:noHBand="0" w:noVBand="0" w:val="0020"/>
+        <w:jc w:val="center"/>
+        <w:tblBorders>
+          <w:top w:val="single" w:sz="12" w:space="0" w:color="333333"/>
+          <w:bottom w:val="single" w:sz="12" w:space="0" w:color="333333"/>
+          <w:left w:val="none"/>
+          <w:right w:val="none"/>
+          <w:insideH w:val="none"/>
+          <w:insideV w:val="none"/>
+        </w:tblBorders>
       </w:tblPr>
       <w:tblGrid>
         <w:gridCol w:w="3046"/>
@@ -21722,7 +22112,11 @@
           <w:tblHeader w:val="on"/>
         </w:trPr>
         <w:tc>
-          <w:tcPr/>
+          <w:tcPr>
+            <w:tcBorders>
+              <w:bottom w:val="single" w:sz="6" w:space="0" w:color="333333"/>
+            </w:tcBorders>
+          </w:tcPr>
           <w:p>
             <w:pPr>
               <w:pStyle w:val="Compact"/>
@@ -21738,7 +22132,11 @@
           </w:p>
         </w:tc>
         <w:tc>
-          <w:tcPr/>
+          <w:tcPr>
+            <w:tcBorders>
+              <w:bottom w:val="single" w:sz="6" w:space="0" w:color="333333"/>
+            </w:tcBorders>
+          </w:tcPr>
           <w:p>
             <w:pPr>
               <w:pStyle w:val="Compact"/>
@@ -21754,7 +22152,11 @@
           </w:p>
         </w:tc>
         <w:tc>
-          <w:tcPr/>
+          <w:tcPr>
+            <w:tcBorders>
+              <w:bottom w:val="single" w:sz="6" w:space="0" w:color="333333"/>
+            </w:tcBorders>
+          </w:tcPr>
           <w:p>
             <w:pPr>
               <w:pStyle w:val="Compact"/>
@@ -22297,6 +22699,7 @@
     <w:p>
       <w:pPr>
         <w:pStyle w:val="FirstParagraph"/>
+        <w:ind w:firstLine="420"/>
       </w:pPr>
       <w:r>
         <w:rPr>
@@ -22400,6 +22803,7 @@
       <w:pPr>
         <w:pStyle w:val="BodyText"/>
         <w:spacing w:after="80"/>
+        <w:ind w:firstLine="420"/>
       </w:pPr>
       <w:r>
         <w:rPr>
@@ -22536,6 +22940,15 @@
         <w:tblW w:type="pct" w:w="5000"/>
         <w:tblLayout w:type="fixed"/>
         <w:tblLook w:firstRow="1" w:lastRow="0" w:firstColumn="0" w:lastColumn="0" w:noHBand="0" w:noVBand="0" w:val="0020"/>
+        <w:jc w:val="center"/>
+        <w:tblBorders>
+          <w:top w:val="single" w:sz="12" w:space="0" w:color="333333"/>
+          <w:bottom w:val="single" w:sz="12" w:space="0" w:color="333333"/>
+          <w:left w:val="none"/>
+          <w:right w:val="none"/>
+          <w:insideH w:val="none"/>
+          <w:insideV w:val="none"/>
+        </w:tblBorders>
       </w:tblPr>
       <w:tblGrid>
         <w:gridCol w:w="1980"/>
@@ -22548,7 +22961,11 @@
           <w:tblHeader w:val="on"/>
         </w:trPr>
         <w:tc>
-          <w:tcPr/>
+          <w:tcPr>
+            <w:tcBorders>
+              <w:bottom w:val="single" w:sz="6" w:space="0" w:color="333333"/>
+            </w:tcBorders>
+          </w:tcPr>
           <w:p>
             <w:pPr>
               <w:pStyle w:val="Compact"/>
@@ -22564,7 +22981,11 @@
           </w:p>
         </w:tc>
         <w:tc>
-          <w:tcPr/>
+          <w:tcPr>
+            <w:tcBorders>
+              <w:bottom w:val="single" w:sz="6" w:space="0" w:color="333333"/>
+            </w:tcBorders>
+          </w:tcPr>
           <w:p>
             <w:pPr>
               <w:pStyle w:val="Compact"/>
@@ -22615,7 +23036,11 @@
           </w:p>
         </w:tc>
         <w:tc>
-          <w:tcPr/>
+          <w:tcPr>
+            <w:tcBorders>
+              <w:bottom w:val="single" w:sz="6" w:space="0" w:color="333333"/>
+            </w:tcBorders>
+          </w:tcPr>
           <w:p>
             <w:pPr>
               <w:pStyle w:val="Compact"/>
@@ -22666,7 +23091,11 @@
           </w:p>
         </w:tc>
         <w:tc>
-          <w:tcPr/>
+          <w:tcPr>
+            <w:tcBorders>
+              <w:bottom w:val="single" w:sz="6" w:space="0" w:color="333333"/>
+            </w:tcBorders>
+          </w:tcPr>
           <w:p>
             <w:pPr>
               <w:pStyle w:val="Compact"/>
@@ -23417,6 +23846,7 @@
       <w:pPr>
         <w:pStyle w:val="BodyText"/>
         <w:spacing w:before="120"/>
+        <w:ind w:firstLine="420"/>
       </w:pPr>
       <w:r>
         <w:rPr>
@@ -23634,6 +24064,15 @@
         <w:tblStyle w:val="Table"/>
         <w:tblW w:type="auto" w:w="0"/>
         <w:tblLook w:firstRow="1" w:lastRow="0" w:firstColumn="0" w:lastColumn="0" w:noHBand="0" w:noVBand="0" w:val="0020"/>
+        <w:jc w:val="center"/>
+        <w:tblBorders>
+          <w:top w:val="single" w:sz="12" w:space="0" w:color="333333"/>
+          <w:bottom w:val="single" w:sz="12" w:space="0" w:color="333333"/>
+          <w:left w:val="none"/>
+          <w:right w:val="none"/>
+          <w:insideH w:val="none"/>
+          <w:insideV w:val="none"/>
+        </w:tblBorders>
       </w:tblPr>
       <w:tblGrid>
         <w:gridCol w:w="2640"/>
@@ -23645,7 +24084,11 @@
           <w:tblHeader w:val="on"/>
         </w:trPr>
         <w:tc>
-          <w:tcPr/>
+          <w:tcPr>
+            <w:tcBorders>
+              <w:bottom w:val="single" w:sz="6" w:space="0" w:color="333333"/>
+            </w:tcBorders>
+          </w:tcPr>
           <w:p>
             <w:pPr>
               <w:pStyle w:val="Compact"/>
@@ -23661,7 +24104,11 @@
           </w:p>
         </w:tc>
         <w:tc>
-          <w:tcPr/>
+          <w:tcPr>
+            <w:tcBorders>
+              <w:bottom w:val="single" w:sz="6" w:space="0" w:color="333333"/>
+            </w:tcBorders>
+          </w:tcPr>
           <w:p>
             <w:pPr>
               <w:pStyle w:val="Compact"/>
@@ -23712,7 +24159,11 @@
           </w:p>
         </w:tc>
         <w:tc>
-          <w:tcPr/>
+          <w:tcPr>
+            <w:tcBorders>
+              <w:bottom w:val="single" w:sz="6" w:space="0" w:color="333333"/>
+            </w:tcBorders>
+          </w:tcPr>
           <w:p>
             <w:pPr>
               <w:pStyle w:val="Compact"/>
@@ -24259,6 +24710,15 @@
         <w:tblW w:type="pct" w:w="5000"/>
         <w:tblLayout w:type="fixed"/>
         <w:tblLook w:firstRow="1" w:lastRow="0" w:firstColumn="0" w:lastColumn="0" w:noHBand="0" w:noVBand="0" w:val="0020"/>
+        <w:jc w:val="center"/>
+        <w:tblBorders>
+          <w:top w:val="single" w:sz="12" w:space="0" w:color="333333"/>
+          <w:bottom w:val="single" w:sz="12" w:space="0" w:color="333333"/>
+          <w:left w:val="none"/>
+          <w:right w:val="none"/>
+          <w:insideH w:val="none"/>
+          <w:insideV w:val="none"/>
+        </w:tblBorders>
       </w:tblPr>
       <w:tblGrid>
         <w:gridCol w:w="2828"/>
@@ -24270,7 +24730,11 @@
           <w:tblHeader w:val="on"/>
         </w:trPr>
         <w:tc>
-          <w:tcPr/>
+          <w:tcPr>
+            <w:tcBorders>
+              <w:bottom w:val="single" w:sz="6" w:space="0" w:color="333333"/>
+            </w:tcBorders>
+          </w:tcPr>
           <w:p>
             <w:pPr>
               <w:pStyle w:val="Compact"/>
@@ -24286,7 +24750,11 @@
           </w:p>
         </w:tc>
         <w:tc>
-          <w:tcPr/>
+          <w:tcPr>
+            <w:tcBorders>
+              <w:bottom w:val="single" w:sz="6" w:space="0" w:color="333333"/>
+            </w:tcBorders>
+          </w:tcPr>
           <w:p>
             <w:pPr>
               <w:pStyle w:val="Compact"/>
@@ -24302,7 +24770,11 @@
           </w:p>
         </w:tc>
         <w:tc>
-          <w:tcPr/>
+          <w:tcPr>
+            <w:tcBorders>
+              <w:bottom w:val="single" w:sz="6" w:space="0" w:color="333333"/>
+            </w:tcBorders>
+          </w:tcPr>
           <w:p>
             <w:pPr>
               <w:pStyle w:val="Compact"/>
@@ -24890,6 +25362,7 @@
       <w:pPr>
         <w:pStyle w:val="FirstParagraph"/>
         <w:spacing w:after="80"/>
+        <w:ind w:firstLine="420"/>
       </w:pPr>
       <w:r>
         <w:rPr>
@@ -24921,6 +25394,15 @@
         <w:tblStyle w:val="Table"/>
         <w:tblW w:type="auto" w:w="0"/>
         <w:tblLook w:firstRow="1" w:lastRow="0" w:firstColumn="0" w:lastColumn="0" w:noHBand="0" w:noVBand="0" w:val="0020"/>
+        <w:jc w:val="center"/>
+        <w:tblBorders>
+          <w:top w:val="single" w:sz="12" w:space="0" w:color="333333"/>
+          <w:bottom w:val="single" w:sz="12" w:space="0" w:color="333333"/>
+          <w:left w:val="none"/>
+          <w:right w:val="none"/>
+          <w:insideH w:val="none"/>
+          <w:insideV w:val="none"/>
+        </w:tblBorders>
       </w:tblPr>
       <w:tblGrid>
         <w:gridCol w:w="1980"/>
@@ -24933,7 +25415,11 @@
           <w:tblHeader w:val="on"/>
         </w:trPr>
         <w:tc>
-          <w:tcPr/>
+          <w:tcPr>
+            <w:tcBorders>
+              <w:bottom w:val="single" w:sz="6" w:space="0" w:color="333333"/>
+            </w:tcBorders>
+          </w:tcPr>
           <w:p>
             <w:pPr>
               <w:pStyle w:val="Compact"/>
@@ -24949,7 +25435,11 @@
           </w:p>
         </w:tc>
         <w:tc>
-          <w:tcPr/>
+          <w:tcPr>
+            <w:tcBorders>
+              <w:bottom w:val="single" w:sz="6" w:space="0" w:color="333333"/>
+            </w:tcBorders>
+          </w:tcPr>
           <w:p>
             <w:pPr>
               <w:pStyle w:val="Compact"/>
@@ -24965,7 +25455,11 @@
           </w:p>
         </w:tc>
         <w:tc>
-          <w:tcPr/>
+          <w:tcPr>
+            <w:tcBorders>
+              <w:bottom w:val="single" w:sz="6" w:space="0" w:color="333333"/>
+            </w:tcBorders>
+          </w:tcPr>
           <w:p>
             <w:pPr>
               <w:pStyle w:val="Compact"/>
@@ -24981,7 +25475,11 @@
           </w:p>
         </w:tc>
         <w:tc>
-          <w:tcPr/>
+          <w:tcPr>
+            <w:tcBorders>
+              <w:bottom w:val="single" w:sz="6" w:space="0" w:color="333333"/>
+            </w:tcBorders>
+          </w:tcPr>
           <w:p>
             <w:pPr>
               <w:pStyle w:val="Compact"/>
@@ -26067,6 +26565,7 @@
       <w:pPr>
         <w:pStyle w:val="BlockText"/>
         <w:spacing w:before="120"/>
+        <w:ind w:firstLine="420"/>
       </w:pPr>
       <w:r>
         <w:rPr>
@@ -26285,6 +26784,7 @@
     <w:p>
       <w:pPr>
         <w:pStyle w:val="FirstParagraph"/>
+        <w:ind w:firstLine="420"/>
       </w:pPr>
       <w:r>
         <w:rPr>
@@ -26407,6 +26907,7 @@
     <w:p>
       <w:pPr>
         <w:pStyle w:val="BodyText"/>
+        <w:ind w:firstLine="420"/>
       </w:pPr>
       <w:r>
         <w:rPr>
@@ -26837,6 +27338,7 @@
     <w:p>
       <w:pPr>
         <w:pStyle w:val="BodyText"/>
+        <w:ind w:firstLine="420"/>
       </w:pPr>
       <w:r>
         <w:rPr>
@@ -26970,6 +27472,7 @@
     <w:p>
       <w:pPr>
         <w:pStyle w:val="BodyText"/>
+        <w:ind w:firstLine="420"/>
       </w:pPr>
       <w:r>
         <w:rPr>
@@ -27445,6 +27948,7 @@
     <w:p>
       <w:pPr>
         <w:pStyle w:val="FirstParagraph"/>
+        <w:ind w:firstLine="420"/>
       </w:pPr>
       <w:r>
         <w:rPr>
@@ -27548,6 +28052,7 @@
     <w:p>
       <w:pPr>
         <w:pStyle w:val="BodyText"/>
+        <w:ind w:firstLine="420"/>
       </w:pPr>
       <w:r>
         <w:rPr>
@@ -27873,6 +28378,7 @@
     <w:p>
       <w:pPr>
         <w:pStyle w:val="BodyText"/>
+        <w:ind w:firstLine="420"/>
       </w:pPr>
       <w:r>
         <w:rPr>
@@ -28025,6 +28531,7 @@
     <w:p>
       <w:pPr>
         <w:pStyle w:val="BodyText"/>
+        <w:ind w:firstLine="420"/>
       </w:pPr>
       <w:r>
         <w:rPr>
@@ -28267,6 +28774,7 @@
     <w:p>
       <w:pPr>
         <w:pStyle w:val="FirstParagraph"/>
+        <w:ind w:firstLine="420"/>
       </w:pPr>
       <w:r>
         <w:rPr>
@@ -28406,6 +28914,7 @@
     <w:p>
       <w:pPr>
         <w:pStyle w:val="BodyText"/>
+        <w:ind w:firstLine="420"/>
       </w:pPr>
       <w:r>
         <w:rPr>
@@ -28709,6 +29218,7 @@
     <w:p>
       <w:pPr>
         <w:pStyle w:val="BodyText"/>
+        <w:ind w:firstLine="420"/>
       </w:pPr>
       <w:r>
         <w:rPr>
@@ -28806,6 +29316,7 @@
     <w:p>
       <w:pPr>
         <w:pStyle w:val="BodyText"/>
+        <w:ind w:firstLine="420"/>
       </w:pPr>
       <w:r>
         <w:rPr>
@@ -29041,6 +29552,7 @@
     <w:p>
       <w:pPr>
         <w:pStyle w:val="FirstParagraph"/>
+        <w:ind w:firstLine="420"/>
       </w:pPr>
       <w:r>
         <w:rPr>
@@ -29156,6 +29668,7 @@
     <w:p>
       <w:pPr>
         <w:pStyle w:val="BodyText"/>
+        <w:ind w:firstLine="420"/>
       </w:pPr>
       <w:r>
         <w:rPr>
@@ -29572,6 +30085,7 @@
     <w:p>
       <w:pPr>
         <w:pStyle w:val="BodyText"/>
+        <w:ind w:firstLine="420"/>
       </w:pPr>
       <w:r>
         <w:rPr>
@@ -29705,6 +30219,7 @@
     <w:p>
       <w:pPr>
         <w:pStyle w:val="BodyText"/>
+        <w:ind w:firstLine="420"/>
       </w:pPr>
       <w:r>
         <w:rPr>
@@ -29928,6 +30443,7 @@
     <w:p>
       <w:pPr>
         <w:pStyle w:val="FirstParagraph"/>
+        <w:ind w:firstLine="420"/>
       </w:pPr>
       <w:r>
         <w:rPr>
@@ -30112,6 +30628,7 @@
     <w:p>
       <w:pPr>
         <w:pStyle w:val="BodyText"/>
+        <w:ind w:firstLine="420"/>
       </w:pPr>
       <w:r>
         <w:rPr>
@@ -30363,6 +30880,7 @@
     <w:p>
       <w:pPr>
         <w:pStyle w:val="BodyText"/>
+        <w:ind w:firstLine="420"/>
       </w:pPr>
       <w:r>
         <w:rPr>
@@ -30532,6 +31050,7 @@
     <w:p>
       <w:pPr>
         <w:pStyle w:val="BodyText"/>
+        <w:ind w:firstLine="420"/>
       </w:pPr>
       <w:r>
         <w:rPr>
@@ -30839,6 +31358,7 @@
     <w:p>
       <w:pPr>
         <w:pStyle w:val="FirstParagraph"/>
+        <w:ind w:firstLine="420"/>
       </w:pPr>
       <w:r>
         <w:rPr>
@@ -30948,6 +31468,7 @@
     <w:p>
       <w:pPr>
         <w:pStyle w:val="BodyText"/>
+        <w:ind w:firstLine="420"/>
       </w:pPr>
       <w:r>
         <w:rPr>
@@ -31259,6 +31780,7 @@
     <w:p>
       <w:pPr>
         <w:pStyle w:val="BodyText"/>
+        <w:ind w:firstLine="420"/>
       </w:pPr>
       <w:r>
         <w:rPr>
@@ -31362,6 +31884,7 @@
     <w:p>
       <w:pPr>
         <w:pStyle w:val="BodyText"/>
+        <w:ind w:firstLine="420"/>
       </w:pPr>
       <w:r>
         <w:rPr>
@@ -31591,6 +32114,7 @@
     <w:p>
       <w:pPr>
         <w:pStyle w:val="FirstParagraph"/>
+        <w:ind w:firstLine="420"/>
       </w:pPr>
       <w:r>
         <w:rPr>
@@ -31742,6 +32266,7 @@
     <w:p>
       <w:pPr>
         <w:pStyle w:val="BodyText"/>
+        <w:ind w:firstLine="420"/>
       </w:pPr>
       <w:r>
         <w:rPr>
@@ -31857,6 +32382,7 @@
     <w:p>
       <w:pPr>
         <w:pStyle w:val="BodyText"/>
+        <w:ind w:firstLine="420"/>
       </w:pPr>
       <w:r>
         <w:rPr>
@@ -32012,6 +32538,7 @@
     <w:p>
       <w:pPr>
         <w:pStyle w:val="BodyText"/>
+        <w:ind w:firstLine="420"/>
       </w:pPr>
       <w:r>
         <w:rPr>
@@ -32215,6 +32742,7 @@
     <w:p>
       <w:pPr>
         <w:pStyle w:val="BodyText"/>
+        <w:ind w:firstLine="420"/>
       </w:pPr>
       <w:r>
         <w:rPr>
@@ -32358,6 +32886,7 @@
     <w:p>
       <w:pPr>
         <w:pStyle w:val="BodyText"/>
+        <w:ind w:firstLine="420"/>
       </w:pPr>
       <w:r>
         <w:rPr>
@@ -32531,6 +33060,7 @@
     <w:p>
       <w:pPr>
         <w:pStyle w:val="BodyText"/>
+        <w:ind w:firstLine="420"/>
       </w:pPr>
       <w:r>
         <w:rPr>
@@ -33295,6 +33825,7 @@
     <w:p>
       <w:pPr>
         <w:pStyle w:val="BodyText"/>
+        <w:ind w:firstLine="420"/>
       </w:pPr>
       <w:r>
         <w:rPr>
@@ -35623,6 +36154,15 @@
         <w:tblStyle w:val="Table"/>
         <w:tblW w:type="auto" w:w="0"/>
         <w:tblLook w:firstRow="1" w:lastRow="0" w:firstColumn="0" w:lastColumn="0" w:noHBand="0" w:noVBand="0" w:val="0020"/>
+        <w:jc w:val="center"/>
+        <w:tblBorders>
+          <w:top w:val="single" w:sz="12" w:space="0" w:color="333333"/>
+          <w:bottom w:val="single" w:sz="12" w:space="0" w:color="333333"/>
+          <w:left w:val="none"/>
+          <w:right w:val="none"/>
+          <w:insideH w:val="none"/>
+          <w:insideV w:val="none"/>
+        </w:tblBorders>
       </w:tblPr>
       <w:tblGrid>
         <w:gridCol w:w="3960"/>
@@ -35633,7 +36173,11 @@
           <w:tblHeader w:val="on"/>
         </w:trPr>
         <w:tc>
-          <w:tcPr/>
+          <w:tcPr>
+            <w:tcBorders>
+              <w:bottom w:val="single" w:sz="6" w:space="0" w:color="333333"/>
+            </w:tcBorders>
+          </w:tcPr>
           <w:p>
             <w:pPr>
               <w:pStyle w:val="Compact"/>
@@ -35649,7 +36193,11 @@
           </w:p>
         </w:tc>
         <w:tc>
-          <w:tcPr/>
+          <w:tcPr>
+            <w:tcBorders>
+              <w:bottom w:val="single" w:sz="6" w:space="0" w:color="333333"/>
+            </w:tcBorders>
+          </w:tcPr>
           <w:p>
             <w:pPr>
               <w:pStyle w:val="Compact"/>
@@ -36642,6 +37190,7 @@
       <w:pPr>
         <w:pStyle w:val="BodyText"/>
         <w:spacing w:before="120"/>
+        <w:ind w:firstLine="420"/>
       </w:pPr>
       <w:r>
         <w:rPr>
@@ -36921,6 +37470,7 @@
     <w:p>
       <w:pPr>
         <w:pStyle w:val="BlockText"/>
+        <w:ind w:firstLine="420"/>
       </w:pPr>
       <w:r>
         <w:rPr>
@@ -37061,6 +37611,7 @@
     <w:p>
       <w:pPr>
         <w:pStyle w:val="FirstParagraph"/>
+        <w:ind w:firstLine="420"/>
       </w:pPr>
       <w:r>
         <w:rPr>
@@ -37090,6 +37641,7 @@
     <w:p>
       <w:pPr>
         <w:pStyle w:val="BodyText"/>
+        <w:ind w:firstLine="420"/>
       </w:pPr>
       <w:r>
         <w:rPr>
@@ -37187,6 +37739,7 @@
     <w:p>
       <w:pPr>
         <w:pStyle w:val="BodyText"/>
+        <w:ind w:firstLine="420"/>
       </w:pPr>
       <w:r>
         <w:rPr>
@@ -37254,6 +37807,7 @@
     <w:p>
       <w:pPr>
         <w:pStyle w:val="BodyText"/>
+        <w:ind w:firstLine="420"/>
       </w:pPr>
       <w:r>
         <w:rPr>
@@ -37299,6 +37853,7 @@
     <w:p>
       <w:pPr>
         <w:pStyle w:val="BodyText"/>
+        <w:ind w:firstLine="420"/>
       </w:pPr>
       <w:r>
         <w:rPr>
@@ -37438,6 +37993,7 @@
     <w:p>
       <w:pPr>
         <w:pStyle w:val="BodyText"/>
+        <w:ind w:firstLine="420"/>
       </w:pPr>
       <w:r>
         <w:rPr>
@@ -37518,6 +38074,7 @@
     <w:p>
       <w:pPr>
         <w:pStyle w:val="BodyText"/>
+        <w:ind w:firstLine="420"/>
       </w:pPr>
       <w:r>
         <w:rPr>
@@ -37609,6 +38166,7 @@
     <w:p>
       <w:pPr>
         <w:pStyle w:val="BodyText"/>
+        <w:ind w:firstLine="420"/>
       </w:pPr>
       <w:r>
         <w:rPr>
@@ -37638,6 +38196,7 @@
     <w:p>
       <w:pPr>
         <w:pStyle w:val="BodyText"/>
+        <w:ind w:firstLine="420"/>
       </w:pPr>
       <w:r>
         <w:rPr>
@@ -37723,6 +38282,7 @@
     <w:p>
       <w:pPr>
         <w:pStyle w:val="BodyText"/>
+        <w:ind w:firstLine="420"/>
       </w:pPr>
       <w:r>
         <w:rPr>
@@ -37814,6 +38374,7 @@
     <w:p>
       <w:pPr>
         <w:pStyle w:val="BodyText"/>
+        <w:ind w:firstLine="420"/>
       </w:pPr>
       <w:r>
         <w:rPr>
@@ -37881,6 +38442,7 @@
     <w:p>
       <w:pPr>
         <w:pStyle w:val="BodyText"/>
+        <w:ind w:firstLine="420"/>
       </w:pPr>
       <w:r>
         <w:rPr>
@@ -37960,6 +38522,7 @@
     <w:p>
       <w:pPr>
         <w:pStyle w:val="BodyText"/>
+        <w:ind w:firstLine="420"/>
       </w:pPr>
       <w:r>
         <w:rPr>
@@ -38096,6 +38659,7 @@
     <w:p>
       <w:pPr>
         <w:pStyle w:val="FirstParagraph"/>
+        <w:ind w:firstLine="420"/>
       </w:pPr>
       <w:r>
         <w:rPr>
@@ -38211,6 +38775,7 @@
     <w:p>
       <w:pPr>
         <w:pStyle w:val="BodyText"/>
+        <w:ind w:firstLine="420"/>
       </w:pPr>
       <w:r>
         <w:rPr>
@@ -38278,6 +38843,7 @@
     <w:p>
       <w:pPr>
         <w:pStyle w:val="BodyText"/>
+        <w:ind w:firstLine="420"/>
       </w:pPr>
       <w:r>
         <w:rPr>
@@ -38494,6 +39060,7 @@
     <w:p>
       <w:pPr>
         <w:pStyle w:val="BodyText"/>
+        <w:ind w:firstLine="420"/>
       </w:pPr>
       <w:r>
         <w:rPr>
@@ -38633,6 +39200,7 @@
     <w:p>
       <w:pPr>
         <w:pStyle w:val="BodyText"/>
+        <w:ind w:firstLine="420"/>
       </w:pPr>
       <w:r>
         <w:rPr>
@@ -38736,6 +39304,7 @@
     <w:p>
       <w:pPr>
         <w:pStyle w:val="BodyText"/>
+        <w:ind w:firstLine="420"/>
       </w:pPr>
       <w:r>
         <w:rPr>
@@ -38835,6 +39404,7 @@
     <w:p>
       <w:pPr>
         <w:pStyle w:val="BodyText"/>
+        <w:ind w:firstLine="420"/>
       </w:pPr>
       <w:r>
         <w:rPr>
@@ -38951,6 +39521,7 @@
     <w:p>
       <w:pPr>
         <w:pStyle w:val="BodyText"/>
+        <w:ind w:firstLine="420"/>
       </w:pPr>
       <w:r>
         <w:rPr>
@@ -39078,6 +39649,7 @@
     <w:p>
       <w:pPr>
         <w:pStyle w:val="BodyText"/>
+        <w:ind w:firstLine="420"/>
       </w:pPr>
       <w:r>
         <w:rPr>
@@ -39281,6 +39853,7 @@
     <w:p>
       <w:pPr>
         <w:pStyle w:val="FirstParagraph"/>
+        <w:ind w:firstLine="420"/>
       </w:pPr>
       <w:r>
         <w:rPr>
@@ -39418,6 +39991,7 @@
     <w:p>
       <w:pPr>
         <w:pStyle w:val="BodyText"/>
+        <w:ind w:firstLine="420"/>
       </w:pPr>
       <w:r>
         <w:rPr>
@@ -39543,6 +40117,7 @@
     <w:p>
       <w:pPr>
         <w:pStyle w:val="BodyText"/>
+        <w:ind w:firstLine="420"/>
       </w:pPr>
       <w:r>
         <w:rPr>
@@ -39650,6 +40225,7 @@
     <w:p>
       <w:pPr>
         <w:pStyle w:val="BodyText"/>
+        <w:ind w:firstLine="420"/>
       </w:pPr>
       <w:r>
         <w:rPr>
@@ -39803,6 +40379,7 @@
     <w:p>
       <w:pPr>
         <w:pStyle w:val="BodyText"/>
+        <w:ind w:firstLine="420"/>
       </w:pPr>
       <w:r>
         <w:rPr>
@@ -40249,6 +40826,7 @@
     <w:p>
       <w:pPr>
         <w:pStyle w:val="BodyText"/>
+        <w:ind w:firstLine="420"/>
       </w:pPr>
       <w:r>
         <w:rPr>
@@ -40457,6 +41035,7 @@
     <w:p>
       <w:pPr>
         <w:pStyle w:val="BodyText"/>
+        <w:ind w:firstLine="420"/>
       </w:pPr>
       <w:r>
         <w:rPr>
@@ -40716,6 +41295,7 @@
     <w:p>
       <w:pPr>
         <w:pStyle w:val="BodyText"/>
+        <w:ind w:firstLine="420"/>
       </w:pPr>
       <w:r>
         <w:rPr>
@@ -40934,6 +41514,7 @@
     <w:p>
       <w:pPr>
         <w:pStyle w:val="FirstParagraph"/>
+        <w:ind w:firstLine="420"/>
       </w:pPr>
       <w:r>
         <w:rPr>
@@ -41271,6 +41852,7 @@
     <w:p>
       <w:pPr>
         <w:pStyle w:val="BodyText"/>
+        <w:ind w:firstLine="420"/>
       </w:pPr>
       <w:r>
         <w:rPr>
@@ -41617,6 +42199,7 @@
     <w:p>
       <w:pPr>
         <w:pStyle w:val="BodyText"/>
+        <w:ind w:firstLine="420"/>
       </w:pPr>
       <w:r>
         <w:rPr>
@@ -41798,6 +42381,7 @@
     <w:p>
       <w:pPr>
         <w:pStyle w:val="BodyText"/>
+        <w:ind w:firstLine="420"/>
       </w:pPr>
       <w:r>
         <w:rPr>
@@ -41968,6 +42552,7 @@
     <w:p>
       <w:pPr>
         <w:pStyle w:val="BodyText"/>
+        <w:ind w:firstLine="420"/>
       </w:pPr>
       <w:r>
         <w:rPr>
@@ -42175,6 +42760,7 @@
     <w:p>
       <w:pPr>
         <w:pStyle w:val="BodyText"/>
+        <w:ind w:firstLine="420"/>
       </w:pPr>
       <w:r>
         <w:rPr>
@@ -42316,6 +42902,7 @@
     <w:p>
       <w:pPr>
         <w:pStyle w:val="BodyText"/>
+        <w:ind w:firstLine="420"/>
       </w:pPr>
       <w:r>
         <w:rPr>
@@ -42464,6 +43051,7 @@
     <w:p>
       <w:pPr>
         <w:pStyle w:val="BodyText"/>
+        <w:ind w:firstLine="420"/>
       </w:pPr>
       <w:r>
         <w:rPr>
@@ -42585,6 +43173,7 @@
     <w:p>
       <w:pPr>
         <w:pStyle w:val="BodyText"/>
+        <w:ind w:firstLine="420"/>
       </w:pPr>
       <w:r>
         <w:rPr>
@@ -42762,6 +43351,7 @@
     <w:p>
       <w:pPr>
         <w:pStyle w:val="BodyText"/>
+        <w:ind w:firstLine="420"/>
       </w:pPr>
       <w:r>
         <w:rPr>
@@ -42921,6 +43511,7 @@
     <w:p>
       <w:pPr>
         <w:pStyle w:val="BodyText"/>
+        <w:ind w:firstLine="420"/>
       </w:pPr>
       <w:r>
         <w:rPr>
@@ -43114,6 +43705,7 @@
     <w:p>
       <w:pPr>
         <w:pStyle w:val="BodyText"/>
+        <w:ind w:firstLine="420"/>
       </w:pPr>
       <w:r>
         <w:rPr>
@@ -43317,6 +43909,7 @@
     <w:p>
       <w:pPr>
         <w:pStyle w:val="BodyText"/>
+        <w:ind w:firstLine="420"/>
       </w:pPr>
       <w:r>
         <w:rPr>
@@ -43570,6 +44163,7 @@
     <w:p>
       <w:pPr>
         <w:pStyle w:val="BodyText"/>
+        <w:ind w:firstLine="420"/>
       </w:pPr>
       <w:r>
         <w:rPr>
@@ -43783,6 +44377,7 @@
     <w:p>
       <w:pPr>
         <w:pStyle w:val="BodyText"/>
+        <w:ind w:firstLine="420"/>
       </w:pPr>
       <w:r>
         <w:rPr>
@@ -44064,6 +44659,7 @@
     <w:p>
       <w:pPr>
         <w:pStyle w:val="BodyText"/>
+        <w:ind w:firstLine="420"/>
       </w:pPr>
       <w:r>
         <w:rPr>
@@ -44266,6 +44862,7 @@
     <w:p>
       <w:pPr>
         <w:pStyle w:val="BodyText"/>
+        <w:ind w:firstLine="420"/>
       </w:pPr>
       <w:r>
         <w:rPr>
@@ -44439,6 +45036,7 @@
     <w:p>
       <w:pPr>
         <w:pStyle w:val="BodyText"/>
+        <w:ind w:firstLine="420"/>
       </w:pPr>
       <w:r>
         <w:rPr>
@@ -44562,6 +45160,7 @@
     <w:p>
       <w:pPr>
         <w:pStyle w:val="BodyText"/>
+        <w:ind w:firstLine="420"/>
       </w:pPr>
       <w:r>
         <w:rPr>
@@ -44806,6 +45405,7 @@
     <w:p>
       <w:pPr>
         <w:pStyle w:val="BodyText"/>
+        <w:ind w:firstLine="420"/>
       </w:pPr>
       <w:r>
         <w:rPr>
@@ -44941,6 +45541,7 @@
     <w:p>
       <w:pPr>
         <w:pStyle w:val="BodyText"/>
+        <w:ind w:firstLine="420"/>
       </w:pPr>
       <w:r>
         <w:rPr>
@@ -45081,6 +45682,7 @@
     <w:p>
       <w:pPr>
         <w:pStyle w:val="BodyText"/>
+        <w:ind w:firstLine="420"/>
       </w:pPr>
       <w:r>
         <w:rPr>
@@ -45208,6 +45810,7 @@
     <w:p>
       <w:pPr>
         <w:pStyle w:val="BodyText"/>
+        <w:ind w:firstLine="420"/>
       </w:pPr>
       <w:r>
         <w:rPr>
@@ -45371,6 +45974,7 @@
     <w:p>
       <w:pPr>
         <w:pStyle w:val="BodyText"/>
+        <w:ind w:firstLine="420"/>
       </w:pPr>
       <w:r>
         <w:rPr>
@@ -45764,6 +46368,7 @@
     <w:p>
       <w:pPr>
         <w:pStyle w:val="BodyText"/>
+        <w:ind w:firstLine="420"/>
       </w:pPr>
       <w:r>
         <w:rPr>
@@ -45958,6 +46563,7 @@
     <w:p>
       <w:pPr>
         <w:pStyle w:val="BodyText"/>
+        <w:ind w:firstLine="420"/>
       </w:pPr>
       <w:r>
         <w:rPr>
@@ -46185,6 +46791,7 @@
     <w:p>
       <w:pPr>
         <w:pStyle w:val="BodyText"/>
+        <w:ind w:firstLine="420"/>
       </w:pPr>
       <w:r>
         <w:rPr>
@@ -46425,6 +47032,7 @@
           <w:ilvl w:val="0"/>
           <w:numId w:val="1021"/>
         </w:numPr>
+        <w:ind w:firstLine="420"/>
       </w:pPr>
       <w:r>
         <w:rPr>
@@ -46542,6 +47150,7 @@
           <w:ilvl w:val="0"/>
           <w:numId w:val="1021"/>
         </w:numPr>
+        <w:ind w:firstLine="420"/>
       </w:pPr>
       <w:r>
         <w:rPr>
@@ -46623,6 +47232,7 @@
           <w:ilvl w:val="0"/>
           <w:numId w:val="1021"/>
         </w:numPr>
+        <w:ind w:firstLine="420"/>
       </w:pPr>
       <w:r>
         <w:rPr>
@@ -46704,6 +47314,7 @@
           <w:ilvl w:val="0"/>
           <w:numId w:val="1021"/>
         </w:numPr>
+        <w:ind w:firstLine="420"/>
       </w:pPr>
       <w:r>
         <w:rPr>
@@ -46815,6 +47426,7 @@
           <w:ilvl w:val="0"/>
           <w:numId w:val="1021"/>
         </w:numPr>
+        <w:ind w:firstLine="420"/>
       </w:pPr>
       <w:r>
         <w:rPr>
@@ -46902,6 +47514,7 @@
           <w:ilvl w:val="0"/>
           <w:numId w:val="1021"/>
         </w:numPr>
+        <w:ind w:firstLine="420"/>
       </w:pPr>
       <w:r>
         <w:rPr>
@@ -46971,6 +47584,7 @@
           <w:ilvl w:val="0"/>
           <w:numId w:val="1021"/>
         </w:numPr>
+        <w:ind w:firstLine="420"/>
       </w:pPr>
       <w:r>
         <w:rPr>
@@ -47052,6 +47666,7 @@
           <w:ilvl w:val="0"/>
           <w:numId w:val="1021"/>
         </w:numPr>
+        <w:ind w:firstLine="420"/>
       </w:pPr>
       <w:r>
         <w:rPr>
@@ -47145,6 +47760,7 @@
           <w:ilvl w:val="0"/>
           <w:numId w:val="1021"/>
         </w:numPr>
+        <w:ind w:firstLine="420"/>
       </w:pPr>
       <w:r>
         <w:rPr>

--- a/06-学生侧材料/讲义/6-有机化学/有机人名反应系统归类-超级充实版（自学完整）.docx
+++ b/06-学生侧材料/讲义/6-有机化学/有机人名反应系统归类-超级充实版（自学完整）.docx
@@ -2396,12 +2396,12 @@
         </w:tblBorders>
       </w:tblPr>
       <w:tblGrid>
-        <w:gridCol w:w="1523"/>
-        <w:gridCol w:w="1218"/>
-        <w:gridCol w:w="1218"/>
-        <w:gridCol w:w="1523"/>
-        <w:gridCol w:w="1218"/>
-        <w:gridCol w:w="1218"/>
+        <w:gridCol w:w="924"/>
+        <w:gridCol w:w="1254"/>
+        <w:gridCol w:w="1254"/>
+        <w:gridCol w:w="1254"/>
+        <w:gridCol w:w="1254"/>
+        <w:gridCol w:w="1980"/>
       </w:tblGrid>
       <w:tr>
         <w:trPr>
@@ -4845,11 +4845,11 @@
         </w:tblBorders>
       </w:tblPr>
       <w:tblGrid>
-        <w:gridCol w:w="1508"/>
-        <w:gridCol w:w="1508"/>
-        <w:gridCol w:w="1885"/>
-        <w:gridCol w:w="1508"/>
-        <w:gridCol w:w="1508"/>
+        <w:gridCol w:w="2244"/>
+        <w:gridCol w:w="1188"/>
+        <w:gridCol w:w="1254"/>
+        <w:gridCol w:w="1254"/>
+        <w:gridCol w:w="1980"/>
       </w:tblGrid>
       <w:tr>
         <w:trPr>
@@ -12550,11 +12550,11 @@
         </w:tblBorders>
       </w:tblPr>
       <w:tblGrid>
-        <w:gridCol w:w="1508"/>
-        <w:gridCol w:w="1508"/>
-        <w:gridCol w:w="1885"/>
-        <w:gridCol w:w="1508"/>
-        <w:gridCol w:w="1508"/>
+        <w:gridCol w:w="1386"/>
+        <w:gridCol w:w="1386"/>
+        <w:gridCol w:w="1386"/>
+        <w:gridCol w:w="2376"/>
+        <w:gridCol w:w="1386"/>
       </w:tblGrid>
       <w:tr>
         <w:trPr>

--- a/06-学生侧材料/讲义/6-有机化学/有机人名反应系统归类-超级充实版（自学完整）.docx
+++ b/06-学生侧材料/讲义/6-有机化学/有机人名反应系统归类-超级充实版（自学完整）.docx
@@ -16418,11 +16418,11 @@
         </w:tblBorders>
       </w:tblPr>
       <w:tblGrid>
-        <w:gridCol w:w="1508"/>
-        <w:gridCol w:w="1508"/>
-        <w:gridCol w:w="1885"/>
-        <w:gridCol w:w="1508"/>
-        <w:gridCol w:w="1508"/>
+        <w:gridCol w:w="1716"/>
+        <w:gridCol w:w="1188"/>
+        <w:gridCol w:w="1188"/>
+        <w:gridCol w:w="1980"/>
+        <w:gridCol w:w="1848"/>
       </w:tblGrid>
       <w:tr>
         <w:trPr>
